--- a/智能客服管理系统详解.docx
+++ b/智能客服管理系统详解.docx
@@ -4,7 +4,8 @@
   <w:body>
     <w:p>
       <w:pPr>
-        <w:pStyle w:val="Heading1"/>
+        <w:pStyle w:val="Title"/>
+        <w:jc w:val="center"/>
       </w:pPr>
       <w:r>
         <w:t>电商智能客服系统 — 完整项目分析文档</w:t>
@@ -12,49 +13,15 @@
     </w:p>
     <w:p>
       <w:r>
-        <w:t xml:space="preserve">&gt; </w:t>
-      </w:r>
-      <w:r>
-        <w:rPr>
-          <w:b/>
-        </w:rPr>
-        <w:t>编写日期</w:t>
-      </w:r>
-      <w:r>
-        <w:t>：2026-05-25</w:t>
+        <w:t>生成日期: 2026-05-30</w:t>
       </w:r>
     </w:p>
     <w:p>
+      <w:pPr>
+        <w:pStyle w:val="Heading1"/>
+      </w:pPr>
       <w:r>
-        <w:t xml:space="preserve">&gt; </w:t>
-      </w:r>
-      <w:r>
-        <w:rPr>
-          <w:b/>
-        </w:rPr>
-        <w:t>目标读者</w:t>
-      </w:r>
-      <w:r>
-        <w:t>：新手开发者、项目接手人</w:t>
-      </w:r>
-    </w:p>
-    <w:p>
-      <w:r>
-        <w:t xml:space="preserve">&gt; </w:t>
-      </w:r>
-      <w:r>
-        <w:rPr>
-          <w:b/>
-        </w:rPr>
-        <w:t>篇幅</w:t>
-      </w:r>
-      <w:r>
-        <w:t>：约 10,000 字，涵盖架构、框架、模型、记忆系统、RAG 工程、数据库全方面</w:t>
-      </w:r>
-    </w:p>
-    <w:p>
-      <w:r>
-        <w:t>──────────────────────────────────────────────────</w:t>
+        <w:t>1. 项目概述</w:t>
       </w:r>
     </w:p>
     <w:p>
@@ -62,77 +29,12 @@
         <w:pStyle w:val="Heading2"/>
       </w:pPr>
       <w:r>
-        <w:t>目录</w:t>
+        <w:t>1.1 项目定位</w:t>
       </w:r>
     </w:p>
     <w:p>
       <w:r>
-        <w:t>1. [项目概述](#1-项目概述)</w:t>
-      </w:r>
-    </w:p>
-    <w:p>
-      <w:r>
-        <w:t>2. [技术栈](#2-技术栈)</w:t>
-      </w:r>
-    </w:p>
-    <w:p>
-      <w:r>
-        <w:t>3. [系统架构](#3-系统架构)</w:t>
-      </w:r>
-    </w:p>
-    <w:p>
-      <w:r>
-        <w:t>4. [后端详解](#4-后端详解)</w:t>
-      </w:r>
-    </w:p>
-    <w:p>
-      <w:r>
-        <w:t>5. [前端详解](#5-前端详解)</w:t>
-      </w:r>
-    </w:p>
-    <w:p>
-      <w:r>
-        <w:t>6. [数据库设计](#6-数据库设计)</w:t>
-      </w:r>
-    </w:p>
-    <w:p>
-      <w:r>
-        <w:t>7. [记忆系统设计](#7-记忆系统设计)</w:t>
-      </w:r>
-    </w:p>
-    <w:p>
-      <w:r>
-        <w:t>8. [RAG 工程](#8-rag-工程)</w:t>
-      </w:r>
-    </w:p>
-    <w:p>
-      <w:r>
-        <w:t>9. [LangGraph Agent](#9-langgraph-agent)</w:t>
-      </w:r>
-    </w:p>
-    <w:p>
-      <w:r>
-        <w:t>10. [API 接口总览](#10-api-接口总览)</w:t>
-      </w:r>
-    </w:p>
-    <w:p>
-      <w:r>
-        <w:t>11. [前后端对接](#11-前后端对接)</w:t>
-      </w:r>
-    </w:p>
-    <w:p>
-      <w:r>
-        <w:t>12. [部署与运行](#12-部署与运行)</w:t>
-      </w:r>
-    </w:p>
-    <w:p>
-      <w:r>
-        <w:t>13. [已知局限与改进方向](#13-已知局限与改进方向)</w:t>
-      </w:r>
-    </w:p>
-    <w:p>
-      <w:r>
-        <w:t>──────────────────────────────────────────────────</w:t>
+        <w:t>基于 LangGraph 框架的电商智能客服系统。核心模块：智能对话(RAG+记忆)、知识库管理、文案生成系统(多Agent协作)、知能对话、聊天记录、客服模版、转人工设置、商店配置。</w:t>
       </w:r>
     </w:p>
     <w:p>
@@ -140,435 +42,53 @@
         <w:pStyle w:val="Heading2"/>
       </w:pPr>
       <w:r>
-        <w:t>1. 项目概述</w:t>
+        <w:t>1.2 技术栈</w:t>
+      </w:r>
+    </w:p>
+    <w:p>
+      <w:r>
+        <w:t>后端: FastAPI + SQLAlchemy(async) + ChromaDB + LangGraph + DashScope(千问)</w:t>
+      </w:r>
+    </w:p>
+    <w:p>
+      <w:r>
+        <w:t>前端: React 18 + TypeScript + Vite + Tailwind CSS(暗金主题)</w:t>
+      </w:r>
+    </w:p>
+    <w:p>
+      <w:r>
+        <w:t>基础设施: PostgreSQL(10张表) + ChromaDB(Persistent) + Redis(已配置)</w:t>
       </w:r>
     </w:p>
     <w:p>
       <w:pPr>
-        <w:pStyle w:val="Heading3"/>
+        <w:pStyle w:val="Heading1"/>
       </w:pPr>
       <w:r>
-        <w:t>1.1 项目定位</w:t>
+        <w:t>2. 系统架构</w:t>
       </w:r>
     </w:p>
     <w:p>
       <w:r>
-        <w:t xml:space="preserve">这是一个基于 </w:t>
-      </w:r>
-      <w:r>
-        <w:rPr>
-          <w:b/>
-        </w:rPr>
-        <w:t>LangGraph</w:t>
-      </w:r>
-      <w:r>
-        <w:t xml:space="preserve"> 框架的</w:t>
-      </w:r>
-      <w:r>
-        <w:rPr>
-          <w:b/>
-        </w:rPr>
-        <w:t>电商智能客服系统</w:t>
-      </w:r>
-      <w:r>
-        <w:t>，支持以下核心功能：</w:t>
-      </w:r>
-    </w:p>
-    <w:tbl>
-      <w:tblPr>
-        <w:tblStyle w:val="LightGrid-Accent1"/>
-        <w:tblW w:type="auto" w:w="0"/>
-        <w:tblLook w:firstColumn="1" w:firstRow="1" w:lastColumn="0" w:lastRow="0" w:noHBand="0" w:noVBand="1" w:val="04A0"/>
-      </w:tblPr>
-      <w:tblGrid>
-        <w:gridCol w:w="4320"/>
-        <w:gridCol w:w="4320"/>
-      </w:tblGrid>
-      <w:tr>
-        <w:tc>
-          <w:tcPr>
-            <w:tcW w:type="dxa" w:w="4320"/>
-          </w:tcPr>
-          <w:p>
-            <w:r>
-              <w:rPr>
-                <w:b/>
-                <w:sz w:val="18"/>
-              </w:rPr>
-              <w:t>模块</w:t>
-            </w:r>
-          </w:p>
-        </w:tc>
-        <w:tc>
-          <w:tcPr>
-            <w:tcW w:type="dxa" w:w="4320"/>
-          </w:tcPr>
-          <w:p>
-            <w:r>
-              <w:rPr>
-                <w:b/>
-                <w:sz w:val="18"/>
-              </w:rPr>
-              <w:t>功能简述</w:t>
-            </w:r>
-          </w:p>
-        </w:tc>
-      </w:tr>
-      <w:tr>
-        <w:tc>
-          <w:tcPr>
-            <w:tcW w:type="dxa" w:w="4320"/>
-          </w:tcPr>
-          <w:p>
-            <w:r>
-              <w:t>智能对话</w:t>
-            </w:r>
-          </w:p>
-        </w:tc>
-        <w:tc>
-          <w:tcPr>
-            <w:tcW w:type="dxa" w:w="4320"/>
-          </w:tcPr>
-          <w:p>
-            <w:r>
-              <w:t>多轮对话客服，带知识库检索增强生成（RAG）和会话记忆</w:t>
-            </w:r>
-          </w:p>
-        </w:tc>
-      </w:tr>
-      <w:tr>
-        <w:tc>
-          <w:tcPr>
-            <w:tcW w:type="dxa" w:w="4320"/>
-          </w:tcPr>
-          <w:p>
-            <w:r>
-              <w:t>知识库管理</w:t>
-            </w:r>
-          </w:p>
-        </w:tc>
-        <w:tc>
-          <w:tcPr>
-            <w:tcW w:type="dxa" w:w="4320"/>
-          </w:tcPr>
-          <w:p>
-            <w:r>
-              <w:t>创建/管理知识库，上传文档（txt/json/docx/csv/xlsx），自动分块向量化</w:t>
-            </w:r>
-          </w:p>
-        </w:tc>
-      </w:tr>
-      <w:tr>
-        <w:tc>
-          <w:tcPr>
-            <w:tcW w:type="dxa" w:w="4320"/>
-          </w:tcPr>
-          <w:p>
-            <w:r>
-              <w:t>文档知识</w:t>
-            </w:r>
-          </w:p>
-        </w:tc>
-        <w:tc>
-          <w:tcPr>
-            <w:tcW w:type="dxa" w:w="4320"/>
-          </w:tcPr>
-          <w:p>
-            <w:r>
-              <w:t>根据产品信息自动生成营销文案（AI Copywriting）</w:t>
-            </w:r>
-          </w:p>
-        </w:tc>
-      </w:tr>
-      <w:tr>
-        <w:tc>
-          <w:tcPr>
-            <w:tcW w:type="dxa" w:w="4320"/>
-          </w:tcPr>
-          <w:p>
-            <w:r>
-              <w:t>知能对话</w:t>
-            </w:r>
-          </w:p>
-        </w:tc>
-        <w:tc>
-          <w:tcPr>
-            <w:tcW w:type="dxa" w:w="4320"/>
-          </w:tcPr>
-          <w:p>
-            <w:r>
-              <w:t>预设问答对管理，支持树形分组，用于快速精确回复</w:t>
-            </w:r>
-          </w:p>
-        </w:tc>
-      </w:tr>
-      <w:tr>
-        <w:tc>
-          <w:tcPr>
-            <w:tcW w:type="dxa" w:w="4320"/>
-          </w:tcPr>
-          <w:p>
-            <w:r>
-              <w:t>聊天记录</w:t>
-            </w:r>
-          </w:p>
-        </w:tc>
-        <w:tc>
-          <w:tcPr>
-            <w:tcW w:type="dxa" w:w="4320"/>
-          </w:tcPr>
-          <w:p>
-            <w:r>
-              <w:t>历史会话查看、AI 回复编辑、选择性保存为预设对话</w:t>
-            </w:r>
-          </w:p>
-        </w:tc>
-      </w:tr>
-      <w:tr>
-        <w:tc>
-          <w:tcPr>
-            <w:tcW w:type="dxa" w:w="4320"/>
-          </w:tcPr>
-          <w:p>
-            <w:r>
-              <w:t>客服模版</w:t>
-            </w:r>
-          </w:p>
-        </w:tc>
-        <w:tc>
-          <w:tcPr>
-            <w:tcW w:type="dxa" w:w="4320"/>
-          </w:tcPr>
-          <w:p>
-            <w:r>
-              <w:t>客服回复模板管理，注入到对话 Agent 的系统提示中</w:t>
-            </w:r>
-          </w:p>
-        </w:tc>
-      </w:tr>
-      <w:tr>
-        <w:tc>
-          <w:tcPr>
-            <w:tcW w:type="dxa" w:w="4320"/>
-          </w:tcPr>
-          <w:p>
-            <w:r>
-              <w:t>转人工设置</w:t>
-            </w:r>
-          </w:p>
-        </w:tc>
-        <w:tc>
-          <w:tcPr>
-            <w:tcW w:type="dxa" w:w="4320"/>
-          </w:tcPr>
-          <w:p>
-            <w:r>
-              <w:t>关键词触发规则，匹配后自动回复并支持人工转接</w:t>
-            </w:r>
-          </w:p>
-        </w:tc>
-      </w:tr>
-      <w:tr>
-        <w:tc>
-          <w:tcPr>
-            <w:tcW w:type="dxa" w:w="4320"/>
-          </w:tcPr>
-          <w:p>
-            <w:r>
-              <w:t>商店配置</w:t>
-            </w:r>
-          </w:p>
-        </w:tc>
-        <w:tc>
-          <w:tcPr>
-            <w:tcW w:type="dxa" w:w="4320"/>
-          </w:tcPr>
-          <w:p>
-            <w:r>
-              <w:t>预留模块（开发中）</w:t>
-            </w:r>
-          </w:p>
-        </w:tc>
-      </w:tr>
-    </w:tbl>
-    <w:p/>
-    <w:p>
-      <w:pPr>
-        <w:pStyle w:val="Heading3"/>
-      </w:pPr>
-      <w:r>
-        <w:t>1.2 项目结构</w:t>
+        <w:t>三层架构: 前端(React, port 3000) → 后端(FastAPI, port 8000) → 数据层(PostgreSQL + ChromaDB)</w:t>
       </w:r>
     </w:p>
     <w:p>
       <w:r>
-        <w:rPr>
-          <w:rFonts w:ascii="Consolas" w:hAnsi="Consolas"/>
-          <w:color w:val="333333"/>
-          <w:sz w:val="18"/>
-        </w:rPr>
-        <w:t>D:\Project-team\LangGraph\Intelligent-Customer-agent/</w:t>
-        <w:br/>
-        <w:t>├── main.py                          # FastAPI 入口</w:t>
-        <w:br/>
-        <w:t>├── pyproject.toml                   # Python 依赖</w:t>
-        <w:br/>
-        <w:t>├── .env / .env.example              # 环境变量</w:t>
-        <w:br/>
-        <w:t>├── uploads/                         # 文件上传存储</w:t>
-        <w:br/>
-        <w:t>├── chroma_data/                     # ChromaDB 向量库本地持久化</w:t>
-        <w:br/>
-        <w:t>├── frontend/                        # 前端项目 (React + Vite + Tailwind)</w:t>
-        <w:br/>
-        <w:t>│   ├── package.json</w:t>
-        <w:br/>
-        <w:t>│   ├── vite.config.ts</w:t>
-        <w:br/>
-        <w:t>│   ├── tailwind.config.js</w:t>
-        <w:br/>
-        <w:t>│   ├── index.html</w:t>
-        <w:br/>
-        <w:t>│   └── src/</w:t>
-        <w:br/>
-        <w:t>│       ├── main.tsx                 # React 入口</w:t>
-        <w:br/>
-        <w:t>│       ├── App.tsx                  # 根组件（导航逻辑）</w:t>
-        <w:br/>
-        <w:t>│       ├── index.css                # Tailwind + 自定义工具类</w:t>
-        <w:br/>
-        <w:t>│       ├── types/index.ts           # 共享类型</w:t>
-        <w:br/>
-        <w:t>│       ├── hooks/useTab.ts          # 自定义 Hook</w:t>
-        <w:br/>
-        <w:t>│       ├── services/api.ts          # API 客户端（28 个端点）</w:t>
-        <w:br/>
-        <w:t>│       ├── components/</w:t>
-        <w:br/>
-        <w:t>│       │   ├── Header.tsx           # 顶部导航栏</w:t>
-        <w:br/>
-        <w:t>│       │   ├── ModuleDashboard.tsx  # 首页模块选择</w:t>
-        <w:br/>
-        <w:t>│       │   └── TabNavigation.tsx    # 标签导航（备用）</w:t>
-        <w:br/>
-        <w:t>│       └── pages/</w:t>
-        <w:br/>
-        <w:t>│           ├── ChatPage.tsx         # 智能对话</w:t>
-        <w:br/>
-        <w:t>│           ├── KnowledgeNewPage.tsx # 新建知识库</w:t>
-        <w:br/>
-        <w:t>│           ├── KnowledgeUploadPage.tsx # 文件上传</w:t>
-        <w:br/>
-        <w:t>│           ├── KnowledgeDocPage.tsx # 文档知识</w:t>
-        <w:br/>
-        <w:t>│           ├── KnowledgeAIPage.tsx  # 知能对话</w:t>
-        <w:br/>
-        <w:t>│           ├── ChatHistoryPage.tsx  # 聊天记录</w:t>
-        <w:br/>
-        <w:t>│           ├── CSTemplatePage.tsx   # 客服模版</w:t>
-        <w:br/>
-        <w:t>│           ├── StoreConfigPage.tsx  # 商店配置</w:t>
-        <w:br/>
-        <w:t>│           └── TransferPage.tsx     # 转人工设置</w:t>
-        <w:br/>
-        <w:t>└── src/                             # 后端源码</w:t>
-        <w:br/>
-        <w:t xml:space="preserve">    ├── __init__.py</w:t>
-        <w:br/>
-        <w:t xml:space="preserve">    ├── config.py                    # 全局配置</w:t>
-        <w:br/>
-        <w:t xml:space="preserve">    ├── database/</w:t>
-        <w:br/>
-        <w:t xml:space="preserve">    │   ├── __init__.py</w:t>
-        <w:br/>
-        <w:t xml:space="preserve">    │   ├── postgres.py              # PostgreSQL 引擎</w:t>
-        <w:br/>
-        <w:t xml:space="preserve">    │   ├── chroma.py                # ChromaDB 客户端</w:t>
-        <w:br/>
-        <w:t xml:space="preserve">    │   ├── redis.py                 # Redis 客户端</w:t>
-        <w:br/>
-        <w:t xml:space="preserve">    │   └── init_db.py               # 建表初始化</w:t>
-        <w:br/>
-        <w:t xml:space="preserve">    ├── models/</w:t>
-        <w:br/>
-        <w:t xml:space="preserve">    │   ├── __init__.py</w:t>
-        <w:br/>
-        <w:t xml:space="preserve">    │   ├── knowledge_base.py        # 知识库 &amp; 文档模型</w:t>
-        <w:br/>
-        <w:t xml:space="preserve">    │   ├── template.py              # 客服模版模型</w:t>
-        <w:br/>
-        <w:t xml:space="preserve">    │   ├── dialog.py                # 预设对话模型</w:t>
-        <w:br/>
-        <w:t xml:space="preserve">    │   ├── transfer_rule.py         # 转人工规则模型</w:t>
-        <w:br/>
-        <w:t xml:space="preserve">    │   └── conversation.py          # 会话 &amp; 消息模型</w:t>
-        <w:br/>
-        <w:t xml:space="preserve">    ├── schemas/</w:t>
-        <w:br/>
-        <w:t xml:space="preserve">    │   ├── __init__.py</w:t>
-        <w:br/>
-        <w:t xml:space="preserve">    │   ├── knowledge_base.py        # 知识库 Pydantic 模型</w:t>
-        <w:br/>
-        <w:t xml:space="preserve">    │   ├── template.py              # 模版 Pydantic 模型</w:t>
-        <w:br/>
-        <w:t xml:space="preserve">    │   ├── dialog.py                # 预设对话 Pydantic 模型</w:t>
-        <w:br/>
-        <w:t xml:space="preserve">    │   ├── transfer_rule.py         # 转人工规则 Pydantic 模型</w:t>
-        <w:br/>
-        <w:t xml:space="preserve">    │   ├── chat.py                  # 对话 Pydantic 模型</w:t>
-        <w:br/>
-        <w:t xml:space="preserve">    │   └── conversation.py          # 会话 Pydantic 模型</w:t>
-        <w:br/>
-        <w:t xml:space="preserve">    ├── routers/</w:t>
-        <w:br/>
-        <w:t xml:space="preserve">    │   ├── __init__.py</w:t>
-        <w:br/>
-        <w:t xml:space="preserve">    │   ├── knowledge.py             # 知识库 API（8 个端点）</w:t>
-        <w:br/>
-        <w:t xml:space="preserve">    │   ├── template.py              # 模版 API（5 个端点）</w:t>
-        <w:br/>
-        <w:t xml:space="preserve">    │   ├── dialog.py                # 预设对话 API（5 个端点）</w:t>
-        <w:br/>
-        <w:t xml:space="preserve">    │   ├── transfer.py              # 转人工规则 API（4 个端点）</w:t>
-        <w:br/>
-        <w:t xml:space="preserve">    │   ├── chat.py                  # 对话 API（3 个端点）</w:t>
-        <w:br/>
-        <w:t xml:space="preserve">    │   └── conversation.py          # 会话 API（5 个端点）</w:t>
-        <w:br/>
-        <w:t xml:space="preserve">    ├── services/</w:t>
-        <w:br/>
-        <w:t xml:space="preserve">    │   ├── __init__.py</w:t>
-        <w:br/>
-        <w:t xml:space="preserve">    │   ├── knowledge_service.py     # 知识库业务逻辑 + RAG 文档摄入</w:t>
-        <w:br/>
-        <w:t xml:space="preserve">    │   ├── template_service.py      # 模版业务逻辑</w:t>
-        <w:br/>
-        <w:t xml:space="preserve">    │   ├── dialog_service.py        # 预设对话业务逻辑</w:t>
-        <w:br/>
-        <w:t xml:space="preserve">    │   └── memory_service.py        # 会话记忆服务（核心）</w:t>
-        <w:br/>
-        <w:t xml:space="preserve">    ├── agents/</w:t>
-        <w:br/>
-        <w:t xml:space="preserve">    │   ├── __init__.py</w:t>
-        <w:br/>
-        <w:t xml:space="preserve">    │   ├── llm.py                   # LLM / Embedding 工厂</w:t>
-        <w:br/>
-        <w:t xml:space="preserve">    │   ├── state.py                 # LangGraph State 定义</w:t>
-        <w:br/>
-        <w:t xml:space="preserve">    │   ├── chat_agent.py            # 对话 Agent</w:t>
-        <w:br/>
-        <w:t xml:space="preserve">    │   └── copywriting_agent.py     # 文案生成 Agent</w:t>
-        <w:br/>
-        <w:t xml:space="preserve">    └── utils/</w:t>
-        <w:br/>
-        <w:t xml:space="preserve">        ├── __init__.py</w:t>
-        <w:br/>
-        <w:t xml:space="preserve">        └── file_parser.py           # 多格式文件解析器</w:t>
+        <w:t>Vite dev server 配置了 proxy: /api/* → http://localhost:8000</w:t>
       </w:r>
     </w:p>
     <w:p>
       <w:r>
-        <w:t>──────────────────────────────────────────────────</w:t>
+        <w:t>前端导航: ModuleDashboard(7模块4列网格) → 点击进入模块内容页(含返回按钮和知识库子标签)</w:t>
+      </w:r>
+    </w:p>
+    <w:p>
+      <w:pPr>
+        <w:pStyle w:val="Heading1"/>
+      </w:pPr>
+      <w:r>
+        <w:t>3. 前端详解</w:t>
       </w:r>
     </w:p>
     <w:p>
@@ -576,1289 +96,27 @@
         <w:pStyle w:val="Heading2"/>
       </w:pPr>
       <w:r>
-        <w:t>2. 技术栈</w:t>
+        <w:t>3.1 组件树</w:t>
       </w:r>
     </w:p>
     <w:p>
-      <w:pPr>
-        <w:pStyle w:val="Heading3"/>
-      </w:pPr>
       <w:r>
-        <w:t>2.1 后端</w:t>
+        <w:t>App → ModuleDashboard(首页7模块) → 各模块页面</w:t>
       </w:r>
     </w:p>
-    <w:tbl>
-      <w:tblPr>
-        <w:tblStyle w:val="LightGrid-Accent1"/>
-        <w:tblW w:type="auto" w:w="0"/>
-        <w:tblLook w:firstColumn="1" w:firstRow="1" w:lastColumn="0" w:lastRow="0" w:noHBand="0" w:noVBand="1" w:val="04A0"/>
-      </w:tblPr>
-      <w:tblGrid>
-        <w:gridCol w:w="2160"/>
-        <w:gridCol w:w="2160"/>
-        <w:gridCol w:w="2160"/>
-        <w:gridCol w:w="2160"/>
-      </w:tblGrid>
-      <w:tr>
-        <w:tc>
-          <w:tcPr>
-            <w:tcW w:type="dxa" w:w="2160"/>
-          </w:tcPr>
-          <w:p>
-            <w:r>
-              <w:rPr>
-                <w:b/>
-                <w:sz w:val="18"/>
-              </w:rPr>
-              <w:t>类别</w:t>
-            </w:r>
-          </w:p>
-        </w:tc>
-        <w:tc>
-          <w:tcPr>
-            <w:tcW w:type="dxa" w:w="2160"/>
-          </w:tcPr>
-          <w:p>
-            <w:r>
-              <w:rPr>
-                <w:b/>
-                <w:sz w:val="18"/>
-              </w:rPr>
-              <w:t>技术</w:t>
-            </w:r>
-          </w:p>
-        </w:tc>
-        <w:tc>
-          <w:tcPr>
-            <w:tcW w:type="dxa" w:w="2160"/>
-          </w:tcPr>
-          <w:p>
-            <w:r>
-              <w:rPr>
-                <w:b/>
-                <w:sz w:val="18"/>
-              </w:rPr>
-              <w:t>版本</w:t>
-            </w:r>
-          </w:p>
-        </w:tc>
-        <w:tc>
-          <w:tcPr>
-            <w:tcW w:type="dxa" w:w="2160"/>
-          </w:tcPr>
-          <w:p>
-            <w:r>
-              <w:rPr>
-                <w:b/>
-                <w:sz w:val="18"/>
-              </w:rPr>
-              <w:t>用途</w:t>
-            </w:r>
-          </w:p>
-        </w:tc>
-      </w:tr>
-      <w:tr>
-        <w:tc>
-          <w:tcPr>
-            <w:tcW w:type="dxa" w:w="2160"/>
-          </w:tcPr>
-          <w:p>
-            <w:r>
-              <w:t>Web 框架</w:t>
-            </w:r>
-          </w:p>
-        </w:tc>
-        <w:tc>
-          <w:tcPr>
-            <w:tcW w:type="dxa" w:w="2160"/>
-          </w:tcPr>
-          <w:p>
-            <w:r>
-              <w:t>FastAPI</w:t>
-            </w:r>
-          </w:p>
-        </w:tc>
-        <w:tc>
-          <w:tcPr>
-            <w:tcW w:type="dxa" w:w="2160"/>
-          </w:tcPr>
-          <w:p>
-            <w:r>
-              <w:t>&gt;=0.115</w:t>
-            </w:r>
-          </w:p>
-        </w:tc>
-        <w:tc>
-          <w:tcPr>
-            <w:tcW w:type="dxa" w:w="2160"/>
-          </w:tcPr>
-          <w:p>
-            <w:r>
-              <w:t>HTTP 路由、中间件、CORS</w:t>
-            </w:r>
-          </w:p>
-        </w:tc>
-      </w:tr>
-      <w:tr>
-        <w:tc>
-          <w:tcPr>
-            <w:tcW w:type="dxa" w:w="2160"/>
-          </w:tcPr>
-          <w:p>
-            <w:r>
-              <w:t>ASGI 服务器</w:t>
-            </w:r>
-          </w:p>
-        </w:tc>
-        <w:tc>
-          <w:tcPr>
-            <w:tcW w:type="dxa" w:w="2160"/>
-          </w:tcPr>
-          <w:p>
-            <w:r>
-              <w:t>Uvicorn</w:t>
-            </w:r>
-          </w:p>
-        </w:tc>
-        <w:tc>
-          <w:tcPr>
-            <w:tcW w:type="dxa" w:w="2160"/>
-          </w:tcPr>
-          <w:p>
-            <w:r>
-              <w:t>&gt;=0.30</w:t>
-            </w:r>
-          </w:p>
-        </w:tc>
-        <w:tc>
-          <w:tcPr>
-            <w:tcW w:type="dxa" w:w="2160"/>
-          </w:tcPr>
-          <w:p>
-            <w:r>
-              <w:t>运行 FastAPI 应用</w:t>
-            </w:r>
-          </w:p>
-        </w:tc>
-      </w:tr>
-      <w:tr>
-        <w:tc>
-          <w:tcPr>
-            <w:tcW w:type="dxa" w:w="2160"/>
-          </w:tcPr>
-          <w:p>
-            <w:r>
-              <w:t>ORM</w:t>
-            </w:r>
-          </w:p>
-        </w:tc>
-        <w:tc>
-          <w:tcPr>
-            <w:tcW w:type="dxa" w:w="2160"/>
-          </w:tcPr>
-          <w:p>
-            <w:r>
-              <w:t>SQLAlchemy (async)</w:t>
-            </w:r>
-          </w:p>
-        </w:tc>
-        <w:tc>
-          <w:tcPr>
-            <w:tcW w:type="dxa" w:w="2160"/>
-          </w:tcPr>
-          <w:p>
-            <w:r>
-              <w:t>&gt;=2.0.30</w:t>
-            </w:r>
-          </w:p>
-        </w:tc>
-        <w:tc>
-          <w:tcPr>
-            <w:tcW w:type="dxa" w:w="2160"/>
-          </w:tcPr>
-          <w:p>
-            <w:r>
-              <w:t>异步数据库操作</w:t>
-            </w:r>
-          </w:p>
-        </w:tc>
-      </w:tr>
-      <w:tr>
-        <w:tc>
-          <w:tcPr>
-            <w:tcW w:type="dxa" w:w="2160"/>
-          </w:tcPr>
-          <w:p>
-            <w:r>
-              <w:t>数据库驱动</w:t>
-            </w:r>
-          </w:p>
-        </w:tc>
-        <w:tc>
-          <w:tcPr>
-            <w:tcW w:type="dxa" w:w="2160"/>
-          </w:tcPr>
-          <w:p>
-            <w:r>
-              <w:t>asyncpg</w:t>
-            </w:r>
-          </w:p>
-        </w:tc>
-        <w:tc>
-          <w:tcPr>
-            <w:tcW w:type="dxa" w:w="2160"/>
-          </w:tcPr>
-          <w:p>
-            <w:r>
-              <w:t>&gt;=0.29</w:t>
-            </w:r>
-          </w:p>
-        </w:tc>
-        <w:tc>
-          <w:tcPr>
-            <w:tcW w:type="dxa" w:w="2160"/>
-          </w:tcPr>
-          <w:p>
-            <w:r>
-              <w:t>PostgreSQL 异步连接</w:t>
-            </w:r>
-          </w:p>
-        </w:tc>
-      </w:tr>
-      <w:tr>
-        <w:tc>
-          <w:tcPr>
-            <w:tcW w:type="dxa" w:w="2160"/>
-          </w:tcPr>
-          <w:p>
-            <w:r>
-              <w:t>向量数据库</w:t>
-            </w:r>
-          </w:p>
-        </w:tc>
-        <w:tc>
-          <w:tcPr>
-            <w:tcW w:type="dxa" w:w="2160"/>
-          </w:tcPr>
-          <w:p>
-            <w:r>
-              <w:t>ChromaDB</w:t>
-            </w:r>
-          </w:p>
-        </w:tc>
-        <w:tc>
-          <w:tcPr>
-            <w:tcW w:type="dxa" w:w="2160"/>
-          </w:tcPr>
-          <w:p>
-            <w:r>
-              <w:t>&gt;=0.5</w:t>
-            </w:r>
-          </w:p>
-        </w:tc>
-        <w:tc>
-          <w:tcPr>
-            <w:tcW w:type="dxa" w:w="2160"/>
-          </w:tcPr>
-          <w:p>
-            <w:r>
-              <w:t>文档嵌入存储与检索</w:t>
-            </w:r>
-          </w:p>
-        </w:tc>
-      </w:tr>
-      <w:tr>
-        <w:tc>
-          <w:tcPr>
-            <w:tcW w:type="dxa" w:w="2160"/>
-          </w:tcPr>
-          <w:p>
-            <w:r>
-              <w:t>AI 框架</w:t>
-            </w:r>
-          </w:p>
-        </w:tc>
-        <w:tc>
-          <w:tcPr>
-            <w:tcW w:type="dxa" w:w="2160"/>
-          </w:tcPr>
-          <w:p>
-            <w:r>
-              <w:t>LangChain</w:t>
-            </w:r>
-          </w:p>
-        </w:tc>
-        <w:tc>
-          <w:tcPr>
-            <w:tcW w:type="dxa" w:w="2160"/>
-          </w:tcPr>
-          <w:p>
-            <w:r>
-              <w:t>&gt;=0.3</w:t>
-            </w:r>
-          </w:p>
-        </w:tc>
-        <w:tc>
-          <w:tcPr>
-            <w:tcW w:type="dxa" w:w="2160"/>
-          </w:tcPr>
-          <w:p>
-            <w:r>
-              <w:t>LLM 集成、Prompt 管理</w:t>
-            </w:r>
-          </w:p>
-        </w:tc>
-      </w:tr>
-      <w:tr>
-        <w:tc>
-          <w:tcPr>
-            <w:tcW w:type="dxa" w:w="2160"/>
-          </w:tcPr>
-          <w:p>
-            <w:r>
-              <w:t>Agent 框架</w:t>
-            </w:r>
-          </w:p>
-        </w:tc>
-        <w:tc>
-          <w:tcPr>
-            <w:tcW w:type="dxa" w:w="2160"/>
-          </w:tcPr>
-          <w:p>
-            <w:r>
-              <w:t>LangGraph</w:t>
-            </w:r>
-          </w:p>
-        </w:tc>
-        <w:tc>
-          <w:tcPr>
-            <w:tcW w:type="dxa" w:w="2160"/>
-          </w:tcPr>
-          <w:p>
-            <w:r>
-              <w:t>&gt;=0.2</w:t>
-            </w:r>
-          </w:p>
-        </w:tc>
-        <w:tc>
-          <w:tcPr>
-            <w:tcW w:type="dxa" w:w="2160"/>
-          </w:tcPr>
-          <w:p>
-            <w:r>
-              <w:t>有向图式 Agent 工作流</w:t>
-            </w:r>
-          </w:p>
-        </w:tc>
-      </w:tr>
-      <w:tr>
-        <w:tc>
-          <w:tcPr>
-            <w:tcW w:type="dxa" w:w="2160"/>
-          </w:tcPr>
-          <w:p>
-            <w:r>
-              <w:t>LLM SDK</w:t>
-            </w:r>
-          </w:p>
-        </w:tc>
-        <w:tc>
-          <w:tcPr>
-            <w:tcW w:type="dxa" w:w="2160"/>
-          </w:tcPr>
-          <w:p>
-            <w:r>
-              <w:t>langchain-openai</w:t>
-            </w:r>
-          </w:p>
-        </w:tc>
-        <w:tc>
-          <w:tcPr>
-            <w:tcW w:type="dxa" w:w="2160"/>
-          </w:tcPr>
-          <w:p>
-            <w:r>
-              <w:t>&gt;=0.2</w:t>
-            </w:r>
-          </w:p>
-        </w:tc>
-        <w:tc>
-          <w:tcPr>
-            <w:tcW w:type="dxa" w:w="2160"/>
-          </w:tcPr>
-          <w:p>
-            <w:r>
-              <w:t>通过 OpenAI 兼容接口调用千问</w:t>
-            </w:r>
-          </w:p>
-        </w:tc>
-      </w:tr>
-      <w:tr>
-        <w:tc>
-          <w:tcPr>
-            <w:tcW w:type="dxa" w:w="2160"/>
-          </w:tcPr>
-          <w:p>
-            <w:r>
-              <w:t>数据校验</w:t>
-            </w:r>
-          </w:p>
-        </w:tc>
-        <w:tc>
-          <w:tcPr>
-            <w:tcW w:type="dxa" w:w="2160"/>
-          </w:tcPr>
-          <w:p>
-            <w:r>
-              <w:t>Pydantic</w:t>
-            </w:r>
-          </w:p>
-        </w:tc>
-        <w:tc>
-          <w:tcPr>
-            <w:tcW w:type="dxa" w:w="2160"/>
-          </w:tcPr>
-          <w:p>
-            <w:r>
-              <w:t>&gt;=2.7</w:t>
-            </w:r>
-          </w:p>
-        </w:tc>
-        <w:tc>
-          <w:tcPr>
-            <w:tcW w:type="dxa" w:w="2160"/>
-          </w:tcPr>
-          <w:p>
-            <w:r>
-              <w:t>API 请求/响应 Schema</w:t>
-            </w:r>
-          </w:p>
-        </w:tc>
-      </w:tr>
-      <w:tr>
-        <w:tc>
-          <w:tcPr>
-            <w:tcW w:type="dxa" w:w="2160"/>
-          </w:tcPr>
-          <w:p>
-            <w:r>
-              <w:t>配置管理</w:t>
-            </w:r>
-          </w:p>
-        </w:tc>
-        <w:tc>
-          <w:tcPr>
-            <w:tcW w:type="dxa" w:w="2160"/>
-          </w:tcPr>
-          <w:p>
-            <w:r>
-              <w:t>pydantic-settings</w:t>
-            </w:r>
-          </w:p>
-        </w:tc>
-        <w:tc>
-          <w:tcPr>
-            <w:tcW w:type="dxa" w:w="2160"/>
-          </w:tcPr>
-          <w:p>
-            <w:r>
-              <w:t>&gt;=2.3</w:t>
-            </w:r>
-          </w:p>
-        </w:tc>
-        <w:tc>
-          <w:tcPr>
-            <w:tcW w:type="dxa" w:w="2160"/>
-          </w:tcPr>
-          <w:p>
-            <w:r>
-              <w:t>.env 环境变量管理</w:t>
-            </w:r>
-          </w:p>
-        </w:tc>
-      </w:tr>
-      <w:tr>
-        <w:tc>
-          <w:tcPr>
-            <w:tcW w:type="dxa" w:w="2160"/>
-          </w:tcPr>
-          <w:p>
-            <w:r>
-              <w:t>文件解析</w:t>
-            </w:r>
-          </w:p>
-        </w:tc>
-        <w:tc>
-          <w:tcPr>
-            <w:tcW w:type="dxa" w:w="2160"/>
-          </w:tcPr>
-          <w:p>
-            <w:r>
-              <w:t>python-docx</w:t>
-            </w:r>
-          </w:p>
-        </w:tc>
-        <w:tc>
-          <w:tcPr>
-            <w:tcW w:type="dxa" w:w="2160"/>
-          </w:tcPr>
-          <w:p>
-            <w:r>
-              <w:t>&gt;=1.1</w:t>
-            </w:r>
-          </w:p>
-        </w:tc>
-        <w:tc>
-          <w:tcPr>
-            <w:tcW w:type="dxa" w:w="2160"/>
-          </w:tcPr>
-          <w:p>
-            <w:r>
-              <w:t>DOCX 文档解析</w:t>
-            </w:r>
-          </w:p>
-        </w:tc>
-      </w:tr>
-      <w:tr>
-        <w:tc>
-          <w:tcPr>
-            <w:tcW w:type="dxa" w:w="2160"/>
-          </w:tcPr>
-          <w:p>
-            <w:r>
-              <w:t>文件解析</w:t>
-            </w:r>
-          </w:p>
-        </w:tc>
-        <w:tc>
-          <w:tcPr>
-            <w:tcW w:type="dxa" w:w="2160"/>
-          </w:tcPr>
-          <w:p>
-            <w:r>
-              <w:t>openpyxl</w:t>
-            </w:r>
-          </w:p>
-        </w:tc>
-        <w:tc>
-          <w:tcPr>
-            <w:tcW w:type="dxa" w:w="2160"/>
-          </w:tcPr>
-          <w:p>
-            <w:r>
-              <w:t>&gt;=3.1</w:t>
-            </w:r>
-          </w:p>
-        </w:tc>
-        <w:tc>
-          <w:tcPr>
-            <w:tcW w:type="dxa" w:w="2160"/>
-          </w:tcPr>
-          <w:p>
-            <w:r>
-              <w:t>XLSX 表格解析</w:t>
-            </w:r>
-          </w:p>
-        </w:tc>
-      </w:tr>
-      <w:tr>
-        <w:tc>
-          <w:tcPr>
-            <w:tcW w:type="dxa" w:w="2160"/>
-          </w:tcPr>
-          <w:p>
-            <w:r>
-              <w:t>文件解析</w:t>
-            </w:r>
-          </w:p>
-        </w:tc>
-        <w:tc>
-          <w:tcPr>
-            <w:tcW w:type="dxa" w:w="2160"/>
-          </w:tcPr>
-          <w:p>
-            <w:r>
-              <w:t>pandas</w:t>
-            </w:r>
-          </w:p>
-        </w:tc>
-        <w:tc>
-          <w:tcPr>
-            <w:tcW w:type="dxa" w:w="2160"/>
-          </w:tcPr>
-          <w:p>
-            <w:r>
-              <w:t>&gt;=2.2</w:t>
-            </w:r>
-          </w:p>
-        </w:tc>
-        <w:tc>
-          <w:tcPr>
-            <w:tcW w:type="dxa" w:w="2160"/>
-          </w:tcPr>
-          <w:p>
-            <w:r>
-              <w:t>CSV/XLSX 数据读取</w:t>
-            </w:r>
-          </w:p>
-        </w:tc>
-      </w:tr>
-      <w:tr>
-        <w:tc>
-          <w:tcPr>
-            <w:tcW w:type="dxa" w:w="2160"/>
-          </w:tcPr>
-          <w:p>
-            <w:r>
-              <w:t>异步文件</w:t>
-            </w:r>
-          </w:p>
-        </w:tc>
-        <w:tc>
-          <w:tcPr>
-            <w:tcW w:type="dxa" w:w="2160"/>
-          </w:tcPr>
-          <w:p>
-            <w:r>
-              <w:t>aiofiles</w:t>
-            </w:r>
-          </w:p>
-        </w:tc>
-        <w:tc>
-          <w:tcPr>
-            <w:tcW w:type="dxa" w:w="2160"/>
-          </w:tcPr>
-          <w:p>
-            <w:r>
-              <w:t>&gt;=24</w:t>
-            </w:r>
-          </w:p>
-        </w:tc>
-        <w:tc>
-          <w:tcPr>
-            <w:tcW w:type="dxa" w:w="2160"/>
-          </w:tcPr>
-          <w:p>
-            <w:r>
-              <w:t>异步文件读写</w:t>
-            </w:r>
-          </w:p>
-        </w:tc>
-      </w:tr>
-      <w:tr>
-        <w:tc>
-          <w:tcPr>
-            <w:tcW w:type="dxa" w:w="2160"/>
-          </w:tcPr>
-          <w:p>
-            <w:r>
-              <w:t>缓存</w:t>
-            </w:r>
-          </w:p>
-        </w:tc>
-        <w:tc>
-          <w:tcPr>
-            <w:tcW w:type="dxa" w:w="2160"/>
-          </w:tcPr>
-          <w:p>
-            <w:r>
-              <w:t>Redis</w:t>
-            </w:r>
-          </w:p>
-        </w:tc>
-        <w:tc>
-          <w:tcPr>
-            <w:tcW w:type="dxa" w:w="2160"/>
-          </w:tcPr>
-          <w:p>
-            <w:r>
-              <w:t>&gt;=5.0</w:t>
-            </w:r>
-          </w:p>
-        </w:tc>
-        <w:tc>
-          <w:tcPr>
-            <w:tcW w:type="dxa" w:w="2160"/>
-          </w:tcPr>
-          <w:p>
-            <w:r>
-              <w:t>已配置但尚未使用</w:t>
-            </w:r>
-          </w:p>
-        </w:tc>
-      </w:tr>
-    </w:tbl>
-    <w:p/>
     <w:p>
-      <w:pPr>
-        <w:pStyle w:val="Heading3"/>
-      </w:pPr>
       <w:r>
-        <w:t>2.2 前端</w:t>
+        <w:t>模块: ChatPage(对话), KnowledgeNewPage/UploadPage/AIPage(知识库), CopywritingChatPage(文案生成), ChatHistoryPage(聊天记录), CSTemplatePage(客服模版), StoreConfigPage(商店配置), TransferPage(转人工设置)</w:t>
       </w:r>
     </w:p>
-    <w:tbl>
-      <w:tblPr>
-        <w:tblStyle w:val="LightGrid-Accent1"/>
-        <w:tblW w:type="auto" w:w="0"/>
-        <w:tblLook w:firstColumn="1" w:firstRow="1" w:lastColumn="0" w:lastRow="0" w:noHBand="0" w:noVBand="1" w:val="04A0"/>
-      </w:tblPr>
-      <w:tblGrid>
-        <w:gridCol w:w="2160"/>
-        <w:gridCol w:w="2160"/>
-        <w:gridCol w:w="2160"/>
-        <w:gridCol w:w="2160"/>
-      </w:tblGrid>
-      <w:tr>
-        <w:tc>
-          <w:tcPr>
-            <w:tcW w:type="dxa" w:w="2160"/>
-          </w:tcPr>
-          <w:p>
-            <w:r>
-              <w:rPr>
-                <w:b/>
-                <w:sz w:val="18"/>
-              </w:rPr>
-              <w:t>类别</w:t>
-            </w:r>
-          </w:p>
-        </w:tc>
-        <w:tc>
-          <w:tcPr>
-            <w:tcW w:type="dxa" w:w="2160"/>
-          </w:tcPr>
-          <w:p>
-            <w:r>
-              <w:rPr>
-                <w:b/>
-                <w:sz w:val="18"/>
-              </w:rPr>
-              <w:t>技术</w:t>
-            </w:r>
-          </w:p>
-        </w:tc>
-        <w:tc>
-          <w:tcPr>
-            <w:tcW w:type="dxa" w:w="2160"/>
-          </w:tcPr>
-          <w:p>
-            <w:r>
-              <w:rPr>
-                <w:b/>
-                <w:sz w:val="18"/>
-              </w:rPr>
-              <w:t>版本</w:t>
-            </w:r>
-          </w:p>
-        </w:tc>
-        <w:tc>
-          <w:tcPr>
-            <w:tcW w:type="dxa" w:w="2160"/>
-          </w:tcPr>
-          <w:p>
-            <w:r>
-              <w:rPr>
-                <w:b/>
-                <w:sz w:val="18"/>
-              </w:rPr>
-              <w:t>用途</w:t>
-            </w:r>
-          </w:p>
-        </w:tc>
-      </w:tr>
-      <w:tr>
-        <w:tc>
-          <w:tcPr>
-            <w:tcW w:type="dxa" w:w="2160"/>
-          </w:tcPr>
-          <w:p>
-            <w:r>
-              <w:t>框架</w:t>
-            </w:r>
-          </w:p>
-        </w:tc>
-        <w:tc>
-          <w:tcPr>
-            <w:tcW w:type="dxa" w:w="2160"/>
-          </w:tcPr>
-          <w:p>
-            <w:r>
-              <w:t>React</w:t>
-            </w:r>
-          </w:p>
-        </w:tc>
-        <w:tc>
-          <w:tcPr>
-            <w:tcW w:type="dxa" w:w="2160"/>
-          </w:tcPr>
-          <w:p>
-            <w:r>
-              <w:t>18.3</w:t>
-            </w:r>
-          </w:p>
-        </w:tc>
-        <w:tc>
-          <w:tcPr>
-            <w:tcW w:type="dxa" w:w="2160"/>
-          </w:tcPr>
-          <w:p>
-            <w:r>
-              <w:t>组件化 UI</w:t>
-            </w:r>
-          </w:p>
-        </w:tc>
-      </w:tr>
-      <w:tr>
-        <w:tc>
-          <w:tcPr>
-            <w:tcW w:type="dxa" w:w="2160"/>
-          </w:tcPr>
-          <w:p>
-            <w:r>
-              <w:t>构建工具</w:t>
-            </w:r>
-          </w:p>
-        </w:tc>
-        <w:tc>
-          <w:tcPr>
-            <w:tcW w:type="dxa" w:w="2160"/>
-          </w:tcPr>
-          <w:p>
-            <w:r>
-              <w:t>Vite</w:t>
-            </w:r>
-          </w:p>
-        </w:tc>
-        <w:tc>
-          <w:tcPr>
-            <w:tcW w:type="dxa" w:w="2160"/>
-          </w:tcPr>
-          <w:p>
-            <w:r>
-              <w:t>5.3</w:t>
-            </w:r>
-          </w:p>
-        </w:tc>
-        <w:tc>
-          <w:tcPr>
-            <w:tcW w:type="dxa" w:w="2160"/>
-          </w:tcPr>
-          <w:p>
-            <w:r>
-              <w:t>极速开发服务器 + 生产打包</w:t>
-            </w:r>
-          </w:p>
-        </w:tc>
-      </w:tr>
-      <w:tr>
-        <w:tc>
-          <w:tcPr>
-            <w:tcW w:type="dxa" w:w="2160"/>
-          </w:tcPr>
-          <w:p>
-            <w:r>
-              <w:t>类型系统</w:t>
-            </w:r>
-          </w:p>
-        </w:tc>
-        <w:tc>
-          <w:tcPr>
-            <w:tcW w:type="dxa" w:w="2160"/>
-          </w:tcPr>
-          <w:p>
-            <w:r>
-              <w:t>TypeScript</w:t>
-            </w:r>
-          </w:p>
-        </w:tc>
-        <w:tc>
-          <w:tcPr>
-            <w:tcW w:type="dxa" w:w="2160"/>
-          </w:tcPr>
-          <w:p>
-            <w:r>
-              <w:t>5.5</w:t>
-            </w:r>
-          </w:p>
-        </w:tc>
-        <w:tc>
-          <w:tcPr>
-            <w:tcW w:type="dxa" w:w="2160"/>
-          </w:tcPr>
-          <w:p>
-            <w:r>
-              <w:t>静态类型检查</w:t>
-            </w:r>
-          </w:p>
-        </w:tc>
-      </w:tr>
-      <w:tr>
-        <w:tc>
-          <w:tcPr>
-            <w:tcW w:type="dxa" w:w="2160"/>
-          </w:tcPr>
-          <w:p>
-            <w:r>
-              <w:t>CSS 框架</w:t>
-            </w:r>
-          </w:p>
-        </w:tc>
-        <w:tc>
-          <w:tcPr>
-            <w:tcW w:type="dxa" w:w="2160"/>
-          </w:tcPr>
-          <w:p>
-            <w:r>
-              <w:t>Tailwind CSS</w:t>
-            </w:r>
-          </w:p>
-        </w:tc>
-        <w:tc>
-          <w:tcPr>
-            <w:tcW w:type="dxa" w:w="2160"/>
-          </w:tcPr>
-          <w:p>
-            <w:r>
-              <w:t>3.4</w:t>
-            </w:r>
-          </w:p>
-        </w:tc>
-        <w:tc>
-          <w:tcPr>
-            <w:tcW w:type="dxa" w:w="2160"/>
-          </w:tcPr>
-          <w:p>
-            <w:r>
-              <w:t>原子化 CSS</w:t>
-            </w:r>
-          </w:p>
-        </w:tc>
-      </w:tr>
-      <w:tr>
-        <w:tc>
-          <w:tcPr>
-            <w:tcW w:type="dxa" w:w="2160"/>
-          </w:tcPr>
-          <w:p>
-            <w:r>
-              <w:t>图标库</w:t>
-            </w:r>
-          </w:p>
-        </w:tc>
-        <w:tc>
-          <w:tcPr>
-            <w:tcW w:type="dxa" w:w="2160"/>
-          </w:tcPr>
-          <w:p>
-            <w:r>
-              <w:t>lucide-react</w:t>
-            </w:r>
-          </w:p>
-        </w:tc>
-        <w:tc>
-          <w:tcPr>
-            <w:tcW w:type="dxa" w:w="2160"/>
-          </w:tcPr>
-          <w:p>
-            <w:r>
-              <w:t>0.400</w:t>
-            </w:r>
-          </w:p>
-        </w:tc>
-        <w:tc>
-          <w:tcPr>
-            <w:tcW w:type="dxa" w:w="2160"/>
-          </w:tcPr>
-          <w:p>
-            <w:r>
-              <w:t>SVG 图标组件</w:t>
-            </w:r>
-          </w:p>
-        </w:tc>
-      </w:tr>
-      <w:tr>
-        <w:tc>
-          <w:tcPr>
-            <w:tcW w:type="dxa" w:w="2160"/>
-          </w:tcPr>
-          <w:p>
-            <w:r>
-              <w:t>工具函数</w:t>
-            </w:r>
-          </w:p>
-        </w:tc>
-        <w:tc>
-          <w:tcPr>
-            <w:tcW w:type="dxa" w:w="2160"/>
-          </w:tcPr>
-          <w:p>
-            <w:r>
-              <w:t>clsx</w:t>
-            </w:r>
-          </w:p>
-        </w:tc>
-        <w:tc>
-          <w:tcPr>
-            <w:tcW w:type="dxa" w:w="2160"/>
-          </w:tcPr>
-          <w:p>
-            <w:r>
-              <w:t>2.1</w:t>
-            </w:r>
-          </w:p>
-        </w:tc>
-        <w:tc>
-          <w:tcPr>
-            <w:tcW w:type="dxa" w:w="2160"/>
-          </w:tcPr>
-          <w:p>
-            <w:r>
-              <w:t>条件式 CSS 类名拼接</w:t>
-            </w:r>
-          </w:p>
-        </w:tc>
-      </w:tr>
-      <w:tr>
-        <w:tc>
-          <w:tcPr>
-            <w:tcW w:type="dxa" w:w="2160"/>
-          </w:tcPr>
-          <w:p>
-            <w:r>
-              <w:t>CSS 处理</w:t>
-            </w:r>
-          </w:p>
-        </w:tc>
-        <w:tc>
-          <w:tcPr>
-            <w:tcW w:type="dxa" w:w="2160"/>
-          </w:tcPr>
-          <w:p>
-            <w:r>
-              <w:t>PostCSS + Autoprefixer</w:t>
-            </w:r>
-          </w:p>
-        </w:tc>
-        <w:tc>
-          <w:tcPr>
-            <w:tcW w:type="dxa" w:w="2160"/>
-          </w:tcPr>
-          <w:p>
-            <w:r>
-              <w:t>—</w:t>
-            </w:r>
-          </w:p>
-        </w:tc>
-        <w:tc>
-          <w:tcPr>
-            <w:tcW w:type="dxa" w:w="2160"/>
-          </w:tcPr>
-          <w:p>
-            <w:r>
-              <w:t>浏览器前缀自动添加</w:t>
-            </w:r>
-          </w:p>
-        </w:tc>
-      </w:tr>
-    </w:tbl>
-    <w:p/>
     <w:p>
-      <w:pPr>
-        <w:pStyle w:val="Heading3"/>
-      </w:pPr>
       <w:r>
-        <w:t>2.3 基础设施</w:t>
+        <w:t>知识库子标签: 新建知识库, 知能对话(2项)</w:t>
       </w:r>
     </w:p>
-    <w:tbl>
-      <w:tblPr>
-        <w:tblStyle w:val="LightGrid-Accent1"/>
-        <w:tblW w:type="auto" w:w="0"/>
-        <w:tblLook w:firstColumn="1" w:firstRow="1" w:lastColumn="0" w:lastRow="0" w:noHBand="0" w:noVBand="1" w:val="04A0"/>
-      </w:tblPr>
-      <w:tblGrid>
-        <w:gridCol w:w="2880"/>
-        <w:gridCol w:w="2880"/>
-        <w:gridCol w:w="2880"/>
-      </w:tblGrid>
-      <w:tr>
-        <w:tc>
-          <w:tcPr>
-            <w:tcW w:type="dxa" w:w="2880"/>
-          </w:tcPr>
-          <w:p>
-            <w:r>
-              <w:rPr>
-                <w:b/>
-                <w:sz w:val="18"/>
-              </w:rPr>
-              <w:t>类别</w:t>
-            </w:r>
-          </w:p>
-        </w:tc>
-        <w:tc>
-          <w:tcPr>
-            <w:tcW w:type="dxa" w:w="2880"/>
-          </w:tcPr>
-          <w:p>
-            <w:r>
-              <w:rPr>
-                <w:b/>
-                <w:sz w:val="18"/>
-              </w:rPr>
-              <w:t>技术</w:t>
-            </w:r>
-          </w:p>
-        </w:tc>
-        <w:tc>
-          <w:tcPr>
-            <w:tcW w:type="dxa" w:w="2880"/>
-          </w:tcPr>
-          <w:p>
-            <w:r>
-              <w:rPr>
-                <w:b/>
-                <w:sz w:val="18"/>
-              </w:rPr>
-              <w:t>说明</w:t>
-            </w:r>
-          </w:p>
-        </w:tc>
-      </w:tr>
-      <w:tr>
-        <w:tc>
-          <w:tcPr>
-            <w:tcW w:type="dxa" w:w="2880"/>
-          </w:tcPr>
-          <w:p>
-            <w:r>
-              <w:t>关系数据库</w:t>
-            </w:r>
-          </w:p>
-        </w:tc>
-        <w:tc>
-          <w:tcPr>
-            <w:tcW w:type="dxa" w:w="2880"/>
-          </w:tcPr>
-          <w:p>
-            <w:r>
-              <w:t>PostgreSQL</w:t>
-            </w:r>
-          </w:p>
-        </w:tc>
-        <w:tc>
-          <w:tcPr>
-            <w:tcW w:type="dxa" w:w="2880"/>
-          </w:tcPr>
-          <w:p>
-            <w:r>
-              <w:t>存储所有结构化数据（7 张表）</w:t>
-            </w:r>
-          </w:p>
-        </w:tc>
-      </w:tr>
-      <w:tr>
-        <w:tc>
-          <w:tcPr>
-            <w:tcW w:type="dxa" w:w="2880"/>
-          </w:tcPr>
-          <w:p>
-            <w:r>
-              <w:t>向量数据库</w:t>
-            </w:r>
-          </w:p>
-        </w:tc>
-        <w:tc>
-          <w:tcPr>
-            <w:tcW w:type="dxa" w:w="2880"/>
-          </w:tcPr>
-          <w:p>
-            <w:r>
-              <w:t>ChromaDB (Persistent)</w:t>
-            </w:r>
-          </w:p>
-        </w:tc>
-        <w:tc>
-          <w:tcPr>
-            <w:tcW w:type="dxa" w:w="2880"/>
-          </w:tcPr>
-          <w:p>
-            <w:r>
-              <w:t>本地文件持久化，存储文档嵌入</w:t>
-            </w:r>
-          </w:p>
-        </w:tc>
-      </w:tr>
-      <w:tr>
-        <w:tc>
-          <w:tcPr>
-            <w:tcW w:type="dxa" w:w="2880"/>
-          </w:tcPr>
-          <w:p>
-            <w:r>
-              <w:t>LLM 平台</w:t>
-            </w:r>
-          </w:p>
-        </w:tc>
-        <w:tc>
-          <w:tcPr>
-            <w:tcW w:type="dxa" w:w="2880"/>
-          </w:tcPr>
-          <w:p>
-            <w:r>
-              <w:t>阿里云百炼 (DashScope)</w:t>
-            </w:r>
-          </w:p>
-        </w:tc>
-        <w:tc>
-          <w:tcPr>
-            <w:tcW w:type="dxa" w:w="2880"/>
-          </w:tcPr>
-          <w:p>
-            <w:r>
-              <w:t>千问系列模型（qwen-plus、text-embedding-v2）</w:t>
-            </w:r>
-          </w:p>
-        </w:tc>
-      </w:tr>
-      <w:tr>
-        <w:tc>
-          <w:tcPr>
-            <w:tcW w:type="dxa" w:w="2880"/>
-          </w:tcPr>
-          <w:p>
-            <w:r>
-              <w:t>通信协议</w:t>
-            </w:r>
-          </w:p>
-        </w:tc>
-        <w:tc>
-          <w:tcPr>
-            <w:tcW w:type="dxa" w:w="2880"/>
-          </w:tcPr>
-          <w:p>
-            <w:r>
-              <w:t>OpenAI 兼容 API</w:t>
-            </w:r>
-          </w:p>
-        </w:tc>
-        <w:tc>
-          <w:tcPr>
-            <w:tcW w:type="dxa" w:w="2880"/>
-          </w:tcPr>
-          <w:p>
-            <w:r>
-              <w:t>DashScope 的 `/compatible-mode/v1` 端点</w:t>
-            </w:r>
-          </w:p>
-        </w:tc>
-      </w:tr>
-    </w:tbl>
-    <w:p/>
     <w:p>
       <w:r>
-        <w:t>──────────────────────────────────────────────────</w:t>
+        <w:t>文案生成系统独立为第7个模块,采用聊天式UI + 规则管理弹窗</w:t>
       </w:r>
     </w:p>
     <w:p>
@@ -1866,145 +124,12 @@
         <w:pStyle w:val="Heading2"/>
       </w:pPr>
       <w:r>
-        <w:t>3. 系统架构</w:t>
-      </w:r>
-    </w:p>
-    <w:p>
-      <w:pPr>
-        <w:pStyle w:val="Heading3"/>
-      </w:pPr>
-      <w:r>
-        <w:t>3.1 分层架构</w:t>
+        <w:t>3.2 状态管理</w:t>
       </w:r>
     </w:p>
     <w:p>
       <w:r>
-        <w:rPr>
-          <w:rFonts w:ascii="Consolas" w:hAnsi="Consolas"/>
-          <w:color w:val="333333"/>
-          <w:sz w:val="18"/>
-        </w:rPr>
-        <w:t>┌─────────────────────────────────────────────────────┐</w:t>
-        <w:br/>
-        <w:t>│                    Frontend (React)                  │</w:t>
-        <w:br/>
-        <w:t>│   port 3000  ──Vite proxy──►  /api/* → port 8000   │</w:t>
-        <w:br/>
-        <w:t>└─────────────────────────────────────────────────────┘</w:t>
-        <w:br/>
-        <w:t xml:space="preserve">                          │</w:t>
-        <w:br/>
-        <w:t xml:space="preserve">                          ▼</w:t>
-        <w:br/>
-        <w:t>┌─────────────────────────────────────────────────────┐</w:t>
-        <w:br/>
-        <w:t>│               FastAPI Application (port 8000)        │</w:t>
-        <w:br/>
-        <w:t>│                                                     │</w:t>
-        <w:br/>
-        <w:t>│  Routers (6) ───► Services (4) ───► Database (3)    │</w:t>
-        <w:br/>
-        <w:t>│       │               │                │            │</w:t>
-        <w:br/>
-        <w:t>│       │               ├─ PostgreSQL    │            │</w:t>
-        <w:br/>
-        <w:t>│       │               ├─ ChromaDB     │            │</w:t>
-        <w:br/>
-        <w:t>│       │               └─ LLM Agents   │            │</w:t>
-        <w:br/>
-        <w:t>│       │                               │            │</w:t>
-        <w:br/>
-        <w:t>│       └─── Agents (2) ────────────────┘            │</w:t>
-        <w:br/>
-        <w:t>│              ├─ ChatAgent (RAG)                     │</w:t>
-        <w:br/>
-        <w:t>│              └─ CopywritingAgent                    │</w:t>
-        <w:br/>
-        <w:t>└─────────────────────────────────────────────────────┘</w:t>
-        <w:br/>
-        <w:t xml:space="preserve">                          │</w:t>
-        <w:br/>
-        <w:t xml:space="preserve">                          ▼</w:t>
-        <w:br/>
-        <w:t>┌─────────────────────────────────────────────────────┐</w:t>
-        <w:br/>
-        <w:t>│                  Data Layer                          │</w:t>
-        <w:br/>
-        <w:t>│                                                     │</w:t>
-        <w:br/>
-        <w:t>│  PostgreSQL  ──── 7 tables                          │</w:t>
-        <w:br/>
-        <w:t>│  ChromaDB    ──── Per-KB collections (vectors)      │</w:t>
-        <w:br/>
-        <w:t>│  Redis       ──── Configured, not yet used          │</w:t>
-        <w:br/>
-        <w:t>└─────────────────────────────────────────────────────┘</w:t>
-      </w:r>
-    </w:p>
-    <w:p>
-      <w:pPr>
-        <w:pStyle w:val="Heading3"/>
-      </w:pPr>
-      <w:r>
-        <w:t>3.2 导航流程（前端）</w:t>
-      </w:r>
-    </w:p>
-    <w:p>
-      <w:r>
-        <w:rPr>
-          <w:rFonts w:ascii="Consolas" w:hAnsi="Consolas"/>
-          <w:color w:val="333333"/>
-          <w:sz w:val="18"/>
-        </w:rPr>
-        <w:t>用户打开应用</w:t>
-        <w:br/>
-        <w:t xml:space="preserve">    │</w:t>
-        <w:br/>
-        <w:t xml:space="preserve">    ▼</w:t>
-        <w:br/>
-        <w:t>┌──────────────┐    点击模块卡片     ┌──────────────────┐</w:t>
-        <w:br/>
-        <w:t>│  ModuleDash- │ ─────────────────► │  模块内容页        │</w:t>
-        <w:br/>
-        <w:t>│  board 首页   │                   │  + 顶部返回栏      │</w:t>
-        <w:br/>
-        <w:t>│  (3×2 网格)  │ ◄───────────────── │  + 知识库子标签    │</w:t>
-        <w:br/>
-        <w:t>└──────────────┘    点击"← 返回"     └──────────────────┘</w:t>
-      </w:r>
-    </w:p>
-    <w:p>
-      <w:r>
-        <w:t>6 个模块：智能对话、知识库管理、聊天记录、客服模版、商店配置、转人工设置</w:t>
-      </w:r>
-    </w:p>
-    <w:p>
-      <w:pPr>
-        <w:pStyle w:val="Heading3"/>
-      </w:pPr>
-      <w:r>
-        <w:t>3.3 请求处理流程</w:t>
-      </w:r>
-    </w:p>
-    <w:p>
-      <w:r>
-        <w:rPr>
-          <w:rFonts w:ascii="Consolas" w:hAnsi="Consolas"/>
-          <w:color w:val="333333"/>
-          <w:sz w:val="18"/>
-        </w:rPr>
-        <w:t>用户消息 → Frontend (React useState → fetch)</w:t>
-        <w:br/>
-        <w:t xml:space="preserve">    → Vite proxy (/api → localhost:8000)</w:t>
-        <w:br/>
-        <w:t xml:space="preserve">    → FastAPI Router → Service Layer → Agent / Database</w:t>
-        <w:br/>
-        <w:t xml:space="preserve">    → JSON Response → Frontend (setState → re-render)</w:t>
-      </w:r>
-    </w:p>
-    <w:p>
-      <w:r>
-        <w:t>──────────────────────────────────────────────────</w:t>
+        <w:t>纯React本地状态(useState), 无状态管理库。跨组件共享通过props drilling。localStorage持久化session_id实现断点续传。</w:t>
       </w:r>
     </w:p>
     <w:p>
@@ -2012,967 +137,17 @@
         <w:pStyle w:val="Heading2"/>
       </w:pPr>
       <w:r>
-        <w:t>4. 后端详解</w:t>
-      </w:r>
-    </w:p>
-    <w:p>
-      <w:pPr>
-        <w:pStyle w:val="Heading3"/>
-      </w:pPr>
-      <w:r>
-        <w:t>4.1 FastAPI 应用入口 (`main.py`)</w:t>
+        <w:t>3.3 API层</w:t>
       </w:r>
     </w:p>
     <w:p>
       <w:r>
-        <w:t xml:space="preserve">应用使用 </w:t>
-      </w:r>
-      <w:r>
-        <w:rPr>
-          <w:b/>
-        </w:rPr>
-        <w:t>lifespan 上下文管理器</w:t>
-      </w:r>
-      <w:r>
-        <w:t xml:space="preserve"> 管理生命周期：</w:t>
+        <w:t>统一 request&lt;T&gt;() 函数, 封装所有API调用。</w:t>
       </w:r>
     </w:p>
     <w:p>
       <w:r>
-        <w:t xml:space="preserve">- </w:t>
-      </w:r>
-      <w:r>
-        <w:rPr>
-          <w:b/>
-        </w:rPr>
-        <w:t>启动时</w:t>
-      </w:r>
-      <w:r>
-        <w:t xml:space="preserve">：调用 </w:t>
-      </w:r>
-      <w:r>
-        <w:rPr>
-          <w:rFonts w:ascii="Consolas" w:hAnsi="Consolas"/>
-          <w:color w:val="B8860B"/>
-          <w:sz w:val="18"/>
-        </w:rPr>
-        <w:t>init_db()</w:t>
-      </w:r>
-      <w:r>
-        <w:t xml:space="preserve"> 自动建表，启动 </w:t>
-      </w:r>
-      <w:r>
-        <w:rPr>
-          <w:rFonts w:ascii="Consolas" w:hAnsi="Consolas"/>
-          <w:color w:val="B8860B"/>
-          <w:sz w:val="18"/>
-        </w:rPr>
-        <w:t>periodic_cleanup()</w:t>
-      </w:r>
-      <w:r>
-        <w:t xml:space="preserve"> 后台任务</w:t>
-      </w:r>
-    </w:p>
-    <w:p>
-      <w:r>
-        <w:t xml:space="preserve">- </w:t>
-      </w:r>
-      <w:r>
-        <w:rPr>
-          <w:b/>
-        </w:rPr>
-        <w:t>运行时</w:t>
-      </w:r>
-      <w:r>
-        <w:t>：注册 6 个路由模块，CORS 中间件允许 localhost:3000</w:t>
-      </w:r>
-    </w:p>
-    <w:p>
-      <w:r>
-        <w:t xml:space="preserve">- </w:t>
-      </w:r>
-      <w:r>
-        <w:rPr>
-          <w:b/>
-        </w:rPr>
-        <w:t>关闭时</w:t>
-      </w:r>
-      <w:r>
-        <w:t>：取消清理任务</w:t>
-      </w:r>
-    </w:p>
-    <w:p>
-      <w:r>
-        <w:rPr>
-          <w:rFonts w:ascii="Consolas" w:hAnsi="Consolas"/>
-          <w:color w:val="333333"/>
-          <w:sz w:val="18"/>
-        </w:rPr>
-        <w:t>@asynccontextmanager</w:t>
-        <w:br/>
-        <w:t>async def lifespan(app: FastAPI):</w:t>
-        <w:br/>
-        <w:t xml:space="preserve">    await init_db()</w:t>
-        <w:br/>
-        <w:t xml:space="preserve">    cleanup_task = asyncio.create_task(periodic_cleanup())  # 每10分钟清理过期会话</w:t>
-        <w:br/>
-        <w:t xml:space="preserve">    yield</w:t>
-        <w:br/>
-        <w:t xml:space="preserve">    cleanup_task.cancel()</w:t>
-      </w:r>
-    </w:p>
-    <w:p>
-      <w:pPr>
-        <w:pStyle w:val="Heading3"/>
-      </w:pPr>
-      <w:r>
-        <w:t>4.2 配置系统 (`src/config.py`)</w:t>
-      </w:r>
-    </w:p>
-    <w:p>
-      <w:r>
-        <w:t xml:space="preserve">使用 </w:t>
-      </w:r>
-      <w:r>
-        <w:rPr>
-          <w:rFonts w:ascii="Consolas" w:hAnsi="Consolas"/>
-          <w:color w:val="B8860B"/>
-          <w:sz w:val="18"/>
-        </w:rPr>
-        <w:t>pydantic-settings</w:t>
-      </w:r>
-      <w:r>
-        <w:t xml:space="preserve"> 的 </w:t>
-      </w:r>
-      <w:r>
-        <w:rPr>
-          <w:rFonts w:ascii="Consolas" w:hAnsi="Consolas"/>
-          <w:color w:val="B8860B"/>
-          <w:sz w:val="18"/>
-        </w:rPr>
-        <w:t>BaseSettings</w:t>
-      </w:r>
-      <w:r>
-        <w:t xml:space="preserve">，自动从 </w:t>
-      </w:r>
-      <w:r>
-        <w:rPr>
-          <w:rFonts w:ascii="Consolas" w:hAnsi="Consolas"/>
-          <w:color w:val="B8860B"/>
-          <w:sz w:val="18"/>
-        </w:rPr>
-        <w:t>.env</w:t>
-      </w:r>
-      <w:r>
-        <w:t xml:space="preserve"> 文件读取环境变量。</w:t>
-      </w:r>
-    </w:p>
-    <w:p>
-      <w:r>
-        <w:t>关键配置项：</w:t>
-      </w:r>
-    </w:p>
-    <w:tbl>
-      <w:tblPr>
-        <w:tblStyle w:val="LightGrid-Accent1"/>
-        <w:tblW w:type="auto" w:w="0"/>
-        <w:tblLook w:firstColumn="1" w:firstRow="1" w:lastColumn="0" w:lastRow="0" w:noHBand="0" w:noVBand="1" w:val="04A0"/>
-      </w:tblPr>
-      <w:tblGrid>
-        <w:gridCol w:w="2880"/>
-        <w:gridCol w:w="2880"/>
-        <w:gridCol w:w="2880"/>
-      </w:tblGrid>
-      <w:tr>
-        <w:tc>
-          <w:tcPr>
-            <w:tcW w:type="dxa" w:w="2880"/>
-          </w:tcPr>
-          <w:p>
-            <w:r>
-              <w:rPr>
-                <w:b/>
-                <w:sz w:val="18"/>
-              </w:rPr>
-              <w:t>配置项</w:t>
-            </w:r>
-          </w:p>
-        </w:tc>
-        <w:tc>
-          <w:tcPr>
-            <w:tcW w:type="dxa" w:w="2880"/>
-          </w:tcPr>
-          <w:p>
-            <w:r>
-              <w:rPr>
-                <w:b/>
-                <w:sz w:val="18"/>
-              </w:rPr>
-              <w:t>默认值</w:t>
-            </w:r>
-          </w:p>
-        </w:tc>
-        <w:tc>
-          <w:tcPr>
-            <w:tcW w:type="dxa" w:w="2880"/>
-          </w:tcPr>
-          <w:p>
-            <w:r>
-              <w:rPr>
-                <w:b/>
-                <w:sz w:val="18"/>
-              </w:rPr>
-              <w:t>说明</w:t>
-            </w:r>
-          </w:p>
-        </w:tc>
-      </w:tr>
-      <w:tr>
-        <w:tc>
-          <w:tcPr>
-            <w:tcW w:type="dxa" w:w="2880"/>
-          </w:tcPr>
-          <w:p>
-            <w:r>
-              <w:t>`llm_model`</w:t>
-            </w:r>
-          </w:p>
-        </w:tc>
-        <w:tc>
-          <w:tcPr>
-            <w:tcW w:type="dxa" w:w="2880"/>
-          </w:tcPr>
-          <w:p>
-            <w:r>
-              <w:t>`qwen-plus`</w:t>
-            </w:r>
-          </w:p>
-        </w:tc>
-        <w:tc>
-          <w:tcPr>
-            <w:tcW w:type="dxa" w:w="2880"/>
-          </w:tcPr>
-          <w:p>
-            <w:r>
-              <w:t>千问模型名</w:t>
-            </w:r>
-          </w:p>
-        </w:tc>
-      </w:tr>
-      <w:tr>
-        <w:tc>
-          <w:tcPr>
-            <w:tcW w:type="dxa" w:w="2880"/>
-          </w:tcPr>
-          <w:p>
-            <w:r>
-              <w:t>`embedding_model`</w:t>
-            </w:r>
-          </w:p>
-        </w:tc>
-        <w:tc>
-          <w:tcPr>
-            <w:tcW w:type="dxa" w:w="2880"/>
-          </w:tcPr>
-          <w:p>
-            <w:r>
-              <w:t>`text-embedding-v2`</w:t>
-            </w:r>
-          </w:p>
-        </w:tc>
-        <w:tc>
-          <w:tcPr>
-            <w:tcW w:type="dxa" w:w="2880"/>
-          </w:tcPr>
-          <w:p>
-            <w:r>
-              <w:t>嵌入模型名</w:t>
-            </w:r>
-          </w:p>
-        </w:tc>
-      </w:tr>
-      <w:tr>
-        <w:tc>
-          <w:tcPr>
-            <w:tcW w:type="dxa" w:w="2880"/>
-          </w:tcPr>
-          <w:p>
-            <w:r>
-              <w:t>`dashscope_base_url`</w:t>
-            </w:r>
-          </w:p>
-        </w:tc>
-        <w:tc>
-          <w:tcPr>
-            <w:tcW w:type="dxa" w:w="2880"/>
-          </w:tcPr>
-          <w:p>
-            <w:r>
-              <w:t>`https://dashscope.aliyuncs.com/compatible-mode/v1`</w:t>
-            </w:r>
-          </w:p>
-        </w:tc>
-        <w:tc>
-          <w:tcPr>
-            <w:tcW w:type="dxa" w:w="2880"/>
-          </w:tcPr>
-          <w:p>
-            <w:r>
-              <w:t>阿里云百炼端点</w:t>
-            </w:r>
-          </w:p>
-        </w:tc>
-      </w:tr>
-      <w:tr>
-        <w:tc>
-          <w:tcPr>
-            <w:tcW w:type="dxa" w:w="2880"/>
-          </w:tcPr>
-          <w:p>
-            <w:r>
-              <w:t>`max_messages_per_session`</w:t>
-            </w:r>
-          </w:p>
-        </w:tc>
-        <w:tc>
-          <w:tcPr>
-            <w:tcW w:type="dxa" w:w="2880"/>
-          </w:tcPr>
-          <w:p>
-            <w:r>
-              <w:t>40</w:t>
-            </w:r>
-          </w:p>
-        </w:tc>
-        <w:tc>
-          <w:tcPr>
-            <w:tcW w:type="dxa" w:w="2880"/>
-          </w:tcPr>
-          <w:p>
-            <w:r>
-              <w:t>触发压缩的消息阈值</w:t>
-            </w:r>
-          </w:p>
-        </w:tc>
-      </w:tr>
-      <w:tr>
-        <w:tc>
-          <w:tcPr>
-            <w:tcW w:type="dxa" w:w="2880"/>
-          </w:tcPr>
-          <w:p>
-            <w:r>
-              <w:t>`recent_messages_keep`</w:t>
-            </w:r>
-          </w:p>
-        </w:tc>
-        <w:tc>
-          <w:tcPr>
-            <w:tcW w:type="dxa" w:w="2880"/>
-          </w:tcPr>
-          <w:p>
-            <w:r>
-              <w:t>20</w:t>
-            </w:r>
-          </w:p>
-        </w:tc>
-        <w:tc>
-          <w:tcPr>
-            <w:tcW w:type="dxa" w:w="2880"/>
-          </w:tcPr>
-          <w:p>
-            <w:r>
-              <w:t>压缩后保留的最近消息数</w:t>
-            </w:r>
-          </w:p>
-        </w:tc>
-      </w:tr>
-      <w:tr>
-        <w:tc>
-          <w:tcPr>
-            <w:tcW w:type="dxa" w:w="2880"/>
-          </w:tcPr>
-          <w:p>
-            <w:r>
-              <w:t>`session_ttl_days`</w:t>
-            </w:r>
-          </w:p>
-        </w:tc>
-        <w:tc>
-          <w:tcPr>
-            <w:tcW w:type="dxa" w:w="2880"/>
-          </w:tcPr>
-          <w:p>
-            <w:r>
-              <w:t>10</w:t>
-            </w:r>
-          </w:p>
-        </w:tc>
-        <w:tc>
-          <w:tcPr>
-            <w:tcW w:type="dxa" w:w="2880"/>
-          </w:tcPr>
-          <w:p>
-            <w:r>
-              <w:t>会话数据保留天数</w:t>
-            </w:r>
-          </w:p>
-        </w:tc>
-      </w:tr>
-      <w:tr>
-        <w:tc>
-          <w:tcPr>
-            <w:tcW w:type="dxa" w:w="2880"/>
-          </w:tcPr>
-          <w:p>
-            <w:r>
-              <w:t>`chroma_persist_dir`</w:t>
-            </w:r>
-          </w:p>
-        </w:tc>
-        <w:tc>
-          <w:tcPr>
-            <w:tcW w:type="dxa" w:w="2880"/>
-          </w:tcPr>
-          <w:p>
-            <w:r>
-              <w:t>`./chroma_data`</w:t>
-            </w:r>
-          </w:p>
-        </w:tc>
-        <w:tc>
-          <w:tcPr>
-            <w:tcW w:type="dxa" w:w="2880"/>
-          </w:tcPr>
-          <w:p>
-            <w:r>
-              <w:t>ChromaDB 本地存储路径</w:t>
-            </w:r>
-          </w:p>
-        </w:tc>
-      </w:tr>
-    </w:tbl>
-    <w:p/>
-    <w:p>
-      <w:pPr>
-        <w:pStyle w:val="Heading3"/>
-      </w:pPr>
-      <w:r>
-        <w:t>4.3 服务层 (`src/services/`)</w:t>
-      </w:r>
-    </w:p>
-    <w:p>
-      <w:r>
-        <w:t>#### KnowledgeService — 知识库管理 + RAG 摄入</w:t>
-      </w:r>
-    </w:p>
-    <w:tbl>
-      <w:tblPr>
-        <w:tblStyle w:val="LightGrid-Accent1"/>
-        <w:tblW w:type="auto" w:w="0"/>
-        <w:tblLook w:firstColumn="1" w:firstRow="1" w:lastColumn="0" w:lastRow="0" w:noHBand="0" w:noVBand="1" w:val="04A0"/>
-      </w:tblPr>
-      <w:tblGrid>
-        <w:gridCol w:w="4320"/>
-        <w:gridCol w:w="4320"/>
-      </w:tblGrid>
-      <w:tr>
-        <w:tc>
-          <w:tcPr>
-            <w:tcW w:type="dxa" w:w="4320"/>
-          </w:tcPr>
-          <w:p>
-            <w:r>
-              <w:rPr>
-                <w:b/>
-                <w:sz w:val="18"/>
-              </w:rPr>
-              <w:t>方法</w:t>
-            </w:r>
-          </w:p>
-        </w:tc>
-        <w:tc>
-          <w:tcPr>
-            <w:tcW w:type="dxa" w:w="4320"/>
-          </w:tcPr>
-          <w:p>
-            <w:r>
-              <w:rPr>
-                <w:b/>
-                <w:sz w:val="18"/>
-              </w:rPr>
-              <w:t>说明</w:t>
-            </w:r>
-          </w:p>
-        </w:tc>
-      </w:tr>
-      <w:tr>
-        <w:tc>
-          <w:tcPr>
-            <w:tcW w:type="dxa" w:w="4320"/>
-          </w:tcPr>
-          <w:p>
-            <w:r>
-              <w:t>`create(data)`</w:t>
-            </w:r>
-          </w:p>
-        </w:tc>
-        <w:tc>
-          <w:tcPr>
-            <w:tcW w:type="dxa" w:w="4320"/>
-          </w:tcPr>
-          <w:p>
-            <w:r>
-              <w:t>创建知识库 + 对应的 ChromaDB 集合</w:t>
-            </w:r>
-          </w:p>
-        </w:tc>
-      </w:tr>
-      <w:tr>
-        <w:tc>
-          <w:tcPr>
-            <w:tcW w:type="dxa" w:w="4320"/>
-          </w:tcPr>
-          <w:p>
-            <w:r>
-              <w:t>`upload_file(kb_id, filename, content)`</w:t>
-            </w:r>
-          </w:p>
-        </w:tc>
-        <w:tc>
-          <w:tcPr>
-            <w:tcW w:type="dxa" w:w="4320"/>
-          </w:tcPr>
-          <w:p>
-            <w:r>
-              <w:t>文件解析 → 分块 → 向量化 → 入库</w:t>
-            </w:r>
-          </w:p>
-        </w:tc>
-      </w:tr>
-      <w:tr>
-        <w:tc>
-          <w:tcPr>
-            <w:tcW w:type="dxa" w:w="4320"/>
-          </w:tcPr>
-          <w:p>
-            <w:r>
-              <w:t>`_chunk_text(text, 500, 50)`</w:t>
-            </w:r>
-          </w:p>
-        </w:tc>
-        <w:tc>
-          <w:tcPr>
-            <w:tcW w:type="dxa" w:w="4320"/>
-          </w:tcPr>
-          <w:p>
-            <w:r>
-              <w:t>500 字符块 + 50 字符重叠的滑动窗口</w:t>
-            </w:r>
-          </w:p>
-        </w:tc>
-      </w:tr>
-      <w:tr>
-        <w:tc>
-          <w:tcPr>
-            <w:tcW w:type="dxa" w:w="4320"/>
-          </w:tcPr>
-          <w:p>
-            <w:r>
-              <w:t>`add_text_to_kb(kb_id, text, filename)`</w:t>
-            </w:r>
-          </w:p>
-        </w:tc>
-        <w:tc>
-          <w:tcPr>
-            <w:tcW w:type="dxa" w:w="4320"/>
-          </w:tcPr>
-          <w:p>
-            <w:r>
-              <w:t>纯文本直接向量化入库</w:t>
-            </w:r>
-          </w:p>
-        </w:tc>
-      </w:tr>
-      <w:tr>
-        <w:tc>
-          <w:tcPr>
-            <w:tcW w:type="dxa" w:w="4320"/>
-          </w:tcPr>
-          <w:p>
-            <w:r>
-              <w:t>`delete(kb_id)`</w:t>
-            </w:r>
-          </w:p>
-        </w:tc>
-        <w:tc>
-          <w:tcPr>
-            <w:tcW w:type="dxa" w:w="4320"/>
-          </w:tcPr>
-          <w:p>
-            <w:r>
-              <w:t>同时删除 PostgreSQL 记录和 ChromaDB 集合</w:t>
-            </w:r>
-          </w:p>
-        </w:tc>
-      </w:tr>
-    </w:tbl>
-    <w:p/>
-    <w:p>
-      <w:r>
-        <w:t>#### MemoryService — 会话记忆管理（核心）</w:t>
-      </w:r>
-    </w:p>
-    <w:tbl>
-      <w:tblPr>
-        <w:tblStyle w:val="LightGrid-Accent1"/>
-        <w:tblW w:type="auto" w:w="0"/>
-        <w:tblLook w:firstColumn="1" w:firstRow="1" w:lastColumn="0" w:lastRow="0" w:noHBand="0" w:noVBand="1" w:val="04A0"/>
-      </w:tblPr>
-      <w:tblGrid>
-        <w:gridCol w:w="4320"/>
-        <w:gridCol w:w="4320"/>
-      </w:tblGrid>
-      <w:tr>
-        <w:tc>
-          <w:tcPr>
-            <w:tcW w:type="dxa" w:w="4320"/>
-          </w:tcPr>
-          <w:p>
-            <w:r>
-              <w:rPr>
-                <w:b/>
-                <w:sz w:val="18"/>
-              </w:rPr>
-              <w:t>方法</w:t>
-            </w:r>
-          </w:p>
-        </w:tc>
-        <w:tc>
-          <w:tcPr>
-            <w:tcW w:type="dxa" w:w="4320"/>
-          </w:tcPr>
-          <w:p>
-            <w:r>
-              <w:rPr>
-                <w:b/>
-                <w:sz w:val="18"/>
-              </w:rPr>
-              <w:t>说明</w:t>
-            </w:r>
-          </w:p>
-        </w:tc>
-      </w:tr>
-      <w:tr>
-        <w:tc>
-          <w:tcPr>
-            <w:tcW w:type="dxa" w:w="4320"/>
-          </w:tcPr>
-          <w:p>
-            <w:r>
-              <w:t>`create_conversation()`</w:t>
-            </w:r>
-          </w:p>
-        </w:tc>
-        <w:tc>
-          <w:tcPr>
-            <w:tcW w:type="dxa" w:w="4320"/>
-          </w:tcPr>
-          <w:p>
-            <w:r>
-              <w:t>创建新会话，自动分配"客户N"编号</w:t>
-            </w:r>
-          </w:p>
-        </w:tc>
-      </w:tr>
-      <w:tr>
-        <w:tc>
-          <w:tcPr>
-            <w:tcW w:type="dxa" w:w="4320"/>
-          </w:tcPr>
-          <w:p>
-            <w:r>
-              <w:t>`add_message(conv_id, role, content)`</w:t>
-            </w:r>
-          </w:p>
-        </w:tc>
-        <w:tc>
-          <w:tcPr>
-            <w:tcW w:type="dxa" w:w="4320"/>
-          </w:tcPr>
-          <w:p>
-            <w:r>
-              <w:t>添加消息，更新计数和标题</w:t>
-            </w:r>
-          </w:p>
-        </w:tc>
-      </w:tr>
-      <w:tr>
-        <w:tc>
-          <w:tcPr>
-            <w:tcW w:type="dxa" w:w="4320"/>
-          </w:tcPr>
-          <w:p>
-            <w:r>
-              <w:t>`load_history(conv_id)`</w:t>
-            </w:r>
-          </w:p>
-        </w:tc>
-        <w:tc>
-          <w:tcPr>
-            <w:tcW w:type="dxa" w:w="4320"/>
-          </w:tcPr>
-          <w:p>
-            <w:r>
-              <w:t>返回 (摘要, 未压缩消息列表) 供 Agent 使用</w:t>
-            </w:r>
-          </w:p>
-        </w:tc>
-      </w:tr>
-      <w:tr>
-        <w:tc>
-          <w:tcPr>
-            <w:tcW w:type="dxa" w:w="4320"/>
-          </w:tcPr>
-          <w:p>
-            <w:r>
-              <w:t>`maybe_compress(conv_id)`</w:t>
-            </w:r>
-          </w:p>
-        </w:tc>
-        <w:tc>
-          <w:tcPr>
-            <w:tcW w:type="dxa" w:w="4320"/>
-          </w:tcPr>
-          <w:p>
-            <w:r>
-              <w:t>超过 40 条消息时触发 LLM 压缩</w:t>
-            </w:r>
-          </w:p>
-        </w:tc>
-      </w:tr>
-      <w:tr>
-        <w:tc>
-          <w:tcPr>
-            <w:tcW w:type="dxa" w:w="4320"/>
-          </w:tcPr>
-          <w:p>
-            <w:r>
-              <w:t>`_summarize_messages()`</w:t>
-            </w:r>
-          </w:p>
-        </w:tc>
-        <w:tc>
-          <w:tcPr>
-            <w:tcW w:type="dxa" w:w="4320"/>
-          </w:tcPr>
-          <w:p>
-            <w:r>
-              <w:t>调用 LLM 将旧消息压缩为 ≤200 字摘要</w:t>
-            </w:r>
-          </w:p>
-        </w:tc>
-      </w:tr>
-      <w:tr>
-        <w:tc>
-          <w:tcPr>
-            <w:tcW w:type="dxa" w:w="4320"/>
-          </w:tcPr>
-          <w:p>
-            <w:r>
-              <w:t>`cleanup_expired()`</w:t>
-            </w:r>
-          </w:p>
-        </w:tc>
-        <w:tc>
-          <w:tcPr>
-            <w:tcW w:type="dxa" w:w="4320"/>
-          </w:tcPr>
-          <w:p>
-            <w:r>
-              <w:t>删除 10 天前的过期会话</w:t>
-            </w:r>
-          </w:p>
-        </w:tc>
-      </w:tr>
-      <w:tr>
-        <w:tc>
-          <w:tcPr>
-            <w:tcW w:type="dxa" w:w="4320"/>
-          </w:tcPr>
-          <w:p>
-            <w:r>
-              <w:t>`update_message(msg_id, content)`</w:t>
-            </w:r>
-          </w:p>
-        </w:tc>
-        <w:tc>
-          <w:tcPr>
-            <w:tcW w:type="dxa" w:w="4320"/>
-          </w:tcPr>
-          <w:p>
-            <w:r>
-              <w:t>编辑消息内容</w:t>
-            </w:r>
-          </w:p>
-        </w:tc>
-      </w:tr>
-      <w:tr>
-        <w:tc>
-          <w:tcPr>
-            <w:tcW w:type="dxa" w:w="4320"/>
-          </w:tcPr>
-          <w:p>
-            <w:r>
-              <w:t>`create_preset_dialog(q, a, parent_id)`</w:t>
-            </w:r>
-          </w:p>
-        </w:tc>
-        <w:tc>
-          <w:tcPr>
-            <w:tcW w:type="dxa" w:w="4320"/>
-          </w:tcPr>
-          <w:p>
-            <w:r>
-              <w:t>保存问答对为预设对话（带去重）</w:t>
-            </w:r>
-          </w:p>
-        </w:tc>
-      </w:tr>
-    </w:tbl>
-    <w:p/>
-    <w:p>
-      <w:r>
-        <w:t>#### DialogService — 预设对话匹配</w:t>
-      </w:r>
-    </w:p>
-    <w:p>
-      <w:r>
-        <w:t xml:space="preserve">- </w:t>
-      </w:r>
-      <w:r>
-        <w:rPr>
-          <w:rFonts w:ascii="Consolas" w:hAnsi="Consolas"/>
-          <w:color w:val="B8860B"/>
-          <w:sz w:val="18"/>
-        </w:rPr>
-        <w:t>search(query)</w:t>
-      </w:r>
-      <w:r>
-        <w:t xml:space="preserve"> — 在 </w:t>
-      </w:r>
-      <w:r>
-        <w:rPr>
-          <w:rFonts w:ascii="Consolas" w:hAnsi="Consolas"/>
-          <w:color w:val="B8860B"/>
-          <w:sz w:val="18"/>
-        </w:rPr>
-        <w:t>PresetDialog.question</w:t>
-      </w:r>
-      <w:r>
-        <w:t xml:space="preserve"> 上执行 </w:t>
-      </w:r>
-      <w:r>
-        <w:rPr>
-          <w:rFonts w:ascii="Consolas" w:hAnsi="Consolas"/>
-          <w:color w:val="B8860B"/>
-          <w:sz w:val="18"/>
-        </w:rPr>
-        <w:t>ILIKE '%query%'</w:t>
-      </w:r>
-      <w:r>
-        <w:t xml:space="preserve"> 子串匹配</w:t>
-      </w:r>
-    </w:p>
-    <w:p>
-      <w:r>
-        <w:t>- 完全匹配时跳过 LLM 直接返回预设回复（性能优化）</w:t>
-      </w:r>
-    </w:p>
-    <w:p>
-      <w:pPr>
-        <w:pStyle w:val="Heading3"/>
-      </w:pPr>
-      <w:r>
-        <w:t>4.4 LLM 工厂 (`src/agents/llm.py`)</w:t>
-      </w:r>
-    </w:p>
-    <w:p>
-      <w:r>
-        <w:rPr>
-          <w:rFonts w:ascii="Consolas" w:hAnsi="Consolas"/>
-          <w:color w:val="333333"/>
-          <w:sz w:val="18"/>
-        </w:rPr>
-        <w:t>def get_llm(temperature=0.3) -&gt; ChatOpenAI:</w:t>
-        <w:br/>
-        <w:t xml:space="preserve">    return ChatOpenAI(</w:t>
-        <w:br/>
-        <w:t xml:space="preserve">        model=settings.llm_model,          # qwen-plus</w:t>
-        <w:br/>
-        <w:t xml:space="preserve">        api_key=settings.dashscope_api_key,</w:t>
-        <w:br/>
-        <w:t xml:space="preserve">        base_url=settings.dashscope_base_url,  # DashScope 兼容端点</w:t>
-        <w:br/>
-        <w:t xml:space="preserve">        temperature=temperature,</w:t>
-        <w:br/>
-        <w:t xml:space="preserve">    )</w:t>
-        <w:br/>
-        <w:br/>
-        <w:t>def get_embeddings() -&gt; OpenAIEmbeddings:</w:t>
-        <w:br/>
-        <w:t xml:space="preserve">    return OpenAIEmbeddings(</w:t>
-        <w:br/>
-        <w:t xml:space="preserve">        model=settings.embedding_model,    # text-embedding-v2</w:t>
-        <w:br/>
-        <w:t xml:space="preserve">        api_key=settings.dashscope_api_key,</w:t>
-        <w:br/>
-        <w:t xml:space="preserve">        base_url=settings.dashscope_base_url,</w:t>
-        <w:br/>
-        <w:t xml:space="preserve">    )</w:t>
-      </w:r>
-    </w:p>
-    <w:p>
-      <w:r>
-        <w:t xml:space="preserve">关键：使用 </w:t>
-      </w:r>
-      <w:r>
-        <w:rPr>
-          <w:rFonts w:ascii="Consolas" w:hAnsi="Consolas"/>
-          <w:color w:val="B8860B"/>
-          <w:sz w:val="18"/>
-        </w:rPr>
-        <w:t>langchain-openai</w:t>
-      </w:r>
-      <w:r>
-        <w:t xml:space="preserve"> 的 </w:t>
-      </w:r>
-      <w:r>
-        <w:rPr>
-          <w:rFonts w:ascii="Consolas" w:hAnsi="Consolas"/>
-          <w:color w:val="B8860B"/>
-          <w:sz w:val="18"/>
-        </w:rPr>
-        <w:t>ChatOpenAI</w:t>
-      </w:r>
-      <w:r>
-        <w:t xml:space="preserve"> 类，通过 </w:t>
-      </w:r>
-      <w:r>
-        <w:rPr>
-          <w:rFonts w:ascii="Consolas" w:hAnsi="Consolas"/>
-          <w:color w:val="B8860B"/>
-          <w:sz w:val="18"/>
-        </w:rPr>
-        <w:t>base_url</w:t>
-      </w:r>
-      <w:r>
-        <w:t xml:space="preserve"> 指向 DashScope 的 OpenAI 兼容端点，实现对千问模型的调用。无需额外的 DashScope SDK。</w:t>
-      </w:r>
-    </w:p>
-    <w:p>
-      <w:r>
-        <w:t>──────────────────────────────────────────────────</w:t>
+        <w:t>API分组: knowledgeApi, templateApi, dialogApi, transferRuleApi, chatApi, conversationApi, copywritingWorkflowApi, complianceRuleApi</w:t>
       </w:r>
     </w:p>
     <w:p>
@@ -2980,757 +155,20 @@
         <w:pStyle w:val="Heading2"/>
       </w:pPr>
       <w:r>
-        <w:t>5. 前端详解</w:t>
+        <w:t>3.4 暗金主题</w:t>
+      </w:r>
+    </w:p>
+    <w:p>
+      <w:r>
+        <w:t>Tailwind自定义色板, primary=#B8860B, gold-50=#FDF8F0 等</w:t>
       </w:r>
     </w:p>
     <w:p>
       <w:pPr>
-        <w:pStyle w:val="Heading3"/>
+        <w:pStyle w:val="Heading1"/>
       </w:pPr>
       <w:r>
-        <w:t>5.1 技术选型理由</w:t>
-      </w:r>
-    </w:p>
-    <w:tbl>
-      <w:tblPr>
-        <w:tblStyle w:val="LightGrid-Accent1"/>
-        <w:tblW w:type="auto" w:w="0"/>
-        <w:tblLook w:firstColumn="1" w:firstRow="1" w:lastColumn="0" w:lastRow="0" w:noHBand="0" w:noVBand="1" w:val="04A0"/>
-      </w:tblPr>
-      <w:tblGrid>
-        <w:gridCol w:w="4320"/>
-        <w:gridCol w:w="4320"/>
-      </w:tblGrid>
-      <w:tr>
-        <w:tc>
-          <w:tcPr>
-            <w:tcW w:type="dxa" w:w="4320"/>
-          </w:tcPr>
-          <w:p>
-            <w:r>
-              <w:rPr>
-                <w:b/>
-                <w:sz w:val="18"/>
-              </w:rPr>
-              <w:t>决策</w:t>
-            </w:r>
-          </w:p>
-        </w:tc>
-        <w:tc>
-          <w:tcPr>
-            <w:tcW w:type="dxa" w:w="4320"/>
-          </w:tcPr>
-          <w:p>
-            <w:r>
-              <w:rPr>
-                <w:b/>
-                <w:sz w:val="18"/>
-              </w:rPr>
-              <w:t>理由</w:t>
-            </w:r>
-          </w:p>
-        </w:tc>
-      </w:tr>
-      <w:tr>
-        <w:tc>
-          <w:tcPr>
-            <w:tcW w:type="dxa" w:w="4320"/>
-          </w:tcPr>
-          <w:p>
-            <w:r>
-              <w:t>**React + TypeScript**</w:t>
-            </w:r>
-          </w:p>
-        </w:tc>
-        <w:tc>
-          <w:tcPr>
-            <w:tcW w:type="dxa" w:w="4320"/>
-          </w:tcPr>
-          <w:p>
-            <w:r>
-              <w:t>组件化开发，类型安全</w:t>
-            </w:r>
-          </w:p>
-        </w:tc>
-      </w:tr>
-      <w:tr>
-        <w:tc>
-          <w:tcPr>
-            <w:tcW w:type="dxa" w:w="4320"/>
-          </w:tcPr>
-          <w:p>
-            <w:r>
-              <w:t>**Vite（非 CRA）**</w:t>
-            </w:r>
-          </w:p>
-        </w:tc>
-        <w:tc>
-          <w:tcPr>
-            <w:tcW w:type="dxa" w:w="4320"/>
-          </w:tcPr>
-          <w:p>
-            <w:r>
-              <w:t>极速 HMR，原生 ESM</w:t>
-            </w:r>
-          </w:p>
-        </w:tc>
-      </w:tr>
-      <w:tr>
-        <w:tc>
-          <w:tcPr>
-            <w:tcW w:type="dxa" w:w="4320"/>
-          </w:tcPr>
-          <w:p>
-            <w:r>
-              <w:t>**Tailwind CSS（非组件库）**</w:t>
-            </w:r>
-          </w:p>
-        </w:tc>
-        <w:tc>
-          <w:tcPr>
-            <w:tcW w:type="dxa" w:w="4320"/>
-          </w:tcPr>
-          <w:p>
-            <w:r>
-              <w:t>原子化 CSS，灵活定制暗金主题</w:t>
-            </w:r>
-          </w:p>
-        </w:tc>
-      </w:tr>
-      <w:tr>
-        <w:tc>
-          <w:tcPr>
-            <w:tcW w:type="dxa" w:w="4320"/>
-          </w:tcPr>
-          <w:p>
-            <w:r>
-              <w:t>**lucide-react（非 Font Awesome）**</w:t>
-            </w:r>
-          </w:p>
-        </w:tc>
-        <w:tc>
-          <w:tcPr>
-            <w:tcW w:type="dxa" w:w="4320"/>
-          </w:tcPr>
-          <w:p>
-            <w:r>
-              <w:t>本地包，Tree-shakable，按需加载</w:t>
-            </w:r>
-          </w:p>
-        </w:tc>
-      </w:tr>
-      <w:tr>
-        <w:tc>
-          <w:tcPr>
-            <w:tcW w:type="dxa" w:w="4320"/>
-          </w:tcPr>
-          <w:p>
-            <w:r>
-              <w:t>**原生 fetch（非 axios）**</w:t>
-            </w:r>
-          </w:p>
-        </w:tc>
-        <w:tc>
-          <w:tcPr>
-            <w:tcW w:type="dxa" w:w="4320"/>
-          </w:tcPr>
-          <w:p>
-            <w:r>
-              <w:t>零额外依赖，足够满足需求</w:t>
-            </w:r>
-          </w:p>
-        </w:tc>
-      </w:tr>
-      <w:tr>
-        <w:tc>
-          <w:tcPr>
-            <w:tcW w:type="dxa" w:w="4320"/>
-          </w:tcPr>
-          <w:p>
-            <w:r>
-              <w:t>**无路由库**</w:t>
-            </w:r>
-          </w:p>
-        </w:tc>
-        <w:tc>
-          <w:tcPr>
-            <w:tcW w:type="dxa" w:w="4320"/>
-          </w:tcPr>
-          <w:p>
-            <w:r>
-              <w:t>单页应用，用 `useState` 条件渲染足够</w:t>
-            </w:r>
-          </w:p>
-        </w:tc>
-      </w:tr>
-    </w:tbl>
-    <w:p/>
-    <w:p>
-      <w:pPr>
-        <w:pStyle w:val="Heading3"/>
-      </w:pPr>
-      <w:r>
-        <w:t>5.2 组件树</w:t>
-      </w:r>
-    </w:p>
-    <w:p>
-      <w:r>
-        <w:rPr>
-          <w:rFonts w:ascii="Consolas" w:hAnsi="Consolas"/>
-          <w:color w:val="333333"/>
-          <w:sz w:val="18"/>
-        </w:rPr>
-        <w:t>App</w:t>
-        <w:br/>
-        <w:t>├── view='home'</w:t>
-        <w:br/>
-        <w:t>│   ├── Header</w:t>
-        <w:br/>
-        <w:t>│   └── ModuleDashboard (3×2 网格)</w:t>
-        <w:br/>
-        <w:t>│       ├── 智能对话 → enterModule('chat')</w:t>
-        <w:br/>
-        <w:t>│       ├── 知识库管理 → enterModule('knowledge-new')</w:t>
-        <w:br/>
-        <w:t>│       ├── 聊天记录 → enterModule('chat-history')</w:t>
-        <w:br/>
-        <w:t>│       ├── 客服模版 → enterModule('cs-template')</w:t>
-        <w:br/>
-        <w:t>│       ├── 商店配置 → enterModule('store-config')</w:t>
-        <w:br/>
-        <w:t>│       └── 转人工设置 → enterModule('transfer')</w:t>
-        <w:br/>
-        <w:t>│</w:t>
-        <w:br/>
-        <w:t>└── view='module'</w:t>
-        <w:br/>
-        <w:t xml:space="preserve">    ├── Top Bar（← 返回 + 模块标题 + 知识库子标签）</w:t>
-        <w:br/>
-        <w:t xml:space="preserve">    └── {renderContent()}</w:t>
-        <w:br/>
-        <w:t xml:space="preserve">        ├── ChatPage（侧边栏 + 聊天区 + 输入框）</w:t>
-        <w:br/>
-        <w:t xml:space="preserve">        ├── KnowledgeNewPage（列表/创建 双模式）</w:t>
-        <w:br/>
-        <w:t xml:space="preserve">        ├── KnowledgeUploadPage（拖拽上传）</w:t>
-        <w:br/>
-        <w:t xml:space="preserve">        ├── KnowledgeDocPage（产品表单 + 文案生成 + 预览编辑）</w:t>
-        <w:br/>
-        <w:t xml:space="preserve">        ├── KnowledgeAIPage（表格 + 树形展开 + 增删改模态框）</w:t>
-        <w:br/>
-        <w:t xml:space="preserve">        ├── ChatHistoryPage（左侧客户列表 + 右侧对话 + 编辑 + 保存）</w:t>
-        <w:br/>
-        <w:t xml:space="preserve">        ├── CSTemplatePage（表格 + 复选框 + 批量删除）</w:t>
-        <w:br/>
-        <w:t xml:space="preserve">        ├── StoreConfigPage（占位）</w:t>
-        <w:br/>
-        <w:t xml:space="preserve">        └── TransferPage（规则列表 + 内联编辑 + 添加）</w:t>
-      </w:r>
-    </w:p>
-    <w:p>
-      <w:pPr>
-        <w:pStyle w:val="Heading3"/>
-      </w:pPr>
-      <w:r>
-        <w:t>5.3 状态管理</w:t>
-      </w:r>
-    </w:p>
-    <w:p>
-      <w:r>
-        <w:t>项目使用</w:t>
-      </w:r>
-      <w:r>
-        <w:rPr>
-          <w:b/>
-        </w:rPr>
-        <w:t>纯 React 本地状态</w:t>
-      </w:r>
-      <w:r>
-        <w:t>，无 Redux/MobX/Zustand：</w:t>
-      </w:r>
-    </w:p>
-    <w:p>
-      <w:r>
-        <w:t xml:space="preserve">- </w:t>
-      </w:r>
-      <w:r>
-        <w:rPr>
-          <w:b/>
-        </w:rPr>
-        <w:t>跨组件共享</w:t>
-      </w:r>
-      <w:r>
-        <w:t>：</w:t>
-      </w:r>
-      <w:r>
-        <w:rPr>
-          <w:rFonts w:ascii="Consolas" w:hAnsi="Consolas"/>
-          <w:color w:val="B8860B"/>
-          <w:sz w:val="18"/>
-        </w:rPr>
-        <w:t>selectedKbId</w:t>
-      </w:r>
-      <w:r>
-        <w:t xml:space="preserve"> 通过 props drilling 从 App → KnowledgeNewPage → KnowledgeUploadPage</w:t>
-      </w:r>
-    </w:p>
-    <w:p>
-      <w:r>
-        <w:t xml:space="preserve">- </w:t>
-      </w:r>
-      <w:r>
-        <w:rPr>
-          <w:b/>
-        </w:rPr>
-        <w:t>跨会话持久化</w:t>
-      </w:r>
-      <w:r>
-        <w:t>：</w:t>
-      </w:r>
-      <w:r>
-        <w:rPr>
-          <w:rFonts w:ascii="Consolas" w:hAnsi="Consolas"/>
-          <w:color w:val="B8860B"/>
-          <w:sz w:val="18"/>
-        </w:rPr>
-        <w:t>conversation_id</w:t>
-      </w:r>
-      <w:r>
-        <w:t xml:space="preserve"> 通过 </w:t>
-      </w:r>
-      <w:r>
-        <w:rPr>
-          <w:rFonts w:ascii="Consolas" w:hAnsi="Consolas"/>
-          <w:color w:val="B8860B"/>
-          <w:sz w:val="18"/>
-        </w:rPr>
-        <w:t>localStorage</w:t>
-      </w:r>
-      <w:r>
-        <w:t xml:space="preserve"> 存储</w:t>
-      </w:r>
-    </w:p>
-    <w:p>
-      <w:r>
-        <w:t xml:space="preserve">- </w:t>
-      </w:r>
-      <w:r>
-        <w:rPr>
-          <w:b/>
-        </w:rPr>
-        <w:t>服务端状态</w:t>
-      </w:r>
-      <w:r>
-        <w:t xml:space="preserve">：各页面组件通过 </w:t>
-      </w:r>
-      <w:r>
-        <w:rPr>
-          <w:rFonts w:ascii="Consolas" w:hAnsi="Consolas"/>
-          <w:color w:val="B8860B"/>
-          <w:sz w:val="18"/>
-        </w:rPr>
-        <w:t>useEffect</w:t>
-      </w:r>
-      <w:r>
-        <w:t xml:space="preserve"> + </w:t>
-      </w:r>
-      <w:r>
-        <w:rPr>
-          <w:rFonts w:ascii="Consolas" w:hAnsi="Consolas"/>
-          <w:color w:val="B8860B"/>
-          <w:sz w:val="18"/>
-        </w:rPr>
-        <w:t>fetch</w:t>
-      </w:r>
-      <w:r>
-        <w:t xml:space="preserve"> 加载数据，无缓存层</w:t>
-      </w:r>
-    </w:p>
-    <w:p>
-      <w:pPr>
-        <w:pStyle w:val="Heading3"/>
-      </w:pPr>
-      <w:r>
-        <w:t>5.4 API 层 (`services/api.ts`)</w:t>
-      </w:r>
-    </w:p>
-    <w:p>
-      <w:r>
-        <w:t xml:space="preserve">统一的 </w:t>
-      </w:r>
-      <w:r>
-        <w:rPr>
-          <w:rFonts w:ascii="Consolas" w:hAnsi="Consolas"/>
-          <w:color w:val="B8860B"/>
-          <w:sz w:val="18"/>
-        </w:rPr>
-        <w:t>request&lt;T&gt;()</w:t>
-      </w:r>
-      <w:r>
-        <w:t xml:space="preserve"> 函数处理所有 HTTP 请求：</w:t>
-      </w:r>
-    </w:p>
-    <w:p>
-      <w:r>
-        <w:rPr>
-          <w:rFonts w:ascii="Consolas" w:hAnsi="Consolas"/>
-          <w:color w:val="333333"/>
-          <w:sz w:val="18"/>
-        </w:rPr>
-        <w:t>async function request&lt;T&gt;(url: string, options?: RequestInit): Promise&lt;T&gt; {</w:t>
-        <w:br/>
-        <w:t xml:space="preserve">  const res = await fetch(`/api${url}`, {</w:t>
-        <w:br/>
-        <w:t xml:space="preserve">    headers: { 'Content-Type': 'application/json' },</w:t>
-        <w:br/>
-        <w:t xml:space="preserve">    ...options,</w:t>
-        <w:br/>
-        <w:t xml:space="preserve">  });</w:t>
-        <w:br/>
-        <w:t xml:space="preserve">  if (!res.ok) throw new Error(await parseError(res));</w:t>
-        <w:br/>
-        <w:t xml:space="preserve">  if (res.status === 204) return undefined;</w:t>
-        <w:br/>
-        <w:t xml:space="preserve">  return res.json();</w:t>
-        <w:br/>
-        <w:t>}</w:t>
-      </w:r>
-    </w:p>
-    <w:p>
-      <w:r>
-        <w:t xml:space="preserve">共封装了 </w:t>
-      </w:r>
-      <w:r>
-        <w:rPr>
-          <w:b/>
-        </w:rPr>
-        <w:t>28 个 API 调用</w:t>
-      </w:r>
-      <w:r>
-        <w:t>，分为 6 组：</w:t>
-      </w:r>
-      <w:r>
-        <w:rPr>
-          <w:rFonts w:ascii="Consolas" w:hAnsi="Consolas"/>
-          <w:color w:val="B8860B"/>
-          <w:sz w:val="18"/>
-        </w:rPr>
-        <w:t>knowledgeApi</w:t>
-      </w:r>
-      <w:r>
-        <w:t>、</w:t>
-      </w:r>
-      <w:r>
-        <w:rPr>
-          <w:rFonts w:ascii="Consolas" w:hAnsi="Consolas"/>
-          <w:color w:val="B8860B"/>
-          <w:sz w:val="18"/>
-        </w:rPr>
-        <w:t>templateApi</w:t>
-      </w:r>
-      <w:r>
-        <w:t>、</w:t>
-      </w:r>
-      <w:r>
-        <w:rPr>
-          <w:rFonts w:ascii="Consolas" w:hAnsi="Consolas"/>
-          <w:color w:val="B8860B"/>
-          <w:sz w:val="18"/>
-        </w:rPr>
-        <w:t>dialogApi</w:t>
-      </w:r>
-      <w:r>
-        <w:t>、</w:t>
-      </w:r>
-      <w:r>
-        <w:rPr>
-          <w:rFonts w:ascii="Consolas" w:hAnsi="Consolas"/>
-          <w:color w:val="B8860B"/>
-          <w:sz w:val="18"/>
-        </w:rPr>
-        <w:t>transferRuleApi</w:t>
-      </w:r>
-      <w:r>
-        <w:t>、</w:t>
-      </w:r>
-      <w:r>
-        <w:rPr>
-          <w:rFonts w:ascii="Consolas" w:hAnsi="Consolas"/>
-          <w:color w:val="B8860B"/>
-          <w:sz w:val="18"/>
-        </w:rPr>
-        <w:t>chatApi</w:t>
-      </w:r>
-      <w:r>
-        <w:t>、</w:t>
-      </w:r>
-      <w:r>
-        <w:rPr>
-          <w:rFonts w:ascii="Consolas" w:hAnsi="Consolas"/>
-          <w:color w:val="B8860B"/>
-          <w:sz w:val="18"/>
-        </w:rPr>
-        <w:t>conversationApi</w:t>
-      </w:r>
-      <w:r>
-        <w:t>、</w:t>
-      </w:r>
-      <w:r>
-        <w:rPr>
-          <w:rFonts w:ascii="Consolas" w:hAnsi="Consolas"/>
-          <w:color w:val="B8860B"/>
-          <w:sz w:val="18"/>
-        </w:rPr>
-        <w:t>copywritingApi</w:t>
-      </w:r>
-      <w:r>
-        <w:t>。</w:t>
-      </w:r>
-    </w:p>
-    <w:p>
-      <w:pPr>
-        <w:pStyle w:val="Heading3"/>
-      </w:pPr>
-      <w:r>
-        <w:t>5.5 暗金主题</w:t>
-      </w:r>
-    </w:p>
-    <w:p>
-      <w:r>
-        <w:t>Tailwind 自定义色板（</w:t>
-      </w:r>
-      <w:r>
-        <w:rPr>
-          <w:rFonts w:ascii="Consolas" w:hAnsi="Consolas"/>
-          <w:color w:val="B8860B"/>
-          <w:sz w:val="18"/>
-        </w:rPr>
-        <w:t>tailwind.config.js</w:t>
-      </w:r>
-      <w:r>
-        <w:t>）：</w:t>
-      </w:r>
-    </w:p>
-    <w:tbl>
-      <w:tblPr>
-        <w:tblStyle w:val="LightGrid-Accent1"/>
-        <w:tblW w:type="auto" w:w="0"/>
-        <w:tblLook w:firstColumn="1" w:firstRow="1" w:lastColumn="0" w:lastRow="0" w:noHBand="0" w:noVBand="1" w:val="04A0"/>
-      </w:tblPr>
-      <w:tblGrid>
-        <w:gridCol w:w="2880"/>
-        <w:gridCol w:w="2880"/>
-        <w:gridCol w:w="2880"/>
-      </w:tblGrid>
-      <w:tr>
-        <w:tc>
-          <w:tcPr>
-            <w:tcW w:type="dxa" w:w="2880"/>
-          </w:tcPr>
-          <w:p>
-            <w:r>
-              <w:rPr>
-                <w:b/>
-                <w:sz w:val="18"/>
-              </w:rPr>
-              <w:t>色阶</w:t>
-            </w:r>
-          </w:p>
-        </w:tc>
-        <w:tc>
-          <w:tcPr>
-            <w:tcW w:type="dxa" w:w="2880"/>
-          </w:tcPr>
-          <w:p>
-            <w:r>
-              <w:rPr>
-                <w:b/>
-                <w:sz w:val="18"/>
-              </w:rPr>
-              <w:t>十六进制</w:t>
-            </w:r>
-          </w:p>
-        </w:tc>
-        <w:tc>
-          <w:tcPr>
-            <w:tcW w:type="dxa" w:w="2880"/>
-          </w:tcPr>
-          <w:p>
-            <w:r>
-              <w:rPr>
-                <w:b/>
-                <w:sz w:val="18"/>
-              </w:rPr>
-              <w:t>用途</w:t>
-            </w:r>
-          </w:p>
-        </w:tc>
-      </w:tr>
-      <w:tr>
-        <w:tc>
-          <w:tcPr>
-            <w:tcW w:type="dxa" w:w="2880"/>
-          </w:tcPr>
-          <w:p>
-            <w:r>
-              <w:t>`primary`</w:t>
-            </w:r>
-          </w:p>
-        </w:tc>
-        <w:tc>
-          <w:tcPr>
-            <w:tcW w:type="dxa" w:w="2880"/>
-          </w:tcPr>
-          <w:p>
-            <w:r>
-              <w:t>`#B8860B`</w:t>
-            </w:r>
-          </w:p>
-        </w:tc>
-        <w:tc>
-          <w:tcPr>
-            <w:tcW w:type="dxa" w:w="2880"/>
-          </w:tcPr>
-          <w:p>
-            <w:r>
-              <w:t>主按钮、链接、激活态</w:t>
-            </w:r>
-          </w:p>
-        </w:tc>
-      </w:tr>
-      <w:tr>
-        <w:tc>
-          <w:tcPr>
-            <w:tcW w:type="dxa" w:w="2880"/>
-          </w:tcPr>
-          <w:p>
-            <w:r>
-              <w:t>`gold-50`</w:t>
-            </w:r>
-          </w:p>
-        </w:tc>
-        <w:tc>
-          <w:tcPr>
-            <w:tcW w:type="dxa" w:w="2880"/>
-          </w:tcPr>
-          <w:p>
-            <w:r>
-              <w:t>`#FDF8F0`</w:t>
-            </w:r>
-          </w:p>
-        </w:tc>
-        <w:tc>
-          <w:tcPr>
-            <w:tcW w:type="dxa" w:w="2880"/>
-          </w:tcPr>
-          <w:p>
-            <w:r>
-              <w:t>激活背景、hover 背景</w:t>
-            </w:r>
-          </w:p>
-        </w:tc>
-      </w:tr>
-      <w:tr>
-        <w:tc>
-          <w:tcPr>
-            <w:tcW w:type="dxa" w:w="2880"/>
-          </w:tcPr>
-          <w:p>
-            <w:r>
-              <w:t>`gold-100`</w:t>
-            </w:r>
-          </w:p>
-        </w:tc>
-        <w:tc>
-          <w:tcPr>
-            <w:tcW w:type="dxa" w:w="2880"/>
-          </w:tcPr>
-          <w:p>
-            <w:r>
-              <w:t>`#F5E6CC`</w:t>
-            </w:r>
-          </w:p>
-        </w:tc>
-        <w:tc>
-          <w:tcPr>
-            <w:tcW w:type="dxa" w:w="2880"/>
-          </w:tcPr>
-          <w:p>
-            <w:r>
-              <w:t>用户头像圈</w:t>
-            </w:r>
-          </w:p>
-        </w:tc>
-      </w:tr>
-      <w:tr>
-        <w:tc>
-          <w:tcPr>
-            <w:tcW w:type="dxa" w:w="2880"/>
-          </w:tcPr>
-          <w:p>
-            <w:r>
-              <w:t>`gold-200`</w:t>
-            </w:r>
-          </w:p>
-        </w:tc>
-        <w:tc>
-          <w:tcPr>
-            <w:tcW w:type="dxa" w:w="2880"/>
-          </w:tcPr>
-          <w:p>
-            <w:r>
-              <w:t>`#E8D5A3`</w:t>
-            </w:r>
-          </w:p>
-        </w:tc>
-        <w:tc>
-          <w:tcPr>
-            <w:tcW w:type="dxa" w:w="2880"/>
-          </w:tcPr>
-          <w:p>
-            <w:r>
-              <w:t>选中态边框</w:t>
-            </w:r>
-          </w:p>
-        </w:tc>
-      </w:tr>
-      <w:tr>
-        <w:tc>
-          <w:tcPr>
-            <w:tcW w:type="dxa" w:w="2880"/>
-          </w:tcPr>
-          <w:p>
-            <w:r>
-              <w:t>`gold-700`</w:t>
-            </w:r>
-          </w:p>
-        </w:tc>
-        <w:tc>
-          <w:tcPr>
-            <w:tcW w:type="dxa" w:w="2880"/>
-          </w:tcPr>
-          <w:p>
-            <w:r>
-              <w:t>`#8B6914`</w:t>
-            </w:r>
-          </w:p>
-        </w:tc>
-        <w:tc>
-          <w:tcPr>
-            <w:tcW w:type="dxa" w:w="2880"/>
-          </w:tcPr>
-          <w:p>
-            <w:r>
-              <w:t>图标强调色</w:t>
-            </w:r>
-          </w:p>
-        </w:tc>
-      </w:tr>
-    </w:tbl>
-    <w:p/>
-    <w:p>
-      <w:r>
-        <w:t>──────────────────────────────────────────────────</w:t>
+        <w:t>4. 后端详解</w:t>
       </w:r>
     </w:p>
     <w:p>
@@ -3738,2019 +176,12 @@
         <w:pStyle w:val="Heading2"/>
       </w:pPr>
       <w:r>
-        <w:t>6. 数据库设计</w:t>
-      </w:r>
-    </w:p>
-    <w:p>
-      <w:pPr>
-        <w:pStyle w:val="Heading3"/>
-      </w:pPr>
-      <w:r>
-        <w:t>6.1 PostgreSQL 表结构（7 张表）</w:t>
+        <w:t>4.1 FastAPI入口</w:t>
       </w:r>
     </w:p>
     <w:p>
       <w:r>
-        <w:t xml:space="preserve">#### </w:t>
-      </w:r>
-      <w:r>
-        <w:rPr>
-          <w:rFonts w:ascii="Consolas" w:hAnsi="Consolas"/>
-          <w:color w:val="B8860B"/>
-          <w:sz w:val="18"/>
-        </w:rPr>
-        <w:t>knowledge_bases</w:t>
-      </w:r>
-      <w:r>
-        <w:t xml:space="preserve"> — 知识库</w:t>
-      </w:r>
-    </w:p>
-    <w:tbl>
-      <w:tblPr>
-        <w:tblStyle w:val="LightGrid-Accent1"/>
-        <w:tblW w:type="auto" w:w="0"/>
-        <w:tblLook w:firstColumn="1" w:firstRow="1" w:lastColumn="0" w:lastRow="0" w:noHBand="0" w:noVBand="1" w:val="04A0"/>
-      </w:tblPr>
-      <w:tblGrid>
-        <w:gridCol w:w="2880"/>
-        <w:gridCol w:w="2880"/>
-        <w:gridCol w:w="2880"/>
-      </w:tblGrid>
-      <w:tr>
-        <w:tc>
-          <w:tcPr>
-            <w:tcW w:type="dxa" w:w="2880"/>
-          </w:tcPr>
-          <w:p>
-            <w:r>
-              <w:rPr>
-                <w:b/>
-                <w:sz w:val="18"/>
-              </w:rPr>
-              <w:t>列</w:t>
-            </w:r>
-          </w:p>
-        </w:tc>
-        <w:tc>
-          <w:tcPr>
-            <w:tcW w:type="dxa" w:w="2880"/>
-          </w:tcPr>
-          <w:p>
-            <w:r>
-              <w:rPr>
-                <w:b/>
-                <w:sz w:val="18"/>
-              </w:rPr>
-              <w:t>类型</w:t>
-            </w:r>
-          </w:p>
-        </w:tc>
-        <w:tc>
-          <w:tcPr>
-            <w:tcW w:type="dxa" w:w="2880"/>
-          </w:tcPr>
-          <w:p>
-            <w:r>
-              <w:rPr>
-                <w:b/>
-                <w:sz w:val="18"/>
-              </w:rPr>
-              <w:t>说明</w:t>
-            </w:r>
-          </w:p>
-        </w:tc>
-      </w:tr>
-      <w:tr>
-        <w:tc>
-          <w:tcPr>
-            <w:tcW w:type="dxa" w:w="2880"/>
-          </w:tcPr>
-          <w:p>
-            <w:r>
-              <w:t>`id`</w:t>
-            </w:r>
-          </w:p>
-        </w:tc>
-        <w:tc>
-          <w:tcPr>
-            <w:tcW w:type="dxa" w:w="2880"/>
-          </w:tcPr>
-          <w:p>
-            <w:r>
-              <w:t>VARCHAR(36) PK</w:t>
-            </w:r>
-          </w:p>
-        </w:tc>
-        <w:tc>
-          <w:tcPr>
-            <w:tcW w:type="dxa" w:w="2880"/>
-          </w:tcPr>
-          <w:p>
-            <w:r>
-              <w:t>UUID</w:t>
-            </w:r>
-          </w:p>
-        </w:tc>
-      </w:tr>
-      <w:tr>
-        <w:tc>
-          <w:tcPr>
-            <w:tcW w:type="dxa" w:w="2880"/>
-          </w:tcPr>
-          <w:p>
-            <w:r>
-              <w:t>`name`</w:t>
-            </w:r>
-          </w:p>
-        </w:tc>
-        <w:tc>
-          <w:tcPr>
-            <w:tcW w:type="dxa" w:w="2880"/>
-          </w:tcPr>
-          <w:p>
-            <w:r>
-              <w:t>VARCHAR(255)</w:t>
-            </w:r>
-          </w:p>
-        </w:tc>
-        <w:tc>
-          <w:tcPr>
-            <w:tcW w:type="dxa" w:w="2880"/>
-          </w:tcPr>
-          <w:p>
-            <w:r>
-              <w:t>知识库名称</w:t>
-            </w:r>
-          </w:p>
-        </w:tc>
-      </w:tr>
-      <w:tr>
-        <w:tc>
-          <w:tcPr>
-            <w:tcW w:type="dxa" w:w="2880"/>
-          </w:tcPr>
-          <w:p>
-            <w:r>
-              <w:t>`description`</w:t>
-            </w:r>
-          </w:p>
-        </w:tc>
-        <w:tc>
-          <w:tcPr>
-            <w:tcW w:type="dxa" w:w="2880"/>
-          </w:tcPr>
-          <w:p>
-            <w:r>
-              <w:t>TEXT</w:t>
-            </w:r>
-          </w:p>
-        </w:tc>
-        <w:tc>
-          <w:tcPr>
-            <w:tcW w:type="dxa" w:w="2880"/>
-          </w:tcPr>
-          <w:p>
-            <w:r>
-              <w:t>知识库介绍</w:t>
-            </w:r>
-          </w:p>
-        </w:tc>
-      </w:tr>
-      <w:tr>
-        <w:tc>
-          <w:tcPr>
-            <w:tcW w:type="dxa" w:w="2880"/>
-          </w:tcPr>
-          <w:p>
-            <w:r>
-              <w:t>`created_at`</w:t>
-            </w:r>
-          </w:p>
-        </w:tc>
-        <w:tc>
-          <w:tcPr>
-            <w:tcW w:type="dxa" w:w="2880"/>
-          </w:tcPr>
-          <w:p>
-            <w:r>
-              <w:t>TIMESTAMPTZ</w:t>
-            </w:r>
-          </w:p>
-        </w:tc>
-        <w:tc>
-          <w:tcPr>
-            <w:tcW w:type="dxa" w:w="2880"/>
-          </w:tcPr>
-          <w:p>
-            <w:r>
-              <w:t>创建时间</w:t>
-            </w:r>
-          </w:p>
-        </w:tc>
-      </w:tr>
-      <w:tr>
-        <w:tc>
-          <w:tcPr>
-            <w:tcW w:type="dxa" w:w="2880"/>
-          </w:tcPr>
-          <w:p>
-            <w:r>
-              <w:t>`updated_at`</w:t>
-            </w:r>
-          </w:p>
-        </w:tc>
-        <w:tc>
-          <w:tcPr>
-            <w:tcW w:type="dxa" w:w="2880"/>
-          </w:tcPr>
-          <w:p>
-            <w:r>
-              <w:t>TIMESTAMPTZ</w:t>
-            </w:r>
-          </w:p>
-        </w:tc>
-        <w:tc>
-          <w:tcPr>
-            <w:tcW w:type="dxa" w:w="2880"/>
-          </w:tcPr>
-          <w:p>
-            <w:r>
-              <w:t>更新时间（自动更新）</w:t>
-            </w:r>
-          </w:p>
-        </w:tc>
-      </w:tr>
-    </w:tbl>
-    <w:p/>
-    <w:p>
-      <w:r>
-        <w:t xml:space="preserve">#### </w:t>
-      </w:r>
-      <w:r>
-        <w:rPr>
-          <w:rFonts w:ascii="Consolas" w:hAnsi="Consolas"/>
-          <w:color w:val="B8860B"/>
-          <w:sz w:val="18"/>
-        </w:rPr>
-        <w:t>knowledge_documents</w:t>
-      </w:r>
-      <w:r>
-        <w:t xml:space="preserve"> — 知识库文档</w:t>
-      </w:r>
-    </w:p>
-    <w:tbl>
-      <w:tblPr>
-        <w:tblStyle w:val="LightGrid-Accent1"/>
-        <w:tblW w:type="auto" w:w="0"/>
-        <w:tblLook w:firstColumn="1" w:firstRow="1" w:lastColumn="0" w:lastRow="0" w:noHBand="0" w:noVBand="1" w:val="04A0"/>
-      </w:tblPr>
-      <w:tblGrid>
-        <w:gridCol w:w="2880"/>
-        <w:gridCol w:w="2880"/>
-        <w:gridCol w:w="2880"/>
-      </w:tblGrid>
-      <w:tr>
-        <w:tc>
-          <w:tcPr>
-            <w:tcW w:type="dxa" w:w="2880"/>
-          </w:tcPr>
-          <w:p>
-            <w:r>
-              <w:rPr>
-                <w:b/>
-                <w:sz w:val="18"/>
-              </w:rPr>
-              <w:t>列</w:t>
-            </w:r>
-          </w:p>
-        </w:tc>
-        <w:tc>
-          <w:tcPr>
-            <w:tcW w:type="dxa" w:w="2880"/>
-          </w:tcPr>
-          <w:p>
-            <w:r>
-              <w:rPr>
-                <w:b/>
-                <w:sz w:val="18"/>
-              </w:rPr>
-              <w:t>类型</w:t>
-            </w:r>
-          </w:p>
-        </w:tc>
-        <w:tc>
-          <w:tcPr>
-            <w:tcW w:type="dxa" w:w="2880"/>
-          </w:tcPr>
-          <w:p>
-            <w:r>
-              <w:rPr>
-                <w:b/>
-                <w:sz w:val="18"/>
-              </w:rPr>
-              <w:t>说明</w:t>
-            </w:r>
-          </w:p>
-        </w:tc>
-      </w:tr>
-      <w:tr>
-        <w:tc>
-          <w:tcPr>
-            <w:tcW w:type="dxa" w:w="2880"/>
-          </w:tcPr>
-          <w:p>
-            <w:r>
-              <w:t>`id`</w:t>
-            </w:r>
-          </w:p>
-        </w:tc>
-        <w:tc>
-          <w:tcPr>
-            <w:tcW w:type="dxa" w:w="2880"/>
-          </w:tcPr>
-          <w:p>
-            <w:r>
-              <w:t>VARCHAR(36) PK</w:t>
-            </w:r>
-          </w:p>
-        </w:tc>
-        <w:tc>
-          <w:tcPr>
-            <w:tcW w:type="dxa" w:w="2880"/>
-          </w:tcPr>
-          <w:p>
-            <w:r>
-              <w:t>UUID</w:t>
-            </w:r>
-          </w:p>
-        </w:tc>
-      </w:tr>
-      <w:tr>
-        <w:tc>
-          <w:tcPr>
-            <w:tcW w:type="dxa" w:w="2880"/>
-          </w:tcPr>
-          <w:p>
-            <w:r>
-              <w:t>`knowledge_base_id`</w:t>
-            </w:r>
-          </w:p>
-        </w:tc>
-        <w:tc>
-          <w:tcPr>
-            <w:tcW w:type="dxa" w:w="2880"/>
-          </w:tcPr>
-          <w:p>
-            <w:r>
-              <w:t>VARCHAR(36) FK</w:t>
-            </w:r>
-          </w:p>
-        </w:tc>
-        <w:tc>
-          <w:tcPr>
-            <w:tcW w:type="dxa" w:w="2880"/>
-          </w:tcPr>
-          <w:p>
-            <w:r>
-              <w:t>所属知识库</w:t>
-            </w:r>
-          </w:p>
-        </w:tc>
-      </w:tr>
-      <w:tr>
-        <w:tc>
-          <w:tcPr>
-            <w:tcW w:type="dxa" w:w="2880"/>
-          </w:tcPr>
-          <w:p>
-            <w:r>
-              <w:t>`filename`</w:t>
-            </w:r>
-          </w:p>
-        </w:tc>
-        <w:tc>
-          <w:tcPr>
-            <w:tcW w:type="dxa" w:w="2880"/>
-          </w:tcPr>
-          <w:p>
-            <w:r>
-              <w:t>VARCHAR(512)</w:t>
-            </w:r>
-          </w:p>
-        </w:tc>
-        <w:tc>
-          <w:tcPr>
-            <w:tcW w:type="dxa" w:w="2880"/>
-          </w:tcPr>
-          <w:p>
-            <w:r>
-              <w:t>原始文件名</w:t>
-            </w:r>
-          </w:p>
-        </w:tc>
-      </w:tr>
-      <w:tr>
-        <w:tc>
-          <w:tcPr>
-            <w:tcW w:type="dxa" w:w="2880"/>
-          </w:tcPr>
-          <w:p>
-            <w:r>
-              <w:t>`file_type`</w:t>
-            </w:r>
-          </w:p>
-        </w:tc>
-        <w:tc>
-          <w:tcPr>
-            <w:tcW w:type="dxa" w:w="2880"/>
-          </w:tcPr>
-          <w:p>
-            <w:r>
-              <w:t>VARCHAR(20)</w:t>
-            </w:r>
-          </w:p>
-        </w:tc>
-        <w:tc>
-          <w:tcPr>
-            <w:tcW w:type="dxa" w:w="2880"/>
-          </w:tcPr>
-          <w:p>
-            <w:r>
-              <w:t>文件类型扩展名</w:t>
-            </w:r>
-          </w:p>
-        </w:tc>
-      </w:tr>
-      <w:tr>
-        <w:tc>
-          <w:tcPr>
-            <w:tcW w:type="dxa" w:w="2880"/>
-          </w:tcPr>
-          <w:p>
-            <w:r>
-              <w:t>`chunk_count`</w:t>
-            </w:r>
-          </w:p>
-        </w:tc>
-        <w:tc>
-          <w:tcPr>
-            <w:tcW w:type="dxa" w:w="2880"/>
-          </w:tcPr>
-          <w:p>
-            <w:r>
-              <w:t>INTEGER</w:t>
-            </w:r>
-          </w:p>
-        </w:tc>
-        <w:tc>
-          <w:tcPr>
-            <w:tcW w:type="dxa" w:w="2880"/>
-          </w:tcPr>
-          <w:p>
-            <w:r>
-              <w:t>分块数量</w:t>
-            </w:r>
-          </w:p>
-        </w:tc>
-      </w:tr>
-      <w:tr>
-        <w:tc>
-          <w:tcPr>
-            <w:tcW w:type="dxa" w:w="2880"/>
-          </w:tcPr>
-          <w:p>
-            <w:r>
-              <w:t>`created_at`</w:t>
-            </w:r>
-          </w:p>
-        </w:tc>
-        <w:tc>
-          <w:tcPr>
-            <w:tcW w:type="dxa" w:w="2880"/>
-          </w:tcPr>
-          <w:p>
-            <w:r>
-              <w:t>TIMESTAMPTZ</w:t>
-            </w:r>
-          </w:p>
-        </w:tc>
-        <w:tc>
-          <w:tcPr>
-            <w:tcW w:type="dxa" w:w="2880"/>
-          </w:tcPr>
-          <w:p>
-            <w:r>
-              <w:t>创建时间</w:t>
-            </w:r>
-          </w:p>
-        </w:tc>
-      </w:tr>
-    </w:tbl>
-    <w:p/>
-    <w:p>
-      <w:r>
-        <w:t xml:space="preserve">#### </w:t>
-      </w:r>
-      <w:r>
-        <w:rPr>
-          <w:rFonts w:ascii="Consolas" w:hAnsi="Consolas"/>
-          <w:color w:val="B8860B"/>
-          <w:sz w:val="18"/>
-        </w:rPr>
-        <w:t>templates</w:t>
-      </w:r>
-      <w:r>
-        <w:t xml:space="preserve"> — 客服模版</w:t>
-      </w:r>
-    </w:p>
-    <w:tbl>
-      <w:tblPr>
-        <w:tblStyle w:val="LightGrid-Accent1"/>
-        <w:tblW w:type="auto" w:w="0"/>
-        <w:tblLook w:firstColumn="1" w:firstRow="1" w:lastColumn="0" w:lastRow="0" w:noHBand="0" w:noVBand="1" w:val="04A0"/>
-      </w:tblPr>
-      <w:tblGrid>
-        <w:gridCol w:w="2880"/>
-        <w:gridCol w:w="2880"/>
-        <w:gridCol w:w="2880"/>
-      </w:tblGrid>
-      <w:tr>
-        <w:tc>
-          <w:tcPr>
-            <w:tcW w:type="dxa" w:w="2880"/>
-          </w:tcPr>
-          <w:p>
-            <w:r>
-              <w:rPr>
-                <w:b/>
-                <w:sz w:val="18"/>
-              </w:rPr>
-              <w:t>列</w:t>
-            </w:r>
-          </w:p>
-        </w:tc>
-        <w:tc>
-          <w:tcPr>
-            <w:tcW w:type="dxa" w:w="2880"/>
-          </w:tcPr>
-          <w:p>
-            <w:r>
-              <w:rPr>
-                <w:b/>
-                <w:sz w:val="18"/>
-              </w:rPr>
-              <w:t>类型</w:t>
-            </w:r>
-          </w:p>
-        </w:tc>
-        <w:tc>
-          <w:tcPr>
-            <w:tcW w:type="dxa" w:w="2880"/>
-          </w:tcPr>
-          <w:p>
-            <w:r>
-              <w:rPr>
-                <w:b/>
-                <w:sz w:val="18"/>
-              </w:rPr>
-              <w:t>说明</w:t>
-            </w:r>
-          </w:p>
-        </w:tc>
-      </w:tr>
-      <w:tr>
-        <w:tc>
-          <w:tcPr>
-            <w:tcW w:type="dxa" w:w="2880"/>
-          </w:tcPr>
-          <w:p>
-            <w:r>
-              <w:t>`id`</w:t>
-            </w:r>
-          </w:p>
-        </w:tc>
-        <w:tc>
-          <w:tcPr>
-            <w:tcW w:type="dxa" w:w="2880"/>
-          </w:tcPr>
-          <w:p>
-            <w:r>
-              <w:t>VARCHAR(36) PK</w:t>
-            </w:r>
-          </w:p>
-        </w:tc>
-        <w:tc>
-          <w:tcPr>
-            <w:tcW w:type="dxa" w:w="2880"/>
-          </w:tcPr>
-          <w:p>
-            <w:r>
-              <w:t>UUID</w:t>
-            </w:r>
-          </w:p>
-        </w:tc>
-      </w:tr>
-      <w:tr>
-        <w:tc>
-          <w:tcPr>
-            <w:tcW w:type="dxa" w:w="2880"/>
-          </w:tcPr>
-          <w:p>
-            <w:r>
-              <w:t>`name`</w:t>
-            </w:r>
-          </w:p>
-        </w:tc>
-        <w:tc>
-          <w:tcPr>
-            <w:tcW w:type="dxa" w:w="2880"/>
-          </w:tcPr>
-          <w:p>
-            <w:r>
-              <w:t>VARCHAR(255)</w:t>
-            </w:r>
-          </w:p>
-        </w:tc>
-        <w:tc>
-          <w:tcPr>
-            <w:tcW w:type="dxa" w:w="2880"/>
-          </w:tcPr>
-          <w:p>
-            <w:r>
-              <w:t>模版名称</w:t>
-            </w:r>
-          </w:p>
-        </w:tc>
-      </w:tr>
-      <w:tr>
-        <w:tc>
-          <w:tcPr>
-            <w:tcW w:type="dxa" w:w="2880"/>
-          </w:tcPr>
-          <w:p>
-            <w:r>
-              <w:t>`content`</w:t>
-            </w:r>
-          </w:p>
-        </w:tc>
-        <w:tc>
-          <w:tcPr>
-            <w:tcW w:type="dxa" w:w="2880"/>
-          </w:tcPr>
-          <w:p>
-            <w:r>
-              <w:t>TEXT</w:t>
-            </w:r>
-          </w:p>
-        </w:tc>
-        <w:tc>
-          <w:tcPr>
-            <w:tcW w:type="dxa" w:w="2880"/>
-          </w:tcPr>
-          <w:p>
-            <w:r>
-              <w:t>模版内容（注入 Agent 系统提示）</w:t>
-            </w:r>
-          </w:p>
-        </w:tc>
-      </w:tr>
-      <w:tr>
-        <w:tc>
-          <w:tcPr>
-            <w:tcW w:type="dxa" w:w="2880"/>
-          </w:tcPr>
-          <w:p>
-            <w:r>
-              <w:t>`intro`</w:t>
-            </w:r>
-          </w:p>
-        </w:tc>
-        <w:tc>
-          <w:tcPr>
-            <w:tcW w:type="dxa" w:w="2880"/>
-          </w:tcPr>
-          <w:p>
-            <w:r>
-              <w:t>VARCHAR(512)</w:t>
-            </w:r>
-          </w:p>
-        </w:tc>
-        <w:tc>
-          <w:tcPr>
-            <w:tcW w:type="dxa" w:w="2880"/>
-          </w:tcPr>
-          <w:p>
-            <w:r>
-              <w:t>简介</w:t>
-            </w:r>
-          </w:p>
-        </w:tc>
-      </w:tr>
-      <w:tr>
-        <w:tc>
-          <w:tcPr>
-            <w:tcW w:type="dxa" w:w="2880"/>
-          </w:tcPr>
-          <w:p>
-            <w:r>
-              <w:t>`created_at`</w:t>
-            </w:r>
-          </w:p>
-        </w:tc>
-        <w:tc>
-          <w:tcPr>
-            <w:tcW w:type="dxa" w:w="2880"/>
-          </w:tcPr>
-          <w:p>
-            <w:r>
-              <w:t>TIMESTAMPTZ</w:t>
-            </w:r>
-          </w:p>
-        </w:tc>
-        <w:tc>
-          <w:tcPr>
-            <w:tcW w:type="dxa" w:w="2880"/>
-          </w:tcPr>
-          <w:p>
-            <w:r>
-              <w:t>创建时间</w:t>
-            </w:r>
-          </w:p>
-        </w:tc>
-      </w:tr>
-      <w:tr>
-        <w:tc>
-          <w:tcPr>
-            <w:tcW w:type="dxa" w:w="2880"/>
-          </w:tcPr>
-          <w:p>
-            <w:r>
-              <w:t>`updated_at`</w:t>
-            </w:r>
-          </w:p>
-        </w:tc>
-        <w:tc>
-          <w:tcPr>
-            <w:tcW w:type="dxa" w:w="2880"/>
-          </w:tcPr>
-          <w:p>
-            <w:r>
-              <w:t>TIMESTAMPTZ</w:t>
-            </w:r>
-          </w:p>
-        </w:tc>
-        <w:tc>
-          <w:tcPr>
-            <w:tcW w:type="dxa" w:w="2880"/>
-          </w:tcPr>
-          <w:p>
-            <w:r>
-              <w:t>更新时间</w:t>
-            </w:r>
-          </w:p>
-        </w:tc>
-      </w:tr>
-    </w:tbl>
-    <w:p/>
-    <w:p>
-      <w:r>
-        <w:t xml:space="preserve">#### </w:t>
-      </w:r>
-      <w:r>
-        <w:rPr>
-          <w:rFonts w:ascii="Consolas" w:hAnsi="Consolas"/>
-          <w:color w:val="B8860B"/>
-          <w:sz w:val="18"/>
-        </w:rPr>
-        <w:t>preset_dialogs</w:t>
-      </w:r>
-      <w:r>
-        <w:t xml:space="preserve"> — 预设问答（知能对话）</w:t>
-      </w:r>
-    </w:p>
-    <w:tbl>
-      <w:tblPr>
-        <w:tblStyle w:val="LightGrid-Accent1"/>
-        <w:tblW w:type="auto" w:w="0"/>
-        <w:tblLook w:firstColumn="1" w:firstRow="1" w:lastColumn="0" w:lastRow="0" w:noHBand="0" w:noVBand="1" w:val="04A0"/>
-      </w:tblPr>
-      <w:tblGrid>
-        <w:gridCol w:w="2880"/>
-        <w:gridCol w:w="2880"/>
-        <w:gridCol w:w="2880"/>
-      </w:tblGrid>
-      <w:tr>
-        <w:tc>
-          <w:tcPr>
-            <w:tcW w:type="dxa" w:w="2880"/>
-          </w:tcPr>
-          <w:p>
-            <w:r>
-              <w:rPr>
-                <w:b/>
-                <w:sz w:val="18"/>
-              </w:rPr>
-              <w:t>列</w:t>
-            </w:r>
-          </w:p>
-        </w:tc>
-        <w:tc>
-          <w:tcPr>
-            <w:tcW w:type="dxa" w:w="2880"/>
-          </w:tcPr>
-          <w:p>
-            <w:r>
-              <w:rPr>
-                <w:b/>
-                <w:sz w:val="18"/>
-              </w:rPr>
-              <w:t>类型</w:t>
-            </w:r>
-          </w:p>
-        </w:tc>
-        <w:tc>
-          <w:tcPr>
-            <w:tcW w:type="dxa" w:w="2880"/>
-          </w:tcPr>
-          <w:p>
-            <w:r>
-              <w:rPr>
-                <w:b/>
-                <w:sz w:val="18"/>
-              </w:rPr>
-              <w:t>说明</w:t>
-            </w:r>
-          </w:p>
-        </w:tc>
-      </w:tr>
-      <w:tr>
-        <w:tc>
-          <w:tcPr>
-            <w:tcW w:type="dxa" w:w="2880"/>
-          </w:tcPr>
-          <w:p>
-            <w:r>
-              <w:t>`id`</w:t>
-            </w:r>
-          </w:p>
-        </w:tc>
-        <w:tc>
-          <w:tcPr>
-            <w:tcW w:type="dxa" w:w="2880"/>
-          </w:tcPr>
-          <w:p>
-            <w:r>
-              <w:t>VARCHAR(36) PK</w:t>
-            </w:r>
-          </w:p>
-        </w:tc>
-        <w:tc>
-          <w:tcPr>
-            <w:tcW w:type="dxa" w:w="2880"/>
-          </w:tcPr>
-          <w:p>
-            <w:r>
-              <w:t>UUID</w:t>
-            </w:r>
-          </w:p>
-        </w:tc>
-      </w:tr>
-      <w:tr>
-        <w:tc>
-          <w:tcPr>
-            <w:tcW w:type="dxa" w:w="2880"/>
-          </w:tcPr>
-          <w:p>
-            <w:r>
-              <w:t>`question`</w:t>
-            </w:r>
-          </w:p>
-        </w:tc>
-        <w:tc>
-          <w:tcPr>
-            <w:tcW w:type="dxa" w:w="2880"/>
-          </w:tcPr>
-          <w:p>
-            <w:r>
-              <w:t>VARCHAR(1024)</w:t>
-            </w:r>
-          </w:p>
-        </w:tc>
-        <w:tc>
-          <w:tcPr>
-            <w:tcW w:type="dxa" w:w="2880"/>
-          </w:tcPr>
-          <w:p>
-            <w:r>
-              <w:t>预设问题</w:t>
-            </w:r>
-          </w:p>
-        </w:tc>
-      </w:tr>
-      <w:tr>
-        <w:tc>
-          <w:tcPr>
-            <w:tcW w:type="dxa" w:w="2880"/>
-          </w:tcPr>
-          <w:p>
-            <w:r>
-              <w:t>`answer`</w:t>
-            </w:r>
-          </w:p>
-        </w:tc>
-        <w:tc>
-          <w:tcPr>
-            <w:tcW w:type="dxa" w:w="2880"/>
-          </w:tcPr>
-          <w:p>
-            <w:r>
-              <w:t>TEXT</w:t>
-            </w:r>
-          </w:p>
-        </w:tc>
-        <w:tc>
-          <w:tcPr>
-            <w:tcW w:type="dxa" w:w="2880"/>
-          </w:tcPr>
-          <w:p>
-            <w:r>
-              <w:t>预设答案</w:t>
-            </w:r>
-          </w:p>
-        </w:tc>
-      </w:tr>
-      <w:tr>
-        <w:tc>
-          <w:tcPr>
-            <w:tcW w:type="dxa" w:w="2880"/>
-          </w:tcPr>
-          <w:p>
-            <w:r>
-              <w:t>`shop`</w:t>
-            </w:r>
-          </w:p>
-        </w:tc>
-        <w:tc>
-          <w:tcPr>
-            <w:tcW w:type="dxa" w:w="2880"/>
-          </w:tcPr>
-          <w:p>
-            <w:r>
-              <w:t>VARCHAR(255)</w:t>
-            </w:r>
-          </w:p>
-        </w:tc>
-        <w:tc>
-          <w:tcPr>
-            <w:tcW w:type="dxa" w:w="2880"/>
-          </w:tcPr>
-          <w:p>
-            <w:r>
-              <w:t>店铺</w:t>
-            </w:r>
-          </w:p>
-        </w:tc>
-      </w:tr>
-      <w:tr>
-        <w:tc>
-          <w:tcPr>
-            <w:tcW w:type="dxa" w:w="2880"/>
-          </w:tcPr>
-          <w:p>
-            <w:r>
-              <w:t>`parent_id`</w:t>
-            </w:r>
-          </w:p>
-        </w:tc>
-        <w:tc>
-          <w:tcPr>
-            <w:tcW w:type="dxa" w:w="2880"/>
-          </w:tcPr>
-          <w:p>
-            <w:r>
-              <w:t>VARCHAR(36) FK(自引用)</w:t>
-            </w:r>
-          </w:p>
-        </w:tc>
-        <w:tc>
-          <w:tcPr>
-            <w:tcW w:type="dxa" w:w="2880"/>
-          </w:tcPr>
-          <w:p>
-            <w:r>
-              <w:t>父级分组</w:t>
-            </w:r>
-          </w:p>
-        </w:tc>
-      </w:tr>
-      <w:tr>
-        <w:tc>
-          <w:tcPr>
-            <w:tcW w:type="dxa" w:w="2880"/>
-          </w:tcPr>
-          <w:p>
-            <w:r>
-              <w:t>`created_at`</w:t>
-            </w:r>
-          </w:p>
-        </w:tc>
-        <w:tc>
-          <w:tcPr>
-            <w:tcW w:type="dxa" w:w="2880"/>
-          </w:tcPr>
-          <w:p>
-            <w:r>
-              <w:t>TIMESTAMPTZ</w:t>
-            </w:r>
-          </w:p>
-        </w:tc>
-        <w:tc>
-          <w:tcPr>
-            <w:tcW w:type="dxa" w:w="2880"/>
-          </w:tcPr>
-          <w:p>
-            <w:r>
-              <w:t>创建时间</w:t>
-            </w:r>
-          </w:p>
-        </w:tc>
-      </w:tr>
-      <w:tr>
-        <w:tc>
-          <w:tcPr>
-            <w:tcW w:type="dxa" w:w="2880"/>
-          </w:tcPr>
-          <w:p>
-            <w:r>
-              <w:t>`updated_at`</w:t>
-            </w:r>
-          </w:p>
-        </w:tc>
-        <w:tc>
-          <w:tcPr>
-            <w:tcW w:type="dxa" w:w="2880"/>
-          </w:tcPr>
-          <w:p>
-            <w:r>
-              <w:t>TIMESTAMPTZ</w:t>
-            </w:r>
-          </w:p>
-        </w:tc>
-        <w:tc>
-          <w:tcPr>
-            <w:tcW w:type="dxa" w:w="2880"/>
-          </w:tcPr>
-          <w:p>
-            <w:r>
-              <w:t>更新时间</w:t>
-            </w:r>
-          </w:p>
-        </w:tc>
-      </w:tr>
-    </w:tbl>
-    <w:p/>
-    <w:p>
-      <w:r>
-        <w:t xml:space="preserve">#### </w:t>
-      </w:r>
-      <w:r>
-        <w:rPr>
-          <w:rFonts w:ascii="Consolas" w:hAnsi="Consolas"/>
-          <w:color w:val="B8860B"/>
-          <w:sz w:val="18"/>
-        </w:rPr>
-        <w:t>transfer_rules</w:t>
-      </w:r>
-      <w:r>
-        <w:t xml:space="preserve"> — 转人工规则</w:t>
-      </w:r>
-    </w:p>
-    <w:tbl>
-      <w:tblPr>
-        <w:tblStyle w:val="LightGrid-Accent1"/>
-        <w:tblW w:type="auto" w:w="0"/>
-        <w:tblLook w:firstColumn="1" w:firstRow="1" w:lastColumn="0" w:lastRow="0" w:noHBand="0" w:noVBand="1" w:val="04A0"/>
-      </w:tblPr>
-      <w:tblGrid>
-        <w:gridCol w:w="2880"/>
-        <w:gridCol w:w="2880"/>
-        <w:gridCol w:w="2880"/>
-      </w:tblGrid>
-      <w:tr>
-        <w:tc>
-          <w:tcPr>
-            <w:tcW w:type="dxa" w:w="2880"/>
-          </w:tcPr>
-          <w:p>
-            <w:r>
-              <w:rPr>
-                <w:b/>
-                <w:sz w:val="18"/>
-              </w:rPr>
-              <w:t>列</w:t>
-            </w:r>
-          </w:p>
-        </w:tc>
-        <w:tc>
-          <w:tcPr>
-            <w:tcW w:type="dxa" w:w="2880"/>
-          </w:tcPr>
-          <w:p>
-            <w:r>
-              <w:rPr>
-                <w:b/>
-                <w:sz w:val="18"/>
-              </w:rPr>
-              <w:t>类型</w:t>
-            </w:r>
-          </w:p>
-        </w:tc>
-        <w:tc>
-          <w:tcPr>
-            <w:tcW w:type="dxa" w:w="2880"/>
-          </w:tcPr>
-          <w:p>
-            <w:r>
-              <w:rPr>
-                <w:b/>
-                <w:sz w:val="18"/>
-              </w:rPr>
-              <w:t>说明</w:t>
-            </w:r>
-          </w:p>
-        </w:tc>
-      </w:tr>
-      <w:tr>
-        <w:tc>
-          <w:tcPr>
-            <w:tcW w:type="dxa" w:w="2880"/>
-          </w:tcPr>
-          <w:p>
-            <w:r>
-              <w:t>`id`</w:t>
-            </w:r>
-          </w:p>
-        </w:tc>
-        <w:tc>
-          <w:tcPr>
-            <w:tcW w:type="dxa" w:w="2880"/>
-          </w:tcPr>
-          <w:p>
-            <w:r>
-              <w:t>VARCHAR(36) PK</w:t>
-            </w:r>
-          </w:p>
-        </w:tc>
-        <w:tc>
-          <w:tcPr>
-            <w:tcW w:type="dxa" w:w="2880"/>
-          </w:tcPr>
-          <w:p>
-            <w:r>
-              <w:t>UUID</w:t>
-            </w:r>
-          </w:p>
-        </w:tc>
-      </w:tr>
-      <w:tr>
-        <w:tc>
-          <w:tcPr>
-            <w:tcW w:type="dxa" w:w="2880"/>
-          </w:tcPr>
-          <w:p>
-            <w:r>
-              <w:t>`keyword`</w:t>
-            </w:r>
-          </w:p>
-        </w:tc>
-        <w:tc>
-          <w:tcPr>
-            <w:tcW w:type="dxa" w:w="2880"/>
-          </w:tcPr>
-          <w:p>
-            <w:r>
-              <w:t>VARCHAR(512)</w:t>
-            </w:r>
-          </w:p>
-        </w:tc>
-        <w:tc>
-          <w:tcPr>
-            <w:tcW w:type="dxa" w:w="2880"/>
-          </w:tcPr>
-          <w:p>
-            <w:r>
-              <w:t>触发关键词</w:t>
-            </w:r>
-          </w:p>
-        </w:tc>
-      </w:tr>
-      <w:tr>
-        <w:tc>
-          <w:tcPr>
-            <w:tcW w:type="dxa" w:w="2880"/>
-          </w:tcPr>
-          <w:p>
-            <w:r>
-              <w:t>`reply`</w:t>
-            </w:r>
-          </w:p>
-        </w:tc>
-        <w:tc>
-          <w:tcPr>
-            <w:tcW w:type="dxa" w:w="2880"/>
-          </w:tcPr>
-          <w:p>
-            <w:r>
-              <w:t>VARCHAR(1024)</w:t>
-            </w:r>
-          </w:p>
-        </w:tc>
-        <w:tc>
-          <w:tcPr>
-            <w:tcW w:type="dxa" w:w="2880"/>
-          </w:tcPr>
-          <w:p>
-            <w:r>
-              <w:t>自动回复内容</w:t>
-            </w:r>
-          </w:p>
-        </w:tc>
-      </w:tr>
-      <w:tr>
-        <w:tc>
-          <w:tcPr>
-            <w:tcW w:type="dxa" w:w="2880"/>
-          </w:tcPr>
-          <w:p>
-            <w:r>
-              <w:t>`enabled`</w:t>
-            </w:r>
-          </w:p>
-        </w:tc>
-        <w:tc>
-          <w:tcPr>
-            <w:tcW w:type="dxa" w:w="2880"/>
-          </w:tcPr>
-          <w:p>
-            <w:r>
-              <w:t>BOOLEAN</w:t>
-            </w:r>
-          </w:p>
-        </w:tc>
-        <w:tc>
-          <w:tcPr>
-            <w:tcW w:type="dxa" w:w="2880"/>
-          </w:tcPr>
-          <w:p>
-            <w:r>
-              <w:t>是否启用</w:t>
-            </w:r>
-          </w:p>
-        </w:tc>
-      </w:tr>
-    </w:tbl>
-    <w:p/>
-    <w:p>
-      <w:r>
-        <w:t xml:space="preserve">#### </w:t>
-      </w:r>
-      <w:r>
-        <w:rPr>
-          <w:rFonts w:ascii="Consolas" w:hAnsi="Consolas"/>
-          <w:color w:val="B8860B"/>
-          <w:sz w:val="18"/>
-        </w:rPr>
-        <w:t>conversations</w:t>
-      </w:r>
-      <w:r>
-        <w:t xml:space="preserve"> — 会话</w:t>
-      </w:r>
-    </w:p>
-    <w:tbl>
-      <w:tblPr>
-        <w:tblStyle w:val="LightGrid-Accent1"/>
-        <w:tblW w:type="auto" w:w="0"/>
-        <w:tblLook w:firstColumn="1" w:firstRow="1" w:lastColumn="0" w:lastRow="0" w:noHBand="0" w:noVBand="1" w:val="04A0"/>
-      </w:tblPr>
-      <w:tblGrid>
-        <w:gridCol w:w="2880"/>
-        <w:gridCol w:w="2880"/>
-        <w:gridCol w:w="2880"/>
-      </w:tblGrid>
-      <w:tr>
-        <w:tc>
-          <w:tcPr>
-            <w:tcW w:type="dxa" w:w="2880"/>
-          </w:tcPr>
-          <w:p>
-            <w:r>
-              <w:rPr>
-                <w:b/>
-                <w:sz w:val="18"/>
-              </w:rPr>
-              <w:t>列</w:t>
-            </w:r>
-          </w:p>
-        </w:tc>
-        <w:tc>
-          <w:tcPr>
-            <w:tcW w:type="dxa" w:w="2880"/>
-          </w:tcPr>
-          <w:p>
-            <w:r>
-              <w:rPr>
-                <w:b/>
-                <w:sz w:val="18"/>
-              </w:rPr>
-              <w:t>类型</w:t>
-            </w:r>
-          </w:p>
-        </w:tc>
-        <w:tc>
-          <w:tcPr>
-            <w:tcW w:type="dxa" w:w="2880"/>
-          </w:tcPr>
-          <w:p>
-            <w:r>
-              <w:rPr>
-                <w:b/>
-                <w:sz w:val="18"/>
-              </w:rPr>
-              <w:t>说明</w:t>
-            </w:r>
-          </w:p>
-        </w:tc>
-      </w:tr>
-      <w:tr>
-        <w:tc>
-          <w:tcPr>
-            <w:tcW w:type="dxa" w:w="2880"/>
-          </w:tcPr>
-          <w:p>
-            <w:r>
-              <w:t>`id`</w:t>
-            </w:r>
-          </w:p>
-        </w:tc>
-        <w:tc>
-          <w:tcPr>
-            <w:tcW w:type="dxa" w:w="2880"/>
-          </w:tcPr>
-          <w:p>
-            <w:r>
-              <w:t>VARCHAR(36) PK</w:t>
-            </w:r>
-          </w:p>
-        </w:tc>
-        <w:tc>
-          <w:tcPr>
-            <w:tcW w:type="dxa" w:w="2880"/>
-          </w:tcPr>
-          <w:p>
-            <w:r>
-              <w:t>UUID</w:t>
-            </w:r>
-          </w:p>
-        </w:tc>
-      </w:tr>
-      <w:tr>
-        <w:tc>
-          <w:tcPr>
-            <w:tcW w:type="dxa" w:w="2880"/>
-          </w:tcPr>
-          <w:p>
-            <w:r>
-              <w:t>`title`</w:t>
-            </w:r>
-          </w:p>
-        </w:tc>
-        <w:tc>
-          <w:tcPr>
-            <w:tcW w:type="dxa" w:w="2880"/>
-          </w:tcPr>
-          <w:p>
-            <w:r>
-              <w:t>VARCHAR(255)</w:t>
-            </w:r>
-          </w:p>
-        </w:tc>
-        <w:tc>
-          <w:tcPr>
-            <w:tcW w:type="dxa" w:w="2880"/>
-          </w:tcPr>
-          <w:p>
-            <w:r>
-              <w:t>标题（自动取自首条用户消息）</w:t>
-            </w:r>
-          </w:p>
-        </w:tc>
-      </w:tr>
-      <w:tr>
-        <w:tc>
-          <w:tcPr>
-            <w:tcW w:type="dxa" w:w="2880"/>
-          </w:tcPr>
-          <w:p>
-            <w:r>
-              <w:t>`customer_label`</w:t>
-            </w:r>
-          </w:p>
-        </w:tc>
-        <w:tc>
-          <w:tcPr>
-            <w:tcW w:type="dxa" w:w="2880"/>
-          </w:tcPr>
-          <w:p>
-            <w:r>
-              <w:t>VARCHAR(50)</w:t>
-            </w:r>
-          </w:p>
-        </w:tc>
-        <w:tc>
-          <w:tcPr>
-            <w:tcW w:type="dxa" w:w="2880"/>
-          </w:tcPr>
-          <w:p>
-            <w:r>
-              <w:t>客户编号（"客户1"、"客户2"...）</w:t>
-            </w:r>
-          </w:p>
-        </w:tc>
-      </w:tr>
-      <w:tr>
-        <w:tc>
-          <w:tcPr>
-            <w:tcW w:type="dxa" w:w="2880"/>
-          </w:tcPr>
-          <w:p>
-            <w:r>
-              <w:t>`message_count`</w:t>
-            </w:r>
-          </w:p>
-        </w:tc>
-        <w:tc>
-          <w:tcPr>
-            <w:tcW w:type="dxa" w:w="2880"/>
-          </w:tcPr>
-          <w:p>
-            <w:r>
-              <w:t>INTEGER</w:t>
-            </w:r>
-          </w:p>
-        </w:tc>
-        <w:tc>
-          <w:tcPr>
-            <w:tcW w:type="dxa" w:w="2880"/>
-          </w:tcPr>
-          <w:p>
-            <w:r>
-              <w:t>消息总数</w:t>
-            </w:r>
-          </w:p>
-        </w:tc>
-      </w:tr>
-      <w:tr>
-        <w:tc>
-          <w:tcPr>
-            <w:tcW w:type="dxa" w:w="2880"/>
-          </w:tcPr>
-          <w:p>
-            <w:r>
-              <w:t>`summary`</w:t>
-            </w:r>
-          </w:p>
-        </w:tc>
-        <w:tc>
-          <w:tcPr>
-            <w:tcW w:type="dxa" w:w="2880"/>
-          </w:tcPr>
-          <w:p>
-            <w:r>
-              <w:t>TEXT</w:t>
-            </w:r>
-          </w:p>
-        </w:tc>
-        <w:tc>
-          <w:tcPr>
-            <w:tcW w:type="dxa" w:w="2880"/>
-          </w:tcPr>
-          <w:p>
-            <w:r>
-              <w:t>LLM 生成的对话摘要</w:t>
-            </w:r>
-          </w:p>
-        </w:tc>
-      </w:tr>
-      <w:tr>
-        <w:tc>
-          <w:tcPr>
-            <w:tcW w:type="dxa" w:w="2880"/>
-          </w:tcPr>
-          <w:p>
-            <w:r>
-              <w:t>`is_active`</w:t>
-            </w:r>
-          </w:p>
-        </w:tc>
-        <w:tc>
-          <w:tcPr>
-            <w:tcW w:type="dxa" w:w="2880"/>
-          </w:tcPr>
-          <w:p>
-            <w:r>
-              <w:t>BOOLEAN</w:t>
-            </w:r>
-          </w:p>
-        </w:tc>
-        <w:tc>
-          <w:tcPr>
-            <w:tcW w:type="dxa" w:w="2880"/>
-          </w:tcPr>
-          <w:p>
-            <w:r>
-              <w:t>软删除标记</w:t>
-            </w:r>
-          </w:p>
-        </w:tc>
-      </w:tr>
-      <w:tr>
-        <w:tc>
-          <w:tcPr>
-            <w:tcW w:type="dxa" w:w="2880"/>
-          </w:tcPr>
-          <w:p>
-            <w:r>
-              <w:t>`created_at`</w:t>
-            </w:r>
-          </w:p>
-        </w:tc>
-        <w:tc>
-          <w:tcPr>
-            <w:tcW w:type="dxa" w:w="2880"/>
-          </w:tcPr>
-          <w:p>
-            <w:r>
-              <w:t>TIMESTAMPTZ</w:t>
-            </w:r>
-          </w:p>
-        </w:tc>
-        <w:tc>
-          <w:tcPr>
-            <w:tcW w:type="dxa" w:w="2880"/>
-          </w:tcPr>
-          <w:p>
-            <w:r>
-              <w:t>创建时间</w:t>
-            </w:r>
-          </w:p>
-        </w:tc>
-      </w:tr>
-      <w:tr>
-        <w:tc>
-          <w:tcPr>
-            <w:tcW w:type="dxa" w:w="2880"/>
-          </w:tcPr>
-          <w:p>
-            <w:r>
-              <w:t>`updated_at`</w:t>
-            </w:r>
-          </w:p>
-        </w:tc>
-        <w:tc>
-          <w:tcPr>
-            <w:tcW w:type="dxa" w:w="2880"/>
-          </w:tcPr>
-          <w:p>
-            <w:r>
-              <w:t>TIMESTAMPTZ</w:t>
-            </w:r>
-          </w:p>
-        </w:tc>
-        <w:tc>
-          <w:tcPr>
-            <w:tcW w:type="dxa" w:w="2880"/>
-          </w:tcPr>
-          <w:p>
-            <w:r>
-              <w:t>最后活跃时间</w:t>
-            </w:r>
-          </w:p>
-        </w:tc>
-      </w:tr>
-    </w:tbl>
-    <w:p/>
-    <w:p>
-      <w:r>
-        <w:t xml:space="preserve">#### </w:t>
-      </w:r>
-      <w:r>
-        <w:rPr>
-          <w:rFonts w:ascii="Consolas" w:hAnsi="Consolas"/>
-          <w:color w:val="B8860B"/>
-          <w:sz w:val="18"/>
-        </w:rPr>
-        <w:t>messages</w:t>
-      </w:r>
-      <w:r>
-        <w:t xml:space="preserve"> — 消息</w:t>
-      </w:r>
-    </w:p>
-    <w:tbl>
-      <w:tblPr>
-        <w:tblStyle w:val="LightGrid-Accent1"/>
-        <w:tblW w:type="auto" w:w="0"/>
-        <w:tblLook w:firstColumn="1" w:firstRow="1" w:lastColumn="0" w:lastRow="0" w:noHBand="0" w:noVBand="1" w:val="04A0"/>
-      </w:tblPr>
-      <w:tblGrid>
-        <w:gridCol w:w="2880"/>
-        <w:gridCol w:w="2880"/>
-        <w:gridCol w:w="2880"/>
-      </w:tblGrid>
-      <w:tr>
-        <w:tc>
-          <w:tcPr>
-            <w:tcW w:type="dxa" w:w="2880"/>
-          </w:tcPr>
-          <w:p>
-            <w:r>
-              <w:rPr>
-                <w:b/>
-                <w:sz w:val="18"/>
-              </w:rPr>
-              <w:t>列</w:t>
-            </w:r>
-          </w:p>
-        </w:tc>
-        <w:tc>
-          <w:tcPr>
-            <w:tcW w:type="dxa" w:w="2880"/>
-          </w:tcPr>
-          <w:p>
-            <w:r>
-              <w:rPr>
-                <w:b/>
-                <w:sz w:val="18"/>
-              </w:rPr>
-              <w:t>类型</w:t>
-            </w:r>
-          </w:p>
-        </w:tc>
-        <w:tc>
-          <w:tcPr>
-            <w:tcW w:type="dxa" w:w="2880"/>
-          </w:tcPr>
-          <w:p>
-            <w:r>
-              <w:rPr>
-                <w:b/>
-                <w:sz w:val="18"/>
-              </w:rPr>
-              <w:t>说明</w:t>
-            </w:r>
-          </w:p>
-        </w:tc>
-      </w:tr>
-      <w:tr>
-        <w:tc>
-          <w:tcPr>
-            <w:tcW w:type="dxa" w:w="2880"/>
-          </w:tcPr>
-          <w:p>
-            <w:r>
-              <w:t>`id`</w:t>
-            </w:r>
-          </w:p>
-        </w:tc>
-        <w:tc>
-          <w:tcPr>
-            <w:tcW w:type="dxa" w:w="2880"/>
-          </w:tcPr>
-          <w:p>
-            <w:r>
-              <w:t>VARCHAR(36) PK</w:t>
-            </w:r>
-          </w:p>
-        </w:tc>
-        <w:tc>
-          <w:tcPr>
-            <w:tcW w:type="dxa" w:w="2880"/>
-          </w:tcPr>
-          <w:p>
-            <w:r>
-              <w:t>UUID</w:t>
-            </w:r>
-          </w:p>
-        </w:tc>
-      </w:tr>
-      <w:tr>
-        <w:tc>
-          <w:tcPr>
-            <w:tcW w:type="dxa" w:w="2880"/>
-          </w:tcPr>
-          <w:p>
-            <w:r>
-              <w:t>`conversation_id`</w:t>
-            </w:r>
-          </w:p>
-        </w:tc>
-        <w:tc>
-          <w:tcPr>
-            <w:tcW w:type="dxa" w:w="2880"/>
-          </w:tcPr>
-          <w:p>
-            <w:r>
-              <w:t>VARCHAR(36) FK</w:t>
-            </w:r>
-          </w:p>
-        </w:tc>
-        <w:tc>
-          <w:tcPr>
-            <w:tcW w:type="dxa" w:w="2880"/>
-          </w:tcPr>
-          <w:p>
-            <w:r>
-              <w:t>所属会话</w:t>
-            </w:r>
-          </w:p>
-        </w:tc>
-      </w:tr>
-      <w:tr>
-        <w:tc>
-          <w:tcPr>
-            <w:tcW w:type="dxa" w:w="2880"/>
-          </w:tcPr>
-          <w:p>
-            <w:r>
-              <w:t>`role`</w:t>
-            </w:r>
-          </w:p>
-        </w:tc>
-        <w:tc>
-          <w:tcPr>
-            <w:tcW w:type="dxa" w:w="2880"/>
-          </w:tcPr>
-          <w:p>
-            <w:r>
-              <w:t>VARCHAR(20)</w:t>
-            </w:r>
-          </w:p>
-        </w:tc>
-        <w:tc>
-          <w:tcPr>
-            <w:tcW w:type="dxa" w:w="2880"/>
-          </w:tcPr>
-          <w:p>
-            <w:r>
-              <w:t>'user' / 'assistant'</w:t>
-            </w:r>
-          </w:p>
-        </w:tc>
-      </w:tr>
-      <w:tr>
-        <w:tc>
-          <w:tcPr>
-            <w:tcW w:type="dxa" w:w="2880"/>
-          </w:tcPr>
-          <w:p>
-            <w:r>
-              <w:t>`content`</w:t>
-            </w:r>
-          </w:p>
-        </w:tc>
-        <w:tc>
-          <w:tcPr>
-            <w:tcW w:type="dxa" w:w="2880"/>
-          </w:tcPr>
-          <w:p>
-            <w:r>
-              <w:t>TEXT</w:t>
-            </w:r>
-          </w:p>
-        </w:tc>
-        <w:tc>
-          <w:tcPr>
-            <w:tcW w:type="dxa" w:w="2880"/>
-          </w:tcPr>
-          <w:p>
-            <w:r>
-              <w:t>消息内容</w:t>
-            </w:r>
-          </w:p>
-        </w:tc>
-      </w:tr>
-      <w:tr>
-        <w:tc>
-          <w:tcPr>
-            <w:tcW w:type="dxa" w:w="2880"/>
-          </w:tcPr>
-          <w:p>
-            <w:r>
-              <w:t>`is_summarized`</w:t>
-            </w:r>
-          </w:p>
-        </w:tc>
-        <w:tc>
-          <w:tcPr>
-            <w:tcW w:type="dxa" w:w="2880"/>
-          </w:tcPr>
-          <w:p>
-            <w:r>
-              <w:t>BOOLEAN</w:t>
-            </w:r>
-          </w:p>
-        </w:tc>
-        <w:tc>
-          <w:tcPr>
-            <w:tcW w:type="dxa" w:w="2880"/>
-          </w:tcPr>
-          <w:p>
-            <w:r>
-              <w:t>是否已被压缩</w:t>
-            </w:r>
-          </w:p>
-        </w:tc>
-      </w:tr>
-      <w:tr>
-        <w:tc>
-          <w:tcPr>
-            <w:tcW w:type="dxa" w:w="2880"/>
-          </w:tcPr>
-          <w:p>
-            <w:r>
-              <w:t>`token_count`</w:t>
-            </w:r>
-          </w:p>
-        </w:tc>
-        <w:tc>
-          <w:tcPr>
-            <w:tcW w:type="dxa" w:w="2880"/>
-          </w:tcPr>
-          <w:p>
-            <w:r>
-              <w:t>INTEGER</w:t>
-            </w:r>
-          </w:p>
-        </w:tc>
-        <w:tc>
-          <w:tcPr>
-            <w:tcW w:type="dxa" w:w="2880"/>
-          </w:tcPr>
-          <w:p>
-            <w:r>
-              <w:t>估算 Token 数</w:t>
-            </w:r>
-          </w:p>
-        </w:tc>
-      </w:tr>
-      <w:tr>
-        <w:tc>
-          <w:tcPr>
-            <w:tcW w:type="dxa" w:w="2880"/>
-          </w:tcPr>
-          <w:p>
-            <w:r>
-              <w:t>`created_at`</w:t>
-            </w:r>
-          </w:p>
-        </w:tc>
-        <w:tc>
-          <w:tcPr>
-            <w:tcW w:type="dxa" w:w="2880"/>
-          </w:tcPr>
-          <w:p>
-            <w:r>
-              <w:t>TIMESTAMPTZ</w:t>
-            </w:r>
-          </w:p>
-        </w:tc>
-        <w:tc>
-          <w:tcPr>
-            <w:tcW w:type="dxa" w:w="2880"/>
-          </w:tcPr>
-          <w:p>
-            <w:r>
-              <w:t>创建时间</w:t>
-            </w:r>
-          </w:p>
-        </w:tc>
-      </w:tr>
-    </w:tbl>
-    <w:p/>
-    <w:p>
-      <w:pPr>
-        <w:pStyle w:val="Heading3"/>
-      </w:pPr>
-      <w:r>
-        <w:t>6.2 ChromaDB 向量存储</w:t>
-      </w:r>
-    </w:p>
-    <w:p>
-      <w:r>
-        <w:t xml:space="preserve">- </w:t>
-      </w:r>
-      <w:r>
-        <w:rPr>
-          <w:b/>
-        </w:rPr>
-        <w:t>客户端类型</w:t>
-      </w:r>
-      <w:r>
-        <w:t>：</w:t>
-      </w:r>
-      <w:r>
-        <w:rPr>
-          <w:rFonts w:ascii="Consolas" w:hAnsi="Consolas"/>
-          <w:color w:val="B8860B"/>
-          <w:sz w:val="18"/>
-        </w:rPr>
-        <w:t>PersistentClient</w:t>
-      </w:r>
-      <w:r>
-        <w:t xml:space="preserve">（本地文件持久化，目录 </w:t>
-      </w:r>
-      <w:r>
-        <w:rPr>
-          <w:rFonts w:ascii="Consolas" w:hAnsi="Consolas"/>
-          <w:color w:val="B8860B"/>
-          <w:sz w:val="18"/>
-        </w:rPr>
-        <w:t>./chroma_data</w:t>
-      </w:r>
-      <w:r>
-        <w:t>）</w:t>
-      </w:r>
-    </w:p>
-    <w:p>
-      <w:r>
-        <w:t xml:space="preserve">- </w:t>
-      </w:r>
-      <w:r>
-        <w:rPr>
-          <w:b/>
-        </w:rPr>
-        <w:t>集合命名</w:t>
-      </w:r>
-      <w:r>
-        <w:t xml:space="preserve">：每个知识库对应一个集合，命名为 </w:t>
-      </w:r>
-      <w:r>
-        <w:rPr>
-          <w:rFonts w:ascii="Consolas" w:hAnsi="Consolas"/>
-          <w:color w:val="B8860B"/>
-          <w:sz w:val="18"/>
-        </w:rPr>
-        <w:t>kb_{knowledge_base_id}</w:t>
-      </w:r>
-      <w:r/>
-    </w:p>
-    <w:p>
-      <w:r>
-        <w:t xml:space="preserve">- </w:t>
-      </w:r>
-      <w:r>
-        <w:rPr>
-          <w:b/>
-        </w:rPr>
-        <w:t>文档块</w:t>
-      </w:r>
-      <w:r>
-        <w:t xml:space="preserve">：以 </w:t>
-      </w:r>
-      <w:r>
-        <w:rPr>
-          <w:rFonts w:ascii="Consolas" w:hAnsi="Consolas"/>
-          <w:color w:val="B8860B"/>
-          <w:sz w:val="18"/>
-        </w:rPr>
-        <w:t>{file_id}_chunk_{i}</w:t>
-      </w:r>
-      <w:r>
-        <w:t xml:space="preserve"> 为 ID 存储，元数据包含 </w:t>
-      </w:r>
-      <w:r>
-        <w:rPr>
-          <w:rFonts w:ascii="Consolas" w:hAnsi="Consolas"/>
-          <w:color w:val="B8860B"/>
-          <w:sz w:val="18"/>
-        </w:rPr>
-        <w:t>source</w:t>
-      </w:r>
-      <w:r>
-        <w:t xml:space="preserve"> 和 </w:t>
-      </w:r>
-      <w:r>
-        <w:rPr>
-          <w:rFonts w:ascii="Consolas" w:hAnsi="Consolas"/>
-          <w:color w:val="B8860B"/>
-          <w:sz w:val="18"/>
-        </w:rPr>
-        <w:t>kb_id</w:t>
-      </w:r>
-      <w:r/>
-    </w:p>
-    <w:p>
-      <w:r>
-        <w:t>──────────────────────────────────────────────────</w:t>
+        <w:t>使用 lifespan 上下文管理器。启动: init_db()建表 + periodic_cleanup()后台任务。注册8个路由模块 + CORS中间件。</w:t>
       </w:r>
     </w:p>
     <w:p>
@@ -5758,242 +189,12 @@
         <w:pStyle w:val="Heading2"/>
       </w:pPr>
       <w:r>
-        <w:t>7. 记忆系统设计</w:t>
-      </w:r>
-    </w:p>
-    <w:p>
-      <w:pPr>
-        <w:pStyle w:val="Heading3"/>
-      </w:pPr>
-      <w:r>
-        <w:t>7.1 设计思路</w:t>
+        <w:t>4.2 配置系统</w:t>
       </w:r>
     </w:p>
     <w:p>
       <w:r>
-        <w:t>记忆系统围绕</w:t>
-      </w:r>
-      <w:r>
-        <w:rPr>
-          <w:b/>
-        </w:rPr>
-        <w:t>会话（Conversation）</w:t>
-      </w:r>
-      <w:r>
-        <w:t>概念设计。每个会话代表一个独立客户的完整咨询过程。</w:t>
-      </w:r>
-    </w:p>
-    <w:p>
-      <w:pPr>
-        <w:pStyle w:val="Heading3"/>
-      </w:pPr>
-      <w:r>
-        <w:t>7.2 会话生命周期</w:t>
-      </w:r>
-    </w:p>
-    <w:p>
-      <w:r>
-        <w:rPr>
-          <w:rFonts w:ascii="Consolas" w:hAnsi="Consolas"/>
-          <w:color w:val="333333"/>
-          <w:sz w:val="18"/>
-        </w:rPr>
-        <w:t>客户首次发消息</w:t>
-        <w:br/>
-        <w:t xml:space="preserve">  │</w:t>
-        <w:br/>
-        <w:t xml:space="preserve">  ▼</w:t>
-        <w:br/>
-        <w:t>MemoryService.create_conversation()</w:t>
-        <w:br/>
-        <w:t xml:space="preserve">  │  自动分配 customer_label: "客户N"</w:t>
-        <w:br/>
-        <w:t xml:space="preserve">  │  title = None（将在第一条消息时设置）</w:t>
-        <w:br/>
-        <w:t xml:space="preserve">  │</w:t>
-        <w:br/>
-        <w:t xml:space="preserve">  ▼</w:t>
-        <w:br/>
-        <w:t>每次对话轮次：</w:t>
-        <w:br/>
-        <w:t xml:space="preserve">  MemoryService.add_message(user_msg)</w:t>
-        <w:br/>
-        <w:t xml:space="preserve">  MemoryService.add_message(assistant_msg)</w:t>
-        <w:br/>
-        <w:t xml:space="preserve">  │  message_count += 1</w:t>
-        <w:br/>
-        <w:t xml:space="preserve">  │  title ← 首条用户消息前 80 字符</w:t>
-        <w:br/>
-        <w:t xml:space="preserve">  │  updated_at ← 当前时间</w:t>
-        <w:br/>
-        <w:t xml:space="preserve">  │</w:t>
-        <w:br/>
-        <w:t xml:space="preserve">  ▼</w:t>
-        <w:br/>
-        <w:t>每次对话后检查压缩：</w:t>
-        <w:br/>
-        <w:t xml:space="preserve">  MemoryService.maybe_compress()</w:t>
-        <w:br/>
-        <w:t xml:space="preserve">  │  未压缩消息 &gt; 40?</w:t>
-        <w:br/>
-        <w:t xml:space="preserve">  │  ├─ YES → 取最旧的 N-20 条消息 → LLM 生成摘要</w:t>
-        <w:br/>
-        <w:t xml:space="preserve">  │  │        标记 is_summarized=True</w:t>
-        <w:br/>
-        <w:t xml:space="preserve">  │  │        更新 conv.summary</w:t>
-        <w:br/>
-        <w:t xml:space="preserve">  │  └─ NO  → 跳过</w:t>
-        <w:br/>
-        <w:t xml:space="preserve">  │</w:t>
-        <w:br/>
-        <w:t xml:space="preserve">  ▼</w:t>
-        <w:br/>
-        <w:t>后台定时任务（每10分钟）：</w:t>
-        <w:br/>
-        <w:t xml:space="preserve">  MemoryService.cleanup_expired()</w:t>
-        <w:br/>
-        <w:t xml:space="preserve">  │  删除 updated_at &lt; NOW() - 10天 的会话</w:t>
-      </w:r>
-    </w:p>
-    <w:p>
-      <w:pPr>
-        <w:pStyle w:val="Heading3"/>
-      </w:pPr>
-      <w:r>
-        <w:t>7.3 压缩算法</w:t>
-      </w:r>
-    </w:p>
-    <w:p>
-      <w:r>
-        <w:rPr>
-          <w:rFonts w:ascii="Consolas" w:hAnsi="Consolas"/>
-          <w:color w:val="333333"/>
-          <w:sz w:val="18"/>
-        </w:rPr>
-        <w:t>触发条件：未压缩消息数 &gt; 40</w:t>
-        <w:br/>
-        <w:br/>
-        <w:t>步骤：</w:t>
-        <w:br/>
-        <w:t>1. 计算需要压缩的消息数：excess = 未压缩数 - 20</w:t>
-        <w:br/>
-        <w:t>2. 取出最旧的 excess 条消息</w:t>
-        <w:br/>
-        <w:t>3. 调用 LLM (temperature=0.1) 生成摘要：</w:t>
-        <w:br/>
-        <w:t xml:space="preserve">   - 提示词要求保留客户身份、需求、偏好、问题等关键信息</w:t>
-        <w:br/>
-        <w:t xml:space="preserve">   - 摘要控制在 200 字以内</w:t>
-        <w:br/>
-        <w:t xml:space="preserve">   - 若已有旧摘要，则与新内容合并</w:t>
-        <w:br/>
-        <w:t>4. 将旧消息标记为 is_summarized=True</w:t>
-        <w:br/>
-        <w:t>5. 更新 conv.summary = 新摘要</w:t>
-      </w:r>
-    </w:p>
-    <w:p>
-      <w:pPr>
-        <w:pStyle w:val="Heading3"/>
-      </w:pPr>
-      <w:r>
-        <w:t>7.4 上下文注入</w:t>
-      </w:r>
-    </w:p>
-    <w:p>
-      <w:r>
-        <w:t>当 Agent 生成回复时，上下文按以下顺序组装：</w:t>
-      </w:r>
-    </w:p>
-    <w:p>
-      <w:r>
-        <w:rPr>
-          <w:rFonts w:ascii="Consolas" w:hAnsi="Consolas"/>
-          <w:color w:val="333333"/>
-          <w:sz w:val="18"/>
-        </w:rPr>
-        <w:t>[System Prompt]      ← 角色设定 + 模版内容 + 知识库资料</w:t>
-        <w:br/>
-        <w:t>[对话摘要]           ← conv.summary（若存在），以 system 角色注入</w:t>
-        <w:br/>
-        <w:t>[最近未压缩消息]     ← 按时间升序，最多 40 条</w:t>
-        <w:br/>
-        <w:t>[当前用户消息]       ← 最新 HumanMessage</w:t>
-      </w:r>
-    </w:p>
-    <w:p>
-      <w:pPr>
-        <w:pStyle w:val="Heading3"/>
-      </w:pPr>
-      <w:r>
-        <w:t>7.5 过期清理</w:t>
-      </w:r>
-    </w:p>
-    <w:p>
-      <w:r>
-        <w:t xml:space="preserve">- </w:t>
-      </w:r>
-      <w:r>
-        <w:rPr>
-          <w:b/>
-        </w:rPr>
-        <w:t>触发方式</w:t>
-      </w:r>
-      <w:r>
-        <w:t>：uvicorn 后台任务，每 10 分钟自动执行</w:t>
-      </w:r>
-    </w:p>
-    <w:p>
-      <w:r>
-        <w:t xml:space="preserve">- </w:t>
-      </w:r>
-      <w:r>
-        <w:rPr>
-          <w:b/>
-        </w:rPr>
-        <w:t>清理逻辑</w:t>
-      </w:r>
-      <w:r>
-        <w:t>：</w:t>
-      </w:r>
-      <w:r>
-        <w:rPr>
-          <w:rFonts w:ascii="Consolas" w:hAnsi="Consolas"/>
-          <w:color w:val="B8860B"/>
-          <w:sz w:val="18"/>
-        </w:rPr>
-        <w:t>DELETE FROM conversations WHERE updated_at &lt; NOW() - INTERVAL '10 days'</w:t>
-      </w:r>
-      <w:r/>
-    </w:p>
-    <w:p>
-      <w:r>
-        <w:t xml:space="preserve">- </w:t>
-      </w:r>
-      <w:r>
-        <w:rPr>
-          <w:b/>
-        </w:rPr>
-        <w:t>级联删除</w:t>
-      </w:r>
-      <w:r>
-        <w:t xml:space="preserve">：消息表设置了 </w:t>
-      </w:r>
-      <w:r>
-        <w:rPr>
-          <w:rFonts w:ascii="Consolas" w:hAnsi="Consolas"/>
-          <w:color w:val="B8860B"/>
-          <w:sz w:val="18"/>
-        </w:rPr>
-        <w:t>ON DELETE CASCADE</w:t>
-      </w:r>
-      <w:r>
-        <w:t>，会话删除时消息自动清除</w:t>
-      </w:r>
-    </w:p>
-    <w:p>
-      <w:r>
-        <w:t>──────────────────────────────────────────────────</w:t>
+        <w:t>pydantic-settings BaseSettings从.env读取。关键配置: llm_model=qwen-plus, embedding_model=text-embedding-v2, dashscope_base_url, max_messages_per_session=40, session_ttl_days=10</w:t>
       </w:r>
     </w:p>
     <w:p>
@@ -6001,223 +202,32 @@
         <w:pStyle w:val="Heading2"/>
       </w:pPr>
       <w:r>
-        <w:t>8. RAG 工程</w:t>
+        <w:t>4.3 服务层(5个Service)</w:t>
       </w:r>
     </w:p>
     <w:p>
       <w:r>
-        <w:t>RAG（Retrieval-Augmented Generation）是本系统的核心能力，让 Agent 能够基于上传的知识库文档回答客户问题。</w:t>
-      </w:r>
-    </w:p>
-    <w:p>
-      <w:pPr>
-        <w:pStyle w:val="Heading3"/>
-      </w:pPr>
-      <w:r>
-        <w:t>8.1 文档摄入管道</w:t>
+        <w:t>KnowledgeService: 知识库CRUD + RAG摄入(文件解析→分块→向量化)</w:t>
       </w:r>
     </w:p>
     <w:p>
       <w:r>
-        <w:rPr>
-          <w:rFonts w:ascii="Consolas" w:hAnsi="Consolas"/>
-          <w:color w:val="333333"/>
-          <w:sz w:val="18"/>
-        </w:rPr>
-        <w:t>用户上传文件</w:t>
-        <w:br/>
-        <w:t xml:space="preserve">  │</w:t>
-        <w:br/>
-        <w:t xml:space="preserve">  ▼</w:t>
-        <w:br/>
-        <w:t>1. 保存原始文件到 ./uploads/{uuid}.{ext}</w:t>
-        <w:br/>
-        <w:t xml:space="preserve">  │</w:t>
-        <w:br/>
-        <w:t xml:space="preserve">  ▼</w:t>
-        <w:br/>
-        <w:t>2. 解析文件为纯文本</w:t>
-        <w:br/>
-        <w:t xml:space="preserve">   ├─ .txt/.md  → UTF-8 解码</w:t>
-        <w:br/>
-        <w:t xml:space="preserve">   ├─ .json     → 解析并美化打印</w:t>
-        <w:br/>
-        <w:t xml:space="preserve">   ├─ .docx     → python-docx 段落提取</w:t>
-        <w:br/>
-        <w:t xml:space="preserve">   ├─ .csv      → pandas.read_csv → to_string</w:t>
-        <w:br/>
-        <w:t xml:space="preserve">   └─ .xlsx     → pandas.read_excel → to_string</w:t>
-        <w:br/>
-        <w:t xml:space="preserve">  │</w:t>
-        <w:br/>
-        <w:t xml:space="preserve">  ▼</w:t>
-        <w:br/>
-        <w:t>3. 文本分块（_chunk_text）</w:t>
-        <w:br/>
-        <w:t xml:space="preserve">   块大小：500 字符</w:t>
-        <w:br/>
-        <w:t xml:space="preserve">   重叠：50 字符</w:t>
-        <w:br/>
-        <w:t xml:space="preserve">   方式：简单滑动窗口</w:t>
-        <w:br/>
-        <w:t xml:space="preserve">  │</w:t>
-        <w:br/>
-        <w:t xml:space="preserve">  ▼</w:t>
-        <w:br/>
-        <w:t>4. 向量化并存储到 ChromaDB</w:t>
-        <w:br/>
-        <w:t xml:space="preserve">   集合名：kb_{knowledge_base_id}</w:t>
-        <w:br/>
-        <w:t xml:space="preserve">   块 ID：{file_id}_chunk_0, _chunk_1, ...</w:t>
-        <w:br/>
-        <w:t xml:space="preserve">   元数据：{source: filename, kb_id: kb_id}</w:t>
-        <w:br/>
-        <w:t xml:space="preserve">  │</w:t>
-        <w:br/>
-        <w:t xml:space="preserve">  ▼</w:t>
-        <w:br/>
-        <w:t>5. 在 PostgreSQL 记录 KnowledgeDocument</w:t>
-        <w:br/>
-        <w:t xml:space="preserve">   (id, kb_id, filename, file_type, chunk_count)</w:t>
-      </w:r>
-    </w:p>
-    <w:p>
-      <w:pPr>
-        <w:pStyle w:val="Heading3"/>
-      </w:pPr>
-      <w:r>
-        <w:t>8.2 检索流程（对话时）</w:t>
+        <w:t>MemoryService: 会话记忆管理(创建/压缩/过期清理/编辑消息/保存为预设对话)</w:t>
       </w:r>
     </w:p>
     <w:p>
       <w:r>
-        <w:rPr>
-          <w:rFonts w:ascii="Consolas" w:hAnsi="Consolas"/>
-          <w:color w:val="333333"/>
-          <w:sz w:val="18"/>
-        </w:rPr>
-        <w:t>用户消息："这件衣服掉色怎么办"</w:t>
-        <w:br/>
-        <w:t xml:space="preserve">  │</w:t>
-        <w:br/>
-        <w:t xml:space="preserve">  ▼</w:t>
-        <w:br/>
-        <w:t>1. ChromaDB 查询</w:t>
-        <w:br/>
-        <w:t xml:space="preserve">   collection.query(</w:t>
-        <w:br/>
-        <w:t xml:space="preserve">     query_texts=["这件衣服掉色怎么办"],</w:t>
-        <w:br/>
-        <w:t xml:space="preserve">     n_results=5</w:t>
-        <w:br/>
-        <w:t xml:space="preserve">   )</w:t>
-        <w:br/>
-        <w:t xml:space="preserve">  │</w:t>
-        <w:br/>
-        <w:t xml:space="preserve">  ▼</w:t>
-        <w:br/>
-        <w:t>2. 返回相关文档块：</w:t>
-        <w:br/>
-        <w:t xml:space="preserve">   [</w:t>
-        <w:br/>
-        <w:t xml:space="preserve">     "如果衣物出现染色/掉色问题，建议首次洗涤时...",</w:t>
-        <w:br/>
-        <w:t xml:space="preserve">     "所有面料均通过色牢度检测...",</w:t>
-        <w:br/>
-        <w:t xml:space="preserve">     ...</w:t>
-        <w:br/>
-        <w:t xml:space="preserve">   ]</w:t>
-        <w:br/>
-        <w:t xml:space="preserve">  │</w:t>
-        <w:br/>
-        <w:t xml:space="preserve">  ▼</w:t>
-        <w:br/>
-        <w:t>3. 注入 LLM 上下文：</w:t>
-        <w:br/>
-        <w:t xml:space="preserve">   System Prompt += "## 知识库参考资料:\n" + docs_text</w:t>
-        <w:br/>
-        <w:t xml:space="preserve">  │</w:t>
-        <w:br/>
-        <w:t xml:space="preserve">  ▼</w:t>
-        <w:br/>
-        <w:t>4. LLM 基于参考文档生成回复</w:t>
-      </w:r>
-    </w:p>
-    <w:p>
-      <w:pPr>
-        <w:pStyle w:val="Heading3"/>
-      </w:pPr>
-      <w:r>
-        <w:t>8.3 当前局限</w:t>
+        <w:t>CopywritingService: 文案会话CRUD + JSONB状态序列化 + 合规规则管理 + 相似度去重</w:t>
       </w:r>
     </w:p>
     <w:p>
       <w:r>
-        <w:t xml:space="preserve">- </w:t>
-      </w:r>
-      <w:r>
-        <w:rPr>
-          <w:b/>
-        </w:rPr>
-        <w:t>嵌入不匹配</w:t>
-      </w:r>
-      <w:r>
-        <w:t xml:space="preserve">：ChromaDB 使用内置的 </w:t>
-      </w:r>
-      <w:r>
-        <w:rPr>
-          <w:rFonts w:ascii="Consolas" w:hAnsi="Consolas"/>
-          <w:color w:val="B8860B"/>
-          <w:sz w:val="18"/>
-        </w:rPr>
-        <w:t>all-MiniLM-L6-v2</w:t>
-      </w:r>
-      <w:r>
-        <w:t xml:space="preserve">（英文模型），未启用配置的 </w:t>
-      </w:r>
-      <w:r>
-        <w:rPr>
-          <w:rFonts w:ascii="Consolas" w:hAnsi="Consolas"/>
-          <w:color w:val="B8860B"/>
-          <w:sz w:val="18"/>
-        </w:rPr>
-        <w:t>text-embedding-v2</w:t>
-      </w:r>
-      <w:r>
-        <w:t>（中文模型）。这意味着中文文档的检索质量可能不是最优</w:t>
+        <w:t>DialogService: 预设对话ILIKE匹配</w:t>
       </w:r>
     </w:p>
     <w:p>
       <w:r>
-        <w:t xml:space="preserve">- </w:t>
-      </w:r>
-      <w:r>
-        <w:rPr>
-          <w:b/>
-        </w:rPr>
-        <w:t>简单分块</w:t>
-      </w:r>
-      <w:r>
-        <w:t>：字符级滑动窗口，不按句子/段落边界分割</w:t>
-      </w:r>
-    </w:p>
-    <w:p>
-      <w:r>
-        <w:t xml:space="preserve">- </w:t>
-      </w:r>
-      <w:r>
-        <w:rPr>
-          <w:b/>
-        </w:rPr>
-        <w:t>无重排序</w:t>
-      </w:r>
-      <w:r>
-        <w:t>：检索结果直接按 ChromaDB 默认相关度排序，无 reranker</w:t>
-      </w:r>
-    </w:p>
-    <w:p>
-      <w:r>
-        <w:t>──────────────────────────────────────────────────</w:t>
+        <w:t>TemplateService: 模版CRUD</w:t>
       </w:r>
     </w:p>
     <w:p>
@@ -6225,721 +235,20 @@
         <w:pStyle w:val="Heading2"/>
       </w:pPr>
       <w:r>
-        <w:t>9. LangGraph Agent</w:t>
+        <w:t>4.4 LLM工厂</w:t>
+      </w:r>
+    </w:p>
+    <w:p>
+      <w:r>
+        <w:t>使用langchain-openai的ChatOpenAI,通过base_url指向DashScope兼容端点。get_llm(temperature)返回ChatOpenAI实例。</w:t>
       </w:r>
     </w:p>
     <w:p>
       <w:pPr>
-        <w:pStyle w:val="Heading3"/>
+        <w:pStyle w:val="Heading1"/>
       </w:pPr>
       <w:r>
-        <w:t>9.1 ChatAgent（对话 Agent）</w:t>
-      </w:r>
-    </w:p>
-    <w:p>
-      <w:r/>
-      <w:r>
-        <w:rPr>
-          <w:b/>
-        </w:rPr>
-        <w:t>图结构：</w:t>
-      </w:r>
-      <w:r/>
-    </w:p>
-    <w:p>
-      <w:r>
-        <w:rPr>
-          <w:rFonts w:ascii="Consolas" w:hAnsi="Consolas"/>
-          <w:color w:val="333333"/>
-          <w:sz w:val="18"/>
-        </w:rPr>
-        <w:t>START</w:t>
-        <w:br/>
-        <w:t xml:space="preserve">  │</w:t>
-        <w:br/>
-        <w:t xml:space="preserve">  ▼</w:t>
-        <w:br/>
-        <w:t>┌──────────┐</w:t>
-        <w:br/>
-        <w:t>│ retrieve │  ← 从 ChromaDB 检索相关知识</w:t>
-        <w:br/>
-        <w:t>└────┬─────┘</w:t>
-        <w:br/>
-        <w:t xml:space="preserve">     ▼</w:t>
-        <w:br/>
-        <w:t>┌──────────────┐</w:t>
-        <w:br/>
-        <w:t>│ match_presets│  ← 预设匹配（当前为空操作）</w:t>
-        <w:br/>
-        <w:t>└────┬─────────┘</w:t>
-        <w:br/>
-        <w:t xml:space="preserve">     ▼</w:t>
-        <w:br/>
-        <w:t>┌──────────┐</w:t>
-        <w:br/>
-        <w:t>│ generate │  ← 组装上下文 + 调用 LLM 生成回复</w:t>
-        <w:br/>
-        <w:t>└────┬─────┘</w:t>
-        <w:br/>
-        <w:t xml:space="preserve">     ▼</w:t>
-        <w:br/>
-        <w:t xml:space="preserve">    END</w:t>
-      </w:r>
-    </w:p>
-    <w:p>
-      <w:r/>
-      <w:r>
-        <w:rPr>
-          <w:b/>
-        </w:rPr>
-        <w:t>State 定义</w:t>
-      </w:r>
-      <w:r>
-        <w:t>（</w:t>
-      </w:r>
-      <w:r>
-        <w:rPr>
-          <w:rFonts w:ascii="Consolas" w:hAnsi="Consolas"/>
-          <w:color w:val="B8860B"/>
-          <w:sz w:val="18"/>
-        </w:rPr>
-        <w:t>ChatAgentState</w:t>
-      </w:r>
-      <w:r>
-        <w:t>）：</w:t>
-      </w:r>
-    </w:p>
-    <w:tbl>
-      <w:tblPr>
-        <w:tblStyle w:val="LightGrid-Accent1"/>
-        <w:tblW w:type="auto" w:w="0"/>
-        <w:tblLook w:firstColumn="1" w:firstRow="1" w:lastColumn="0" w:lastRow="0" w:noHBand="0" w:noVBand="1" w:val="04A0"/>
-      </w:tblPr>
-      <w:tblGrid>
-        <w:gridCol w:w="2880"/>
-        <w:gridCol w:w="2880"/>
-        <w:gridCol w:w="2880"/>
-      </w:tblGrid>
-      <w:tr>
-        <w:tc>
-          <w:tcPr>
-            <w:tcW w:type="dxa" w:w="2880"/>
-          </w:tcPr>
-          <w:p>
-            <w:r>
-              <w:rPr>
-                <w:b/>
-                <w:sz w:val="18"/>
-              </w:rPr>
-              <w:t>字段</w:t>
-            </w:r>
-          </w:p>
-        </w:tc>
-        <w:tc>
-          <w:tcPr>
-            <w:tcW w:type="dxa" w:w="2880"/>
-          </w:tcPr>
-          <w:p>
-            <w:r>
-              <w:rPr>
-                <w:b/>
-                <w:sz w:val="18"/>
-              </w:rPr>
-              <w:t>类型</w:t>
-            </w:r>
-          </w:p>
-        </w:tc>
-        <w:tc>
-          <w:tcPr>
-            <w:tcW w:type="dxa" w:w="2880"/>
-          </w:tcPr>
-          <w:p>
-            <w:r>
-              <w:rPr>
-                <w:b/>
-                <w:sz w:val="18"/>
-              </w:rPr>
-              <w:t>说明</w:t>
-            </w:r>
-          </w:p>
-        </w:tc>
-      </w:tr>
-      <w:tr>
-        <w:tc>
-          <w:tcPr>
-            <w:tcW w:type="dxa" w:w="2880"/>
-          </w:tcPr>
-          <w:p>
-            <w:r>
-              <w:t>`messages`</w:t>
-            </w:r>
-          </w:p>
-        </w:tc>
-        <w:tc>
-          <w:tcPr>
-            <w:tcW w:type="dxa" w:w="2880"/>
-          </w:tcPr>
-          <w:p>
-            <w:r>
-              <w:t>`list[BaseMessage]` (with add_messages reducer)</w:t>
-            </w:r>
-          </w:p>
-        </w:tc>
-        <w:tc>
-          <w:tcPr>
-            <w:tcW w:type="dxa" w:w="2880"/>
-          </w:tcPr>
-          <w:p>
-            <w:r>
-              <w:t>对话消息列表</w:t>
-            </w:r>
-          </w:p>
-        </w:tc>
-      </w:tr>
-      <w:tr>
-        <w:tc>
-          <w:tcPr>
-            <w:tcW w:type="dxa" w:w="2880"/>
-          </w:tcPr>
-          <w:p>
-            <w:r>
-              <w:t>`knowledge_base_id`</w:t>
-            </w:r>
-          </w:p>
-        </w:tc>
-        <w:tc>
-          <w:tcPr>
-            <w:tcW w:type="dxa" w:w="2880"/>
-          </w:tcPr>
-          <w:p>
-            <w:r>
-              <w:t>`str`</w:t>
-            </w:r>
-          </w:p>
-        </w:tc>
-        <w:tc>
-          <w:tcPr>
-            <w:tcW w:type="dxa" w:w="2880"/>
-          </w:tcPr>
-          <w:p>
-            <w:r>
-              <w:t>当前知识库 ID</w:t>
-            </w:r>
-          </w:p>
-        </w:tc>
-      </w:tr>
-      <w:tr>
-        <w:tc>
-          <w:tcPr>
-            <w:tcW w:type="dxa" w:w="2880"/>
-          </w:tcPr>
-          <w:p>
-            <w:r>
-              <w:t>`template_content`</w:t>
-            </w:r>
-          </w:p>
-        </w:tc>
-        <w:tc>
-          <w:tcPr>
-            <w:tcW w:type="dxa" w:w="2880"/>
-          </w:tcPr>
-          <w:p>
-            <w:r>
-              <w:t>`str`</w:t>
-            </w:r>
-          </w:p>
-        </w:tc>
-        <w:tc>
-          <w:tcPr>
-            <w:tcW w:type="dxa" w:w="2880"/>
-          </w:tcPr>
-          <w:p>
-            <w:r>
-              <w:t>客服模版内容</w:t>
-            </w:r>
-          </w:p>
-        </w:tc>
-      </w:tr>
-      <w:tr>
-        <w:tc>
-          <w:tcPr>
-            <w:tcW w:type="dxa" w:w="2880"/>
-          </w:tcPr>
-          <w:p>
-            <w:r>
-              <w:t>`conversation_id`</w:t>
-            </w:r>
-          </w:p>
-        </w:tc>
-        <w:tc>
-          <w:tcPr>
-            <w:tcW w:type="dxa" w:w="2880"/>
-          </w:tcPr>
-          <w:p>
-            <w:r>
-              <w:t>`str`</w:t>
-            </w:r>
-          </w:p>
-        </w:tc>
-        <w:tc>
-          <w:tcPr>
-            <w:tcW w:type="dxa" w:w="2880"/>
-          </w:tcPr>
-          <w:p>
-            <w:r>
-              <w:t>会话 ID</w:t>
-            </w:r>
-          </w:p>
-        </w:tc>
-      </w:tr>
-      <w:tr>
-        <w:tc>
-          <w:tcPr>
-            <w:tcW w:type="dxa" w:w="2880"/>
-          </w:tcPr>
-          <w:p>
-            <w:r>
-              <w:t>`retrieved_docs`</w:t>
-            </w:r>
-          </w:p>
-        </w:tc>
-        <w:tc>
-          <w:tcPr>
-            <w:tcW w:type="dxa" w:w="2880"/>
-          </w:tcPr>
-          <w:p>
-            <w:r>
-              <w:t>`list[str]`</w:t>
-            </w:r>
-          </w:p>
-        </w:tc>
-        <w:tc>
-          <w:tcPr>
-            <w:tcW w:type="dxa" w:w="2880"/>
-          </w:tcPr>
-          <w:p>
-            <w:r>
-              <w:t>检索到的文档块</w:t>
-            </w:r>
-          </w:p>
-        </w:tc>
-      </w:tr>
-      <w:tr>
-        <w:tc>
-          <w:tcPr>
-            <w:tcW w:type="dxa" w:w="2880"/>
-          </w:tcPr>
-          <w:p>
-            <w:r>
-              <w:t>`preset_matches`</w:t>
-            </w:r>
-          </w:p>
-        </w:tc>
-        <w:tc>
-          <w:tcPr>
-            <w:tcW w:type="dxa" w:w="2880"/>
-          </w:tcPr>
-          <w:p>
-            <w:r>
-              <w:t>`list[dict]`</w:t>
-            </w:r>
-          </w:p>
-        </w:tc>
-        <w:tc>
-          <w:tcPr>
-            <w:tcW w:type="dxa" w:w="2880"/>
-          </w:tcPr>
-          <w:p>
-            <w:r>
-              <w:t>预设对话匹配结果</w:t>
-            </w:r>
-          </w:p>
-        </w:tc>
-      </w:tr>
-      <w:tr>
-        <w:tc>
-          <w:tcPr>
-            <w:tcW w:type="dxa" w:w="2880"/>
-          </w:tcPr>
-          <w:p>
-            <w:r>
-              <w:t>`final_response`</w:t>
-            </w:r>
-          </w:p>
-        </w:tc>
-        <w:tc>
-          <w:tcPr>
-            <w:tcW w:type="dxa" w:w="2880"/>
-          </w:tcPr>
-          <w:p>
-            <w:r>
-              <w:t>`str`</w:t>
-            </w:r>
-          </w:p>
-        </w:tc>
-        <w:tc>
-          <w:tcPr>
-            <w:tcW w:type="dxa" w:w="2880"/>
-          </w:tcPr>
-          <w:p>
-            <w:r>
-              <w:t>Agent 最终回复</w:t>
-            </w:r>
-          </w:p>
-        </w:tc>
-      </w:tr>
-    </w:tbl>
-    <w:p/>
-    <w:p>
-      <w:r/>
-      <w:r>
-        <w:rPr>
-          <w:b/>
-        </w:rPr>
-        <w:t>关键流程：</w:t>
-      </w:r>
-      <w:r/>
-    </w:p>
-    <w:p>
-      <w:r>
-        <w:t xml:space="preserve">1. </w:t>
-      </w:r>
-      <w:r>
-        <w:rPr>
-          <w:rFonts w:ascii="Consolas" w:hAnsi="Consolas"/>
-          <w:color w:val="B8860B"/>
-          <w:sz w:val="18"/>
-        </w:rPr>
-        <w:t>retrieve</w:t>
-      </w:r>
-      <w:r>
-        <w:t xml:space="preserve"> 节点：调用 ChromaDB，获取 5 个最相关文档块</w:t>
-      </w:r>
-    </w:p>
-    <w:p>
-      <w:r>
-        <w:t xml:space="preserve">2. </w:t>
-      </w:r>
-      <w:r>
-        <w:rPr>
-          <w:rFonts w:ascii="Consolas" w:hAnsi="Consolas"/>
-          <w:color w:val="B8860B"/>
-          <w:sz w:val="18"/>
-        </w:rPr>
-        <w:t>match_presets</w:t>
-      </w:r>
-      <w:r>
-        <w:t xml:space="preserve"> 节点：（空操作）实际匹配逻辑在路由层通过 SQL ILIKE 提前完成</w:t>
-      </w:r>
-    </w:p>
-    <w:p>
-      <w:r>
-        <w:t xml:space="preserve">3. </w:t>
-      </w:r>
-      <w:r>
-        <w:rPr>
-          <w:rFonts w:ascii="Consolas" w:hAnsi="Consolas"/>
-          <w:color w:val="B8860B"/>
-          <w:sz w:val="18"/>
-        </w:rPr>
-        <w:t>generate</w:t>
-      </w:r>
-      <w:r>
-        <w:t xml:space="preserve"> 节点：组装 </w:t>
-      </w:r>
-      <w:r>
-        <w:rPr>
-          <w:rFonts w:ascii="Consolas" w:hAnsi="Consolas"/>
-          <w:color w:val="B8860B"/>
-          <w:sz w:val="18"/>
-        </w:rPr>
-        <w:t>SystemMessage(角色+模版+资料) + 历史消息 + 当前消息</w:t>
-      </w:r>
-      <w:r>
-        <w:t>，调用 LLM</w:t>
-      </w:r>
-    </w:p>
-    <w:p>
-      <w:r/>
-      <w:r>
-        <w:rPr>
-          <w:b/>
-        </w:rPr>
-        <w:t>注意</w:t>
-      </w:r>
-      <w:r>
-        <w:t>：预设对话匹配在路由器中执行，</w:t>
-      </w:r>
-      <w:r>
-        <w:rPr>
-          <w:b/>
-        </w:rPr>
-        <w:t>短路绕过整个 Agent</w:t>
-      </w:r>
-      <w:r>
-        <w:t>。如果关键词匹配成功，直接返回预设答案，不调用 LLM。</w:t>
-      </w:r>
-    </w:p>
-    <w:p>
-      <w:pPr>
-        <w:pStyle w:val="Heading3"/>
-      </w:pPr>
-      <w:r>
-        <w:t>9.2 CopywritingAgent（文案生成 Agent）</w:t>
-      </w:r>
-    </w:p>
-    <w:p>
-      <w:r/>
-      <w:r>
-        <w:rPr>
-          <w:b/>
-        </w:rPr>
-        <w:t>图结构：</w:t>
-      </w:r>
-      <w:r/>
-    </w:p>
-    <w:p>
-      <w:r>
-        <w:rPr>
-          <w:rFonts w:ascii="Consolas" w:hAnsi="Consolas"/>
-          <w:color w:val="333333"/>
-          <w:sz w:val="18"/>
-        </w:rPr>
-        <w:t>START</w:t>
-        <w:br/>
-        <w:t xml:space="preserve">  │</w:t>
-        <w:br/>
-        <w:t xml:space="preserve">  ▼</w:t>
-        <w:br/>
-        <w:t>┌──────────┐</w:t>
-        <w:br/>
-        <w:t>│ generate │  ← 填充产品信息 → LLM 生成文案</w:t>
-        <w:br/>
-        <w:t>└────┬─────┘</w:t>
-        <w:br/>
-        <w:t xml:space="preserve">     │</w:t>
-        <w:br/>
-        <w:t xml:space="preserve">     ▼ _should_revise() → 始终返回 "done"</w:t>
-        <w:br/>
-        <w:t xml:space="preserve">    END</w:t>
-      </w:r>
-    </w:p>
-    <w:p>
-      <w:r/>
-      <w:r>
-        <w:rPr>
-          <w:b/>
-        </w:rPr>
-        <w:t>State 定义</w:t>
-      </w:r>
-      <w:r>
-        <w:t>（</w:t>
-      </w:r>
-      <w:r>
-        <w:rPr>
-          <w:rFonts w:ascii="Consolas" w:hAnsi="Consolas"/>
-          <w:color w:val="B8860B"/>
-          <w:sz w:val="18"/>
-        </w:rPr>
-        <w:t>CopywritingState</w:t>
-      </w:r>
-      <w:r>
-        <w:t>）：</w:t>
-      </w:r>
-    </w:p>
-    <w:tbl>
-      <w:tblPr>
-        <w:tblStyle w:val="LightGrid-Accent1"/>
-        <w:tblW w:type="auto" w:w="0"/>
-        <w:tblLook w:firstColumn="1" w:firstRow="1" w:lastColumn="0" w:lastRow="0" w:noHBand="0" w:noVBand="1" w:val="04A0"/>
-      </w:tblPr>
-      <w:tblGrid>
-        <w:gridCol w:w="4320"/>
-        <w:gridCol w:w="4320"/>
-      </w:tblGrid>
-      <w:tr>
-        <w:tc>
-          <w:tcPr>
-            <w:tcW w:type="dxa" w:w="4320"/>
-          </w:tcPr>
-          <w:p>
-            <w:r>
-              <w:rPr>
-                <w:b/>
-                <w:sz w:val="18"/>
-              </w:rPr>
-              <w:t>字段</w:t>
-            </w:r>
-          </w:p>
-        </w:tc>
-        <w:tc>
-          <w:tcPr>
-            <w:tcW w:type="dxa" w:w="4320"/>
-          </w:tcPr>
-          <w:p>
-            <w:r>
-              <w:rPr>
-                <w:b/>
-                <w:sz w:val="18"/>
-              </w:rPr>
-              <w:t>说明</w:t>
-            </w:r>
-          </w:p>
-        </w:tc>
-      </w:tr>
-      <w:tr>
-        <w:tc>
-          <w:tcPr>
-            <w:tcW w:type="dxa" w:w="4320"/>
-          </w:tcPr>
-          <w:p>
-            <w:r>
-              <w:t>`product_name/type/features/price/promotion/audience/stock`</w:t>
-            </w:r>
-          </w:p>
-        </w:tc>
-        <w:tc>
-          <w:tcPr>
-            <w:tcW w:type="dxa" w:w="4320"/>
-          </w:tcPr>
-          <w:p>
-            <w:r>
-              <w:t>产品信息输入</w:t>
-            </w:r>
-          </w:p>
-        </w:tc>
-      </w:tr>
-      <w:tr>
-        <w:tc>
-          <w:tcPr>
-            <w:tcW w:type="dxa" w:w="4320"/>
-          </w:tcPr>
-          <w:p>
-            <w:r>
-              <w:t>`generated_copy`</w:t>
-            </w:r>
-          </w:p>
-        </w:tc>
-        <w:tc>
-          <w:tcPr>
-            <w:tcW w:type="dxa" w:w="4320"/>
-          </w:tcPr>
-          <w:p>
-            <w:r>
-              <w:t>LLM 生成的营销文案</w:t>
-            </w:r>
-          </w:p>
-        </w:tc>
-      </w:tr>
-      <w:tr>
-        <w:tc>
-          <w:tcPr>
-            <w:tcW w:type="dxa" w:w="4320"/>
-          </w:tcPr>
-          <w:p>
-            <w:r>
-              <w:t>`revision_history`</w:t>
-            </w:r>
-          </w:p>
-        </w:tc>
-        <w:tc>
-          <w:tcPr>
-            <w:tcW w:type="dxa" w:w="4320"/>
-          </w:tcPr>
-          <w:p>
-            <w:r>
-              <w:t>修订历史（预留，未使用）</w:t>
-            </w:r>
-          </w:p>
-        </w:tc>
-      </w:tr>
-    </w:tbl>
-    <w:p/>
-    <w:p>
-      <w:r/>
-      <w:r>
-        <w:rPr>
-          <w:b/>
-        </w:rPr>
-        <w:t>提示模板</w:t>
-      </w:r>
-      <w:r>
-        <w:t>：结构化的中文电商文案 Prompt，要求包含产品标题、卖点提炼、详细描述、促销引导四部分，300-500 字，Markdown 格式。</w:t>
-      </w:r>
-    </w:p>
-    <w:p>
-      <w:pPr>
-        <w:pStyle w:val="Heading3"/>
-      </w:pPr>
-      <w:r>
-        <w:t>9.3 Agent 调用方式</w:t>
-      </w:r>
-    </w:p>
-    <w:p>
-      <w:r>
-        <w:t>两个 Agent 都使用</w:t>
-      </w:r>
-      <w:r>
-        <w:rPr>
-          <w:b/>
-        </w:rPr>
-        <w:t>单例模式</w:t>
-      </w:r>
-      <w:r>
-        <w:t>：</w:t>
-      </w:r>
-    </w:p>
-    <w:p>
-      <w:r>
-        <w:rPr>
-          <w:rFonts w:ascii="Consolas" w:hAnsi="Consolas"/>
-          <w:color w:val="333333"/>
-          <w:sz w:val="18"/>
-        </w:rPr>
-        <w:t>_chat_agent = None</w:t>
-        <w:br/>
-        <w:br/>
-        <w:t>def get_chat_agent() -&gt; ChatAgent:</w:t>
-        <w:br/>
-        <w:t xml:space="preserve">    global _chat_agent</w:t>
-        <w:br/>
-        <w:t xml:space="preserve">    if _chat_agent is None:</w:t>
-        <w:br/>
-        <w:t xml:space="preserve">        _chat_agent = ChatAgent()</w:t>
-        <w:br/>
-        <w:t xml:space="preserve">    return _chat_agent</w:t>
-      </w:r>
-    </w:p>
-    <w:p>
-      <w:r>
-        <w:t xml:space="preserve">在 FastAPI 路由中通过 </w:t>
-      </w:r>
-      <w:r>
-        <w:rPr>
-          <w:rFonts w:ascii="Consolas" w:hAnsi="Consolas"/>
-          <w:color w:val="B8860B"/>
-          <w:sz w:val="18"/>
-        </w:rPr>
-        <w:t>get_chat_agent()</w:t>
-      </w:r>
-      <w:r>
-        <w:t xml:space="preserve"> 获取单例，然后调用 </w:t>
-      </w:r>
-      <w:r>
-        <w:rPr>
-          <w:rFonts w:ascii="Consolas" w:hAnsi="Consolas"/>
-          <w:color w:val="B8860B"/>
-          <w:sz w:val="18"/>
-        </w:rPr>
-        <w:t>agent.chat(...)</w:t>
-      </w:r>
-      <w:r>
-        <w:t>。</w:t>
-      </w:r>
-    </w:p>
-    <w:p>
-      <w:r>
-        <w:t>──────────────────────────────────────────────────</w:t>
+        <w:t>5. 数据库设计</w:t>
       </w:r>
     </w:p>
     <w:p>
@@ -6947,1376 +256,22 @@
         <w:pStyle w:val="Heading2"/>
       </w:pPr>
       <w:r>
-        <w:t>10. API 接口总览</w:t>
+        <w:t>5.1 PostgreSQL(10张表)</w:t>
       </w:r>
     </w:p>
     <w:p>
       <w:r>
-        <w:t xml:space="preserve">系统共有 </w:t>
-      </w:r>
-      <w:r>
-        <w:rPr>
-          <w:b/>
-        </w:rPr>
-        <w:t>30 个 API 端点</w:t>
-      </w:r>
-      <w:r>
-        <w:t>，分布在 6 个路由模块中。</w:t>
+        <w:t>原有7张: knowledge_bases, knowledge_documents, templates, preset_dialogs, transfer_rules, conversations, messages</w:t>
       </w:r>
     </w:p>
     <w:p>
-      <w:pPr>
-        <w:pStyle w:val="Heading3"/>
-      </w:pPr>
       <w:r>
-        <w:t>10.1 知识库管理（8 个端点）</w:t>
+        <w:t>新增3张: copywriting_sessions(文案会话+JSONB状态), copywriting_messages(文案消息), compliance_rules(合规规则+file_path)</w:t>
       </w:r>
     </w:p>
-    <w:tbl>
-      <w:tblPr>
-        <w:tblStyle w:val="LightGrid-Accent1"/>
-        <w:tblW w:type="auto" w:w="0"/>
-        <w:tblLook w:firstColumn="1" w:firstRow="1" w:lastColumn="0" w:lastRow="0" w:noHBand="0" w:noVBand="1" w:val="04A0"/>
-      </w:tblPr>
-      <w:tblGrid>
-        <w:gridCol w:w="2880"/>
-        <w:gridCol w:w="2880"/>
-        <w:gridCol w:w="2880"/>
-      </w:tblGrid>
-      <w:tr>
-        <w:tc>
-          <w:tcPr>
-            <w:tcW w:type="dxa" w:w="2880"/>
-          </w:tcPr>
-          <w:p>
-            <w:r>
-              <w:rPr>
-                <w:b/>
-                <w:sz w:val="18"/>
-              </w:rPr>
-              <w:t>方法</w:t>
-            </w:r>
-          </w:p>
-        </w:tc>
-        <w:tc>
-          <w:tcPr>
-            <w:tcW w:type="dxa" w:w="2880"/>
-          </w:tcPr>
-          <w:p>
-            <w:r>
-              <w:rPr>
-                <w:b/>
-                <w:sz w:val="18"/>
-              </w:rPr>
-              <w:t>路径</w:t>
-            </w:r>
-          </w:p>
-        </w:tc>
-        <w:tc>
-          <w:tcPr>
-            <w:tcW w:type="dxa" w:w="2880"/>
-          </w:tcPr>
-          <w:p>
-            <w:r>
-              <w:rPr>
-                <w:b/>
-                <w:sz w:val="18"/>
-              </w:rPr>
-              <w:t>说明</w:t>
-            </w:r>
-          </w:p>
-        </w:tc>
-      </w:tr>
-      <w:tr>
-        <w:tc>
-          <w:tcPr>
-            <w:tcW w:type="dxa" w:w="2880"/>
-          </w:tcPr>
-          <w:p>
-            <w:r>
-              <w:t>GET</w:t>
-            </w:r>
-          </w:p>
-        </w:tc>
-        <w:tc>
-          <w:tcPr>
-            <w:tcW w:type="dxa" w:w="2880"/>
-          </w:tcPr>
-          <w:p>
-            <w:r>
-              <w:t>`/api/knowledge-bases`</w:t>
-            </w:r>
-          </w:p>
-        </w:tc>
-        <w:tc>
-          <w:tcPr>
-            <w:tcW w:type="dxa" w:w="2880"/>
-          </w:tcPr>
-          <w:p>
-            <w:r>
-              <w:t>列出所有知识库</w:t>
-            </w:r>
-          </w:p>
-        </w:tc>
-      </w:tr>
-      <w:tr>
-        <w:tc>
-          <w:tcPr>
-            <w:tcW w:type="dxa" w:w="2880"/>
-          </w:tcPr>
-          <w:p>
-            <w:r>
-              <w:t>POST</w:t>
-            </w:r>
-          </w:p>
-        </w:tc>
-        <w:tc>
-          <w:tcPr>
-            <w:tcW w:type="dxa" w:w="2880"/>
-          </w:tcPr>
-          <w:p>
-            <w:r>
-              <w:t>`/api/knowledge-bases`</w:t>
-            </w:r>
-          </w:p>
-        </w:tc>
-        <w:tc>
-          <w:tcPr>
-            <w:tcW w:type="dxa" w:w="2880"/>
-          </w:tcPr>
-          <w:p>
-            <w:r>
-              <w:t>创建知识库</w:t>
-            </w:r>
-          </w:p>
-        </w:tc>
-      </w:tr>
-      <w:tr>
-        <w:tc>
-          <w:tcPr>
-            <w:tcW w:type="dxa" w:w="2880"/>
-          </w:tcPr>
-          <w:p>
-            <w:r>
-              <w:t>GET</w:t>
-            </w:r>
-          </w:p>
-        </w:tc>
-        <w:tc>
-          <w:tcPr>
-            <w:tcW w:type="dxa" w:w="2880"/>
-          </w:tcPr>
-          <w:p>
-            <w:r>
-              <w:t>`/api/knowledge-bases/{id}`</w:t>
-            </w:r>
-          </w:p>
-        </w:tc>
-        <w:tc>
-          <w:tcPr>
-            <w:tcW w:type="dxa" w:w="2880"/>
-          </w:tcPr>
-          <w:p>
-            <w:r>
-              <w:t>获取知识库详情</w:t>
-            </w:r>
-          </w:p>
-        </w:tc>
-      </w:tr>
-      <w:tr>
-        <w:tc>
-          <w:tcPr>
-            <w:tcW w:type="dxa" w:w="2880"/>
-          </w:tcPr>
-          <w:p>
-            <w:r>
-              <w:t>PUT</w:t>
-            </w:r>
-          </w:p>
-        </w:tc>
-        <w:tc>
-          <w:tcPr>
-            <w:tcW w:type="dxa" w:w="2880"/>
-          </w:tcPr>
-          <w:p>
-            <w:r>
-              <w:t>`/api/knowledge-bases/{id}`</w:t>
-            </w:r>
-          </w:p>
-        </w:tc>
-        <w:tc>
-          <w:tcPr>
-            <w:tcW w:type="dxa" w:w="2880"/>
-          </w:tcPr>
-          <w:p>
-            <w:r>
-              <w:t>更新知识库</w:t>
-            </w:r>
-          </w:p>
-        </w:tc>
-      </w:tr>
-      <w:tr>
-        <w:tc>
-          <w:tcPr>
-            <w:tcW w:type="dxa" w:w="2880"/>
-          </w:tcPr>
-          <w:p>
-            <w:r>
-              <w:t>DELETE</w:t>
-            </w:r>
-          </w:p>
-        </w:tc>
-        <w:tc>
-          <w:tcPr>
-            <w:tcW w:type="dxa" w:w="2880"/>
-          </w:tcPr>
-          <w:p>
-            <w:r>
-              <w:t>`/api/knowledge-bases/{id}`</w:t>
-            </w:r>
-          </w:p>
-        </w:tc>
-        <w:tc>
-          <w:tcPr>
-            <w:tcW w:type="dxa" w:w="2880"/>
-          </w:tcPr>
-          <w:p>
-            <w:r>
-              <w:t>删除知识库（含 ChromaDB 集合）</w:t>
-            </w:r>
-          </w:p>
-        </w:tc>
-      </w:tr>
-      <w:tr>
-        <w:tc>
-          <w:tcPr>
-            <w:tcW w:type="dxa" w:w="2880"/>
-          </w:tcPr>
-          <w:p>
-            <w:r>
-              <w:t>POST</w:t>
-            </w:r>
-          </w:p>
-        </w:tc>
-        <w:tc>
-          <w:tcPr>
-            <w:tcW w:type="dxa" w:w="2880"/>
-          </w:tcPr>
-          <w:p>
-            <w:r>
-              <w:t>`/api/knowledge-bases/{id}/upload`</w:t>
-            </w:r>
-          </w:p>
-        </w:tc>
-        <w:tc>
-          <w:tcPr>
-            <w:tcW w:type="dxa" w:w="2880"/>
-          </w:tcPr>
-          <w:p>
-            <w:r>
-              <w:t>上传文件到知识库（multipart）</w:t>
-            </w:r>
-          </w:p>
-        </w:tc>
-      </w:tr>
-      <w:tr>
-        <w:tc>
-          <w:tcPr>
-            <w:tcW w:type="dxa" w:w="2880"/>
-          </w:tcPr>
-          <w:p>
-            <w:r>
-              <w:t>POST</w:t>
-            </w:r>
-          </w:p>
-        </w:tc>
-        <w:tc>
-          <w:tcPr>
-            <w:tcW w:type="dxa" w:w="2880"/>
-          </w:tcPr>
-          <w:p>
-            <w:r>
-              <w:t>`/api/knowledge-bases/{id}/add-text`</w:t>
-            </w:r>
-          </w:p>
-        </w:tc>
-        <w:tc>
-          <w:tcPr>
-            <w:tcW w:type="dxa" w:w="2880"/>
-          </w:tcPr>
-          <w:p>
-            <w:r>
-              <w:t>添加纯文本到知识库</w:t>
-            </w:r>
-          </w:p>
-        </w:tc>
-      </w:tr>
-      <w:tr>
-        <w:tc>
-          <w:tcPr>
-            <w:tcW w:type="dxa" w:w="2880"/>
-          </w:tcPr>
-          <w:p>
-            <w:r>
-              <w:t>GET</w:t>
-            </w:r>
-          </w:p>
-        </w:tc>
-        <w:tc>
-          <w:tcPr>
-            <w:tcW w:type="dxa" w:w="2880"/>
-          </w:tcPr>
-          <w:p>
-            <w:r>
-              <w:t>`/api/health`</w:t>
-            </w:r>
-          </w:p>
-        </w:tc>
-        <w:tc>
-          <w:tcPr>
-            <w:tcW w:type="dxa" w:w="2880"/>
-          </w:tcPr>
-          <w:p>
-            <w:r>
-              <w:t>健康检查</w:t>
-            </w:r>
-          </w:p>
-        </w:tc>
-      </w:tr>
-    </w:tbl>
-    <w:p/>
-    <w:p>
-      <w:pPr>
-        <w:pStyle w:val="Heading3"/>
-      </w:pPr>
-      <w:r>
-        <w:t>10.2 客服模版（5 个端点）</w:t>
-      </w:r>
-    </w:p>
-    <w:tbl>
-      <w:tblPr>
-        <w:tblStyle w:val="LightGrid-Accent1"/>
-        <w:tblW w:type="auto" w:w="0"/>
-        <w:tblLook w:firstColumn="1" w:firstRow="1" w:lastColumn="0" w:lastRow="0" w:noHBand="0" w:noVBand="1" w:val="04A0"/>
-      </w:tblPr>
-      <w:tblGrid>
-        <w:gridCol w:w="2880"/>
-        <w:gridCol w:w="2880"/>
-        <w:gridCol w:w="2880"/>
-      </w:tblGrid>
-      <w:tr>
-        <w:tc>
-          <w:tcPr>
-            <w:tcW w:type="dxa" w:w="2880"/>
-          </w:tcPr>
-          <w:p>
-            <w:r>
-              <w:rPr>
-                <w:b/>
-                <w:sz w:val="18"/>
-              </w:rPr>
-              <w:t>方法</w:t>
-            </w:r>
-          </w:p>
-        </w:tc>
-        <w:tc>
-          <w:tcPr>
-            <w:tcW w:type="dxa" w:w="2880"/>
-          </w:tcPr>
-          <w:p>
-            <w:r>
-              <w:rPr>
-                <w:b/>
-                <w:sz w:val="18"/>
-              </w:rPr>
-              <w:t>路径</w:t>
-            </w:r>
-          </w:p>
-        </w:tc>
-        <w:tc>
-          <w:tcPr>
-            <w:tcW w:type="dxa" w:w="2880"/>
-          </w:tcPr>
-          <w:p>
-            <w:r>
-              <w:rPr>
-                <w:b/>
-                <w:sz w:val="18"/>
-              </w:rPr>
-              <w:t>说明</w:t>
-            </w:r>
-          </w:p>
-        </w:tc>
-      </w:tr>
-      <w:tr>
-        <w:tc>
-          <w:tcPr>
-            <w:tcW w:type="dxa" w:w="2880"/>
-          </w:tcPr>
-          <w:p>
-            <w:r>
-              <w:t>GET</w:t>
-            </w:r>
-          </w:p>
-        </w:tc>
-        <w:tc>
-          <w:tcPr>
-            <w:tcW w:type="dxa" w:w="2880"/>
-          </w:tcPr>
-          <w:p>
-            <w:r>
-              <w:t>`/api/templates`</w:t>
-            </w:r>
-          </w:p>
-        </w:tc>
-        <w:tc>
-          <w:tcPr>
-            <w:tcW w:type="dxa" w:w="2880"/>
-          </w:tcPr>
-          <w:p>
-            <w:r>
-              <w:t>列出所有模版</w:t>
-            </w:r>
-          </w:p>
-        </w:tc>
-      </w:tr>
-      <w:tr>
-        <w:tc>
-          <w:tcPr>
-            <w:tcW w:type="dxa" w:w="2880"/>
-          </w:tcPr>
-          <w:p>
-            <w:r>
-              <w:t>POST</w:t>
-            </w:r>
-          </w:p>
-        </w:tc>
-        <w:tc>
-          <w:tcPr>
-            <w:tcW w:type="dxa" w:w="2880"/>
-          </w:tcPr>
-          <w:p>
-            <w:r>
-              <w:t>`/api/templates`</w:t>
-            </w:r>
-          </w:p>
-        </w:tc>
-        <w:tc>
-          <w:tcPr>
-            <w:tcW w:type="dxa" w:w="2880"/>
-          </w:tcPr>
-          <w:p>
-            <w:r>
-              <w:t>创建模版</w:t>
-            </w:r>
-          </w:p>
-        </w:tc>
-      </w:tr>
-      <w:tr>
-        <w:tc>
-          <w:tcPr>
-            <w:tcW w:type="dxa" w:w="2880"/>
-          </w:tcPr>
-          <w:p>
-            <w:r>
-              <w:t>GET</w:t>
-            </w:r>
-          </w:p>
-        </w:tc>
-        <w:tc>
-          <w:tcPr>
-            <w:tcW w:type="dxa" w:w="2880"/>
-          </w:tcPr>
-          <w:p>
-            <w:r>
-              <w:t>`/api/templates/{id}`</w:t>
-            </w:r>
-          </w:p>
-        </w:tc>
-        <w:tc>
-          <w:tcPr>
-            <w:tcW w:type="dxa" w:w="2880"/>
-          </w:tcPr>
-          <w:p>
-            <w:r>
-              <w:t>获取模版详情</w:t>
-            </w:r>
-          </w:p>
-        </w:tc>
-      </w:tr>
-      <w:tr>
-        <w:tc>
-          <w:tcPr>
-            <w:tcW w:type="dxa" w:w="2880"/>
-          </w:tcPr>
-          <w:p>
-            <w:r>
-              <w:t>PUT</w:t>
-            </w:r>
-          </w:p>
-        </w:tc>
-        <w:tc>
-          <w:tcPr>
-            <w:tcW w:type="dxa" w:w="2880"/>
-          </w:tcPr>
-          <w:p>
-            <w:r>
-              <w:t>`/api/templates/{id}`</w:t>
-            </w:r>
-          </w:p>
-        </w:tc>
-        <w:tc>
-          <w:tcPr>
-            <w:tcW w:type="dxa" w:w="2880"/>
-          </w:tcPr>
-          <w:p>
-            <w:r>
-              <w:t>更新模版</w:t>
-            </w:r>
-          </w:p>
-        </w:tc>
-      </w:tr>
-      <w:tr>
-        <w:tc>
-          <w:tcPr>
-            <w:tcW w:type="dxa" w:w="2880"/>
-          </w:tcPr>
-          <w:p>
-            <w:r>
-              <w:t>DELETE</w:t>
-            </w:r>
-          </w:p>
-        </w:tc>
-        <w:tc>
-          <w:tcPr>
-            <w:tcW w:type="dxa" w:w="2880"/>
-          </w:tcPr>
-          <w:p>
-            <w:r>
-              <w:t>`/api/templates/{id}`</w:t>
-            </w:r>
-          </w:p>
-        </w:tc>
-        <w:tc>
-          <w:tcPr>
-            <w:tcW w:type="dxa" w:w="2880"/>
-          </w:tcPr>
-          <w:p>
-            <w:r>
-              <w:t>删除模版</w:t>
-            </w:r>
-          </w:p>
-        </w:tc>
-      </w:tr>
-    </w:tbl>
-    <w:p/>
-    <w:p>
-      <w:pPr>
-        <w:pStyle w:val="Heading3"/>
-      </w:pPr>
-      <w:r>
-        <w:t>10.3 知能对话（5 个端点）</w:t>
-      </w:r>
-    </w:p>
-    <w:tbl>
-      <w:tblPr>
-        <w:tblStyle w:val="LightGrid-Accent1"/>
-        <w:tblW w:type="auto" w:w="0"/>
-        <w:tblLook w:firstColumn="1" w:firstRow="1" w:lastColumn="0" w:lastRow="0" w:noHBand="0" w:noVBand="1" w:val="04A0"/>
-      </w:tblPr>
-      <w:tblGrid>
-        <w:gridCol w:w="2880"/>
-        <w:gridCol w:w="2880"/>
-        <w:gridCol w:w="2880"/>
-      </w:tblGrid>
-      <w:tr>
-        <w:tc>
-          <w:tcPr>
-            <w:tcW w:type="dxa" w:w="2880"/>
-          </w:tcPr>
-          <w:p>
-            <w:r>
-              <w:rPr>
-                <w:b/>
-                <w:sz w:val="18"/>
-              </w:rPr>
-              <w:t>方法</w:t>
-            </w:r>
-          </w:p>
-        </w:tc>
-        <w:tc>
-          <w:tcPr>
-            <w:tcW w:type="dxa" w:w="2880"/>
-          </w:tcPr>
-          <w:p>
-            <w:r>
-              <w:rPr>
-                <w:b/>
-                <w:sz w:val="18"/>
-              </w:rPr>
-              <w:t>路径</w:t>
-            </w:r>
-          </w:p>
-        </w:tc>
-        <w:tc>
-          <w:tcPr>
-            <w:tcW w:type="dxa" w:w="2880"/>
-          </w:tcPr>
-          <w:p>
-            <w:r>
-              <w:rPr>
-                <w:b/>
-                <w:sz w:val="18"/>
-              </w:rPr>
-              <w:t>说明</w:t>
-            </w:r>
-          </w:p>
-        </w:tc>
-      </w:tr>
-      <w:tr>
-        <w:tc>
-          <w:tcPr>
-            <w:tcW w:type="dxa" w:w="2880"/>
-          </w:tcPr>
-          <w:p>
-            <w:r>
-              <w:t>GET</w:t>
-            </w:r>
-          </w:p>
-        </w:tc>
-        <w:tc>
-          <w:tcPr>
-            <w:tcW w:type="dxa" w:w="2880"/>
-          </w:tcPr>
-          <w:p>
-            <w:r>
-              <w:t>`/api/dialogs`</w:t>
-            </w:r>
-          </w:p>
-        </w:tc>
-        <w:tc>
-          <w:tcPr>
-            <w:tcW w:type="dxa" w:w="2880"/>
-          </w:tcPr>
-          <w:p>
-            <w:r>
-              <w:t>列出所有根级预设对话（含子节点）</w:t>
-            </w:r>
-          </w:p>
-        </w:tc>
-      </w:tr>
-      <w:tr>
-        <w:tc>
-          <w:tcPr>
-            <w:tcW w:type="dxa" w:w="2880"/>
-          </w:tcPr>
-          <w:p>
-            <w:r>
-              <w:t>POST</w:t>
-            </w:r>
-          </w:p>
-        </w:tc>
-        <w:tc>
-          <w:tcPr>
-            <w:tcW w:type="dxa" w:w="2880"/>
-          </w:tcPr>
-          <w:p>
-            <w:r>
-              <w:t>`/api/dialogs`</w:t>
-            </w:r>
-          </w:p>
-        </w:tc>
-        <w:tc>
-          <w:tcPr>
-            <w:tcW w:type="dxa" w:w="2880"/>
-          </w:tcPr>
-          <w:p>
-            <w:r>
-              <w:t>创建预设对话</w:t>
-            </w:r>
-          </w:p>
-        </w:tc>
-      </w:tr>
-      <w:tr>
-        <w:tc>
-          <w:tcPr>
-            <w:tcW w:type="dxa" w:w="2880"/>
-          </w:tcPr>
-          <w:p>
-            <w:r>
-              <w:t>GET</w:t>
-            </w:r>
-          </w:p>
-        </w:tc>
-        <w:tc>
-          <w:tcPr>
-            <w:tcW w:type="dxa" w:w="2880"/>
-          </w:tcPr>
-          <w:p>
-            <w:r>
-              <w:t>`/api/dialogs/{id}`</w:t>
-            </w:r>
-          </w:p>
-        </w:tc>
-        <w:tc>
-          <w:tcPr>
-            <w:tcW w:type="dxa" w:w="2880"/>
-          </w:tcPr>
-          <w:p>
-            <w:r>
-              <w:t>获取预设对话详情</w:t>
-            </w:r>
-          </w:p>
-        </w:tc>
-      </w:tr>
-      <w:tr>
-        <w:tc>
-          <w:tcPr>
-            <w:tcW w:type="dxa" w:w="2880"/>
-          </w:tcPr>
-          <w:p>
-            <w:r>
-              <w:t>PUT</w:t>
-            </w:r>
-          </w:p>
-        </w:tc>
-        <w:tc>
-          <w:tcPr>
-            <w:tcW w:type="dxa" w:w="2880"/>
-          </w:tcPr>
-          <w:p>
-            <w:r>
-              <w:t>`/api/dialogs/{id}`</w:t>
-            </w:r>
-          </w:p>
-        </w:tc>
-        <w:tc>
-          <w:tcPr>
-            <w:tcW w:type="dxa" w:w="2880"/>
-          </w:tcPr>
-          <w:p>
-            <w:r>
-              <w:t>更新预设对话</w:t>
-            </w:r>
-          </w:p>
-        </w:tc>
-      </w:tr>
-      <w:tr>
-        <w:tc>
-          <w:tcPr>
-            <w:tcW w:type="dxa" w:w="2880"/>
-          </w:tcPr>
-          <w:p>
-            <w:r>
-              <w:t>DELETE</w:t>
-            </w:r>
-          </w:p>
-        </w:tc>
-        <w:tc>
-          <w:tcPr>
-            <w:tcW w:type="dxa" w:w="2880"/>
-          </w:tcPr>
-          <w:p>
-            <w:r>
-              <w:t>`/api/dialogs/{id}`</w:t>
-            </w:r>
-          </w:p>
-        </w:tc>
-        <w:tc>
-          <w:tcPr>
-            <w:tcW w:type="dxa" w:w="2880"/>
-          </w:tcPr>
-          <w:p>
-            <w:r>
-              <w:t>删除预设对话</w:t>
-            </w:r>
-          </w:p>
-        </w:tc>
-      </w:tr>
-    </w:tbl>
-    <w:p/>
-    <w:p>
-      <w:pPr>
-        <w:pStyle w:val="Heading3"/>
-      </w:pPr>
-      <w:r>
-        <w:t>10.4 转人工设置（4 个端点）</w:t>
-      </w:r>
-    </w:p>
-    <w:tbl>
-      <w:tblPr>
-        <w:tblStyle w:val="LightGrid-Accent1"/>
-        <w:tblW w:type="auto" w:w="0"/>
-        <w:tblLook w:firstColumn="1" w:firstRow="1" w:lastColumn="0" w:lastRow="0" w:noHBand="0" w:noVBand="1" w:val="04A0"/>
-      </w:tblPr>
-      <w:tblGrid>
-        <w:gridCol w:w="2880"/>
-        <w:gridCol w:w="2880"/>
-        <w:gridCol w:w="2880"/>
-      </w:tblGrid>
-      <w:tr>
-        <w:tc>
-          <w:tcPr>
-            <w:tcW w:type="dxa" w:w="2880"/>
-          </w:tcPr>
-          <w:p>
-            <w:r>
-              <w:rPr>
-                <w:b/>
-                <w:sz w:val="18"/>
-              </w:rPr>
-              <w:t>方法</w:t>
-            </w:r>
-          </w:p>
-        </w:tc>
-        <w:tc>
-          <w:tcPr>
-            <w:tcW w:type="dxa" w:w="2880"/>
-          </w:tcPr>
-          <w:p>
-            <w:r>
-              <w:rPr>
-                <w:b/>
-                <w:sz w:val="18"/>
-              </w:rPr>
-              <w:t>路径</w:t>
-            </w:r>
-          </w:p>
-        </w:tc>
-        <w:tc>
-          <w:tcPr>
-            <w:tcW w:type="dxa" w:w="2880"/>
-          </w:tcPr>
-          <w:p>
-            <w:r>
-              <w:rPr>
-                <w:b/>
-                <w:sz w:val="18"/>
-              </w:rPr>
-              <w:t>说明</w:t>
-            </w:r>
-          </w:p>
-        </w:tc>
-      </w:tr>
-      <w:tr>
-        <w:tc>
-          <w:tcPr>
-            <w:tcW w:type="dxa" w:w="2880"/>
-          </w:tcPr>
-          <w:p>
-            <w:r>
-              <w:t>GET</w:t>
-            </w:r>
-          </w:p>
-        </w:tc>
-        <w:tc>
-          <w:tcPr>
-            <w:tcW w:type="dxa" w:w="2880"/>
-          </w:tcPr>
-          <w:p>
-            <w:r>
-              <w:t>`/api/transfer-rules`</w:t>
-            </w:r>
-          </w:p>
-        </w:tc>
-        <w:tc>
-          <w:tcPr>
-            <w:tcW w:type="dxa" w:w="2880"/>
-          </w:tcPr>
-          <w:p>
-            <w:r>
-              <w:t>列出规则（可过滤启用的）</w:t>
-            </w:r>
-          </w:p>
-        </w:tc>
-      </w:tr>
-      <w:tr>
-        <w:tc>
-          <w:tcPr>
-            <w:tcW w:type="dxa" w:w="2880"/>
-          </w:tcPr>
-          <w:p>
-            <w:r>
-              <w:t>POST</w:t>
-            </w:r>
-          </w:p>
-        </w:tc>
-        <w:tc>
-          <w:tcPr>
-            <w:tcW w:type="dxa" w:w="2880"/>
-          </w:tcPr>
-          <w:p>
-            <w:r>
-              <w:t>`/api/transfer-rules`</w:t>
-            </w:r>
-          </w:p>
-        </w:tc>
-        <w:tc>
-          <w:tcPr>
-            <w:tcW w:type="dxa" w:w="2880"/>
-          </w:tcPr>
-          <w:p>
-            <w:r>
-              <w:t>创建规则</w:t>
-            </w:r>
-          </w:p>
-        </w:tc>
-      </w:tr>
-      <w:tr>
-        <w:tc>
-          <w:tcPr>
-            <w:tcW w:type="dxa" w:w="2880"/>
-          </w:tcPr>
-          <w:p>
-            <w:r>
-              <w:t>PUT</w:t>
-            </w:r>
-          </w:p>
-        </w:tc>
-        <w:tc>
-          <w:tcPr>
-            <w:tcW w:type="dxa" w:w="2880"/>
-          </w:tcPr>
-          <w:p>
-            <w:r>
-              <w:t>`/api/transfer-rules/{id}`</w:t>
-            </w:r>
-          </w:p>
-        </w:tc>
-        <w:tc>
-          <w:tcPr>
-            <w:tcW w:type="dxa" w:w="2880"/>
-          </w:tcPr>
-          <w:p>
-            <w:r>
-              <w:t>更新规则</w:t>
-            </w:r>
-          </w:p>
-        </w:tc>
-      </w:tr>
-      <w:tr>
-        <w:tc>
-          <w:tcPr>
-            <w:tcW w:type="dxa" w:w="2880"/>
-          </w:tcPr>
-          <w:p>
-            <w:r>
-              <w:t>DELETE</w:t>
-            </w:r>
-          </w:p>
-        </w:tc>
-        <w:tc>
-          <w:tcPr>
-            <w:tcW w:type="dxa" w:w="2880"/>
-          </w:tcPr>
-          <w:p>
-            <w:r>
-              <w:t>`/api/transfer-rules/{id}`</w:t>
-            </w:r>
-          </w:p>
-        </w:tc>
-        <w:tc>
-          <w:tcPr>
-            <w:tcW w:type="dxa" w:w="2880"/>
-          </w:tcPr>
-          <w:p>
-            <w:r>
-              <w:t>删除规则</w:t>
-            </w:r>
-          </w:p>
-        </w:tc>
-      </w:tr>
-    </w:tbl>
-    <w:p/>
-    <w:p>
-      <w:pPr>
-        <w:pStyle w:val="Heading3"/>
-      </w:pPr>
-      <w:r>
-        <w:t>10.5 智能对话（3 个端点）</w:t>
-      </w:r>
-    </w:p>
-    <w:tbl>
-      <w:tblPr>
-        <w:tblStyle w:val="LightGrid-Accent1"/>
-        <w:tblW w:type="auto" w:w="0"/>
-        <w:tblLook w:firstColumn="1" w:firstRow="1" w:lastColumn="0" w:lastRow="0" w:noHBand="0" w:noVBand="1" w:val="04A0"/>
-      </w:tblPr>
-      <w:tblGrid>
-        <w:gridCol w:w="2880"/>
-        <w:gridCol w:w="2880"/>
-        <w:gridCol w:w="2880"/>
-      </w:tblGrid>
-      <w:tr>
-        <w:tc>
-          <w:tcPr>
-            <w:tcW w:type="dxa" w:w="2880"/>
-          </w:tcPr>
-          <w:p>
-            <w:r>
-              <w:rPr>
-                <w:b/>
-                <w:sz w:val="18"/>
-              </w:rPr>
-              <w:t>方法</w:t>
-            </w:r>
-          </w:p>
-        </w:tc>
-        <w:tc>
-          <w:tcPr>
-            <w:tcW w:type="dxa" w:w="2880"/>
-          </w:tcPr>
-          <w:p>
-            <w:r>
-              <w:rPr>
-                <w:b/>
-                <w:sz w:val="18"/>
-              </w:rPr>
-              <w:t>路径</w:t>
-            </w:r>
-          </w:p>
-        </w:tc>
-        <w:tc>
-          <w:tcPr>
-            <w:tcW w:type="dxa" w:w="2880"/>
-          </w:tcPr>
-          <w:p>
-            <w:r>
-              <w:rPr>
-                <w:b/>
-                <w:sz w:val="18"/>
-              </w:rPr>
-              <w:t>说明</w:t>
-            </w:r>
-          </w:p>
-        </w:tc>
-      </w:tr>
-      <w:tr>
-        <w:tc>
-          <w:tcPr>
-            <w:tcW w:type="dxa" w:w="2880"/>
-          </w:tcPr>
-          <w:p>
-            <w:r>
-              <w:t>POST</w:t>
-            </w:r>
-          </w:p>
-        </w:tc>
-        <w:tc>
-          <w:tcPr>
-            <w:tcW w:type="dxa" w:w="2880"/>
-          </w:tcPr>
-          <w:p>
-            <w:r>
-              <w:t>`/api/chat`</w:t>
-            </w:r>
-          </w:p>
-        </w:tc>
-        <w:tc>
-          <w:tcPr>
-            <w:tcW w:type="dxa" w:w="2880"/>
-          </w:tcPr>
-          <w:p>
-            <w:r>
-              <w:t>多轮对话（核心端点）</w:t>
-            </w:r>
-          </w:p>
-        </w:tc>
-      </w:tr>
-      <w:tr>
-        <w:tc>
-          <w:tcPr>
-            <w:tcW w:type="dxa" w:w="2880"/>
-          </w:tcPr>
-          <w:p>
-            <w:r>
-              <w:t>POST</w:t>
-            </w:r>
-          </w:p>
-        </w:tc>
-        <w:tc>
-          <w:tcPr>
-            <w:tcW w:type="dxa" w:w="2880"/>
-          </w:tcPr>
-          <w:p>
-            <w:r>
-              <w:t>`/api/copywriting/generate`</w:t>
-            </w:r>
-          </w:p>
-        </w:tc>
-        <w:tc>
-          <w:tcPr>
-            <w:tcW w:type="dxa" w:w="2880"/>
-          </w:tcPr>
-          <w:p>
-            <w:r>
-              <w:t>生成产品营销文案</w:t>
-            </w:r>
-          </w:p>
-        </w:tc>
-      </w:tr>
-      <w:tr>
-        <w:tc>
-          <w:tcPr>
-            <w:tcW w:type="dxa" w:w="2880"/>
-          </w:tcPr>
-          <w:p>
-            <w:r>
-              <w:t>POST</w:t>
-            </w:r>
-          </w:p>
-        </w:tc>
-        <w:tc>
-          <w:tcPr>
-            <w:tcW w:type="dxa" w:w="2880"/>
-          </w:tcPr>
-          <w:p>
-            <w:r>
-              <w:t>`/api/copywriting/save`</w:t>
-            </w:r>
-          </w:p>
-        </w:tc>
-        <w:tc>
-          <w:tcPr>
-            <w:tcW w:type="dxa" w:w="2880"/>
-          </w:tcPr>
-          <w:p>
-            <w:r>
-              <w:t>保存文案到知识库</w:t>
-            </w:r>
-          </w:p>
-        </w:tc>
-      </w:tr>
-    </w:tbl>
-    <w:p/>
-    <w:p>
-      <w:pPr>
-        <w:pStyle w:val="Heading3"/>
-      </w:pPr>
-      <w:r>
-        <w:t>10.6 会话管理（5 个端点）</w:t>
-      </w:r>
-    </w:p>
-    <w:tbl>
-      <w:tblPr>
-        <w:tblStyle w:val="LightGrid-Accent1"/>
-        <w:tblW w:type="auto" w:w="0"/>
-        <w:tblLook w:firstColumn="1" w:firstRow="1" w:lastColumn="0" w:lastRow="0" w:noHBand="0" w:noVBand="1" w:val="04A0"/>
-      </w:tblPr>
-      <w:tblGrid>
-        <w:gridCol w:w="2880"/>
-        <w:gridCol w:w="2880"/>
-        <w:gridCol w:w="2880"/>
-      </w:tblGrid>
-      <w:tr>
-        <w:tc>
-          <w:tcPr>
-            <w:tcW w:type="dxa" w:w="2880"/>
-          </w:tcPr>
-          <w:p>
-            <w:r>
-              <w:rPr>
-                <w:b/>
-                <w:sz w:val="18"/>
-              </w:rPr>
-              <w:t>方法</w:t>
-            </w:r>
-          </w:p>
-        </w:tc>
-        <w:tc>
-          <w:tcPr>
-            <w:tcW w:type="dxa" w:w="2880"/>
-          </w:tcPr>
-          <w:p>
-            <w:r>
-              <w:rPr>
-                <w:b/>
-                <w:sz w:val="18"/>
-              </w:rPr>
-              <w:t>路径</w:t>
-            </w:r>
-          </w:p>
-        </w:tc>
-        <w:tc>
-          <w:tcPr>
-            <w:tcW w:type="dxa" w:w="2880"/>
-          </w:tcPr>
-          <w:p>
-            <w:r>
-              <w:rPr>
-                <w:b/>
-                <w:sz w:val="18"/>
-              </w:rPr>
-              <w:t>说明</w:t>
-            </w:r>
-          </w:p>
-        </w:tc>
-      </w:tr>
-      <w:tr>
-        <w:tc>
-          <w:tcPr>
-            <w:tcW w:type="dxa" w:w="2880"/>
-          </w:tcPr>
-          <w:p>
-            <w:r>
-              <w:t>GET</w:t>
-            </w:r>
-          </w:p>
-        </w:tc>
-        <w:tc>
-          <w:tcPr>
-            <w:tcW w:type="dxa" w:w="2880"/>
-          </w:tcPr>
-          <w:p>
-            <w:r>
-              <w:t>`/api/conversations`</w:t>
-            </w:r>
-          </w:p>
-        </w:tc>
-        <w:tc>
-          <w:tcPr>
-            <w:tcW w:type="dxa" w:w="2880"/>
-          </w:tcPr>
-          <w:p>
-            <w:r>
-              <w:t>列出活跃会话</w:t>
-            </w:r>
-          </w:p>
-        </w:tc>
-      </w:tr>
-      <w:tr>
-        <w:tc>
-          <w:tcPr>
-            <w:tcW w:type="dxa" w:w="2880"/>
-          </w:tcPr>
-          <w:p>
-            <w:r>
-              <w:t>GET</w:t>
-            </w:r>
-          </w:p>
-        </w:tc>
-        <w:tc>
-          <w:tcPr>
-            <w:tcW w:type="dxa" w:w="2880"/>
-          </w:tcPr>
-          <w:p>
-            <w:r>
-              <w:t>`/api/conversations/{id}`</w:t>
-            </w:r>
-          </w:p>
-        </w:tc>
-        <w:tc>
-          <w:tcPr>
-            <w:tcW w:type="dxa" w:w="2880"/>
-          </w:tcPr>
-          <w:p>
-            <w:r>
-              <w:t>获取会话详情（含消息）</w:t>
-            </w:r>
-          </w:p>
-        </w:tc>
-      </w:tr>
-      <w:tr>
-        <w:tc>
-          <w:tcPr>
-            <w:tcW w:type="dxa" w:w="2880"/>
-          </w:tcPr>
-          <w:p>
-            <w:r>
-              <w:t>DELETE</w:t>
-            </w:r>
-          </w:p>
-        </w:tc>
-        <w:tc>
-          <w:tcPr>
-            <w:tcW w:type="dxa" w:w="2880"/>
-          </w:tcPr>
-          <w:p>
-            <w:r>
-              <w:t>`/api/conversations/{id}`</w:t>
-            </w:r>
-          </w:p>
-        </w:tc>
-        <w:tc>
-          <w:tcPr>
-            <w:tcW w:type="dxa" w:w="2880"/>
-          </w:tcPr>
-          <w:p>
-            <w:r>
-              <w:t>删除会话</w:t>
-            </w:r>
-          </w:p>
-        </w:tc>
-      </w:tr>
-      <w:tr>
-        <w:tc>
-          <w:tcPr>
-            <w:tcW w:type="dxa" w:w="2880"/>
-          </w:tcPr>
-          <w:p>
-            <w:r>
-              <w:t>PUT</w:t>
-            </w:r>
-          </w:p>
-        </w:tc>
-        <w:tc>
-          <w:tcPr>
-            <w:tcW w:type="dxa" w:w="2880"/>
-          </w:tcPr>
-          <w:p>
-            <w:r>
-              <w:t>`/api/conversations/{id}/messages/{msg_id}`</w:t>
-            </w:r>
-          </w:p>
-        </w:tc>
-        <w:tc>
-          <w:tcPr>
-            <w:tcW w:type="dxa" w:w="2880"/>
-          </w:tcPr>
-          <w:p>
-            <w:r>
-              <w:t>编辑消息内容</w:t>
-            </w:r>
-          </w:p>
-        </w:tc>
-      </w:tr>
-      <w:tr>
-        <w:tc>
-          <w:tcPr>
-            <w:tcW w:type="dxa" w:w="2880"/>
-          </w:tcPr>
-          <w:p>
-            <w:r>
-              <w:t>POST</w:t>
-            </w:r>
-          </w:p>
-        </w:tc>
-        <w:tc>
-          <w:tcPr>
-            <w:tcW w:type="dxa" w:w="2880"/>
-          </w:tcPr>
-          <w:p>
-            <w:r>
-              <w:t>`/api/conversations/{id}/save-as-dialog`</w:t>
-            </w:r>
-          </w:p>
-        </w:tc>
-        <w:tc>
-          <w:tcPr>
-            <w:tcW w:type="dxa" w:w="2880"/>
-          </w:tcPr>
-          <w:p>
-            <w:r>
-              <w:t>保存问答对为预设对话</w:t>
-            </w:r>
-          </w:p>
-        </w:tc>
-      </w:tr>
-    </w:tbl>
-    <w:p/>
     <w:p>
       <w:r>
-        <w:t>──────────────────────────────────────────────────</w:t>
+        <w:t>JSONB字段(langgraph_state)用于断点续传: 存储完整LangGraph State, 含序列化的BaseMessage列表</w:t>
       </w:r>
     </w:p>
     <w:p>
@@ -8324,204 +279,66 @@
         <w:pStyle w:val="Heading2"/>
       </w:pPr>
       <w:r>
-        <w:t>11. 前后端对接</w:t>
+        <w:t>5.2 ChromaDB</w:t>
+      </w:r>
+    </w:p>
+    <w:p>
+      <w:r>
+        <w:t>PersistentClient本地持久化。每个知识库一个集合(kb_{id})。文档块以{file_id}_chunk_{i}为ID。</w:t>
       </w:r>
     </w:p>
     <w:p>
       <w:pPr>
-        <w:pStyle w:val="Heading3"/>
+        <w:pStyle w:val="Heading1"/>
       </w:pPr>
       <w:r>
-        <w:t>11.1 开发环境</w:t>
+        <w:t>6. 记忆系统</w:t>
       </w:r>
     </w:p>
     <w:p>
       <w:r>
-        <w:t>- 前端开发服务器：</w:t>
-      </w:r>
-      <w:r>
-        <w:rPr>
-          <w:rFonts w:ascii="Consolas" w:hAnsi="Consolas"/>
-          <w:color w:val="B8860B"/>
-          <w:sz w:val="18"/>
-        </w:rPr>
-        <w:t>http://localhost:3000</w:t>
-      </w:r>
-      <w:r>
-        <w:t>（Vite）</w:t>
+        <w:t>会话生命周期: 首次发消息→创建会话自动编号客户N→每次对话更新计数和标题→超过40条消息触发LLM压缩→每10分钟清理过期会话</w:t>
       </w:r>
     </w:p>
     <w:p>
       <w:r>
-        <w:t>- 后端 API 服务器：</w:t>
-      </w:r>
-      <w:r>
-        <w:rPr>
-          <w:rFonts w:ascii="Consolas" w:hAnsi="Consolas"/>
-          <w:color w:val="B8860B"/>
-          <w:sz w:val="18"/>
-        </w:rPr>
-        <w:t>http://localhost:8000</w:t>
-      </w:r>
-      <w:r>
-        <w:t>（Uvicorn）</w:t>
+        <w:t>压缩算法: 未压缩&gt;40→取最旧N-20条→LLM(temp=0.1)生成≤200字摘要→标记is_summarized</w:t>
       </w:r>
     </w:p>
     <w:p>
       <w:r>
-        <w:t xml:space="preserve">- Vite 配置了 </w:t>
+        <w:t>上下文注入: [System Prompt]→[对话摘要]→[最近消息]→[当前用户消息]</w:t>
       </w:r>
-      <w:r>
-        <w:rPr>
-          <w:b/>
-        </w:rPr>
-        <w:t>proxy</w:t>
-      </w:r>
-      <w:r>
-        <w:t xml:space="preserve">：所有 </w:t>
-      </w:r>
-      <w:r>
-        <w:rPr>
-          <w:rFonts w:ascii="Consolas" w:hAnsi="Consolas"/>
-          <w:color w:val="B8860B"/>
-          <w:sz w:val="18"/>
-        </w:rPr>
-        <w:t>/api/*</w:t>
-      </w:r>
-      <w:r>
-        <w:t xml:space="preserve"> 请求代理到 </w:t>
-      </w:r>
-      <w:r>
-        <w:rPr>
-          <w:rFonts w:ascii="Consolas" w:hAnsi="Consolas"/>
-          <w:color w:val="B8860B"/>
-          <w:sz w:val="18"/>
-        </w:rPr>
-        <w:t>http://localhost:8000</w:t>
-      </w:r>
-      <w:r/>
     </w:p>
     <w:p>
       <w:pPr>
-        <w:pStyle w:val="Heading3"/>
+        <w:pStyle w:val="Heading1"/>
       </w:pPr>
       <w:r>
-        <w:t>11.2 数据流示例</w:t>
+        <w:t>7. RAG工程</w:t>
       </w:r>
     </w:p>
     <w:p>
       <w:r>
-        <w:t>以"发送消息"为例：</w:t>
+        <w:t>摄入管道: 上传文件→解析(txt/md/json/docx/csv/xlsx)→500字符+50重叠分块→ChromaDB向量化→PostgreSQL记录</w:t>
       </w:r>
     </w:p>
     <w:p>
       <w:r>
-        <w:rPr>
-          <w:rFonts w:ascii="Consolas" w:hAnsi="Consolas"/>
-          <w:color w:val="333333"/>
-          <w:sz w:val="18"/>
-        </w:rPr>
-        <w:t>1. 用户在 ChatPage 输入框输入 "这个衣服掉色怎么办"，点击发送</w:t>
-        <w:br/>
-        <w:t>2. ChatPage.tsx handleSend():</w:t>
-        <w:br/>
-        <w:t xml:space="preserve">   - setMessages(prev =&gt; [...prev, {role:'user', content:'...'}])   // 乐观更新</w:t>
-        <w:br/>
-        <w:t xml:space="preserve">   - chatApi.send({ knowledge_base_id, template_id, message, conversation_id })</w:t>
-        <w:br/>
-        <w:t xml:space="preserve">   - fetch('/api/chat', { method: 'POST', body: JSON.stringify(...) })</w:t>
-        <w:br/>
-        <w:t>3. Vite Dev Server → proxy → http://localhost:8000/api/chat</w:t>
-        <w:br/>
-        <w:t>4. FastAPI Router → chat.py → chat()</w:t>
-        <w:br/>
-        <w:t xml:space="preserve">   - MemoryService.create_conversation() / get_conversation()</w:t>
-        <w:br/>
-        <w:t xml:space="preserve">   - DialogService.search() → ILIKE 匹配预设 → 匹配则直接返回</w:t>
-        <w:br/>
-        <w:t xml:space="preserve">   - MemoryService.load_history() → 加载历史消息 + 摘要</w:t>
-        <w:br/>
-        <w:t xml:space="preserve">   - ChatAgent.chat() → retrieve → generate → LLM 回复</w:t>
-        <w:br/>
-        <w:t xml:space="preserve">   - MemoryService.add_message() ×2 (user + assistant)</w:t>
-        <w:br/>
-        <w:t xml:space="preserve">   - MemoryService.maybe_compress()</w:t>
-        <w:br/>
-        <w:t xml:space="preserve">   - 返回 ChatResponse { reply, conversation_id }</w:t>
-        <w:br/>
-        <w:t>5. Frontend ChatPage: setMessages(prev =&gt; [...prev, {role:'assistant', content: reply}])</w:t>
-        <w:br/>
-        <w:t>6. React 重新渲染，显示新消息气泡</w:t>
+        <w:t>检索流程: 用户消息→ChromaDB query(n=5)→注入LLM上下文→生成回复</w:t>
+      </w:r>
+    </w:p>
+    <w:p>
+      <w:r>
+        <w:t>文件解析器(src/utils/file_parser.py)支持6种格式,提供parse()和parse_bytes()两种接口</w:t>
       </w:r>
     </w:p>
     <w:p>
       <w:pPr>
-        <w:pStyle w:val="Heading3"/>
+        <w:pStyle w:val="Heading1"/>
       </w:pPr>
       <w:r>
-        <w:t>11.3 前端会话持久化</w:t>
-      </w:r>
-    </w:p>
-    <w:p>
-      <w:r>
-        <w:t xml:space="preserve">- </w:t>
-      </w:r>
-      <w:r>
-        <w:rPr>
-          <w:rFonts w:ascii="Consolas" w:hAnsi="Consolas"/>
-          <w:color w:val="B8860B"/>
-          <w:sz w:val="18"/>
-        </w:rPr>
-        <w:t>conversation_id</w:t>
-      </w:r>
-      <w:r>
-        <w:t xml:space="preserve"> 存在 </w:t>
-      </w:r>
-      <w:r>
-        <w:rPr>
-          <w:rFonts w:ascii="Consolas" w:hAnsi="Consolas"/>
-          <w:color w:val="B8860B"/>
-          <w:sz w:val="18"/>
-        </w:rPr>
-        <w:t>localStorage</w:t>
-      </w:r>
-      <w:r>
-        <w:t xml:space="preserve"> key </w:t>
-      </w:r>
-      <w:r>
-        <w:rPr>
-          <w:rFonts w:ascii="Consolas" w:hAnsi="Consolas"/>
-          <w:color w:val="B8860B"/>
-          <w:sz w:val="18"/>
-        </w:rPr>
-        <w:t>current_conversation_id</w:t>
-      </w:r>
-      <w:r/>
-    </w:p>
-    <w:p>
-      <w:r>
-        <w:t xml:space="preserve">- 页面刷新后，ChatPage 从 localStorage 读取 ID 并调用 </w:t>
-      </w:r>
-      <w:r>
-        <w:rPr>
-          <w:rFonts w:ascii="Consolas" w:hAnsi="Consolas"/>
-          <w:color w:val="B8860B"/>
-          <w:sz w:val="18"/>
-        </w:rPr>
-        <w:t>conversationApi.get(id)</w:t>
-      </w:r>
-      <w:r>
-        <w:t xml:space="preserve"> 恢复消息</w:t>
-      </w:r>
-    </w:p>
-    <w:p>
-      <w:r>
-        <w:t>- "新建会话"按钮清除 localStorage 并重置消息列表</w:t>
-      </w:r>
-    </w:p>
-    <w:p>
-      <w:r>
-        <w:t>──────────────────────────────────────────────────</w:t>
+        <w:t>8. LangGraph Agent</w:t>
       </w:r>
     </w:p>
     <w:p>
@@ -8529,135 +346,32 @@
         <w:pStyle w:val="Heading2"/>
       </w:pPr>
       <w:r>
-        <w:t>12. 部署与运行</w:t>
-      </w:r>
-    </w:p>
-    <w:p>
-      <w:pPr>
-        <w:pStyle w:val="Heading3"/>
-      </w:pPr>
-      <w:r>
-        <w:t>12.1 环境要求</w:t>
+        <w:t>8.1 ChatAgent(对话Agent)</w:t>
       </w:r>
     </w:p>
     <w:p>
       <w:r>
-        <w:t>- Python &gt;= 3.11</w:t>
+        <w:t>图结构: START→retrieve→match_presets→generate→END</w:t>
       </w:r>
     </w:p>
     <w:p>
       <w:r>
-        <w:t>- Node.js &gt;= 18</w:t>
+        <w:t>retrieve: ChromaDB检索5个最相关文档块</w:t>
       </w:r>
     </w:p>
     <w:p>
       <w:r>
-        <w:t xml:space="preserve">- PostgreSQL（需要创建 </w:t>
-      </w:r>
-      <w:r>
-        <w:rPr>
-          <w:rFonts w:ascii="Consolas" w:hAnsi="Consolas"/>
-          <w:color w:val="B8860B"/>
-          <w:sz w:val="18"/>
-        </w:rPr>
-        <w:t>customer_agent</w:t>
-      </w:r>
-      <w:r>
-        <w:t xml:space="preserve"> 数据库）</w:t>
+        <w:t>match_presets: 空操作(实际匹配在路由层通过SQL ILIKE完成)</w:t>
       </w:r>
     </w:p>
     <w:p>
       <w:r>
-        <w:t>- 阿里云百炼 API Key（DashScope）</w:t>
-      </w:r>
-    </w:p>
-    <w:p>
-      <w:pPr>
-        <w:pStyle w:val="Heading3"/>
-      </w:pPr>
-      <w:r>
-        <w:t>12.2 启动步骤</w:t>
+        <w:t>generate: 组装上下文+调用LLM生成回复</w:t>
       </w:r>
     </w:p>
     <w:p>
       <w:r>
-        <w:rPr>
-          <w:rFonts w:ascii="Consolas" w:hAnsi="Consolas"/>
-          <w:color w:val="333333"/>
-          <w:sz w:val="18"/>
-        </w:rPr>
-        <w:t># 1. 配置后端环境变量</w:t>
-        <w:br/>
-        <w:t>cp .env.example .env</w:t>
-        <w:br/>
-        <w:t># 编辑 .env：填入 DASHSCOPE_API_KEY、数据库密码等</w:t>
-        <w:br/>
-        <w:br/>
-        <w:t># 2. 安装后端依赖</w:t>
-        <w:br/>
-        <w:t>pip install -e .</w:t>
-        <w:br/>
-        <w:br/>
-        <w:t># 3. 创建数据库（首次）</w:t>
-        <w:br/>
-        <w:t># PostgreSQL 中执行: CREATE DATABASE customer_agent;</w:t>
-        <w:br/>
-        <w:br/>
-        <w:t># 4. 启动后端</w:t>
-        <w:br/>
-        <w:t>python main.py</w:t>
-        <w:br/>
-        <w:t># → http://localhost:8000</w:t>
-        <w:br/>
-        <w:t># → Swagger 文档: http://localhost:8000/docs</w:t>
-        <w:br/>
-        <w:br/>
-        <w:t># 5. 安装前端依赖</w:t>
-        <w:br/>
-        <w:t>cd frontend</w:t>
-        <w:br/>
-        <w:t>npm install</w:t>
-        <w:br/>
-        <w:br/>
-        <w:t># 6. 启动前端</w:t>
-        <w:br/>
-        <w:t>npm run dev</w:t>
-        <w:br/>
-        <w:t># → http://localhost:3000</w:t>
-      </w:r>
-    </w:p>
-    <w:p>
-      <w:pPr>
-        <w:pStyle w:val="Heading3"/>
-      </w:pPr>
-      <w:r>
-        <w:t>12.3 生产构建</w:t>
-      </w:r>
-    </w:p>
-    <w:p>
-      <w:r>
-        <w:rPr>
-          <w:rFonts w:ascii="Consolas" w:hAnsi="Consolas"/>
-          <w:color w:val="333333"/>
-          <w:sz w:val="18"/>
-        </w:rPr>
-        <w:t># 前端构建</w:t>
-        <w:br/>
-        <w:t>cd frontend &amp;&amp; npm run build</w:t>
-        <w:br/>
-        <w:t># 产物在 frontend/dist/</w:t>
-        <w:br/>
-        <w:br/>
-        <w:t># 后端可直接运行（关闭 debug）</w:t>
-        <w:br/>
-        <w:t># 修改 .env: DEBUG=false</w:t>
-        <w:br/>
-        <w:t>python main.py</w:t>
-      </w:r>
-    </w:p>
-    <w:p>
-      <w:r>
-        <w:t>──────────────────────────────────────────────────</w:t>
+        <w:t>预设对话短路: 路由层ILIKE匹配成功→直接返回预设答案,不调用LLM</w:t>
       </w:r>
     </w:p>
     <w:p>
@@ -8665,494 +379,47 @@
         <w:pStyle w:val="Heading2"/>
       </w:pPr>
       <w:r>
-        <w:t>13. 已知局限与改进方向</w:t>
-      </w:r>
-    </w:p>
-    <w:p>
-      <w:pPr>
-        <w:pStyle w:val="Heading3"/>
-      </w:pPr>
-      <w:r>
-        <w:t>13.1 已知局限</w:t>
-      </w:r>
-    </w:p>
-    <w:tbl>
-      <w:tblPr>
-        <w:tblStyle w:val="LightGrid-Accent1"/>
-        <w:tblW w:type="auto" w:w="0"/>
-        <w:tblLook w:firstColumn="1" w:firstRow="1" w:lastColumn="0" w:lastRow="0" w:noHBand="0" w:noVBand="1" w:val="04A0"/>
-      </w:tblPr>
-      <w:tblGrid>
-        <w:gridCol w:w="2880"/>
-        <w:gridCol w:w="2880"/>
-        <w:gridCol w:w="2880"/>
-      </w:tblGrid>
-      <w:tr>
-        <w:tc>
-          <w:tcPr>
-            <w:tcW w:type="dxa" w:w="2880"/>
-          </w:tcPr>
-          <w:p>
-            <w:r>
-              <w:rPr>
-                <w:b/>
-                <w:sz w:val="18"/>
-              </w:rPr>
-              <w:t>问题</w:t>
-            </w:r>
-          </w:p>
-        </w:tc>
-        <w:tc>
-          <w:tcPr>
-            <w:tcW w:type="dxa" w:w="2880"/>
-          </w:tcPr>
-          <w:p>
-            <w:r>
-              <w:rPr>
-                <w:b/>
-                <w:sz w:val="18"/>
-              </w:rPr>
-              <w:t>影响</w:t>
-            </w:r>
-          </w:p>
-        </w:tc>
-        <w:tc>
-          <w:tcPr>
-            <w:tcW w:type="dxa" w:w="2880"/>
-          </w:tcPr>
-          <w:p>
-            <w:r>
-              <w:rPr>
-                <w:b/>
-                <w:sz w:val="18"/>
-              </w:rPr>
-              <w:t>建议</w:t>
-            </w:r>
-          </w:p>
-        </w:tc>
-      </w:tr>
-      <w:tr>
-        <w:tc>
-          <w:tcPr>
-            <w:tcW w:type="dxa" w:w="2880"/>
-          </w:tcPr>
-          <w:p>
-            <w:r>
-              <w:t>ChromaDB 使用默认英文嵌入模型</w:t>
-            </w:r>
-          </w:p>
-        </w:tc>
-        <w:tc>
-          <w:tcPr>
-            <w:tcW w:type="dxa" w:w="2880"/>
-          </w:tcPr>
-          <w:p>
-            <w:r>
-              <w:t>中文检索质量可能不佳</w:t>
-            </w:r>
-          </w:p>
-        </w:tc>
-        <w:tc>
-          <w:tcPr>
-            <w:tcW w:type="dxa" w:w="2880"/>
-          </w:tcPr>
-          <w:p>
-            <w:r>
-              <w:t>显式传入 `text-embedding-v2` 的嵌入函数</w:t>
-            </w:r>
-          </w:p>
-        </w:tc>
-      </w:tr>
-      <w:tr>
-        <w:tc>
-          <w:tcPr>
-            <w:tcW w:type="dxa" w:w="2880"/>
-          </w:tcPr>
-          <w:p>
-            <w:r>
-              <w:t>分块为简单字符滑动窗口</w:t>
-            </w:r>
-          </w:p>
-        </w:tc>
-        <w:tc>
-          <w:tcPr>
-            <w:tcW w:type="dxa" w:w="2880"/>
-          </w:tcPr>
-          <w:p>
-            <w:r>
-              <w:t>可能在句子中间截断</w:t>
-            </w:r>
-          </w:p>
-        </w:tc>
-        <w:tc>
-          <w:tcPr>
-            <w:tcW w:type="dxa" w:w="2880"/>
-          </w:tcPr>
-          <w:p>
-            <w:r>
-              <w:t>使用 LangChain 的 `RecursiveCharacterTextSplitter`</w:t>
-            </w:r>
-          </w:p>
-        </w:tc>
-      </w:tr>
-      <w:tr>
-        <w:tc>
-          <w:tcPr>
-            <w:tcW w:type="dxa" w:w="2880"/>
-          </w:tcPr>
-          <w:p>
-            <w:r>
-              <w:t>无 reranker</w:t>
-            </w:r>
-          </w:p>
-        </w:tc>
-        <w:tc>
-          <w:tcPr>
-            <w:tcW w:type="dxa" w:w="2880"/>
-          </w:tcPr>
-          <w:p>
-            <w:r>
-              <w:t>检索精度受限</w:t>
-            </w:r>
-          </w:p>
-        </w:tc>
-        <w:tc>
-          <w:tcPr>
-            <w:tcW w:type="dxa" w:w="2880"/>
-          </w:tcPr>
-          <w:p>
-            <w:r>
-              <w:t>引入 Cross-Encoder 重排序</w:t>
-            </w:r>
-          </w:p>
-        </w:tc>
-      </w:tr>
-      <w:tr>
-        <w:tc>
-          <w:tcPr>
-            <w:tcW w:type="dxa" w:w="2880"/>
-          </w:tcPr>
-          <w:p>
-            <w:r>
-              <w:t>Redis 已配置但未使用</w:t>
-            </w:r>
-          </w:p>
-        </w:tc>
-        <w:tc>
-          <w:tcPr>
-            <w:tcW w:type="dxa" w:w="2880"/>
-          </w:tcPr>
-          <w:p>
-            <w:r>
-              <w:t>无缓存层，重复请求重复计算</w:t>
-            </w:r>
-          </w:p>
-        </w:tc>
-        <w:tc>
-          <w:tcPr>
-            <w:tcW w:type="dxa" w:w="2880"/>
-          </w:tcPr>
-          <w:p>
-            <w:r>
-              <w:t>添加对话缓存或限流</w:t>
-            </w:r>
-          </w:p>
-        </w:tc>
-      </w:tr>
-      <w:tr>
-        <w:tc>
-          <w:tcPr>
-            <w:tcW w:type="dxa" w:w="2880"/>
-          </w:tcPr>
-          <w:p>
-            <w:r>
-              <w:t>预设匹配使用 ILIKE 而非语义搜索</w:t>
-            </w:r>
-          </w:p>
-        </w:tc>
-        <w:tc>
-          <w:tcPr>
-            <w:tcW w:type="dxa" w:w="2880"/>
-          </w:tcPr>
-          <w:p>
-            <w:r>
-              <w:t>无法匹配同义表达</w:t>
-            </w:r>
-          </w:p>
-        </w:tc>
-        <w:tc>
-          <w:tcPr>
-            <w:tcW w:type="dxa" w:w="2880"/>
-          </w:tcPr>
-          <w:p>
-            <w:r>
-              <w:t>使用嵌入向量做语义匹配</w:t>
-            </w:r>
-          </w:p>
-        </w:tc>
-      </w:tr>
-      <w:tr>
-        <w:tc>
-          <w:tcPr>
-            <w:tcW w:type="dxa" w:w="2880"/>
-          </w:tcPr>
-          <w:p>
-            <w:r>
-              <w:t>无 token 预算管理</w:t>
-            </w:r>
-          </w:p>
-        </w:tc>
-        <w:tc>
-          <w:tcPr>
-            <w:tcW w:type="dxa" w:w="2880"/>
-          </w:tcPr>
-          <w:p>
-            <w:r>
-              <w:t>长对话可能超出 LLM 上下文窗口</w:t>
-            </w:r>
-          </w:p>
-        </w:tc>
-        <w:tc>
-          <w:tcPr>
-            <w:tcW w:type="dxa" w:w="2880"/>
-          </w:tcPr>
-          <w:p>
-            <w:r>
-              <w:t>动态追踪 token 数，超出时强制压缩</w:t>
-            </w:r>
-          </w:p>
-        </w:tc>
-      </w:tr>
-      <w:tr>
-        <w:tc>
-          <w:tcPr>
-            <w:tcW w:type="dxa" w:w="2880"/>
-          </w:tcPr>
-          <w:p>
-            <w:r>
-              <w:t>文案 Agent 的 Revise 节点为空</w:t>
-            </w:r>
-          </w:p>
-        </w:tc>
-        <w:tc>
-          <w:tcPr>
-            <w:tcW w:type="dxa" w:w="2880"/>
-          </w:tcPr>
-          <w:p>
-            <w:r>
-              <w:t>无法根据反馈修改文案</w:t>
-            </w:r>
-          </w:p>
-        </w:tc>
-        <w:tc>
-          <w:tcPr>
-            <w:tcW w:type="dxa" w:w="2880"/>
-          </w:tcPr>
-          <w:p>
-            <w:r>
-              <w:t>实现用户反馈环路</w:t>
-            </w:r>
-          </w:p>
-        </w:tc>
-      </w:tr>
-      <w:tr>
-        <w:tc>
-          <w:tcPr>
-            <w:tcW w:type="dxa" w:w="2880"/>
-          </w:tcPr>
-          <w:p>
-            <w:r>
-              <w:t>无用户认证/授权</w:t>
-            </w:r>
-          </w:p>
-        </w:tc>
-        <w:tc>
-          <w:tcPr>
-            <w:tcW w:type="dxa" w:w="2880"/>
-          </w:tcPr>
-          <w:p>
-            <w:r>
-              <w:t>所有 API 对外开放</w:t>
-            </w:r>
-          </w:p>
-        </w:tc>
-        <w:tc>
-          <w:tcPr>
-            <w:tcW w:type="dxa" w:w="2880"/>
-          </w:tcPr>
-          <w:p>
-            <w:r>
-              <w:t>添加 JWT 认证中间件</w:t>
-            </w:r>
-          </w:p>
-        </w:tc>
-      </w:tr>
-      <w:tr>
-        <w:tc>
-          <w:tcPr>
-            <w:tcW w:type="dxa" w:w="2880"/>
-          </w:tcPr>
-          <w:p>
-            <w:r>
-              <w:t>前端无路由</w:t>
-            </w:r>
-          </w:p>
-        </w:tc>
-        <w:tc>
-          <w:tcPr>
-            <w:tcW w:type="dxa" w:w="2880"/>
-          </w:tcPr>
-          <w:p>
-            <w:r>
-              <w:t>URL 不反映当前页面</w:t>
-            </w:r>
-          </w:p>
-        </w:tc>
-        <w:tc>
-          <w:tcPr>
-            <w:tcW w:type="dxa" w:w="2880"/>
-          </w:tcPr>
-          <w:p>
-            <w:r>
-              <w:t>引入 React Router</w:t>
-            </w:r>
-          </w:p>
-        </w:tc>
-      </w:tr>
-    </w:tbl>
-    <w:p/>
-    <w:p>
-      <w:pPr>
-        <w:pStyle w:val="Heading3"/>
-      </w:pPr>
-      <w:r>
-        <w:t>13.2 改进方向</w:t>
+        <w:t>8.2 CopywritingWorkflowAgent(文案工作流Agent)</w:t>
       </w:r>
     </w:p>
     <w:p>
       <w:r>
-        <w:t xml:space="preserve">1. </w:t>
-      </w:r>
-      <w:r>
-        <w:rPr>
-          <w:b/>
-        </w:rPr>
-        <w:t>嵌入模型统一</w:t>
-      </w:r>
-      <w:r>
-        <w:t xml:space="preserve">：显式配置 ChromaDB 使用 DashScope 的 </w:t>
-      </w:r>
-      <w:r>
-        <w:rPr>
-          <w:rFonts w:ascii="Consolas" w:hAnsi="Consolas"/>
-          <w:color w:val="B8860B"/>
-          <w:sz w:val="18"/>
-        </w:rPr>
-        <w:t>text-embedding-v2</w:t>
-      </w:r>
-      <w:r/>
-    </w:p>
-    <w:p>
-      <w:r>
-        <w:t xml:space="preserve">2. </w:t>
-      </w:r>
-      <w:r>
-        <w:rPr>
-          <w:b/>
-        </w:rPr>
-        <w:t>分块优化</w:t>
-      </w:r>
-      <w:r>
-        <w:t>：引入语义分块，按段落/句子边界分割</w:t>
+        <w:t>采用中枢指挥者(Manager-Worker)多Agent模式,Phase 1包含3个Agent:</w:t>
       </w:r>
     </w:p>
     <w:p>
       <w:r>
-        <w:t xml:space="preserve">3. </w:t>
-      </w:r>
-      <w:r>
-        <w:rPr>
-          <w:b/>
-        </w:rPr>
-        <w:t>Reranker</w:t>
-      </w:r>
-      <w:r>
-        <w:t>：使用 Cross-Encoder 对检索结果重排序</w:t>
+        <w:t>【Manager Agent】(temp=0.3): ReAct评估信息完整度。从对话中提取产品信息,判断必填字段(product_name+product_type)是否齐全。不足则生成追问,充足则分发任务。</w:t>
       </w:r>
     </w:p>
     <w:p>
       <w:r>
-        <w:t xml:space="preserve">4. </w:t>
-      </w:r>
-      <w:r>
-        <w:rPr>
-          <w:b/>
-        </w:rPr>
-        <w:t>缓存层</w:t>
-      </w:r>
-      <w:r>
-        <w:t>：利用 Redis 缓存常见问题的回复</w:t>
+        <w:t>【Analyzer Agent】(temp=0.7): 结构化产品分析。输出核心卖点、目标人群画像、竞品差异化优势、情感营销切入点、使用场景建议。</w:t>
       </w:r>
     </w:p>
     <w:p>
       <w:r>
-        <w:t xml:space="preserve">5. </w:t>
-      </w:r>
-      <w:r>
-        <w:rPr>
-          <w:b/>
-        </w:rPr>
-        <w:t>语义预设匹配</w:t>
-      </w:r>
-      <w:r>
-        <w:t>：将预设对话也向量化，用语义搜索替代 ILIKE</w:t>
+        <w:t>【Generator Agent】(temp=0.7): 生成营销文案。注入产品信息+分析报告+合规规则,走心共情风格,Markdown格式输出。</w:t>
       </w:r>
     </w:p>
     <w:p>
       <w:r>
-        <w:t xml:space="preserve">6. </w:t>
-      </w:r>
-      <w:r>
-        <w:rPr>
-          <w:b/>
-        </w:rPr>
-        <w:t>动态 Token 管理</w:t>
-      </w:r>
-      <w:r>
-        <w:t>：监控上下文 token 数，超出时自动触发压缩</w:t>
+        <w:t>图结构: START→manager_node—[info incomplete]→END(返回追问,保存State)—[info complete]→analyzer_node→generator_node→END</w:t>
       </w:r>
     </w:p>
     <w:p>
       <w:r>
-        <w:t xml:space="preserve">7. </w:t>
-      </w:r>
-      <w:r>
-        <w:rPr>
-          <w:b/>
-        </w:rPr>
-        <w:t>用户系统</w:t>
-      </w:r>
-      <w:r>
-        <w:t>：添加多租户/多用户支持</w:t>
+        <w:t>条件边(conditional edge): manager_node根据next_action路由到ask_user(END)或analyze(analyzer_node)</w:t>
       </w:r>
     </w:p>
     <w:p>
       <w:r>
-        <w:t xml:space="preserve">8. </w:t>
-      </w:r>
-      <w:r>
-        <w:rPr>
-          <w:b/>
-        </w:rPr>
-        <w:t>前端路由</w:t>
-      </w:r>
-      <w:r>
-        <w:t>：引入 React Router，支持 URL 导航和浏览器前进/后退</w:t>
+        <w:t>断点续传: State→JSONB序列化存入DB。用户补充信息→JSONB反序列化恢复State→从断点继续。</w:t>
       </w:r>
     </w:p>
     <w:p>
       <w:r>
-        <w:t>──────────────────────────────────────────────────</w:t>
+        <w:t>合规约束: 所有合规规则拼接为上下文注入Generator prompt,要求严格遵守。</w:t>
       </w:r>
     </w:p>
     <w:p>
@@ -9160,315 +427,248 @@
         <w:pStyle w:val="Heading2"/>
       </w:pPr>
       <w:r>
-        <w:t>附录：关键代码引用</w:t>
+        <w:t>8.3 Agent单例模式</w:t>
       </w:r>
     </w:p>
-    <w:tbl>
-      <w:tblPr>
-        <w:tblStyle w:val="LightGrid-Accent1"/>
-        <w:tblW w:type="auto" w:w="0"/>
-        <w:tblLook w:firstColumn="1" w:firstRow="1" w:lastColumn="0" w:lastRow="0" w:noHBand="0" w:noVBand="1" w:val="04A0"/>
-      </w:tblPr>
-      <w:tblGrid>
-        <w:gridCol w:w="4320"/>
-        <w:gridCol w:w="4320"/>
-      </w:tblGrid>
-      <w:tr>
-        <w:tc>
-          <w:tcPr>
-            <w:tcW w:type="dxa" w:w="4320"/>
-          </w:tcPr>
-          <w:p>
-            <w:r>
-              <w:rPr>
-                <w:b/>
-                <w:sz w:val="18"/>
-              </w:rPr>
-              <w:t>组件</w:t>
-            </w:r>
-          </w:p>
-        </w:tc>
-        <w:tc>
-          <w:tcPr>
-            <w:tcW w:type="dxa" w:w="4320"/>
-          </w:tcPr>
-          <w:p>
-            <w:r>
-              <w:rPr>
-                <w:b/>
-                <w:sz w:val="18"/>
-              </w:rPr>
-              <w:t>文件路径</w:t>
-            </w:r>
-          </w:p>
-        </w:tc>
-      </w:tr>
-      <w:tr>
-        <w:tc>
-          <w:tcPr>
-            <w:tcW w:type="dxa" w:w="4320"/>
-          </w:tcPr>
-          <w:p>
-            <w:r>
-              <w:t>FastAPI 入口</w:t>
-            </w:r>
-          </w:p>
-        </w:tc>
-        <w:tc>
-          <w:tcPr>
-            <w:tcW w:type="dxa" w:w="4320"/>
-          </w:tcPr>
-          <w:p>
-            <w:r>
-              <w:t>`main.py:1-79`</w:t>
-            </w:r>
-          </w:p>
-        </w:tc>
-      </w:tr>
-      <w:tr>
-        <w:tc>
-          <w:tcPr>
-            <w:tcW w:type="dxa" w:w="4320"/>
-          </w:tcPr>
-          <w:p>
-            <w:r>
-              <w:t>配置</w:t>
-            </w:r>
-          </w:p>
-        </w:tc>
-        <w:tc>
-          <w:tcPr>
-            <w:tcW w:type="dxa" w:w="4320"/>
-          </w:tcPr>
-          <w:p>
-            <w:r>
-              <w:t>`src/config.py:5-63`</w:t>
-            </w:r>
-          </w:p>
-        </w:tc>
-      </w:tr>
-      <w:tr>
-        <w:tc>
-          <w:tcPr>
-            <w:tcW w:type="dxa" w:w="4320"/>
-          </w:tcPr>
-          <w:p>
-            <w:r>
-              <w:t>对话 Agent</w:t>
-            </w:r>
-          </w:p>
-        </w:tc>
-        <w:tc>
-          <w:tcPr>
-            <w:tcW w:type="dxa" w:w="4320"/>
-          </w:tcPr>
-          <w:p>
-            <w:r>
-              <w:t>`src/agents/chat_agent.py:18-120`</w:t>
-            </w:r>
-          </w:p>
-        </w:tc>
-      </w:tr>
-      <w:tr>
-        <w:tc>
-          <w:tcPr>
-            <w:tcW w:type="dxa" w:w="4320"/>
-          </w:tcPr>
-          <w:p>
-            <w:r>
-              <w:t>文案 Agent</w:t>
-            </w:r>
-          </w:p>
-        </w:tc>
-        <w:tc>
-          <w:tcPr>
-            <w:tcW w:type="dxa" w:w="4320"/>
-          </w:tcPr>
-          <w:p>
-            <w:r>
-              <w:t>`src/agents/copywriting_agent.py:33-109`</w:t>
-            </w:r>
-          </w:p>
-        </w:tc>
-      </w:tr>
-      <w:tr>
-        <w:tc>
-          <w:tcPr>
-            <w:tcW w:type="dxa" w:w="4320"/>
-          </w:tcPr>
-          <w:p>
-            <w:r>
-              <w:t>记忆服务</w:t>
-            </w:r>
-          </w:p>
-        </w:tc>
-        <w:tc>
-          <w:tcPr>
-            <w:tcW w:type="dxa" w:w="4320"/>
-          </w:tcPr>
-          <w:p>
-            <w:r>
-              <w:t>`src/services/memory_service.py:12-236`</w:t>
-            </w:r>
-          </w:p>
-        </w:tc>
-      </w:tr>
-      <w:tr>
-        <w:tc>
-          <w:tcPr>
-            <w:tcW w:type="dxa" w:w="4320"/>
-          </w:tcPr>
-          <w:p>
-            <w:r>
-              <w:t>知识服务（RAG）</w:t>
-            </w:r>
-          </w:p>
-        </w:tc>
-        <w:tc>
-          <w:tcPr>
-            <w:tcW w:type="dxa" w:w="4320"/>
-          </w:tcPr>
-          <w:p>
-            <w:r>
-              <w:t>`src/services/knowledge_service.py:18-164`</w:t>
-            </w:r>
-          </w:p>
-        </w:tc>
-      </w:tr>
-      <w:tr>
-        <w:tc>
-          <w:tcPr>
-            <w:tcW w:type="dxa" w:w="4320"/>
-          </w:tcPr>
-          <w:p>
-            <w:r>
-              <w:t>文件解析</w:t>
-            </w:r>
-          </w:p>
-        </w:tc>
-        <w:tc>
-          <w:tcPr>
-            <w:tcW w:type="dxa" w:w="4320"/>
-          </w:tcPr>
-          <w:p>
-            <w:r>
-              <w:t>`src/utils/file_parser.py:7-87`</w:t>
-            </w:r>
-          </w:p>
-        </w:tc>
-      </w:tr>
-      <w:tr>
-        <w:tc>
-          <w:tcPr>
-            <w:tcW w:type="dxa" w:w="4320"/>
-          </w:tcPr>
-          <w:p>
-            <w:r>
-              <w:t>ChromaDB 客户端</w:t>
-            </w:r>
-          </w:p>
-        </w:tc>
-        <w:tc>
-          <w:tcPr>
-            <w:tcW w:type="dxa" w:w="4320"/>
-          </w:tcPr>
-          <w:p>
-            <w:r>
-              <w:t>`src/database/chroma.py:7-22`</w:t>
-            </w:r>
-          </w:p>
-        </w:tc>
-      </w:tr>
-      <w:tr>
-        <w:tc>
-          <w:tcPr>
-            <w:tcW w:type="dxa" w:w="4320"/>
-          </w:tcPr>
-          <w:p>
-            <w:r>
-              <w:t>PostgreSQL 会话</w:t>
-            </w:r>
-          </w:p>
-        </w:tc>
-        <w:tc>
-          <w:tcPr>
-            <w:tcW w:type="dxa" w:w="4320"/>
-          </w:tcPr>
-          <w:p>
-            <w:r>
-              <w:t>`src/database/postgres.py:9-24`</w:t>
-            </w:r>
-          </w:p>
-        </w:tc>
-      </w:tr>
-      <w:tr>
-        <w:tc>
-          <w:tcPr>
-            <w:tcW w:type="dxa" w:w="4320"/>
-          </w:tcPr>
-          <w:p>
-            <w:r>
-              <w:t>前端 API 层</w:t>
-            </w:r>
-          </w:p>
-        </w:tc>
-        <w:tc>
-          <w:tcPr>
-            <w:tcW w:type="dxa" w:w="4320"/>
-          </w:tcPr>
-          <w:p>
-            <w:r>
-              <w:t>`frontend/src/services/api.ts:1-211`</w:t>
-            </w:r>
-          </w:p>
-        </w:tc>
-      </w:tr>
-      <w:tr>
-        <w:tc>
-          <w:tcPr>
-            <w:tcW w:type="dxa" w:w="4320"/>
-          </w:tcPr>
-          <w:p>
-            <w:r>
-              <w:t>前端首页</w:t>
-            </w:r>
-          </w:p>
-        </w:tc>
-        <w:tc>
-          <w:tcPr>
-            <w:tcW w:type="dxa" w:w="4320"/>
-          </w:tcPr>
-          <w:p>
-            <w:r>
-              <w:t>`frontend/src/components/ModuleDashboard.tsx:1-58`</w:t>
-            </w:r>
-          </w:p>
-        </w:tc>
-      </w:tr>
-      <w:tr>
-        <w:tc>
-          <w:tcPr>
-            <w:tcW w:type="dxa" w:w="4320"/>
-          </w:tcPr>
-          <w:p>
-            <w:r>
-              <w:t>Tailwind 主题</w:t>
-            </w:r>
-          </w:p>
-        </w:tc>
-        <w:tc>
-          <w:tcPr>
-            <w:tcW w:type="dxa" w:w="4320"/>
-          </w:tcPr>
-          <w:p>
-            <w:r>
-              <w:t>`frontend/tailwind.config.js:1-29`</w:t>
-            </w:r>
-          </w:p>
-        </w:tc>
-      </w:tr>
-    </w:tbl>
-    <w:p/>
+    <w:p>
+      <w:r>
+        <w:t>两个Agent都使用模块级单例(全局变量+get函数),避免每次请求重复创建LLM实例和编译Graph。</w:t>
+      </w:r>
+    </w:p>
+    <w:p>
+      <w:pPr>
+        <w:pStyle w:val="Heading1"/>
+      </w:pPr>
+      <w:r>
+        <w:t>9. 合规规则管理</w:t>
+      </w:r>
+    </w:p>
+    <w:p>
+      <w:r>
+        <w:t>规则来源: 手动输入(适合添加单条规则) + 文件上传(.md/.docx/.txt,复用FileParser)</w:t>
+      </w:r>
+    </w:p>
+    <w:p>
+      <w:r>
+        <w:t>去重: difflib.SequenceMatcher比对相似度。&gt;80%拒绝,60-80%警告,&lt;60%直接创建</w:t>
+      </w:r>
+    </w:p>
+    <w:p>
+      <w:r>
+        <w:t>文件管理: 上传文件存于uploads/compliance_rules/{rule_id}/。支持查看原文(GET /api/compliance-rules/{id}/file)。删除规则时同步清理磁盘文件。</w:t>
+      </w:r>
+    </w:p>
+    <w:p>
+      <w:r>
+        <w:t>规则注入: 生成文案前,所有规则拼接为## {title}</w:t>
+        <w:br/>
+        <w:t>{content}注入Generator prompt。</w:t>
+      </w:r>
+    </w:p>
+    <w:p>
+      <w:pPr>
+        <w:pStyle w:val="Heading1"/>
+      </w:pPr>
+      <w:r>
+        <w:t>10. API接口总览(41+端点,8个路由模块)</w:t>
+      </w:r>
+    </w:p>
+    <w:p>
+      <w:r>
+        <w:t>知识库管理: 8端点(routers/knowledge.py)</w:t>
+      </w:r>
+    </w:p>
+    <w:p>
+      <w:r>
+        <w:t>客服模版: 5端点(routers/template.py)</w:t>
+      </w:r>
+    </w:p>
+    <w:p>
+      <w:r>
+        <w:t>知能对话: 5端点(routers/dialog.py)</w:t>
+      </w:r>
+    </w:p>
+    <w:p>
+      <w:r>
+        <w:t>转人工设置: 4端点(routers/transfer.py)</w:t>
+      </w:r>
+    </w:p>
+    <w:p>
+      <w:r>
+        <w:t>智能对话: 1端点 - POST /api/chat(routers/chat.py)</w:t>
+      </w:r>
+    </w:p>
+    <w:p>
+      <w:r>
+        <w:t>会话管理: 5端点(routers/conversation.py)</w:t>
+      </w:r>
+    </w:p>
+    <w:p>
+      <w:r>
+        <w:t>文案生成工作流: 7端点 - start/send/get/list/delete/export/save-to-kb(routers/copywriting_workflow.py)</w:t>
+      </w:r>
+    </w:p>
+    <w:p>
+      <w:r>
+        <w:t>合规规则管理: 6端点 - list/create/upload/update/delete/get-file(routers/copywriting_workflow.py)</w:t>
+      </w:r>
+    </w:p>
+    <w:p>
+      <w:pPr>
+        <w:pStyle w:val="Heading1"/>
+      </w:pPr>
+      <w:r>
+        <w:t>11. 部署与运行</w:t>
+      </w:r>
+    </w:p>
+    <w:p>
+      <w:r>
+        <w:t>环境要求: Python&gt;=3.11, Node.js&gt;=18, PostgreSQL, 阿里云百炼API Key</w:t>
+      </w:r>
+    </w:p>
+    <w:p>
+      <w:r>
+        <w:t>启动步骤:</w:t>
+      </w:r>
+    </w:p>
+    <w:p>
+      <w:r>
+        <w:t>1. cp .env.example .env (填入DASHSCOPE_API_KEY等)</w:t>
+      </w:r>
+    </w:p>
+    <w:p>
+      <w:r>
+        <w:t>2. pip install -e .</w:t>
+      </w:r>
+    </w:p>
+    <w:p>
+      <w:r>
+        <w:t>3. PostgreSQL: CREATE DATABASE customer_agent;</w:t>
+      </w:r>
+    </w:p>
+    <w:p>
+      <w:r>
+        <w:t>4. python main.py → http://localhost:8000</w:t>
+      </w:r>
+    </w:p>
+    <w:p>
+      <w:r>
+        <w:t>5. cd frontend &amp;&amp; npm install &amp;&amp; npm run dev → http://localhost:3000</w:t>
+      </w:r>
+    </w:p>
+    <w:p>
+      <w:r>
+        <w:t>生产构建: cd frontend &amp;&amp; npm run build → 设置DEBUG=false → python main.py</w:t>
+      </w:r>
+    </w:p>
+    <w:p>
+      <w:pPr>
+        <w:pStyle w:val="Heading1"/>
+      </w:pPr>
+      <w:r>
+        <w:t>12. 已知局限与改进方向</w:t>
+      </w:r>
+    </w:p>
+    <w:p>
+      <w:r>
+        <w:t>已知局限:</w:t>
+      </w:r>
+    </w:p>
+    <w:p>
+      <w:r>
+        <w:t>- ChromaDB使用默认英文嵌入模型,中文检索不佳</w:t>
+      </w:r>
+    </w:p>
+    <w:p>
+      <w:r>
+        <w:t>- 分块为简单字符滑动窗口,可能截断句子</w:t>
+      </w:r>
+    </w:p>
+    <w:p>
+      <w:r>
+        <w:t>- 无reranker,检索精度受限</w:t>
+      </w:r>
+    </w:p>
+    <w:p>
+      <w:r>
+        <w:t>- Redis已配置未使用,无缓存层</w:t>
+      </w:r>
+    </w:p>
+    <w:p>
+      <w:r>
+        <w:t>- 预设匹配用ILIKE,无法匹配同义表达</w:t>
+      </w:r>
+    </w:p>
+    <w:p>
+      <w:r>
+        <w:t>- 无token预算管理和用户认证</w:t>
+      </w:r>
+    </w:p>
+    <w:p>
+      <w:r>
+        <w:t>- 前端无路由,URL不反映页面状态</w:t>
+      </w:r>
+    </w:p>
+    <w:p>
+      <w:r>
+        <w:t>改进方向:</w:t>
+      </w:r>
+    </w:p>
+    <w:p>
+      <w:r>
+        <w:t>1. 嵌入模型统一: 配置ChromaDB使用text-embedding-v2</w:t>
+      </w:r>
+    </w:p>
+    <w:p>
+      <w:r>
+        <w:t>2. 分块优化: RecursiveCharacterTextSplitter语义分块</w:t>
+      </w:r>
+    </w:p>
+    <w:p>
+      <w:r>
+        <w:t>3. Reranker: Cross-Encoder重排序</w:t>
+      </w:r>
+    </w:p>
+    <w:p>
+      <w:r>
+        <w:t>4. 缓存层: Redis缓存常用回复</w:t>
+      </w:r>
+    </w:p>
+    <w:p>
+      <w:r>
+        <w:t>5. 语义预设匹配: 预设对话向量化</w:t>
+      </w:r>
+    </w:p>
+    <w:p>
+      <w:r>
+        <w:t>6. 动态Token管理</w:t>
+      </w:r>
+    </w:p>
+    <w:p>
+      <w:r>
+        <w:t>7. 用户系统: JWT认证</w:t>
+      </w:r>
+    </w:p>
+    <w:p>
+      <w:r>
+        <w:t>8. 前端路由: React Router</w:t>
+      </w:r>
+    </w:p>
+    <w:p>
+      <w:r>
+        <w:t>9. 文案Checker Agent: 独立合规审批</w:t>
+      </w:r>
+    </w:p>
+    <w:p>
+      <w:r>
+        <w:t>10. 文案Optimizer Agent: 迭代修改闭环</w:t>
+      </w:r>
+    </w:p>
+    <w:p>
+      <w:r>
+        <w:t>11. 合规规则向量化: 规则超过100条时引入语义检索</w:t>
+      </w:r>
+    </w:p>
     <w:sectPr>
       <w:pgSz w:w="12240" w:h="15840"/>
       <w:pgMar w:top="1440" w:right="1800" w:bottom="1440" w:left="1800" w:header="720" w:footer="720" w:gutter="0"/>

--- a/智能客服管理系统详解.docx
+++ b/智能客服管理系统详解.docx
@@ -8,12 +8,12 @@
         <w:jc w:val="center"/>
       </w:pPr>
       <w:r>
-        <w:t>电商智能客服系统 — 完整项目分析文档</w:t>
+        <w:t>电商智能客服系统 -- 详细技术文档</w:t>
       </w:r>
     </w:p>
     <w:p>
       <w:r>
-        <w:t>生成日期: 2026-05-30</w:t>
+        <w:t>版本: v1.3 | 更新日期: 2026年06月09日 | 基于 LangGraph 框架</w:t>
       </w:r>
     </w:p>
     <w:p>
@@ -25,16 +25,226 @@
       </w:r>
     </w:p>
     <w:p>
+      <w:r>
+        <w:t>这是一个基于 LangGraph 框架的电商智能客服系统，包含 7 大核心功能模块。</w:t>
+      </w:r>
+    </w:p>
+    <w:tbl>
+      <w:tblPr>
+        <w:tblStyle w:val="LightGrid-Accent1"/>
+        <w:tblW w:type="auto" w:w="0"/>
+        <w:tblLook w:firstColumn="1" w:firstRow="1" w:lastColumn="0" w:lastRow="0" w:noHBand="0" w:noVBand="1" w:val="04A0"/>
+      </w:tblPr>
+      <w:tblGrid>
+        <w:gridCol w:w="4320"/>
+        <w:gridCol w:w="4320"/>
+      </w:tblGrid>
+      <w:tr>
+        <w:tc>
+          <w:tcPr>
+            <w:tcW w:type="dxa" w:w="4320"/>
+          </w:tcPr>
+          <w:p>
+            <w:r>
+              <w:t>模块</w:t>
+            </w:r>
+          </w:p>
+        </w:tc>
+        <w:tc>
+          <w:tcPr>
+            <w:tcW w:type="dxa" w:w="4320"/>
+          </w:tcPr>
+          <w:p>
+            <w:r>
+              <w:t>功能简述</w:t>
+            </w:r>
+          </w:p>
+        </w:tc>
+      </w:tr>
+      <w:tr>
+        <w:tc>
+          <w:tcPr>
+            <w:tcW w:type="dxa" w:w="4320"/>
+          </w:tcPr>
+          <w:p>
+            <w:r>
+              <w:t>智能对话</w:t>
+            </w:r>
+          </w:p>
+        </w:tc>
+        <w:tc>
+          <w:tcPr>
+            <w:tcW w:type="dxa" w:w="4320"/>
+          </w:tcPr>
+          <w:p>
+            <w:r>
+              <w:t>多轮对话客服，升级版 RAG（查询改写--混合检索--重排序--生成），含会话记忆</w:t>
+            </w:r>
+          </w:p>
+        </w:tc>
+      </w:tr>
+      <w:tr>
+        <w:tc>
+          <w:tcPr>
+            <w:tcW w:type="dxa" w:w="4320"/>
+          </w:tcPr>
+          <w:p>
+            <w:r>
+              <w:t>知识库管理</w:t>
+            </w:r>
+          </w:p>
+        </w:tc>
+        <w:tc>
+          <w:tcPr>
+            <w:tcW w:type="dxa" w:w="4320"/>
+          </w:tcPr>
+          <w:p>
+            <w:r>
+              <w:t>创建/管理知识库，上传文档（txt/md/json/docx/csv/xlsx），语义分块向量化</w:t>
+            </w:r>
+          </w:p>
+        </w:tc>
+      </w:tr>
+      <w:tr>
+        <w:tc>
+          <w:tcPr>
+            <w:tcW w:type="dxa" w:w="4320"/>
+          </w:tcPr>
+          <w:p>
+            <w:r>
+              <w:t>文案生成系统</w:t>
+            </w:r>
+          </w:p>
+        </w:tc>
+        <w:tc>
+          <w:tcPr>
+            <w:tcW w:type="dxa" w:w="4320"/>
+          </w:tcPr>
+          <w:p>
+            <w:r>
+              <w:t>交互式多 Agent 协作生成产品营销文案，支持多模态图片识别</w:t>
+            </w:r>
+          </w:p>
+        </w:tc>
+      </w:tr>
+      <w:tr>
+        <w:tc>
+          <w:tcPr>
+            <w:tcW w:type="dxa" w:w="4320"/>
+          </w:tcPr>
+          <w:p>
+            <w:r>
+              <w:t>知能对话</w:t>
+            </w:r>
+          </w:p>
+        </w:tc>
+        <w:tc>
+          <w:tcPr>
+            <w:tcW w:type="dxa" w:w="4320"/>
+          </w:tcPr>
+          <w:p>
+            <w:r>
+              <w:t>预设问答对管理，支持树形分组，用于快速精确回复</w:t>
+            </w:r>
+          </w:p>
+        </w:tc>
+      </w:tr>
+      <w:tr>
+        <w:tc>
+          <w:tcPr>
+            <w:tcW w:type="dxa" w:w="4320"/>
+          </w:tcPr>
+          <w:p>
+            <w:r>
+              <w:t>聊天记录</w:t>
+            </w:r>
+          </w:p>
+        </w:tc>
+        <w:tc>
+          <w:tcPr>
+            <w:tcW w:type="dxa" w:w="4320"/>
+          </w:tcPr>
+          <w:p>
+            <w:r>
+              <w:t>历史会话查看、AI 回复编辑、选择性保存为预设对话</w:t>
+            </w:r>
+          </w:p>
+        </w:tc>
+      </w:tr>
+      <w:tr>
+        <w:tc>
+          <w:tcPr>
+            <w:tcW w:type="dxa" w:w="4320"/>
+          </w:tcPr>
+          <w:p>
+            <w:r>
+              <w:t>客服模版</w:t>
+            </w:r>
+          </w:p>
+        </w:tc>
+        <w:tc>
+          <w:tcPr>
+            <w:tcW w:type="dxa" w:w="4320"/>
+          </w:tcPr>
+          <w:p>
+            <w:r>
+              <w:t>客服回复模板管理，注入到对话 Agent 的系统提示中</w:t>
+            </w:r>
+          </w:p>
+        </w:tc>
+      </w:tr>
+      <w:tr>
+        <w:tc>
+          <w:tcPr>
+            <w:tcW w:type="dxa" w:w="4320"/>
+          </w:tcPr>
+          <w:p>
+            <w:r>
+              <w:t>转人工设置</w:t>
+            </w:r>
+          </w:p>
+        </w:tc>
+        <w:tc>
+          <w:tcPr>
+            <w:tcW w:type="dxa" w:w="4320"/>
+          </w:tcPr>
+          <w:p>
+            <w:r>
+              <w:t>关键词触发规则，匹配后自动回复并支持人工转接</w:t>
+            </w:r>
+          </w:p>
+        </w:tc>
+      </w:tr>
+      <w:tr>
+        <w:tc>
+          <w:tcPr>
+            <w:tcW w:type="dxa" w:w="4320"/>
+          </w:tcPr>
+          <w:p>
+            <w:r>
+              <w:t>商店配置</w:t>
+            </w:r>
+          </w:p>
+        </w:tc>
+        <w:tc>
+          <w:tcPr>
+            <w:tcW w:type="dxa" w:w="4320"/>
+          </w:tcPr>
+          <w:p>
+            <w:r>
+              <w:t>预留模块（开发中）</w:t>
+            </w:r>
+          </w:p>
+        </w:tc>
+      </w:tr>
+    </w:tbl>
+    <w:p/>
+    <w:p>
       <w:pPr>
-        <w:pStyle w:val="Heading2"/>
+        <w:pStyle w:val="Heading1"/>
       </w:pPr>
       <w:r>
-        <w:t>1.1 项目定位</w:t>
-      </w:r>
-    </w:p>
-    <w:p>
-      <w:r>
-        <w:t>基于 LangGraph 框架的电商智能客服系统。核心模块：智能对话(RAG+记忆)、知识库管理、文案生成系统(多Agent协作)、知能对话、聊天记录、客服模版、转人工设置、商店配置。</w:t>
+        <w:t>2. 技术栈</w:t>
       </w:r>
     </w:p>
     <w:p>
@@ -42,22 +252,1347 @@
         <w:pStyle w:val="Heading2"/>
       </w:pPr>
       <w:r>
-        <w:t>1.2 技术栈</w:t>
+        <w:t>2.1 后端技术栈</w:t>
+      </w:r>
+    </w:p>
+    <w:tbl>
+      <w:tblPr>
+        <w:tblStyle w:val="LightGrid-Accent1"/>
+        <w:tblW w:type="auto" w:w="0"/>
+        <w:tblLook w:firstColumn="1" w:firstRow="1" w:lastColumn="0" w:lastRow="0" w:noHBand="0" w:noVBand="1" w:val="04A0"/>
+      </w:tblPr>
+      <w:tblGrid>
+        <w:gridCol w:w="2160"/>
+        <w:gridCol w:w="2160"/>
+        <w:gridCol w:w="2160"/>
+        <w:gridCol w:w="2160"/>
+      </w:tblGrid>
+      <w:tr>
+        <w:tc>
+          <w:tcPr>
+            <w:tcW w:type="dxa" w:w="2160"/>
+          </w:tcPr>
+          <w:p>
+            <w:r>
+              <w:t>类别</w:t>
+            </w:r>
+          </w:p>
+        </w:tc>
+        <w:tc>
+          <w:tcPr>
+            <w:tcW w:type="dxa" w:w="2160"/>
+          </w:tcPr>
+          <w:p>
+            <w:r>
+              <w:t>技术</w:t>
+            </w:r>
+          </w:p>
+        </w:tc>
+        <w:tc>
+          <w:tcPr>
+            <w:tcW w:type="dxa" w:w="2160"/>
+          </w:tcPr>
+          <w:p>
+            <w:r>
+              <w:t>版本</w:t>
+            </w:r>
+          </w:p>
+        </w:tc>
+        <w:tc>
+          <w:tcPr>
+            <w:tcW w:type="dxa" w:w="2160"/>
+          </w:tcPr>
+          <w:p>
+            <w:r>
+              <w:t>用途</w:t>
+            </w:r>
+          </w:p>
+        </w:tc>
+      </w:tr>
+      <w:tr>
+        <w:tc>
+          <w:tcPr>
+            <w:tcW w:type="dxa" w:w="2160"/>
+          </w:tcPr>
+          <w:p>
+            <w:r>
+              <w:t>Web 框架</w:t>
+            </w:r>
+          </w:p>
+        </w:tc>
+        <w:tc>
+          <w:tcPr>
+            <w:tcW w:type="dxa" w:w="2160"/>
+          </w:tcPr>
+          <w:p>
+            <w:r>
+              <w:t>FastAPI</w:t>
+            </w:r>
+          </w:p>
+        </w:tc>
+        <w:tc>
+          <w:tcPr>
+            <w:tcW w:type="dxa" w:w="2160"/>
+          </w:tcPr>
+          <w:p>
+            <w:r>
+              <w:t>&gt;=0.115</w:t>
+            </w:r>
+          </w:p>
+        </w:tc>
+        <w:tc>
+          <w:tcPr>
+            <w:tcW w:type="dxa" w:w="2160"/>
+          </w:tcPr>
+          <w:p>
+            <w:r>
+              <w:t>HTTP 路由、中间件、CORS</w:t>
+            </w:r>
+          </w:p>
+        </w:tc>
+      </w:tr>
+      <w:tr>
+        <w:tc>
+          <w:tcPr>
+            <w:tcW w:type="dxa" w:w="2160"/>
+          </w:tcPr>
+          <w:p>
+            <w:r>
+              <w:t>ASGI 服务器</w:t>
+            </w:r>
+          </w:p>
+        </w:tc>
+        <w:tc>
+          <w:tcPr>
+            <w:tcW w:type="dxa" w:w="2160"/>
+          </w:tcPr>
+          <w:p>
+            <w:r>
+              <w:t>Uvicorn</w:t>
+            </w:r>
+          </w:p>
+        </w:tc>
+        <w:tc>
+          <w:tcPr>
+            <w:tcW w:type="dxa" w:w="2160"/>
+          </w:tcPr>
+          <w:p>
+            <w:r>
+              <w:t>&gt;=0.30</w:t>
+            </w:r>
+          </w:p>
+        </w:tc>
+        <w:tc>
+          <w:tcPr>
+            <w:tcW w:type="dxa" w:w="2160"/>
+          </w:tcPr>
+          <w:p>
+            <w:r>
+              <w:t>运行 FastAPI 应用</w:t>
+            </w:r>
+          </w:p>
+        </w:tc>
+      </w:tr>
+      <w:tr>
+        <w:tc>
+          <w:tcPr>
+            <w:tcW w:type="dxa" w:w="2160"/>
+          </w:tcPr>
+          <w:p>
+            <w:r>
+              <w:t>ORM</w:t>
+            </w:r>
+          </w:p>
+        </w:tc>
+        <w:tc>
+          <w:tcPr>
+            <w:tcW w:type="dxa" w:w="2160"/>
+          </w:tcPr>
+          <w:p>
+            <w:r>
+              <w:t>SQLAlchemy (async)</w:t>
+            </w:r>
+          </w:p>
+        </w:tc>
+        <w:tc>
+          <w:tcPr>
+            <w:tcW w:type="dxa" w:w="2160"/>
+          </w:tcPr>
+          <w:p>
+            <w:r>
+              <w:t>&gt;=2.0.30</w:t>
+            </w:r>
+          </w:p>
+        </w:tc>
+        <w:tc>
+          <w:tcPr>
+            <w:tcW w:type="dxa" w:w="2160"/>
+          </w:tcPr>
+          <w:p>
+            <w:r>
+              <w:t>异步数据库操作</w:t>
+            </w:r>
+          </w:p>
+        </w:tc>
+      </w:tr>
+      <w:tr>
+        <w:tc>
+          <w:tcPr>
+            <w:tcW w:type="dxa" w:w="2160"/>
+          </w:tcPr>
+          <w:p>
+            <w:r>
+              <w:t>数据库驱动</w:t>
+            </w:r>
+          </w:p>
+        </w:tc>
+        <w:tc>
+          <w:tcPr>
+            <w:tcW w:type="dxa" w:w="2160"/>
+          </w:tcPr>
+          <w:p>
+            <w:r>
+              <w:t>asyncpg</w:t>
+            </w:r>
+          </w:p>
+        </w:tc>
+        <w:tc>
+          <w:tcPr>
+            <w:tcW w:type="dxa" w:w="2160"/>
+          </w:tcPr>
+          <w:p>
+            <w:r>
+              <w:t>&gt;=0.29</w:t>
+            </w:r>
+          </w:p>
+        </w:tc>
+        <w:tc>
+          <w:tcPr>
+            <w:tcW w:type="dxa" w:w="2160"/>
+          </w:tcPr>
+          <w:p>
+            <w:r>
+              <w:t>PostgreSQL 异步连接</w:t>
+            </w:r>
+          </w:p>
+        </w:tc>
+      </w:tr>
+      <w:tr>
+        <w:tc>
+          <w:tcPr>
+            <w:tcW w:type="dxa" w:w="2160"/>
+          </w:tcPr>
+          <w:p>
+            <w:r>
+              <w:t>向量数据库</w:t>
+            </w:r>
+          </w:p>
+        </w:tc>
+        <w:tc>
+          <w:tcPr>
+            <w:tcW w:type="dxa" w:w="2160"/>
+          </w:tcPr>
+          <w:p>
+            <w:r>
+              <w:t>ChromaDB</w:t>
+            </w:r>
+          </w:p>
+        </w:tc>
+        <w:tc>
+          <w:tcPr>
+            <w:tcW w:type="dxa" w:w="2160"/>
+          </w:tcPr>
+          <w:p>
+            <w:r>
+              <w:t>&gt;=0.5</w:t>
+            </w:r>
+          </w:p>
+        </w:tc>
+        <w:tc>
+          <w:tcPr>
+            <w:tcW w:type="dxa" w:w="2160"/>
+          </w:tcPr>
+          <w:p>
+            <w:r>
+              <w:t>文档嵌入存储与检索</w:t>
+            </w:r>
+          </w:p>
+        </w:tc>
+      </w:tr>
+      <w:tr>
+        <w:tc>
+          <w:tcPr>
+            <w:tcW w:type="dxa" w:w="2160"/>
+          </w:tcPr>
+          <w:p>
+            <w:r>
+              <w:t>Agent 框架</w:t>
+            </w:r>
+          </w:p>
+        </w:tc>
+        <w:tc>
+          <w:tcPr>
+            <w:tcW w:type="dxa" w:w="2160"/>
+          </w:tcPr>
+          <w:p>
+            <w:r>
+              <w:t>LangGraph</w:t>
+            </w:r>
+          </w:p>
+        </w:tc>
+        <w:tc>
+          <w:tcPr>
+            <w:tcW w:type="dxa" w:w="2160"/>
+          </w:tcPr>
+          <w:p>
+            <w:r>
+              <w:t>&gt;=0.2</w:t>
+            </w:r>
+          </w:p>
+        </w:tc>
+        <w:tc>
+          <w:tcPr>
+            <w:tcW w:type="dxa" w:w="2160"/>
+          </w:tcPr>
+          <w:p>
+            <w:r>
+              <w:t>有向图式 Agent 工作流</w:t>
+            </w:r>
+          </w:p>
+        </w:tc>
+      </w:tr>
+      <w:tr>
+        <w:tc>
+          <w:tcPr>
+            <w:tcW w:type="dxa" w:w="2160"/>
+          </w:tcPr>
+          <w:p>
+            <w:r>
+              <w:t>LLM SDK</w:t>
+            </w:r>
+          </w:p>
+        </w:tc>
+        <w:tc>
+          <w:tcPr>
+            <w:tcW w:type="dxa" w:w="2160"/>
+          </w:tcPr>
+          <w:p>
+            <w:r>
+              <w:t>langchain-openai</w:t>
+            </w:r>
+          </w:p>
+        </w:tc>
+        <w:tc>
+          <w:tcPr>
+            <w:tcW w:type="dxa" w:w="2160"/>
+          </w:tcPr>
+          <w:p>
+            <w:r>
+              <w:t>&gt;=0.2</w:t>
+            </w:r>
+          </w:p>
+        </w:tc>
+        <w:tc>
+          <w:tcPr>
+            <w:tcW w:type="dxa" w:w="2160"/>
+          </w:tcPr>
+          <w:p>
+            <w:r>
+              <w:t>OpenAI 兼容接口调用千问</w:t>
+            </w:r>
+          </w:p>
+        </w:tc>
+      </w:tr>
+      <w:tr>
+        <w:tc>
+          <w:tcPr>
+            <w:tcW w:type="dxa" w:w="2160"/>
+          </w:tcPr>
+          <w:p>
+            <w:r>
+              <w:t>文本分块</w:t>
+            </w:r>
+          </w:p>
+        </w:tc>
+        <w:tc>
+          <w:tcPr>
+            <w:tcW w:type="dxa" w:w="2160"/>
+          </w:tcPr>
+          <w:p>
+            <w:r>
+              <w:t>langchain-text-splitters</w:t>
+            </w:r>
+          </w:p>
+        </w:tc>
+        <w:tc>
+          <w:tcPr>
+            <w:tcW w:type="dxa" w:w="2160"/>
+          </w:tcPr>
+          <w:p>
+            <w:r>
+              <w:t>&gt;=1.1</w:t>
+            </w:r>
+          </w:p>
+        </w:tc>
+        <w:tc>
+          <w:tcPr>
+            <w:tcW w:type="dxa" w:w="2160"/>
+          </w:tcPr>
+          <w:p>
+            <w:r>
+              <w:t>RecursiveCharacterTextSplitter 语义分块</w:t>
+            </w:r>
+          </w:p>
+        </w:tc>
+      </w:tr>
+      <w:tr>
+        <w:tc>
+          <w:tcPr>
+            <w:tcW w:type="dxa" w:w="2160"/>
+          </w:tcPr>
+          <w:p>
+            <w:r>
+              <w:t>BM25 检索</w:t>
+            </w:r>
+          </w:p>
+        </w:tc>
+        <w:tc>
+          <w:tcPr>
+            <w:tcW w:type="dxa" w:w="2160"/>
+          </w:tcPr>
+          <w:p>
+            <w:r>
+              <w:t>rank-bm25</w:t>
+            </w:r>
+          </w:p>
+        </w:tc>
+        <w:tc>
+          <w:tcPr>
+            <w:tcW w:type="dxa" w:w="2160"/>
+          </w:tcPr>
+          <w:p>
+            <w:r>
+              <w:t>&gt;=0.2</w:t>
+            </w:r>
+          </w:p>
+        </w:tc>
+        <w:tc>
+          <w:tcPr>
+            <w:tcW w:type="dxa" w:w="2160"/>
+          </w:tcPr>
+          <w:p>
+            <w:r>
+              <w:t>BM25 关键词检索</w:t>
+            </w:r>
+          </w:p>
+        </w:tc>
+      </w:tr>
+      <w:tr>
+        <w:tc>
+          <w:tcPr>
+            <w:tcW w:type="dxa" w:w="2160"/>
+          </w:tcPr>
+          <w:p>
+            <w:r>
+              <w:t>中文分词</w:t>
+            </w:r>
+          </w:p>
+        </w:tc>
+        <w:tc>
+          <w:tcPr>
+            <w:tcW w:type="dxa" w:w="2160"/>
+          </w:tcPr>
+          <w:p>
+            <w:r>
+              <w:t>jieba</w:t>
+            </w:r>
+          </w:p>
+        </w:tc>
+        <w:tc>
+          <w:tcPr>
+            <w:tcW w:type="dxa" w:w="2160"/>
+          </w:tcPr>
+          <w:p>
+            <w:r>
+              <w:t>&gt;=0.42</w:t>
+            </w:r>
+          </w:p>
+        </w:tc>
+        <w:tc>
+          <w:tcPr>
+            <w:tcW w:type="dxa" w:w="2160"/>
+          </w:tcPr>
+          <w:p>
+            <w:r>
+              <w:t>BM25 索引文本分词</w:t>
+            </w:r>
+          </w:p>
+        </w:tc>
+      </w:tr>
+      <w:tr>
+        <w:tc>
+          <w:tcPr>
+            <w:tcW w:type="dxa" w:w="2160"/>
+          </w:tcPr>
+          <w:p>
+            <w:r>
+              <w:t>HTTP 客户端</w:t>
+            </w:r>
+          </w:p>
+        </w:tc>
+        <w:tc>
+          <w:tcPr>
+            <w:tcW w:type="dxa" w:w="2160"/>
+          </w:tcPr>
+          <w:p>
+            <w:r>
+              <w:t>httpx</w:t>
+            </w:r>
+          </w:p>
+        </w:tc>
+        <w:tc>
+          <w:tcPr>
+            <w:tcW w:type="dxa" w:w="2160"/>
+          </w:tcPr>
+          <w:p>
+            <w:r>
+              <w:t>&gt;=0.27</w:t>
+            </w:r>
+          </w:p>
+        </w:tc>
+        <w:tc>
+          <w:tcPr>
+            <w:tcW w:type="dxa" w:w="2160"/>
+          </w:tcPr>
+          <w:p>
+            <w:r>
+              <w:t>异步 HTTP（rerank API）</w:t>
+            </w:r>
+          </w:p>
+        </w:tc>
+      </w:tr>
+      <w:tr>
+        <w:tc>
+          <w:tcPr>
+            <w:tcW w:type="dxa" w:w="2160"/>
+          </w:tcPr>
+          <w:p>
+            <w:r>
+              <w:t>数据校验</w:t>
+            </w:r>
+          </w:p>
+        </w:tc>
+        <w:tc>
+          <w:tcPr>
+            <w:tcW w:type="dxa" w:w="2160"/>
+          </w:tcPr>
+          <w:p>
+            <w:r>
+              <w:t>Pydantic</w:t>
+            </w:r>
+          </w:p>
+        </w:tc>
+        <w:tc>
+          <w:tcPr>
+            <w:tcW w:type="dxa" w:w="2160"/>
+          </w:tcPr>
+          <w:p>
+            <w:r>
+              <w:t>&gt;=2.7</w:t>
+            </w:r>
+          </w:p>
+        </w:tc>
+        <w:tc>
+          <w:tcPr>
+            <w:tcW w:type="dxa" w:w="2160"/>
+          </w:tcPr>
+          <w:p>
+            <w:r>
+              <w:t>API 请求/响应 Schema</w:t>
+            </w:r>
+          </w:p>
+        </w:tc>
+      </w:tr>
+      <w:tr>
+        <w:tc>
+          <w:tcPr>
+            <w:tcW w:type="dxa" w:w="2160"/>
+          </w:tcPr>
+          <w:p>
+            <w:r>
+              <w:t>配置管理</w:t>
+            </w:r>
+          </w:p>
+        </w:tc>
+        <w:tc>
+          <w:tcPr>
+            <w:tcW w:type="dxa" w:w="2160"/>
+          </w:tcPr>
+          <w:p>
+            <w:r>
+              <w:t>pydantic-settings</w:t>
+            </w:r>
+          </w:p>
+        </w:tc>
+        <w:tc>
+          <w:tcPr>
+            <w:tcW w:type="dxa" w:w="2160"/>
+          </w:tcPr>
+          <w:p>
+            <w:r>
+              <w:t>&gt;=2.3</w:t>
+            </w:r>
+          </w:p>
+        </w:tc>
+        <w:tc>
+          <w:tcPr>
+            <w:tcW w:type="dxa" w:w="2160"/>
+          </w:tcPr>
+          <w:p>
+            <w:r>
+              <w:t>.env 环境变量管理</w:t>
+            </w:r>
+          </w:p>
+        </w:tc>
+      </w:tr>
+      <w:tr>
+        <w:tc>
+          <w:tcPr>
+            <w:tcW w:type="dxa" w:w="2160"/>
+          </w:tcPr>
+          <w:p>
+            <w:r>
+              <w:t>文件解析</w:t>
+            </w:r>
+          </w:p>
+        </w:tc>
+        <w:tc>
+          <w:tcPr>
+            <w:tcW w:type="dxa" w:w="2160"/>
+          </w:tcPr>
+          <w:p>
+            <w:r>
+              <w:t>python-docx, openpyxl, pandas</w:t>
+            </w:r>
+          </w:p>
+        </w:tc>
+        <w:tc>
+          <w:tcPr>
+            <w:tcW w:type="dxa" w:w="2160"/>
+          </w:tcPr>
+          <w:p>
+            <w:r>
+              <w:t>-</w:t>
+            </w:r>
+          </w:p>
+        </w:tc>
+        <w:tc>
+          <w:tcPr>
+            <w:tcW w:type="dxa" w:w="2160"/>
+          </w:tcPr>
+          <w:p>
+            <w:r>
+              <w:t>DOCX/XLSX/CSV 解析</w:t>
+            </w:r>
+          </w:p>
+        </w:tc>
+      </w:tr>
+      <w:tr>
+        <w:tc>
+          <w:tcPr>
+            <w:tcW w:type="dxa" w:w="2160"/>
+          </w:tcPr>
+          <w:p>
+            <w:r>
+              <w:t>异步文件</w:t>
+            </w:r>
+          </w:p>
+        </w:tc>
+        <w:tc>
+          <w:tcPr>
+            <w:tcW w:type="dxa" w:w="2160"/>
+          </w:tcPr>
+          <w:p>
+            <w:r>
+              <w:t>aiofiles</w:t>
+            </w:r>
+          </w:p>
+        </w:tc>
+        <w:tc>
+          <w:tcPr>
+            <w:tcW w:type="dxa" w:w="2160"/>
+          </w:tcPr>
+          <w:p>
+            <w:r>
+              <w:t>&gt;=24</w:t>
+            </w:r>
+          </w:p>
+        </w:tc>
+        <w:tc>
+          <w:tcPr>
+            <w:tcW w:type="dxa" w:w="2160"/>
+          </w:tcPr>
+          <w:p>
+            <w:r>
+              <w:t>异步文件读写</w:t>
+            </w:r>
+          </w:p>
+        </w:tc>
+      </w:tr>
+    </w:tbl>
+    <w:p/>
+    <w:p>
+      <w:pPr>
+        <w:pStyle w:val="Heading2"/>
+      </w:pPr>
+      <w:r>
+        <w:t>2.2 LLM 模型清单</w:t>
+      </w:r>
+    </w:p>
+    <w:tbl>
+      <w:tblPr>
+        <w:tblStyle w:val="LightGrid-Accent1"/>
+        <w:tblW w:type="auto" w:w="0"/>
+        <w:tblLook w:firstColumn="1" w:firstRow="1" w:lastColumn="0" w:lastRow="0" w:noHBand="0" w:noVBand="1" w:val="04A0"/>
+      </w:tblPr>
+      <w:tblGrid>
+        <w:gridCol w:w="2880"/>
+        <w:gridCol w:w="2880"/>
+        <w:gridCol w:w="2880"/>
+      </w:tblGrid>
+      <w:tr>
+        <w:tc>
+          <w:tcPr>
+            <w:tcW w:type="dxa" w:w="2880"/>
+          </w:tcPr>
+          <w:p>
+            <w:r>
+              <w:t>模型</w:t>
+            </w:r>
+          </w:p>
+        </w:tc>
+        <w:tc>
+          <w:tcPr>
+            <w:tcW w:type="dxa" w:w="2880"/>
+          </w:tcPr>
+          <w:p>
+            <w:r>
+              <w:t>用途</w:t>
+            </w:r>
+          </w:p>
+        </w:tc>
+        <w:tc>
+          <w:tcPr>
+            <w:tcW w:type="dxa" w:w="2880"/>
+          </w:tcPr>
+          <w:p>
+            <w:r>
+              <w:t>调用方式</w:t>
+            </w:r>
+          </w:p>
+        </w:tc>
+      </w:tr>
+      <w:tr>
+        <w:tc>
+          <w:tcPr>
+            <w:tcW w:type="dxa" w:w="2880"/>
+          </w:tcPr>
+          <w:p>
+            <w:r>
+              <w:t>qwen-plus</w:t>
+            </w:r>
+          </w:p>
+        </w:tc>
+        <w:tc>
+          <w:tcPr>
+            <w:tcW w:type="dxa" w:w="2880"/>
+          </w:tcPr>
+          <w:p>
+            <w:r>
+              <w:t>对话生成、产品分析、文案生成</w:t>
+            </w:r>
+          </w:p>
+        </w:tc>
+        <w:tc>
+          <w:tcPr>
+            <w:tcW w:type="dxa" w:w="2880"/>
+          </w:tcPr>
+          <w:p>
+            <w:r>
+              <w:t>OpenAI 兼容 API</w:t>
+            </w:r>
+          </w:p>
+        </w:tc>
+      </w:tr>
+      <w:tr>
+        <w:tc>
+          <w:tcPr>
+            <w:tcW w:type="dxa" w:w="2880"/>
+          </w:tcPr>
+          <w:p>
+            <w:r>
+              <w:t>qwen3-vl-flash</w:t>
+            </w:r>
+          </w:p>
+        </w:tc>
+        <w:tc>
+          <w:tcPr>
+            <w:tcW w:type="dxa" w:w="2880"/>
+          </w:tcPr>
+          <w:p>
+            <w:r>
+              <w:t>多模态图片识别（Manager + Analyzer）</w:t>
+            </w:r>
+          </w:p>
+        </w:tc>
+        <w:tc>
+          <w:tcPr>
+            <w:tcW w:type="dxa" w:w="2880"/>
+          </w:tcPr>
+          <w:p>
+            <w:r>
+              <w:t>OpenAI 兼容 API</w:t>
+            </w:r>
+          </w:p>
+        </w:tc>
+      </w:tr>
+      <w:tr>
+        <w:tc>
+          <w:tcPr>
+            <w:tcW w:type="dxa" w:w="2880"/>
+          </w:tcPr>
+          <w:p>
+            <w:r>
+              <w:t>text-embedding-v2</w:t>
+            </w:r>
+          </w:p>
+        </w:tc>
+        <w:tc>
+          <w:tcPr>
+            <w:tcW w:type="dxa" w:w="2880"/>
+          </w:tcPr>
+          <w:p>
+            <w:r>
+              <w:t>文档/Query 向量化（1536维）</w:t>
+            </w:r>
+          </w:p>
+        </w:tc>
+        <w:tc>
+          <w:tcPr>
+            <w:tcW w:type="dxa" w:w="2880"/>
+          </w:tcPr>
+          <w:p>
+            <w:r>
+              <w:t>OpenAI 兼容 API</w:t>
+            </w:r>
+          </w:p>
+        </w:tc>
+      </w:tr>
+      <w:tr>
+        <w:tc>
+          <w:tcPr>
+            <w:tcW w:type="dxa" w:w="2880"/>
+          </w:tcPr>
+          <w:p>
+            <w:r>
+              <w:t>qwen3-rerank</w:t>
+            </w:r>
+          </w:p>
+        </w:tc>
+        <w:tc>
+          <w:tcPr>
+            <w:tcW w:type="dxa" w:w="2880"/>
+          </w:tcPr>
+          <w:p>
+            <w:r>
+              <w:t>检索结果重排序</w:t>
+            </w:r>
+          </w:p>
+        </w:tc>
+        <w:tc>
+          <w:tcPr>
+            <w:tcW w:type="dxa" w:w="2880"/>
+          </w:tcPr>
+          <w:p>
+            <w:r>
+              <w:t>DashScope Rerank API</w:t>
+            </w:r>
+          </w:p>
+        </w:tc>
+      </w:tr>
+    </w:tbl>
+    <w:p/>
+    <w:p>
+      <w:pPr>
+        <w:pStyle w:val="Heading2"/>
+      </w:pPr>
+      <w:r>
+        <w:t>2.3 前端技术栈</w:t>
+      </w:r>
+    </w:p>
+    <w:tbl>
+      <w:tblPr>
+        <w:tblStyle w:val="LightGrid-Accent1"/>
+        <w:tblW w:type="auto" w:w="0"/>
+        <w:tblLook w:firstColumn="1" w:firstRow="1" w:lastColumn="0" w:lastRow="0" w:noHBand="0" w:noVBand="1" w:val="04A0"/>
+      </w:tblPr>
+      <w:tblGrid>
+        <w:gridCol w:w="2160"/>
+        <w:gridCol w:w="2160"/>
+        <w:gridCol w:w="2160"/>
+        <w:gridCol w:w="2160"/>
+      </w:tblGrid>
+      <w:tr>
+        <w:tc>
+          <w:tcPr>
+            <w:tcW w:type="dxa" w:w="2160"/>
+          </w:tcPr>
+          <w:p>
+            <w:r>
+              <w:t>类别</w:t>
+            </w:r>
+          </w:p>
+        </w:tc>
+        <w:tc>
+          <w:tcPr>
+            <w:tcW w:type="dxa" w:w="2160"/>
+          </w:tcPr>
+          <w:p>
+            <w:r>
+              <w:t>技术</w:t>
+            </w:r>
+          </w:p>
+        </w:tc>
+        <w:tc>
+          <w:tcPr>
+            <w:tcW w:type="dxa" w:w="2160"/>
+          </w:tcPr>
+          <w:p>
+            <w:r>
+              <w:t>版本</w:t>
+            </w:r>
+          </w:p>
+        </w:tc>
+        <w:tc>
+          <w:tcPr>
+            <w:tcW w:type="dxa" w:w="2160"/>
+          </w:tcPr>
+          <w:p>
+            <w:r>
+              <w:t>用途</w:t>
+            </w:r>
+          </w:p>
+        </w:tc>
+      </w:tr>
+      <w:tr>
+        <w:tc>
+          <w:tcPr>
+            <w:tcW w:type="dxa" w:w="2160"/>
+          </w:tcPr>
+          <w:p>
+            <w:r>
+              <w:t>框架</w:t>
+            </w:r>
+          </w:p>
+        </w:tc>
+        <w:tc>
+          <w:tcPr>
+            <w:tcW w:type="dxa" w:w="2160"/>
+          </w:tcPr>
+          <w:p>
+            <w:r>
+              <w:t>React</w:t>
+            </w:r>
+          </w:p>
+        </w:tc>
+        <w:tc>
+          <w:tcPr>
+            <w:tcW w:type="dxa" w:w="2160"/>
+          </w:tcPr>
+          <w:p>
+            <w:r>
+              <w:t>18.3</w:t>
+            </w:r>
+          </w:p>
+        </w:tc>
+        <w:tc>
+          <w:tcPr>
+            <w:tcW w:type="dxa" w:w="2160"/>
+          </w:tcPr>
+          <w:p>
+            <w:r>
+              <w:t>组件化 UI</w:t>
+            </w:r>
+          </w:p>
+        </w:tc>
+      </w:tr>
+      <w:tr>
+        <w:tc>
+          <w:tcPr>
+            <w:tcW w:type="dxa" w:w="2160"/>
+          </w:tcPr>
+          <w:p>
+            <w:r>
+              <w:t>构建工具</w:t>
+            </w:r>
+          </w:p>
+        </w:tc>
+        <w:tc>
+          <w:tcPr>
+            <w:tcW w:type="dxa" w:w="2160"/>
+          </w:tcPr>
+          <w:p>
+            <w:r>
+              <w:t>Vite</w:t>
+            </w:r>
+          </w:p>
+        </w:tc>
+        <w:tc>
+          <w:tcPr>
+            <w:tcW w:type="dxa" w:w="2160"/>
+          </w:tcPr>
+          <w:p>
+            <w:r>
+              <w:t>5.3</w:t>
+            </w:r>
+          </w:p>
+        </w:tc>
+        <w:tc>
+          <w:tcPr>
+            <w:tcW w:type="dxa" w:w="2160"/>
+          </w:tcPr>
+          <w:p>
+            <w:r>
+              <w:t>开发服务器 + 生产打包</w:t>
+            </w:r>
+          </w:p>
+        </w:tc>
+      </w:tr>
+      <w:tr>
+        <w:tc>
+          <w:tcPr>
+            <w:tcW w:type="dxa" w:w="2160"/>
+          </w:tcPr>
+          <w:p>
+            <w:r>
+              <w:t>类型系统</w:t>
+            </w:r>
+          </w:p>
+        </w:tc>
+        <w:tc>
+          <w:tcPr>
+            <w:tcW w:type="dxa" w:w="2160"/>
+          </w:tcPr>
+          <w:p>
+            <w:r>
+              <w:t>TypeScript</w:t>
+            </w:r>
+          </w:p>
+        </w:tc>
+        <w:tc>
+          <w:tcPr>
+            <w:tcW w:type="dxa" w:w="2160"/>
+          </w:tcPr>
+          <w:p>
+            <w:r>
+              <w:t>5.5</w:t>
+            </w:r>
+          </w:p>
+        </w:tc>
+        <w:tc>
+          <w:tcPr>
+            <w:tcW w:type="dxa" w:w="2160"/>
+          </w:tcPr>
+          <w:p>
+            <w:r>
+              <w:t>静态类型检查</w:t>
+            </w:r>
+          </w:p>
+        </w:tc>
+      </w:tr>
+      <w:tr>
+        <w:tc>
+          <w:tcPr>
+            <w:tcW w:type="dxa" w:w="2160"/>
+          </w:tcPr>
+          <w:p>
+            <w:r>
+              <w:t>CSS 框架</w:t>
+            </w:r>
+          </w:p>
+        </w:tc>
+        <w:tc>
+          <w:tcPr>
+            <w:tcW w:type="dxa" w:w="2160"/>
+          </w:tcPr>
+          <w:p>
+            <w:r>
+              <w:t>Tailwind CSS</w:t>
+            </w:r>
+          </w:p>
+        </w:tc>
+        <w:tc>
+          <w:tcPr>
+            <w:tcW w:type="dxa" w:w="2160"/>
+          </w:tcPr>
+          <w:p>
+            <w:r>
+              <w:t>3.4</w:t>
+            </w:r>
+          </w:p>
+        </w:tc>
+        <w:tc>
+          <w:tcPr>
+            <w:tcW w:type="dxa" w:w="2160"/>
+          </w:tcPr>
+          <w:p>
+            <w:r>
+              <w:t>原子化 CSS (暗金主题 #B8860B)</w:t>
+            </w:r>
+          </w:p>
+        </w:tc>
+      </w:tr>
+      <w:tr>
+        <w:tc>
+          <w:tcPr>
+            <w:tcW w:type="dxa" w:w="2160"/>
+          </w:tcPr>
+          <w:p>
+            <w:r>
+              <w:t>图标库</w:t>
+            </w:r>
+          </w:p>
+        </w:tc>
+        <w:tc>
+          <w:tcPr>
+            <w:tcW w:type="dxa" w:w="2160"/>
+          </w:tcPr>
+          <w:p>
+            <w:r>
+              <w:t>lucide-react</w:t>
+            </w:r>
+          </w:p>
+        </w:tc>
+        <w:tc>
+          <w:tcPr>
+            <w:tcW w:type="dxa" w:w="2160"/>
+          </w:tcPr>
+          <w:p>
+            <w:r>
+              <w:t>0.400</w:t>
+            </w:r>
+          </w:p>
+        </w:tc>
+        <w:tc>
+          <w:tcPr>
+            <w:tcW w:type="dxa" w:w="2160"/>
+          </w:tcPr>
+          <w:p>
+            <w:r>
+              <w:t>SVG 图标组件</w:t>
+            </w:r>
+          </w:p>
+        </w:tc>
+      </w:tr>
+    </w:tbl>
+    <w:p/>
+    <w:p>
+      <w:pPr>
+        <w:pStyle w:val="Heading2"/>
+      </w:pPr>
+      <w:r>
+        <w:t>2.4 基础设施</w:t>
+      </w:r>
+    </w:p>
+    <w:tbl>
+      <w:tblPr>
+        <w:tblStyle w:val="LightGrid-Accent1"/>
+        <w:tblW w:type="auto" w:w="0"/>
+        <w:tblLook w:firstColumn="1" w:firstRow="1" w:lastColumn="0" w:lastRow="0" w:noHBand="0" w:noVBand="1" w:val="04A0"/>
+      </w:tblPr>
+      <w:tblGrid>
+        <w:gridCol w:w="2880"/>
+        <w:gridCol w:w="2880"/>
+        <w:gridCol w:w="2880"/>
+      </w:tblGrid>
+      <w:tr>
+        <w:tc>
+          <w:tcPr>
+            <w:tcW w:type="dxa" w:w="2880"/>
+          </w:tcPr>
+          <w:p>
+            <w:r>
+              <w:t>类别</w:t>
+            </w:r>
+          </w:p>
+        </w:tc>
+        <w:tc>
+          <w:tcPr>
+            <w:tcW w:type="dxa" w:w="2880"/>
+          </w:tcPr>
+          <w:p>
+            <w:r>
+              <w:t>技术</w:t>
+            </w:r>
+          </w:p>
+        </w:tc>
+        <w:tc>
+          <w:tcPr>
+            <w:tcW w:type="dxa" w:w="2880"/>
+          </w:tcPr>
+          <w:p>
+            <w:r>
+              <w:t>说明</w:t>
+            </w:r>
+          </w:p>
+        </w:tc>
+      </w:tr>
+      <w:tr>
+        <w:tc>
+          <w:tcPr>
+            <w:tcW w:type="dxa" w:w="2880"/>
+          </w:tcPr>
+          <w:p>
+            <w:r>
+              <w:t>关系数据库</w:t>
+            </w:r>
+          </w:p>
+        </w:tc>
+        <w:tc>
+          <w:tcPr>
+            <w:tcW w:type="dxa" w:w="2880"/>
+          </w:tcPr>
+          <w:p>
+            <w:r>
+              <w:t>PostgreSQL</w:t>
+            </w:r>
+          </w:p>
+        </w:tc>
+        <w:tc>
+          <w:tcPr>
+            <w:tcW w:type="dxa" w:w="2880"/>
+          </w:tcPr>
+          <w:p>
+            <w:r>
+              <w:t>存储所有结构化数据（10 张表）</w:t>
+            </w:r>
+          </w:p>
+        </w:tc>
+      </w:tr>
+      <w:tr>
+        <w:tc>
+          <w:tcPr>
+            <w:tcW w:type="dxa" w:w="2880"/>
+          </w:tcPr>
+          <w:p>
+            <w:r>
+              <w:t>向量数据库</w:t>
+            </w:r>
+          </w:p>
+        </w:tc>
+        <w:tc>
+          <w:tcPr>
+            <w:tcW w:type="dxa" w:w="2880"/>
+          </w:tcPr>
+          <w:p>
+            <w:r>
+              <w:t>ChromaDB (Persistent)</w:t>
+            </w:r>
+          </w:p>
+        </w:tc>
+        <w:tc>
+          <w:tcPr>
+            <w:tcW w:type="dxa" w:w="2880"/>
+          </w:tcPr>
+          <w:p>
+            <w:r>
+              <w:t>本地持久化，1536 维文档嵌入，余弦相似度</w:t>
+            </w:r>
+          </w:p>
+        </w:tc>
+      </w:tr>
+      <w:tr>
+        <w:tc>
+          <w:tcPr>
+            <w:tcW w:type="dxa" w:w="2880"/>
+          </w:tcPr>
+          <w:p>
+            <w:r>
+              <w:t>LLM 平台</w:t>
+            </w:r>
+          </w:p>
+        </w:tc>
+        <w:tc>
+          <w:tcPr>
+            <w:tcW w:type="dxa" w:w="2880"/>
+          </w:tcPr>
+          <w:p>
+            <w:r>
+              <w:t>阿里云百炼 (DashScope)</w:t>
+            </w:r>
+          </w:p>
+        </w:tc>
+        <w:tc>
+          <w:tcPr>
+            <w:tcW w:type="dxa" w:w="2880"/>
+          </w:tcPr>
+          <w:p>
+            <w:r>
+              <w:t>千问系列模型，4 个模型统一管理</w:t>
+            </w:r>
+          </w:p>
+        </w:tc>
+      </w:tr>
+      <w:tr>
+        <w:tc>
+          <w:tcPr>
+            <w:tcW w:type="dxa" w:w="2880"/>
+          </w:tcPr>
+          <w:p>
+            <w:r>
+              <w:t>通信协议</w:t>
+            </w:r>
+          </w:p>
+        </w:tc>
+        <w:tc>
+          <w:tcPr>
+            <w:tcW w:type="dxa" w:w="2880"/>
+          </w:tcPr>
+          <w:p>
+            <w:r>
+              <w:t>OpenAI 兼容 API</w:t>
+            </w:r>
+          </w:p>
+        </w:tc>
+        <w:tc>
+          <w:tcPr>
+            <w:tcW w:type="dxa" w:w="2880"/>
+          </w:tcPr>
+          <w:p>
+            <w:r>
+              <w:t>DashScope /compatible-mode/v1 端点</w:t>
+            </w:r>
+          </w:p>
+        </w:tc>
+      </w:tr>
+    </w:tbl>
+    <w:p/>
+    <w:p>
+      <w:pPr>
+        <w:pStyle w:val="Heading1"/>
+      </w:pPr>
+      <w:r>
+        <w:t>3. 系统架构</w:t>
       </w:r>
     </w:p>
     <w:p>
       <w:r>
-        <w:t>后端: FastAPI + SQLAlchemy(async) + ChromaDB + LangGraph + DashScope(千问)</w:t>
+        <w:t>三层架构：前端(React, port 3000) -- 后端(FastAPI, port 8000) -- 数据层(PostgreSQL + ChromaDB + Redis)。</w:t>
       </w:r>
     </w:p>
     <w:p>
       <w:r>
-        <w:t>前端: React 18 + TypeScript + Vite + Tailwind CSS(暗金主题)</w:t>
-      </w:r>
-    </w:p>
-    <w:p>
-      <w:r>
-        <w:t>基础设施: PostgreSQL(10张表) + ChromaDB(Persistent) + Redis(已配置)</w:t>
+        <w:t>前端通过 Vite proxy 将所有 /api/* 请求转发到后端。</w:t>
       </w:r>
     </w:p>
     <w:p>
@@ -65,22 +1600,428 @@
         <w:pStyle w:val="Heading1"/>
       </w:pPr>
       <w:r>
-        <w:t>2. 系统架构</w:t>
+        <w:t>4. 数据库设计</w:t>
       </w:r>
     </w:p>
     <w:p>
+      <w:pPr>
+        <w:pStyle w:val="Heading2"/>
+      </w:pPr>
       <w:r>
-        <w:t>三层架构: 前端(React, port 3000) → 后端(FastAPI, port 8000) → 数据层(PostgreSQL + ChromaDB)</w:t>
+        <w:t>4.1 PostgreSQL 表结构（10 张表）</w:t>
+      </w:r>
+    </w:p>
+    <w:tbl>
+      <w:tblPr>
+        <w:tblStyle w:val="LightGrid-Accent1"/>
+        <w:tblW w:type="auto" w:w="0"/>
+        <w:tblLook w:firstColumn="1" w:firstRow="1" w:lastColumn="0" w:lastRow="0" w:noHBand="0" w:noVBand="1" w:val="04A0"/>
+      </w:tblPr>
+      <w:tblGrid>
+        <w:gridCol w:w="2880"/>
+        <w:gridCol w:w="2880"/>
+        <w:gridCol w:w="2880"/>
+      </w:tblGrid>
+      <w:tr>
+        <w:tc>
+          <w:tcPr>
+            <w:tcW w:type="dxa" w:w="2880"/>
+          </w:tcPr>
+          <w:p>
+            <w:r>
+              <w:t>表名</w:t>
+            </w:r>
+          </w:p>
+        </w:tc>
+        <w:tc>
+          <w:tcPr>
+            <w:tcW w:type="dxa" w:w="2880"/>
+          </w:tcPr>
+          <w:p>
+            <w:r>
+              <w:t>用途</w:t>
+            </w:r>
+          </w:p>
+        </w:tc>
+        <w:tc>
+          <w:tcPr>
+            <w:tcW w:type="dxa" w:w="2880"/>
+          </w:tcPr>
+          <w:p>
+            <w:r>
+              <w:t>关键字段</w:t>
+            </w:r>
+          </w:p>
+        </w:tc>
+      </w:tr>
+      <w:tr>
+        <w:tc>
+          <w:tcPr>
+            <w:tcW w:type="dxa" w:w="2880"/>
+          </w:tcPr>
+          <w:p>
+            <w:r>
+              <w:t>knowledge_bases</w:t>
+            </w:r>
+          </w:p>
+        </w:tc>
+        <w:tc>
+          <w:tcPr>
+            <w:tcW w:type="dxa" w:w="2880"/>
+          </w:tcPr>
+          <w:p>
+            <w:r>
+              <w:t>知识库</w:t>
+            </w:r>
+          </w:p>
+        </w:tc>
+        <w:tc>
+          <w:tcPr>
+            <w:tcW w:type="dxa" w:w="2880"/>
+          </w:tcPr>
+          <w:p>
+            <w:r>
+              <w:t>id, name, description</w:t>
+            </w:r>
+          </w:p>
+        </w:tc>
+      </w:tr>
+      <w:tr>
+        <w:tc>
+          <w:tcPr>
+            <w:tcW w:type="dxa" w:w="2880"/>
+          </w:tcPr>
+          <w:p>
+            <w:r>
+              <w:t>knowledge_documents</w:t>
+            </w:r>
+          </w:p>
+        </w:tc>
+        <w:tc>
+          <w:tcPr>
+            <w:tcW w:type="dxa" w:w="2880"/>
+          </w:tcPr>
+          <w:p>
+            <w:r>
+              <w:t>知识库文档</w:t>
+            </w:r>
+          </w:p>
+        </w:tc>
+        <w:tc>
+          <w:tcPr>
+            <w:tcW w:type="dxa" w:w="2880"/>
+          </w:tcPr>
+          <w:p>
+            <w:r>
+              <w:t>id, kb_id(FK), filename, file_type, chunk_count</w:t>
+            </w:r>
+          </w:p>
+        </w:tc>
+      </w:tr>
+      <w:tr>
+        <w:tc>
+          <w:tcPr>
+            <w:tcW w:type="dxa" w:w="2880"/>
+          </w:tcPr>
+          <w:p>
+            <w:r>
+              <w:t>templates</w:t>
+            </w:r>
+          </w:p>
+        </w:tc>
+        <w:tc>
+          <w:tcPr>
+            <w:tcW w:type="dxa" w:w="2880"/>
+          </w:tcPr>
+          <w:p>
+            <w:r>
+              <w:t>客服模版</w:t>
+            </w:r>
+          </w:p>
+        </w:tc>
+        <w:tc>
+          <w:tcPr>
+            <w:tcW w:type="dxa" w:w="2880"/>
+          </w:tcPr>
+          <w:p>
+            <w:r>
+              <w:t>id, name, content, intro</w:t>
+            </w:r>
+          </w:p>
+        </w:tc>
+      </w:tr>
+      <w:tr>
+        <w:tc>
+          <w:tcPr>
+            <w:tcW w:type="dxa" w:w="2880"/>
+          </w:tcPr>
+          <w:p>
+            <w:r>
+              <w:t>preset_dialogs</w:t>
+            </w:r>
+          </w:p>
+        </w:tc>
+        <w:tc>
+          <w:tcPr>
+            <w:tcW w:type="dxa" w:w="2880"/>
+          </w:tcPr>
+          <w:p>
+            <w:r>
+              <w:t>预设问答（树形）</w:t>
+            </w:r>
+          </w:p>
+        </w:tc>
+        <w:tc>
+          <w:tcPr>
+            <w:tcW w:type="dxa" w:w="2880"/>
+          </w:tcPr>
+          <w:p>
+            <w:r>
+              <w:t>id, question, answer, shop, parent_id(自引用)</w:t>
+            </w:r>
+          </w:p>
+        </w:tc>
+      </w:tr>
+      <w:tr>
+        <w:tc>
+          <w:tcPr>
+            <w:tcW w:type="dxa" w:w="2880"/>
+          </w:tcPr>
+          <w:p>
+            <w:r>
+              <w:t>transfer_rules</w:t>
+            </w:r>
+          </w:p>
+        </w:tc>
+        <w:tc>
+          <w:tcPr>
+            <w:tcW w:type="dxa" w:w="2880"/>
+          </w:tcPr>
+          <w:p>
+            <w:r>
+              <w:t>转人工规则</w:t>
+            </w:r>
+          </w:p>
+        </w:tc>
+        <w:tc>
+          <w:tcPr>
+            <w:tcW w:type="dxa" w:w="2880"/>
+          </w:tcPr>
+          <w:p>
+            <w:r>
+              <w:t>id, keyword, reply, enabled</w:t>
+            </w:r>
+          </w:p>
+        </w:tc>
+      </w:tr>
+      <w:tr>
+        <w:tc>
+          <w:tcPr>
+            <w:tcW w:type="dxa" w:w="2880"/>
+          </w:tcPr>
+          <w:p>
+            <w:r>
+              <w:t>conversations</w:t>
+            </w:r>
+          </w:p>
+        </w:tc>
+        <w:tc>
+          <w:tcPr>
+            <w:tcW w:type="dxa" w:w="2880"/>
+          </w:tcPr>
+          <w:p>
+            <w:r>
+              <w:t>对话会话</w:t>
+            </w:r>
+          </w:p>
+        </w:tc>
+        <w:tc>
+          <w:tcPr>
+            <w:tcW w:type="dxa" w:w="2880"/>
+          </w:tcPr>
+          <w:p>
+            <w:r>
+              <w:t>id, title, customer_label, message_count, summary, is_active</w:t>
+            </w:r>
+          </w:p>
+        </w:tc>
+      </w:tr>
+      <w:tr>
+        <w:tc>
+          <w:tcPr>
+            <w:tcW w:type="dxa" w:w="2880"/>
+          </w:tcPr>
+          <w:p>
+            <w:r>
+              <w:t>messages</w:t>
+            </w:r>
+          </w:p>
+        </w:tc>
+        <w:tc>
+          <w:tcPr>
+            <w:tcW w:type="dxa" w:w="2880"/>
+          </w:tcPr>
+          <w:p>
+            <w:r>
+              <w:t>对话消息</w:t>
+            </w:r>
+          </w:p>
+        </w:tc>
+        <w:tc>
+          <w:tcPr>
+            <w:tcW w:type="dxa" w:w="2880"/>
+          </w:tcPr>
+          <w:p>
+            <w:r>
+              <w:t>id, conversation_id(FK), role, content, is_summarized</w:t>
+            </w:r>
+          </w:p>
+        </w:tc>
+      </w:tr>
+      <w:tr>
+        <w:tc>
+          <w:tcPr>
+            <w:tcW w:type="dxa" w:w="2880"/>
+          </w:tcPr>
+          <w:p>
+            <w:r>
+              <w:t>copywriting_sessions</w:t>
+            </w:r>
+          </w:p>
+        </w:tc>
+        <w:tc>
+          <w:tcPr>
+            <w:tcW w:type="dxa" w:w="2880"/>
+          </w:tcPr>
+          <w:p>
+            <w:r>
+              <w:t>文案会话</w:t>
+            </w:r>
+          </w:p>
+        </w:tc>
+        <w:tc>
+          <w:tcPr>
+            <w:tcW w:type="dxa" w:w="2880"/>
+          </w:tcPr>
+          <w:p>
+            <w:r>
+              <w:t>id, title, status, langgraph_state(JSONB)</w:t>
+            </w:r>
+          </w:p>
+        </w:tc>
+      </w:tr>
+      <w:tr>
+        <w:tc>
+          <w:tcPr>
+            <w:tcW w:type="dxa" w:w="2880"/>
+          </w:tcPr>
+          <w:p>
+            <w:r>
+              <w:t>copywriting_messages</w:t>
+            </w:r>
+          </w:p>
+        </w:tc>
+        <w:tc>
+          <w:tcPr>
+            <w:tcW w:type="dxa" w:w="2880"/>
+          </w:tcPr>
+          <w:p>
+            <w:r>
+              <w:t>文案消息</w:t>
+            </w:r>
+          </w:p>
+        </w:tc>
+        <w:tc>
+          <w:tcPr>
+            <w:tcW w:type="dxa" w:w="2880"/>
+          </w:tcPr>
+          <w:p>
+            <w:r>
+              <w:t>id, session_id(FK), role, content</w:t>
+            </w:r>
+          </w:p>
+        </w:tc>
+      </w:tr>
+      <w:tr>
+        <w:tc>
+          <w:tcPr>
+            <w:tcW w:type="dxa" w:w="2880"/>
+          </w:tcPr>
+          <w:p>
+            <w:r>
+              <w:t>compliance_rules</w:t>
+            </w:r>
+          </w:p>
+        </w:tc>
+        <w:tc>
+          <w:tcPr>
+            <w:tcW w:type="dxa" w:w="2880"/>
+          </w:tcPr>
+          <w:p>
+            <w:r>
+              <w:t>合规规则</w:t>
+            </w:r>
+          </w:p>
+        </w:tc>
+        <w:tc>
+          <w:tcPr>
+            <w:tcW w:type="dxa" w:w="2880"/>
+          </w:tcPr>
+          <w:p>
+            <w:r>
+              <w:t>id, title, content, source_type, file_path</w:t>
+            </w:r>
+          </w:p>
+        </w:tc>
+      </w:tr>
+    </w:tbl>
+    <w:p/>
+    <w:p>
+      <w:pPr>
+        <w:pStyle w:val="Heading2"/>
+      </w:pPr>
+      <w:r>
+        <w:t>4.2 ChromaDB 向量存储</w:t>
       </w:r>
     </w:p>
     <w:p>
+      <w:pPr>
+        <w:pStyle w:val="ListBullet"/>
+      </w:pPr>
       <w:r>
-        <w:t>Vite dev server 配置了 proxy: /api/* → http://localhost:8000</w:t>
+        <w:t>客户端类型：PersistentClient（本地文件持久化，目录 ./chroma_data）</w:t>
       </w:r>
     </w:p>
     <w:p>
+      <w:pPr>
+        <w:pStyle w:val="ListBullet"/>
+      </w:pPr>
       <w:r>
-        <w:t>前端导航: ModuleDashboard(7模块4列网格) → 点击进入模块内容页(含返回按钮和知识库子标签)</w:t>
+        <w:t>嵌入模型：DashScope text-embedding-v2（1536 维，中文优化）</w:t>
+      </w:r>
+    </w:p>
+    <w:p>
+      <w:pPr>
+        <w:pStyle w:val="ListBullet"/>
+      </w:pPr>
+      <w:r>
+        <w:t>距离度量：cosine（余弦相似度）</w:t>
+      </w:r>
+    </w:p>
+    <w:p>
+      <w:pPr>
+        <w:pStyle w:val="ListBullet"/>
+      </w:pPr>
+      <w:r>
+        <w:t>集合命名：每个知识库对应一个集合，命名为 kb_{knowledge_base_id}</w:t>
+      </w:r>
+    </w:p>
+    <w:p>
+      <w:pPr>
+        <w:pStyle w:val="ListBullet"/>
+      </w:pPr>
+      <w:r>
+        <w:t>文档块：以 {file_id}_chunk_{i} 为 ID 存储，元数据包含 source 和 kb_id</w:t>
       </w:r>
     </w:p>
     <w:p>
@@ -88,7 +2029,7 @@
         <w:pStyle w:val="Heading1"/>
       </w:pPr>
       <w:r>
-        <w:t>3. 前端详解</w:t>
+        <w:t>5. RAG 工程（v1.3 升级版）</w:t>
       </w:r>
     </w:p>
     <w:p>
@@ -96,27 +2037,89 @@
         <w:pStyle w:val="Heading2"/>
       </w:pPr>
       <w:r>
-        <w:t>3.1 组件树</w:t>
+        <w:t>5.1 升级版 4 节点流程</w:t>
       </w:r>
     </w:p>
     <w:p>
       <w:r>
-        <w:t>App → ModuleDashboard(首页7模块) → 各模块页面</w:t>
+        <w:t>rewrite_query -- hybrid_retrieve -- rerank -- generate</w:t>
+      </w:r>
+    </w:p>
+    <w:p>
+      <w:pPr>
+        <w:pStyle w:val="Heading3"/>
+      </w:pPr>
+      <w:r>
+        <w:t>节点 1: Query Rewriting（查询改写）</w:t>
       </w:r>
     </w:p>
     <w:p>
       <w:r>
-        <w:t>模块: ChatPage(对话), KnowledgeNewPage/UploadPage/AIPage(知识库), CopywritingChatPage(文案生成), ChatHistoryPage(聊天记录), CSTemplatePage(客服模版), StoreConfigPage(商店配置), TransferPage(转人工设置)</w:t>
+        <w:t>LLM (qwen-plus, temp=0.1) 提取核心问题，去除填充词。可配置开关(query_rewrite_enabled)。</w:t>
       </w:r>
     </w:p>
     <w:p>
       <w:r>
-        <w:t>知识库子标签: 新建知识库, 知能对话(2项)</w:t>
+        <w:t>示例: "你好，我想问一下退换货的事情" -- "退换货政策"</w:t>
+      </w:r>
+    </w:p>
+    <w:p>
+      <w:pPr>
+        <w:pStyle w:val="Heading3"/>
+      </w:pPr>
+      <w:r>
+        <w:t>节点 2: Hybrid Retrieve（混合检索）</w:t>
       </w:r>
     </w:p>
     <w:p>
       <w:r>
-        <w:t>文案生成系统独立为第7个模块,采用聊天式UI + 规则管理弹窗</w:t>
+        <w:t>向量检索（DashScope text-embedding-v2, Top-15）+ BM25 关键词检索（jieba + rank_bm25, Top-15）</w:t>
+      </w:r>
+    </w:p>
+    <w:p>
+      <w:r>
+        <w:t>-- RRF 融合: score(d) = 0.7/(60+rank_v) + 0.3/(60+rank_b) -- Top-10 候选</w:t>
+      </w:r>
+    </w:p>
+    <w:p>
+      <w:r>
+        <w:t>BM25 索引 TTL 缓存 300 秒，文档变动时主动失效。</w:t>
+      </w:r>
+    </w:p>
+    <w:p>
+      <w:pPr>
+        <w:pStyle w:val="Heading3"/>
+      </w:pPr>
+      <w:r>
+        <w:t>节点 3: Rerank（重排序）</w:t>
+      </w:r>
+    </w:p>
+    <w:p>
+      <w:r>
+        <w:t>qwen3-rerank 从 10 个候选中精排 Top-5。失败时优雅降级--使用 RRF 排序结果。</w:t>
+      </w:r>
+    </w:p>
+    <w:p>
+      <w:r>
+        <w:t>API: POST https://dashscope.aliyuncs.com/compatible-api/v1/reranks</w:t>
+      </w:r>
+    </w:p>
+    <w:p>
+      <w:pPr>
+        <w:pStyle w:val="Heading3"/>
+      </w:pPr>
+      <w:r>
+        <w:t>节点 4: Generate（生成回复）</w:t>
+      </w:r>
+    </w:p>
+    <w:p>
+      <w:r>
+        <w:t>System Prompt = 客服模版 + Top-5 精排文档（带 [来源: xxx.md] 标注）+ 历史 + 摘要</w:t>
+      </w:r>
+    </w:p>
+    <w:p>
+      <w:r>
+        <w:t>-- qwen-plus (temp=0.3) 生成 -- 返回: reply + sources + source_details + retrieval_count</w:t>
       </w:r>
     </w:p>
     <w:p>
@@ -124,12 +2127,37 @@
         <w:pStyle w:val="Heading2"/>
       </w:pPr>
       <w:r>
-        <w:t>3.2 状态管理</w:t>
+        <w:t>5.2 文档摄入管道</w:t>
       </w:r>
     </w:p>
     <w:p>
       <w:r>
-        <w:t>纯React本地状态(useState), 无状态管理库。跨组件共享通过props drilling。localStorage持久化session_id实现断点续传。</w:t>
+        <w:t>1. 文件上传 -- 保存到 ./uploads/</w:t>
+      </w:r>
+    </w:p>
+    <w:p>
+      <w:r>
+        <w:t>2. FileParser 解析为纯文本（txt/md/json/docx/csv/xlsx）</w:t>
+      </w:r>
+    </w:p>
+    <w:p>
+      <w:r>
+        <w:t>3. RecursiveCharacterTextSplitter 语义分块（分隔符: \n\n, \n, 。, ？, ！, ，, ；, ：, 空格, 字符）</w:t>
+      </w:r>
+    </w:p>
+    <w:p>
+      <w:r>
+        <w:t>4. DashScope text-embedding-v2 向量化（1536维，25条/批）</w:t>
+      </w:r>
+    </w:p>
+    <w:p>
+      <w:r>
+        <w:t>5. ChromaDB 存储 + BM25 缓存失效</w:t>
+      </w:r>
+    </w:p>
+    <w:p>
+      <w:r>
+        <w:t>6. PostgreSQL 记录 KnowledgeDocument</w:t>
       </w:r>
     </w:p>
     <w:p>
@@ -137,17 +2165,696 @@
         <w:pStyle w:val="Heading2"/>
       </w:pPr>
       <w:r>
-        <w:t>3.3 API层</w:t>
+        <w:t>5.3 v1.3 修复的 7 个关键缺陷</w:t>
+      </w:r>
+    </w:p>
+    <w:tbl>
+      <w:tblPr>
+        <w:tblStyle w:val="LightGrid-Accent1"/>
+        <w:tblW w:type="auto" w:w="0"/>
+        <w:tblLook w:firstColumn="1" w:firstRow="1" w:lastColumn="0" w:lastRow="0" w:noHBand="0" w:noVBand="1" w:val="04A0"/>
+      </w:tblPr>
+      <w:tblGrid>
+        <w:gridCol w:w="2880"/>
+        <w:gridCol w:w="2880"/>
+        <w:gridCol w:w="2880"/>
+      </w:tblGrid>
+      <w:tr>
+        <w:tc>
+          <w:tcPr>
+            <w:tcW w:type="dxa" w:w="2880"/>
+          </w:tcPr>
+          <w:p>
+            <w:r>
+              <w:t>#</w:t>
+            </w:r>
+          </w:p>
+        </w:tc>
+        <w:tc>
+          <w:tcPr>
+            <w:tcW w:type="dxa" w:w="2880"/>
+          </w:tcPr>
+          <w:p>
+            <w:r>
+              <w:t>问题 (v1.2)</w:t>
+            </w:r>
+          </w:p>
+        </w:tc>
+        <w:tc>
+          <w:tcPr>
+            <w:tcW w:type="dxa" w:w="2880"/>
+          </w:tcPr>
+          <w:p>
+            <w:r>
+              <w:t>解决方案 (v1.3)</w:t>
+            </w:r>
+          </w:p>
+        </w:tc>
+      </w:tr>
+      <w:tr>
+        <w:tc>
+          <w:tcPr>
+            <w:tcW w:type="dxa" w:w="2880"/>
+          </w:tcPr>
+          <w:p>
+            <w:r>
+              <w:t>1</w:t>
+            </w:r>
+          </w:p>
+        </w:tc>
+        <w:tc>
+          <w:tcPr>
+            <w:tcW w:type="dxa" w:w="2880"/>
+          </w:tcPr>
+          <w:p>
+            <w:r>
+              <w:t>ChromaDB 使用 all-MiniLM-L6-v2 (384维英文)</w:t>
+            </w:r>
+          </w:p>
+        </w:tc>
+        <w:tc>
+          <w:tcPr>
+            <w:tcW w:type="dxa" w:w="2880"/>
+          </w:tcPr>
+          <w:p>
+            <w:r>
+              <w:t>DashScopeEmbeddingFunction -- text-embedding-v2 (1536维中文)</w:t>
+            </w:r>
+          </w:p>
+        </w:tc>
+      </w:tr>
+      <w:tr>
+        <w:tc>
+          <w:tcPr>
+            <w:tcW w:type="dxa" w:w="2880"/>
+          </w:tcPr>
+          <w:p>
+            <w:r>
+              <w:t>2</w:t>
+            </w:r>
+          </w:p>
+        </w:tc>
+        <w:tc>
+          <w:tcPr>
+            <w:tcW w:type="dxa" w:w="2880"/>
+          </w:tcPr>
+          <w:p>
+            <w:r>
+              <w:t>固定 500 字符硬切</w:t>
+            </w:r>
+          </w:p>
+        </w:tc>
+        <w:tc>
+          <w:tcPr>
+            <w:tcW w:type="dxa" w:w="2880"/>
+          </w:tcPr>
+          <w:p>
+            <w:r>
+              <w:t>RecursiveCharacterTextSplitter + 中文分隔符</w:t>
+            </w:r>
+          </w:p>
+        </w:tc>
+      </w:tr>
+      <w:tr>
+        <w:tc>
+          <w:tcPr>
+            <w:tcW w:type="dxa" w:w="2880"/>
+          </w:tcPr>
+          <w:p>
+            <w:r>
+              <w:t>3</w:t>
+            </w:r>
+          </w:p>
+        </w:tc>
+        <w:tc>
+          <w:tcPr>
+            <w:tcW w:type="dxa" w:w="2880"/>
+          </w:tcPr>
+          <w:p>
+            <w:r>
+              <w:t>无重排序</w:t>
+            </w:r>
+          </w:p>
+        </w:tc>
+        <w:tc>
+          <w:tcPr>
+            <w:tcW w:type="dxa" w:w="2880"/>
+          </w:tcPr>
+          <w:p>
+            <w:r>
+              <w:t>qwen3-rerank 精排 Top-5</w:t>
+            </w:r>
+          </w:p>
+        </w:tc>
+      </w:tr>
+      <w:tr>
+        <w:tc>
+          <w:tcPr>
+            <w:tcW w:type="dxa" w:w="2880"/>
+          </w:tcPr>
+          <w:p>
+            <w:r>
+              <w:t>4</w:t>
+            </w:r>
+          </w:p>
+        </w:tc>
+        <w:tc>
+          <w:tcPr>
+            <w:tcW w:type="dxa" w:w="2880"/>
+          </w:tcPr>
+          <w:p>
+            <w:r>
+              <w:t>纯向量检索</w:t>
+            </w:r>
+          </w:p>
+        </w:tc>
+        <w:tc>
+          <w:tcPr>
+            <w:tcW w:type="dxa" w:w="2880"/>
+          </w:tcPr>
+          <w:p>
+            <w:r>
+              <w:t>BM25 + RRF 混合检索</w:t>
+            </w:r>
+          </w:p>
+        </w:tc>
+      </w:tr>
+      <w:tr>
+        <w:tc>
+          <w:tcPr>
+            <w:tcW w:type="dxa" w:w="2880"/>
+          </w:tcPr>
+          <w:p>
+            <w:r>
+              <w:t>5</w:t>
+            </w:r>
+          </w:p>
+        </w:tc>
+        <w:tc>
+          <w:tcPr>
+            <w:tcW w:type="dxa" w:w="2880"/>
+          </w:tcPr>
+          <w:p>
+            <w:r>
+              <w:t>无查询优化</w:t>
+            </w:r>
+          </w:p>
+        </w:tc>
+        <w:tc>
+          <w:tcPr>
+            <w:tcW w:type="dxa" w:w="2880"/>
+          </w:tcPr>
+          <w:p>
+            <w:r>
+              <w:t>LLM Query Rewriting</w:t>
+            </w:r>
+          </w:p>
+        </w:tc>
+      </w:tr>
+      <w:tr>
+        <w:tc>
+          <w:tcPr>
+            <w:tcW w:type="dxa" w:w="2880"/>
+          </w:tcPr>
+          <w:p>
+            <w:r>
+              <w:t>6</w:t>
+            </w:r>
+          </w:p>
+        </w:tc>
+        <w:tc>
+          <w:tcPr>
+            <w:tcW w:type="dxa" w:w="2880"/>
+          </w:tcPr>
+          <w:p>
+            <w:r>
+              <w:t>无引用溯源</w:t>
+            </w:r>
+          </w:p>
+        </w:tc>
+        <w:tc>
+          <w:tcPr>
+            <w:tcW w:type="dxa" w:w="2880"/>
+          </w:tcPr>
+          <w:p>
+            <w:r>
+              <w:t>ChatResponse.source_details</w:t>
+            </w:r>
+          </w:p>
+        </w:tc>
+      </w:tr>
+      <w:tr>
+        <w:tc>
+          <w:tcPr>
+            <w:tcW w:type="dxa" w:w="2880"/>
+          </w:tcPr>
+          <w:p>
+            <w:r>
+              <w:t>7</w:t>
+            </w:r>
+          </w:p>
+        </w:tc>
+        <w:tc>
+          <w:tcPr>
+            <w:tcW w:type="dxa" w:w="2880"/>
+          </w:tcPr>
+          <w:p>
+            <w:r>
+              <w:t>无检索评估</w:t>
+            </w:r>
+          </w:p>
+        </w:tc>
+        <w:tc>
+          <w:tcPr>
+            <w:tcW w:type="dxa" w:w="2880"/>
+          </w:tcPr>
+          <w:p>
+            <w:r>
+              <w:t>retrieval_metrics + retrieval_count</w:t>
+            </w:r>
+          </w:p>
+        </w:tc>
+      </w:tr>
+    </w:tbl>
+    <w:p/>
+    <w:p>
+      <w:pPr>
+        <w:pStyle w:val="Heading2"/>
+      </w:pPr>
+      <w:r>
+        <w:t>5.4 RAG 新增模块</w:t>
+      </w:r>
+    </w:p>
+    <w:tbl>
+      <w:tblPr>
+        <w:tblStyle w:val="LightGrid-Accent1"/>
+        <w:tblW w:type="auto" w:w="0"/>
+        <w:tblLook w:firstColumn="1" w:firstRow="1" w:lastColumn="0" w:lastRow="0" w:noHBand="0" w:noVBand="1" w:val="04A0"/>
+      </w:tblPr>
+      <w:tblGrid>
+        <w:gridCol w:w="4320"/>
+        <w:gridCol w:w="4320"/>
+      </w:tblGrid>
+      <w:tr>
+        <w:tc>
+          <w:tcPr>
+            <w:tcW w:type="dxa" w:w="4320"/>
+          </w:tcPr>
+          <w:p>
+            <w:r>
+              <w:t>文件</w:t>
+            </w:r>
+          </w:p>
+        </w:tc>
+        <w:tc>
+          <w:tcPr>
+            <w:tcW w:type="dxa" w:w="4320"/>
+          </w:tcPr>
+          <w:p>
+            <w:r>
+              <w:t>职责</w:t>
+            </w:r>
+          </w:p>
+        </w:tc>
+      </w:tr>
+      <w:tr>
+        <w:tc>
+          <w:tcPr>
+            <w:tcW w:type="dxa" w:w="4320"/>
+          </w:tcPr>
+          <w:p>
+            <w:r>
+              <w:t>src/agents/embedding.py</w:t>
+            </w:r>
+          </w:p>
+        </w:tc>
+        <w:tc>
+          <w:tcPr>
+            <w:tcW w:type="dxa" w:w="4320"/>
+          </w:tcPr>
+          <w:p>
+            <w:r>
+              <w:t>DashScopeEmbeddingFunction -- ChromaDB 自定义嵌入函数</w:t>
+            </w:r>
+          </w:p>
+        </w:tc>
+      </w:tr>
+      <w:tr>
+        <w:tc>
+          <w:tcPr>
+            <w:tcW w:type="dxa" w:w="4320"/>
+          </w:tcPr>
+          <w:p>
+            <w:r>
+              <w:t>src/agents/reranker.py</w:t>
+            </w:r>
+          </w:p>
+        </w:tc>
+        <w:tc>
+          <w:tcPr>
+            <w:tcW w:type="dxa" w:w="4320"/>
+          </w:tcPr>
+          <w:p>
+            <w:r>
+              <w:t>DashScopeReranker -- qwen3-rerank 异步重排序客户端</w:t>
+            </w:r>
+          </w:p>
+        </w:tc>
+      </w:tr>
+      <w:tr>
+        <w:tc>
+          <w:tcPr>
+            <w:tcW w:type="dxa" w:w="4320"/>
+          </w:tcPr>
+          <w:p>
+            <w:r>
+              <w:t>src/agents/retrieval.py</w:t>
+            </w:r>
+          </w:p>
+        </w:tc>
+        <w:tc>
+          <w:tcPr>
+            <w:tcW w:type="dxa" w:w="4320"/>
+          </w:tcPr>
+          <w:p>
+            <w:r>
+              <w:t>HybridRetriever -- 向量+BM25+RRF 混合检索器 + BM25 缓存管理</w:t>
+            </w:r>
+          </w:p>
+        </w:tc>
+      </w:tr>
+      <w:tr>
+        <w:tc>
+          <w:tcPr>
+            <w:tcW w:type="dxa" w:w="4320"/>
+          </w:tcPr>
+          <w:p>
+            <w:r>
+              <w:t>src/utils/migration.py</w:t>
+            </w:r>
+          </w:p>
+        </w:tc>
+        <w:tc>
+          <w:tcPr>
+            <w:tcW w:type="dxa" w:w="4320"/>
+          </w:tcPr>
+          <w:p>
+            <w:r>
+              <w:t>ChromaDB 迁移工具（384维 -- 1536维）</w:t>
+            </w:r>
+          </w:p>
+        </w:tc>
+      </w:tr>
+    </w:tbl>
+    <w:p/>
+    <w:p>
+      <w:pPr>
+        <w:pStyle w:val="Heading2"/>
+      </w:pPr>
+      <w:r>
+        <w:t>5.5 关键 RAG 配置项</w:t>
+      </w:r>
+    </w:p>
+    <w:tbl>
+      <w:tblPr>
+        <w:tblStyle w:val="LightGrid-Accent1"/>
+        <w:tblW w:type="auto" w:w="0"/>
+        <w:tblLook w:firstColumn="1" w:firstRow="1" w:lastColumn="0" w:lastRow="0" w:noHBand="0" w:noVBand="1" w:val="04A0"/>
+      </w:tblPr>
+      <w:tblGrid>
+        <w:gridCol w:w="2880"/>
+        <w:gridCol w:w="2880"/>
+        <w:gridCol w:w="2880"/>
+      </w:tblGrid>
+      <w:tr>
+        <w:tc>
+          <w:tcPr>
+            <w:tcW w:type="dxa" w:w="2880"/>
+          </w:tcPr>
+          <w:p>
+            <w:r>
+              <w:t>配置项</w:t>
+            </w:r>
+          </w:p>
+        </w:tc>
+        <w:tc>
+          <w:tcPr>
+            <w:tcW w:type="dxa" w:w="2880"/>
+          </w:tcPr>
+          <w:p>
+            <w:r>
+              <w:t>默认值</w:t>
+            </w:r>
+          </w:p>
+        </w:tc>
+        <w:tc>
+          <w:tcPr>
+            <w:tcW w:type="dxa" w:w="2880"/>
+          </w:tcPr>
+          <w:p>
+            <w:r>
+              <w:t>说明</w:t>
+            </w:r>
+          </w:p>
+        </w:tc>
+      </w:tr>
+      <w:tr>
+        <w:tc>
+          <w:tcPr>
+            <w:tcW w:type="dxa" w:w="2880"/>
+          </w:tcPr>
+          <w:p>
+            <w:r>
+              <w:t>chunk_size / chunk_overlap</w:t>
+            </w:r>
+          </w:p>
+        </w:tc>
+        <w:tc>
+          <w:tcPr>
+            <w:tcW w:type="dxa" w:w="2880"/>
+          </w:tcPr>
+          <w:p>
+            <w:r>
+              <w:t>500 / 50</w:t>
+            </w:r>
+          </w:p>
+        </w:tc>
+        <w:tc>
+          <w:tcPr>
+            <w:tcW w:type="dxa" w:w="2880"/>
+          </w:tcPr>
+          <w:p>
+            <w:r>
+              <w:t>分块大小 / 重叠字符数</w:t>
+            </w:r>
+          </w:p>
+        </w:tc>
+      </w:tr>
+      <w:tr>
+        <w:tc>
+          <w:tcPr>
+            <w:tcW w:type="dxa" w:w="2880"/>
+          </w:tcPr>
+          <w:p>
+            <w:r>
+              <w:t>retrieval_top_k / retrieval_final_k</w:t>
+            </w:r>
+          </w:p>
+        </w:tc>
+        <w:tc>
+          <w:tcPr>
+            <w:tcW w:type="dxa" w:w="2880"/>
+          </w:tcPr>
+          <w:p>
+            <w:r>
+              <w:t>15 / 10</w:t>
+            </w:r>
+          </w:p>
+        </w:tc>
+        <w:tc>
+          <w:tcPr>
+            <w:tcW w:type="dxa" w:w="2880"/>
+          </w:tcPr>
+          <w:p>
+            <w:r>
+              <w:t>初始检索数 / RRF 融合后数量</w:t>
+            </w:r>
+          </w:p>
+        </w:tc>
+      </w:tr>
+      <w:tr>
+        <w:tc>
+          <w:tcPr>
+            <w:tcW w:type="dxa" w:w="2880"/>
+          </w:tcPr>
+          <w:p>
+            <w:r>
+              <w:t>rrf_k / rrf_alpha</w:t>
+            </w:r>
+          </w:p>
+        </w:tc>
+        <w:tc>
+          <w:tcPr>
+            <w:tcW w:type="dxa" w:w="2880"/>
+          </w:tcPr>
+          <w:p>
+            <w:r>
+              <w:t>60 / 0.7</w:t>
+            </w:r>
+          </w:p>
+        </w:tc>
+        <w:tc>
+          <w:tcPr>
+            <w:tcW w:type="dxa" w:w="2880"/>
+          </w:tcPr>
+          <w:p>
+            <w:r>
+              <w:t>RRF 平滑常数 / 向量权重(BM25=0.3)</w:t>
+            </w:r>
+          </w:p>
+        </w:tc>
+      </w:tr>
+      <w:tr>
+        <w:tc>
+          <w:tcPr>
+            <w:tcW w:type="dxa" w:w="2880"/>
+          </w:tcPr>
+          <w:p>
+            <w:r>
+              <w:t>bm25_cache_ttl</w:t>
+            </w:r>
+          </w:p>
+        </w:tc>
+        <w:tc>
+          <w:tcPr>
+            <w:tcW w:type="dxa" w:w="2880"/>
+          </w:tcPr>
+          <w:p>
+            <w:r>
+              <w:t>300</w:t>
+            </w:r>
+          </w:p>
+        </w:tc>
+        <w:tc>
+          <w:tcPr>
+            <w:tcW w:type="dxa" w:w="2880"/>
+          </w:tcPr>
+          <w:p>
+            <w:r>
+              <w:t>BM25 索引缓存有效期（秒）</w:t>
+            </w:r>
+          </w:p>
+        </w:tc>
+      </w:tr>
+      <w:tr>
+        <w:tc>
+          <w:tcPr>
+            <w:tcW w:type="dxa" w:w="2880"/>
+          </w:tcPr>
+          <w:p>
+            <w:r>
+              <w:t>rerank_model / rerank_top_n</w:t>
+            </w:r>
+          </w:p>
+        </w:tc>
+        <w:tc>
+          <w:tcPr>
+            <w:tcW w:type="dxa" w:w="2880"/>
+          </w:tcPr>
+          <w:p>
+            <w:r>
+              <w:t>qwen3-rerank / 5</w:t>
+            </w:r>
+          </w:p>
+        </w:tc>
+        <w:tc>
+          <w:tcPr>
+            <w:tcW w:type="dxa" w:w="2880"/>
+          </w:tcPr>
+          <w:p>
+            <w:r>
+              <w:t>重排序模型 / 最终文档数</w:t>
+            </w:r>
+          </w:p>
+        </w:tc>
+      </w:tr>
+      <w:tr>
+        <w:tc>
+          <w:tcPr>
+            <w:tcW w:type="dxa" w:w="2880"/>
+          </w:tcPr>
+          <w:p>
+            <w:r>
+              <w:t>query_rewrite_enabled</w:t>
+            </w:r>
+          </w:p>
+        </w:tc>
+        <w:tc>
+          <w:tcPr>
+            <w:tcW w:type="dxa" w:w="2880"/>
+          </w:tcPr>
+          <w:p>
+            <w:r>
+              <w:t>True</w:t>
+            </w:r>
+          </w:p>
+        </w:tc>
+        <w:tc>
+          <w:tcPr>
+            <w:tcW w:type="dxa" w:w="2880"/>
+          </w:tcPr>
+          <w:p>
+            <w:r>
+              <w:t>是否启用查询改写</w:t>
+            </w:r>
+          </w:p>
+        </w:tc>
+      </w:tr>
+      <w:tr>
+        <w:tc>
+          <w:tcPr>
+            <w:tcW w:type="dxa" w:w="2880"/>
+          </w:tcPr>
+          <w:p>
+            <w:r>
+              <w:t>chroma_distance_metric</w:t>
+            </w:r>
+          </w:p>
+        </w:tc>
+        <w:tc>
+          <w:tcPr>
+            <w:tcW w:type="dxa" w:w="2880"/>
+          </w:tcPr>
+          <w:p>
+            <w:r>
+              <w:t>cosine</w:t>
+            </w:r>
+          </w:p>
+        </w:tc>
+        <w:tc>
+          <w:tcPr>
+            <w:tcW w:type="dxa" w:w="2880"/>
+          </w:tcPr>
+          <w:p>
+            <w:r>
+              <w:t>向量距离度量方式</w:t>
+            </w:r>
+          </w:p>
+        </w:tc>
+      </w:tr>
+    </w:tbl>
+    <w:p/>
+    <w:p>
+      <w:pPr>
+        <w:pStyle w:val="Heading1"/>
+      </w:pPr>
+      <w:r>
+        <w:t>6. 记忆系统设计</w:t>
       </w:r>
     </w:p>
     <w:p>
       <w:r>
-        <w:t>统一 request&lt;T&gt;() 函数, 封装所有API调用。</w:t>
-      </w:r>
-    </w:p>
-    <w:p>
-      <w:r>
-        <w:t>API分组: knowledgeApi, templateApi, dialogApi, transferRuleApi, chatApi, conversationApi, copywritingWorkflowApi, complianceRuleApi</w:t>
+        <w:t>记忆系统围绕"会话（Conversation）"概念设计，每个会话代表一个独立客户的完整咨询过程。</w:t>
       </w:r>
     </w:p>
     <w:p>
@@ -155,12 +2862,67 @@
         <w:pStyle w:val="Heading2"/>
       </w:pPr>
       <w:r>
-        <w:t>3.4 暗金主题</w:t>
+        <w:t>6.1 会话生命周期</w:t>
+      </w:r>
+    </w:p>
+    <w:p>
+      <w:pPr>
+        <w:pStyle w:val="ListBullet"/>
+      </w:pPr>
+      <w:r>
+        <w:t>首次消息 -- create_conversation() -- 自动分配"客户N"编号</w:t>
+      </w:r>
+    </w:p>
+    <w:p>
+      <w:pPr>
+        <w:pStyle w:val="ListBullet"/>
+      </w:pPr>
+      <w:r>
+        <w:t>每次对话 -- add_message() 保存用户和 AI 消息 -- message_count + 1</w:t>
+      </w:r>
+    </w:p>
+    <w:p>
+      <w:pPr>
+        <w:pStyle w:val="ListBullet"/>
+      </w:pPr>
+      <w:r>
+        <w:t>消息超过 40 条 -- maybe_compress() -- LLM 压缩旧消息为 200字摘要 -- is_summarized=True</w:t>
+      </w:r>
+    </w:p>
+    <w:p>
+      <w:pPr>
+        <w:pStyle w:val="ListBullet"/>
+      </w:pPr>
+      <w:r>
+        <w:t>后台每 10 分钟 -- cleanup_expired() -- 删除 10 天前的过期会话</w:t>
+      </w:r>
+    </w:p>
+    <w:p>
+      <w:pPr>
+        <w:pStyle w:val="Heading2"/>
+      </w:pPr>
+      <w:r>
+        <w:t>6.2 上下文注入顺序</w:t>
       </w:r>
     </w:p>
     <w:p>
       <w:r>
-        <w:t>Tailwind自定义色板, primary=#B8860B, gold-50=#FDF8F0 等</w:t>
+        <w:t>1. System Prompt -- 角色设定 + 客服模版 + 知识库精排文档（含来源标注）</w:t>
+      </w:r>
+    </w:p>
+    <w:p>
+      <w:r>
+        <w:t>2. 对话摘要 -- conv.summary（若存在）</w:t>
+      </w:r>
+    </w:p>
+    <w:p>
+      <w:r>
+        <w:t>3. 最近未压缩消息 -- 最多 40 条</w:t>
+      </w:r>
+    </w:p>
+    <w:p>
+      <w:r>
+        <w:t>4. 当前用户消息 -- 最新 HumanMessage</w:t>
       </w:r>
     </w:p>
     <w:p>
@@ -168,7 +2930,12 @@
         <w:pStyle w:val="Heading1"/>
       </w:pPr>
       <w:r>
-        <w:t>4. 后端详解</w:t>
+        <w:t>7. 文案生成工作流（多 Agent + 多模态）</w:t>
+      </w:r>
+    </w:p>
+    <w:p>
+      <w:r>
+        <w:t>采用 LangGraph + Manager-Worker 多 Agent 模式，支持产品图片多模态识别。</w:t>
       </w:r>
     </w:p>
     <w:p>
@@ -176,12 +2943,37 @@
         <w:pStyle w:val="Heading2"/>
       </w:pPr>
       <w:r>
-        <w:t>4.1 FastAPI入口</w:t>
+        <w:t>7.1 工作流程</w:t>
       </w:r>
     </w:p>
     <w:p>
       <w:r>
-        <w:t>使用 lifespan 上下文管理器。启动: init_db()建表 + periodic_cleanup()后台任务。注册8个路由模块 + CORS中间件。</w:t>
+        <w:t>用户: "我想卖一款防晒霜，100元以下" [+ 产品图片]</w:t>
+      </w:r>
+    </w:p>
+    <w:p>
+      <w:r>
+        <w:t>-- Manager Agent (qwen3-vl-flash): 从图片提取产品外观/颜色/包装/品牌调性 + 评估信息完整度</w:t>
+      </w:r>
+    </w:p>
+    <w:p>
+      <w:r>
+        <w:t xml:space="preserve">   |-- 不足 -- 追问用户（断点保存 State 到 JSONB）</w:t>
+      </w:r>
+    </w:p>
+    <w:p>
+      <w:r>
+        <w:t xml:space="preserve">   |-- 充足 -- Analyzer (qwen3-vl-flash): 卖点提炼/人群画像/视觉差异化分析</w:t>
+      </w:r>
+    </w:p>
+    <w:p>
+      <w:r>
+        <w:t xml:space="preserve">       -- Generator (qwen-plus): 注入合规规则 -- 生成走心共情风文案(300-500字)</w:t>
+      </w:r>
+    </w:p>
+    <w:p>
+      <w:r>
+        <w:t>-- 用户: 预览编辑 / 下载.md / 保存到知识库</w:t>
       </w:r>
     </w:p>
     <w:p>
@@ -189,12 +2981,373 @@
         <w:pStyle w:val="Heading2"/>
       </w:pPr>
       <w:r>
-        <w:t>4.2 配置系统</w:t>
+        <w:t>7.2 LangGraph 图结构</w:t>
       </w:r>
     </w:p>
     <w:p>
       <w:r>
-        <w:t>pydantic-settings BaseSettings从.env读取。关键配置: llm_model=qwen-plus, embedding_model=text-embedding-v2, dashscope_base_url, max_messages_per_session=40, session_ttl_days=10</w:t>
+        <w:t>START -- manager_node</w:t>
+      </w:r>
+    </w:p>
+    <w:p>
+      <w:r>
+        <w:t xml:space="preserve">  |--[info incomplete]-- END (返回追问)</w:t>
+      </w:r>
+    </w:p>
+    <w:p>
+      <w:r>
+        <w:t xml:space="preserve">  |--[info complete]-- analyzer_node -- generator_node -- END</w:t>
+      </w:r>
+    </w:p>
+    <w:p>
+      <w:pPr>
+        <w:pStyle w:val="Heading1"/>
+      </w:pPr>
+      <w:r>
+        <w:t>8. API 接口总览</w:t>
+      </w:r>
+    </w:p>
+    <w:p>
+      <w:r>
+        <w:t>系统共有 41+ 个 API 端点，分布在 8 个路由模块中。</w:t>
+      </w:r>
+    </w:p>
+    <w:tbl>
+      <w:tblPr>
+        <w:tblStyle w:val="LightGrid-Accent1"/>
+        <w:tblW w:type="auto" w:w="0"/>
+        <w:tblLook w:firstColumn="1" w:firstRow="1" w:lastColumn="0" w:lastRow="0" w:noHBand="0" w:noVBand="1" w:val="04A0"/>
+      </w:tblPr>
+      <w:tblGrid>
+        <w:gridCol w:w="2880"/>
+        <w:gridCol w:w="2880"/>
+        <w:gridCol w:w="2880"/>
+      </w:tblGrid>
+      <w:tr>
+        <w:tc>
+          <w:tcPr>
+            <w:tcW w:type="dxa" w:w="2880"/>
+          </w:tcPr>
+          <w:p>
+            <w:r>
+              <w:t>模块</w:t>
+            </w:r>
+          </w:p>
+        </w:tc>
+        <w:tc>
+          <w:tcPr>
+            <w:tcW w:type="dxa" w:w="2880"/>
+          </w:tcPr>
+          <w:p>
+            <w:r>
+              <w:t>端点数</w:t>
+            </w:r>
+          </w:p>
+        </w:tc>
+        <w:tc>
+          <w:tcPr>
+            <w:tcW w:type="dxa" w:w="2880"/>
+          </w:tcPr>
+          <w:p>
+            <w:r>
+              <w:t>关键端点</w:t>
+            </w:r>
+          </w:p>
+        </w:tc>
+      </w:tr>
+      <w:tr>
+        <w:tc>
+          <w:tcPr>
+            <w:tcW w:type="dxa" w:w="2880"/>
+          </w:tcPr>
+          <w:p>
+            <w:r>
+              <w:t>知识库管理</w:t>
+            </w:r>
+          </w:p>
+        </w:tc>
+        <w:tc>
+          <w:tcPr>
+            <w:tcW w:type="dxa" w:w="2880"/>
+          </w:tcPr>
+          <w:p>
+            <w:r>
+              <w:t>8</w:t>
+            </w:r>
+          </w:p>
+        </w:tc>
+        <w:tc>
+          <w:tcPr>
+            <w:tcW w:type="dxa" w:w="2880"/>
+          </w:tcPr>
+          <w:p>
+            <w:r>
+              <w:t>POST /api/knowledge-bases/{id}/upload（含语义分块+向量化）</w:t>
+            </w:r>
+          </w:p>
+        </w:tc>
+      </w:tr>
+      <w:tr>
+        <w:tc>
+          <w:tcPr>
+            <w:tcW w:type="dxa" w:w="2880"/>
+          </w:tcPr>
+          <w:p>
+            <w:r>
+              <w:t>客服模版</w:t>
+            </w:r>
+          </w:p>
+        </w:tc>
+        <w:tc>
+          <w:tcPr>
+            <w:tcW w:type="dxa" w:w="2880"/>
+          </w:tcPr>
+          <w:p>
+            <w:r>
+              <w:t>5</w:t>
+            </w:r>
+          </w:p>
+        </w:tc>
+        <w:tc>
+          <w:tcPr>
+            <w:tcW w:type="dxa" w:w="2880"/>
+          </w:tcPr>
+          <w:p>
+            <w:r>
+              <w:t>CRUD + 列表</w:t>
+            </w:r>
+          </w:p>
+        </w:tc>
+      </w:tr>
+      <w:tr>
+        <w:tc>
+          <w:tcPr>
+            <w:tcW w:type="dxa" w:w="2880"/>
+          </w:tcPr>
+          <w:p>
+            <w:r>
+              <w:t>知能对话</w:t>
+            </w:r>
+          </w:p>
+        </w:tc>
+        <w:tc>
+          <w:tcPr>
+            <w:tcW w:type="dxa" w:w="2880"/>
+          </w:tcPr>
+          <w:p>
+            <w:r>
+              <w:t>5</w:t>
+            </w:r>
+          </w:p>
+        </w:tc>
+        <w:tc>
+          <w:tcPr>
+            <w:tcW w:type="dxa" w:w="2880"/>
+          </w:tcPr>
+          <w:p>
+            <w:r>
+              <w:t>CRUD + 列表（树形子节点）</w:t>
+            </w:r>
+          </w:p>
+        </w:tc>
+      </w:tr>
+      <w:tr>
+        <w:tc>
+          <w:tcPr>
+            <w:tcW w:type="dxa" w:w="2880"/>
+          </w:tcPr>
+          <w:p>
+            <w:r>
+              <w:t>转人工设置</w:t>
+            </w:r>
+          </w:p>
+        </w:tc>
+        <w:tc>
+          <w:tcPr>
+            <w:tcW w:type="dxa" w:w="2880"/>
+          </w:tcPr>
+          <w:p>
+            <w:r>
+              <w:t>4</w:t>
+            </w:r>
+          </w:p>
+        </w:tc>
+        <w:tc>
+          <w:tcPr>
+            <w:tcW w:type="dxa" w:w="2880"/>
+          </w:tcPr>
+          <w:p>
+            <w:r>
+              <w:t>CRUD + 列表</w:t>
+            </w:r>
+          </w:p>
+        </w:tc>
+      </w:tr>
+      <w:tr>
+        <w:tc>
+          <w:tcPr>
+            <w:tcW w:type="dxa" w:w="2880"/>
+          </w:tcPr>
+          <w:p>
+            <w:r>
+              <w:t>智能对话</w:t>
+            </w:r>
+          </w:p>
+        </w:tc>
+        <w:tc>
+          <w:tcPr>
+            <w:tcW w:type="dxa" w:w="2880"/>
+          </w:tcPr>
+          <w:p>
+            <w:r>
+              <w:t>1</w:t>
+            </w:r>
+          </w:p>
+        </w:tc>
+        <w:tc>
+          <w:tcPr>
+            <w:tcW w:type="dxa" w:w="2880"/>
+          </w:tcPr>
+          <w:p>
+            <w:r>
+              <w:t>POST /api/chat（升级版 RAG，含来源详情）</w:t>
+            </w:r>
+          </w:p>
+        </w:tc>
+      </w:tr>
+      <w:tr>
+        <w:tc>
+          <w:tcPr>
+            <w:tcW w:type="dxa" w:w="2880"/>
+          </w:tcPr>
+          <w:p>
+            <w:r>
+              <w:t>会话管理</w:t>
+            </w:r>
+          </w:p>
+        </w:tc>
+        <w:tc>
+          <w:tcPr>
+            <w:tcW w:type="dxa" w:w="2880"/>
+          </w:tcPr>
+          <w:p>
+            <w:r>
+              <w:t>5</w:t>
+            </w:r>
+          </w:p>
+        </w:tc>
+        <w:tc>
+          <w:tcPr>
+            <w:tcW w:type="dxa" w:w="2880"/>
+          </w:tcPr>
+          <w:p>
+            <w:r>
+              <w:t>列表/详情/删除/编辑消息/保存为预设对话</w:t>
+            </w:r>
+          </w:p>
+        </w:tc>
+      </w:tr>
+      <w:tr>
+        <w:tc>
+          <w:tcPr>
+            <w:tcW w:type="dxa" w:w="2880"/>
+          </w:tcPr>
+          <w:p>
+            <w:r>
+              <w:t>文案生成工作流</w:t>
+            </w:r>
+          </w:p>
+        </w:tc>
+        <w:tc>
+          <w:tcPr>
+            <w:tcW w:type="dxa" w:w="2880"/>
+          </w:tcPr>
+          <w:p>
+            <w:r>
+              <w:t>7</w:t>
+            </w:r>
+          </w:p>
+        </w:tc>
+        <w:tc>
+          <w:tcPr>
+            <w:tcW w:type="dxa" w:w="2880"/>
+          </w:tcPr>
+          <w:p>
+            <w:r>
+              <w:t>start/send/export/save-to-kb</w:t>
+            </w:r>
+          </w:p>
+        </w:tc>
+      </w:tr>
+      <w:tr>
+        <w:tc>
+          <w:tcPr>
+            <w:tcW w:type="dxa" w:w="2880"/>
+          </w:tcPr>
+          <w:p>
+            <w:r>
+              <w:t>合规规则管理</w:t>
+            </w:r>
+          </w:p>
+        </w:tc>
+        <w:tc>
+          <w:tcPr>
+            <w:tcW w:type="dxa" w:w="2880"/>
+          </w:tcPr>
+          <w:p>
+            <w:r>
+              <w:t>6</w:t>
+            </w:r>
+          </w:p>
+        </w:tc>
+        <w:tc>
+          <w:tcPr>
+            <w:tcW w:type="dxa" w:w="2880"/>
+          </w:tcPr>
+          <w:p>
+            <w:r>
+              <w:t>手动创建/文件上传/更新/删除/查看原始文件</w:t>
+            </w:r>
+          </w:p>
+        </w:tc>
+      </w:tr>
+    </w:tbl>
+    <w:p/>
+    <w:p>
+      <w:pPr>
+        <w:pStyle w:val="Heading2"/>
+      </w:pPr>
+      <w:r>
+        <w:t>8.1 智能对话 API 响应格式 (v1.3)</w:t>
+      </w:r>
+    </w:p>
+    <w:p>
+      <w:r>
+        <w:t>{</w:t>
+        <w:br/>
+        <w:t xml:space="preserve">  "reply": "您好，我们支持7天无理由退货...",</w:t>
+        <w:br/>
+        <w:t xml:space="preserve">  "sources": ["return_policy.md"],</w:t>
+        <w:br/>
+        <w:t xml:space="preserve">  "source_details": [</w:t>
+        <w:br/>
+        <w:t xml:space="preserve">    {"content": "客户可以在收到商品后7天内...", "source": "return_policy.md", "score": 0.95}</w:t>
+        <w:br/>
+        <w:t xml:space="preserve">  ],</w:t>
+        <w:br/>
+        <w:t xml:space="preserve">  "conversation_id": "uuid",</w:t>
+        <w:br/>
+        <w:t xml:space="preserve">  "retrieval_count": 5</w:t>
+        <w:br/>
+        <w:t>}</w:t>
+      </w:r>
+    </w:p>
+    <w:p>
+      <w:pPr>
+        <w:pStyle w:val="Heading1"/>
+      </w:pPr>
+      <w:r>
+        <w:t>9. 部署与运行</w:t>
       </w:r>
     </w:p>
     <w:p>
@@ -202,32 +3355,39 @@
         <w:pStyle w:val="Heading2"/>
       </w:pPr>
       <w:r>
-        <w:t>4.3 服务层(5个Service)</w:t>
+        <w:t>9.1 环境要求</w:t>
       </w:r>
     </w:p>
     <w:p>
+      <w:pPr>
+        <w:pStyle w:val="ListBullet"/>
+      </w:pPr>
       <w:r>
-        <w:t>KnowledgeService: 知识库CRUD + RAG摄入(文件解析→分块→向量化)</w:t>
+        <w:t>Python &gt;= 3.11</w:t>
       </w:r>
     </w:p>
     <w:p>
+      <w:pPr>
+        <w:pStyle w:val="ListBullet"/>
+      </w:pPr>
       <w:r>
-        <w:t>MemoryService: 会话记忆管理(创建/压缩/过期清理/编辑消息/保存为预设对话)</w:t>
+        <w:t>Node.js &gt;= 18</w:t>
       </w:r>
     </w:p>
     <w:p>
+      <w:pPr>
+        <w:pStyle w:val="ListBullet"/>
+      </w:pPr>
       <w:r>
-        <w:t>CopywritingService: 文案会话CRUD + JSONB状态序列化 + 合规规则管理 + 相似度去重</w:t>
+        <w:t>PostgreSQL（创建 customer_agent 数据库）</w:t>
       </w:r>
     </w:p>
     <w:p>
+      <w:pPr>
+        <w:pStyle w:val="ListBullet"/>
+      </w:pPr>
       <w:r>
-        <w:t>DialogService: 预设对话ILIKE匹配</w:t>
-      </w:r>
-    </w:p>
-    <w:p>
-      <w:r>
-        <w:t>TemplateService: 模版CRUD</w:t>
+        <w:t>阿里云百炼 API Key（需开通 qwen-plus、text-embedding-v2、qwen3-rerank 三个模型）</w:t>
       </w:r>
     </w:p>
     <w:p>
@@ -235,12 +3395,73 @@
         <w:pStyle w:val="Heading2"/>
       </w:pPr>
       <w:r>
-        <w:t>4.4 LLM工厂</w:t>
+        <w:t>9.2 首次启动步骤</w:t>
       </w:r>
     </w:p>
     <w:p>
       <w:r>
-        <w:t>使用langchain-openai的ChatOpenAI,通过base_url指向DashScope兼容端点。get_llm(temperature)返回ChatOpenAI实例。</w:t>
+        <w:t>1. cp .env.example .env -- 编辑 DASHSCOPE_API_KEY 和数据库密码</w:t>
+      </w:r>
+    </w:p>
+    <w:p>
+      <w:r>
+        <w:t>2. uv sync -- 安装所有 Python 依赖</w:t>
+      </w:r>
+    </w:p>
+    <w:p>
+      <w:r>
+        <w:t>3. CREATE DATABASE customer_agent; -- 创建 PostgreSQL 数据库</w:t>
+      </w:r>
+    </w:p>
+    <w:p>
+      <w:r>
+        <w:t>4. uv run python -m src.utils.migration reindex -- 迁移 ChromaDB 嵌入模型（首次必须执行！）</w:t>
+      </w:r>
+    </w:p>
+    <w:p>
+      <w:r>
+        <w:t>5. uv run python main.py -- 启动后端 -- http://localhost:8000 (Swagger: /docs)</w:t>
+      </w:r>
+    </w:p>
+    <w:p>
+      <w:r>
+        <w:t>6. cd frontend &amp;&amp; npm install &amp;&amp; npm run dev -- 启动前端 -- http://localhost:3000</w:t>
+      </w:r>
+    </w:p>
+    <w:p>
+      <w:pPr>
+        <w:pStyle w:val="Heading2"/>
+      </w:pPr>
+      <w:r>
+        <w:t>9.3 迁移工具</w:t>
+      </w:r>
+    </w:p>
+    <w:p>
+      <w:r>
+        <w:t>uv run python -m src.utils.migration status -- 查看当前所有知识库的嵌入状态</w:t>
+      </w:r>
+    </w:p>
+    <w:p>
+      <w:r>
+        <w:t>uv run python -m src.utils.migration reindex -- 全量迁移（384维--1536维）</w:t>
+      </w:r>
+    </w:p>
+    <w:p>
+      <w:r>
+        <w:t>uv run python -m src.utils.migration reindex --kb-id &lt;uuid&gt; -- 迁移单个知识库</w:t>
+      </w:r>
+    </w:p>
+    <w:p>
+      <w:pPr>
+        <w:pStyle w:val="Heading2"/>
+      </w:pPr>
+      <w:r>
+        <w:t>9.4 Docker 部署</w:t>
+      </w:r>
+    </w:p>
+    <w:p>
+      <w:r>
+        <w:t>docker-compose up -d</w:t>
       </w:r>
     </w:p>
     <w:p>
@@ -248,7 +3469,64 @@
         <w:pStyle w:val="Heading1"/>
       </w:pPr>
       <w:r>
-        <w:t>5. 数据库设计</w:t>
+        <w:t>10. 项目核心文件结构</w:t>
+      </w:r>
+    </w:p>
+    <w:p>
+      <w:r>
+        <w:t>src/</w:t>
+        <w:br/>
+        <w:t xml:space="preserve">  config.py                    # 全局配置（含约 30 个 RAG 配置项）</w:t>
+        <w:br/>
+        <w:t xml:space="preserve">  database/</w:t>
+        <w:br/>
+        <w:t xml:space="preserve">    chroma.py                  # ChromaDB（支持自定义 EmbeddingFunction）</w:t>
+        <w:br/>
+        <w:t xml:space="preserve">    postgres.py                # PostgreSQL 异步引擎</w:t>
+        <w:br/>
+        <w:t xml:space="preserve">  agents/</w:t>
+        <w:br/>
+        <w:t xml:space="preserve">    llm.py                     # LLM / Embedding / Reranker 工厂</w:t>
+        <w:br/>
+        <w:t xml:space="preserve">    state.py                   # ChatAgentState + CopywritingWorkflowState</w:t>
+        <w:br/>
+        <w:t xml:space="preserve">    embedding.py               # [新] DashScopeEmbeddingFunction</w:t>
+        <w:br/>
+        <w:t xml:space="preserve">    reranker.py                # [新] DashScopeReranker</w:t>
+        <w:br/>
+        <w:t xml:space="preserve">    retrieval.py               # [新] HybridRetriever (向量+BM25+RRF)</w:t>
+        <w:br/>
+        <w:t xml:space="preserve">    chat_agent.py              # 对话 Agent (4 节点升级版 RAG)</w:t>
+        <w:br/>
+        <w:t xml:space="preserve">    copywriting_workflow_agent.py  # 文案工作流 (多模态多 Agent)</w:t>
+        <w:br/>
+        <w:t xml:space="preserve">  services/</w:t>
+        <w:br/>
+        <w:t xml:space="preserve">    knowledge_service.py       # 知识库 + 语义分块 + RAG 摄入</w:t>
+        <w:br/>
+        <w:t xml:space="preserve">    memory_service.py          # 会话记忆 + LLM 压缩</w:t>
+        <w:br/>
+        <w:t xml:space="preserve">  routers/</w:t>
+        <w:br/>
+        <w:t xml:space="preserve">    chat.py                    # 对话 API (含来源详情)</w:t>
+        <w:br/>
+        <w:t xml:space="preserve">    copywriting_workflow.py    # 文案 + 合规 API</w:t>
+        <w:br/>
+        <w:t xml:space="preserve">  schemas/</w:t>
+        <w:br/>
+        <w:t xml:space="preserve">    chat.py                    # ChatResponse (含 SourceDetail)</w:t>
+        <w:br/>
+        <w:t xml:space="preserve">  utils/</w:t>
+        <w:br/>
+        <w:t xml:space="preserve">    migration.py               # [新] ChromaDB 迁移脚本</w:t>
+      </w:r>
+    </w:p>
+    <w:p>
+      <w:pPr>
+        <w:pStyle w:val="Heading1"/>
+      </w:pPr>
+      <w:r>
+        <w:t>11. 已修复问题 vs 未来改进方向</w:t>
       </w:r>
     </w:p>
     <w:p>
@@ -256,22 +3534,42 @@
         <w:pStyle w:val="Heading2"/>
       </w:pPr>
       <w:r>
-        <w:t>5.1 PostgreSQL(10张表)</w:t>
+        <w:t>v1.3 已修复（7 项）</w:t>
       </w:r>
     </w:p>
     <w:p>
       <w:r>
-        <w:t>原有7张: knowledge_bases, knowledge_documents, templates, preset_dialogs, transfer_rules, conversations, messages</w:t>
+        <w:t>[OK] ChromaDB 嵌入模型: all-MiniLM-L6-v2 (384维) -- DashScope text-embedding-v2 (1536维)</w:t>
       </w:r>
     </w:p>
     <w:p>
       <w:r>
-        <w:t>新增3张: copywriting_sessions(文案会话+JSONB状态), copywriting_messages(文案消息), compliance_rules(合规规则+file_path)</w:t>
+        <w:t>[OK] 分块策略: 固定字符滑动窗口 -- RecursiveCharacterTextSplitter + 中文分隔符</w:t>
       </w:r>
     </w:p>
     <w:p>
       <w:r>
-        <w:t>JSONB字段(langgraph_state)用于断点续传: 存储完整LangGraph State, 含序列化的BaseMessage列表</w:t>
+        <w:t>[OK] 检索方式: 纯向量 -- 向量+BM25+RRF 混合检索</w:t>
+      </w:r>
+    </w:p>
+    <w:p>
+      <w:r>
+        <w:t>[OK] 精排: 无 -- qwen3-rerank 重排序</w:t>
+      </w:r>
+    </w:p>
+    <w:p>
+      <w:r>
+        <w:t>[OK] 查询优化: 无 -- LLM Query Rewriting</w:t>
+      </w:r>
+    </w:p>
+    <w:p>
+      <w:r>
+        <w:t>[OK] 引用溯源: sources 始终为空 -- source_details 返回完整来源信息</w:t>
+      </w:r>
+    </w:p>
+    <w:p>
+      <w:r>
+        <w:t>[OK] 检索评估: 无 -- retrieval_metrics + retrieval_count</w:t>
       </w:r>
     </w:p>
     <w:p>
@@ -279,394 +3577,52 @@
         <w:pStyle w:val="Heading2"/>
       </w:pPr>
       <w:r>
-        <w:t>5.2 ChromaDB</w:t>
+        <w:t>未来改进方向</w:t>
       </w:r>
     </w:p>
     <w:p>
       <w:r>
-        <w:t>PersistentClient本地持久化。每个知识库一个集合(kb_{id})。文档块以{file_id}_chunk_{i}为ID。</w:t>
-      </w:r>
-    </w:p>
-    <w:p>
-      <w:pPr>
-        <w:pStyle w:val="Heading1"/>
-      </w:pPr>
-      <w:r>
-        <w:t>6. 记忆系统</w:t>
+        <w:t>[TODO] 多知识库联合检索 -- 一次查询同时搜索多个知识库</w:t>
       </w:r>
     </w:p>
     <w:p>
       <w:r>
-        <w:t>会话生命周期: 首次发消息→创建会话自动编号客户N→每次对话更新计数和标题→超过40条消息触发LLM压缩→每10分钟清理过期会话</w:t>
+        <w:t>[TODO] Redis 缓存层 -- 常见回复缓存 + API 限流</w:t>
       </w:r>
     </w:p>
     <w:p>
       <w:r>
-        <w:t>压缩算法: 未压缩&gt;40→取最旧N-20条→LLM(temp=0.1)生成≤200字摘要→标记is_summarized</w:t>
+        <w:t>[TODO] 语义预设匹配 -- 预设对话向量化替代 ILIKE</w:t>
       </w:r>
     </w:p>
     <w:p>
       <w:r>
-        <w:t>上下文注入: [System Prompt]→[对话摘要]→[最近消息]→[当前用户消息]</w:t>
-      </w:r>
-    </w:p>
-    <w:p>
-      <w:pPr>
-        <w:pStyle w:val="Heading1"/>
-      </w:pPr>
-      <w:r>
-        <w:t>7. RAG工程</w:t>
+        <w:t>[TODO] 动态 Token 预算管理 -- 监控上下文超出时自动压缩</w:t>
       </w:r>
     </w:p>
     <w:p>
       <w:r>
-        <w:t>摄入管道: 上传文件→解析(txt/md/json/docx/csv/xlsx)→500字符+50重叠分块→ChromaDB向量化→PostgreSQL记录</w:t>
+        <w:t>[TODO] 用户认证/授权 -- JWT 多租户系统</w:t>
       </w:r>
     </w:p>
     <w:p>
       <w:r>
-        <w:t>检索流程: 用户消息→ChromaDB query(n=5)→注入LLM上下文→生成回复</w:t>
+        <w:t>[TODO] 前端路由 -- React Router 实现 URL 导航</w:t>
       </w:r>
     </w:p>
     <w:p>
       <w:r>
-        <w:t>文件解析器(src/utils/file_parser.py)支持6种格式,提供parse()和parse_bytes()两种接口</w:t>
-      </w:r>
-    </w:p>
-    <w:p>
-      <w:pPr>
-        <w:pStyle w:val="Heading1"/>
-      </w:pPr>
-      <w:r>
-        <w:t>8. LangGraph Agent</w:t>
-      </w:r>
-    </w:p>
-    <w:p>
-      <w:pPr>
-        <w:pStyle w:val="Heading2"/>
-      </w:pPr>
-      <w:r>
-        <w:t>8.1 ChatAgent(对话Agent)</w:t>
+        <w:t>[TODO] 文案 Checker Agent -- 独立合规审批节点</w:t>
       </w:r>
     </w:p>
     <w:p>
       <w:r>
-        <w:t>图结构: START→retrieve→match_presets→generate→END</w:t>
+        <w:t>[TODO] RAG 评估系统 -- 命中率/MRR 等指标监控</w:t>
       </w:r>
     </w:p>
     <w:p>
       <w:r>
-        <w:t>retrieve: ChromaDB检索5个最相关文档块</w:t>
-      </w:r>
-    </w:p>
-    <w:p>
-      <w:r>
-        <w:t>match_presets: 空操作(实际匹配在路由层通过SQL ILIKE完成)</w:t>
-      </w:r>
-    </w:p>
-    <w:p>
-      <w:r>
-        <w:t>generate: 组装上下文+调用LLM生成回复</w:t>
-      </w:r>
-    </w:p>
-    <w:p>
-      <w:r>
-        <w:t>预设对话短路: 路由层ILIKE匹配成功→直接返回预设答案,不调用LLM</w:t>
-      </w:r>
-    </w:p>
-    <w:p>
-      <w:pPr>
-        <w:pStyle w:val="Heading2"/>
-      </w:pPr>
-      <w:r>
-        <w:t>8.2 CopywritingWorkflowAgent(文案工作流Agent)</w:t>
-      </w:r>
-    </w:p>
-    <w:p>
-      <w:r>
-        <w:t>采用中枢指挥者(Manager-Worker)多Agent模式,Phase 1包含3个Agent:</w:t>
-      </w:r>
-    </w:p>
-    <w:p>
-      <w:r>
-        <w:t>【Manager Agent】(temp=0.3): ReAct评估信息完整度。从对话中提取产品信息,判断必填字段(product_name+product_type)是否齐全。不足则生成追问,充足则分发任务。</w:t>
-      </w:r>
-    </w:p>
-    <w:p>
-      <w:r>
-        <w:t>【Analyzer Agent】(temp=0.7): 结构化产品分析。输出核心卖点、目标人群画像、竞品差异化优势、情感营销切入点、使用场景建议。</w:t>
-      </w:r>
-    </w:p>
-    <w:p>
-      <w:r>
-        <w:t>【Generator Agent】(temp=0.7): 生成营销文案。注入产品信息+分析报告+合规规则,走心共情风格,Markdown格式输出。</w:t>
-      </w:r>
-    </w:p>
-    <w:p>
-      <w:r>
-        <w:t>图结构: START→manager_node—[info incomplete]→END(返回追问,保存State)—[info complete]→analyzer_node→generator_node→END</w:t>
-      </w:r>
-    </w:p>
-    <w:p>
-      <w:r>
-        <w:t>条件边(conditional edge): manager_node根据next_action路由到ask_user(END)或analyze(analyzer_node)</w:t>
-      </w:r>
-    </w:p>
-    <w:p>
-      <w:r>
-        <w:t>断点续传: State→JSONB序列化存入DB。用户补充信息→JSONB反序列化恢复State→从断点继续。</w:t>
-      </w:r>
-    </w:p>
-    <w:p>
-      <w:r>
-        <w:t>合规约束: 所有合规规则拼接为上下文注入Generator prompt,要求严格遵守。</w:t>
-      </w:r>
-    </w:p>
-    <w:p>
-      <w:pPr>
-        <w:pStyle w:val="Heading2"/>
-      </w:pPr>
-      <w:r>
-        <w:t>8.3 Agent单例模式</w:t>
-      </w:r>
-    </w:p>
-    <w:p>
-      <w:r>
-        <w:t>两个Agent都使用模块级单例(全局变量+get函数),避免每次请求重复创建LLM实例和编译Graph。</w:t>
-      </w:r>
-    </w:p>
-    <w:p>
-      <w:pPr>
-        <w:pStyle w:val="Heading1"/>
-      </w:pPr>
-      <w:r>
-        <w:t>9. 合规规则管理</w:t>
-      </w:r>
-    </w:p>
-    <w:p>
-      <w:r>
-        <w:t>规则来源: 手动输入(适合添加单条规则) + 文件上传(.md/.docx/.txt,复用FileParser)</w:t>
-      </w:r>
-    </w:p>
-    <w:p>
-      <w:r>
-        <w:t>去重: difflib.SequenceMatcher比对相似度。&gt;80%拒绝,60-80%警告,&lt;60%直接创建</w:t>
-      </w:r>
-    </w:p>
-    <w:p>
-      <w:r>
-        <w:t>文件管理: 上传文件存于uploads/compliance_rules/{rule_id}/。支持查看原文(GET /api/compliance-rules/{id}/file)。删除规则时同步清理磁盘文件。</w:t>
-      </w:r>
-    </w:p>
-    <w:p>
-      <w:r>
-        <w:t>规则注入: 生成文案前,所有规则拼接为## {title}</w:t>
-        <w:br/>
-        <w:t>{content}注入Generator prompt。</w:t>
-      </w:r>
-    </w:p>
-    <w:p>
-      <w:pPr>
-        <w:pStyle w:val="Heading1"/>
-      </w:pPr>
-      <w:r>
-        <w:t>10. API接口总览(41+端点,8个路由模块)</w:t>
-      </w:r>
-    </w:p>
-    <w:p>
-      <w:r>
-        <w:t>知识库管理: 8端点(routers/knowledge.py)</w:t>
-      </w:r>
-    </w:p>
-    <w:p>
-      <w:r>
-        <w:t>客服模版: 5端点(routers/template.py)</w:t>
-      </w:r>
-    </w:p>
-    <w:p>
-      <w:r>
-        <w:t>知能对话: 5端点(routers/dialog.py)</w:t>
-      </w:r>
-    </w:p>
-    <w:p>
-      <w:r>
-        <w:t>转人工设置: 4端点(routers/transfer.py)</w:t>
-      </w:r>
-    </w:p>
-    <w:p>
-      <w:r>
-        <w:t>智能对话: 1端点 - POST /api/chat(routers/chat.py)</w:t>
-      </w:r>
-    </w:p>
-    <w:p>
-      <w:r>
-        <w:t>会话管理: 5端点(routers/conversation.py)</w:t>
-      </w:r>
-    </w:p>
-    <w:p>
-      <w:r>
-        <w:t>文案生成工作流: 7端点 - start/send/get/list/delete/export/save-to-kb(routers/copywriting_workflow.py)</w:t>
-      </w:r>
-    </w:p>
-    <w:p>
-      <w:r>
-        <w:t>合规规则管理: 6端点 - list/create/upload/update/delete/get-file(routers/copywriting_workflow.py)</w:t>
-      </w:r>
-    </w:p>
-    <w:p>
-      <w:pPr>
-        <w:pStyle w:val="Heading1"/>
-      </w:pPr>
-      <w:r>
-        <w:t>11. 部署与运行</w:t>
-      </w:r>
-    </w:p>
-    <w:p>
-      <w:r>
-        <w:t>环境要求: Python&gt;=3.11, Node.js&gt;=18, PostgreSQL, 阿里云百炼API Key</w:t>
-      </w:r>
-    </w:p>
-    <w:p>
-      <w:r>
-        <w:t>启动步骤:</w:t>
-      </w:r>
-    </w:p>
-    <w:p>
-      <w:r>
-        <w:t>1. cp .env.example .env (填入DASHSCOPE_API_KEY等)</w:t>
-      </w:r>
-    </w:p>
-    <w:p>
-      <w:r>
-        <w:t>2. pip install -e .</w:t>
-      </w:r>
-    </w:p>
-    <w:p>
-      <w:r>
-        <w:t>3. PostgreSQL: CREATE DATABASE customer_agent;</w:t>
-      </w:r>
-    </w:p>
-    <w:p>
-      <w:r>
-        <w:t>4. python main.py → http://localhost:8000</w:t>
-      </w:r>
-    </w:p>
-    <w:p>
-      <w:r>
-        <w:t>5. cd frontend &amp;&amp; npm install &amp;&amp; npm run dev → http://localhost:3000</w:t>
-      </w:r>
-    </w:p>
-    <w:p>
-      <w:r>
-        <w:t>生产构建: cd frontend &amp;&amp; npm run build → 设置DEBUG=false → python main.py</w:t>
-      </w:r>
-    </w:p>
-    <w:p>
-      <w:pPr>
-        <w:pStyle w:val="Heading1"/>
-      </w:pPr>
-      <w:r>
-        <w:t>12. 已知局限与改进方向</w:t>
-      </w:r>
-    </w:p>
-    <w:p>
-      <w:r>
-        <w:t>已知局限:</w:t>
-      </w:r>
-    </w:p>
-    <w:p>
-      <w:r>
-        <w:t>- ChromaDB使用默认英文嵌入模型,中文检索不佳</w:t>
-      </w:r>
-    </w:p>
-    <w:p>
-      <w:r>
-        <w:t>- 分块为简单字符滑动窗口,可能截断句子</w:t>
-      </w:r>
-    </w:p>
-    <w:p>
-      <w:r>
-        <w:t>- 无reranker,检索精度受限</w:t>
-      </w:r>
-    </w:p>
-    <w:p>
-      <w:r>
-        <w:t>- Redis已配置未使用,无缓存层</w:t>
-      </w:r>
-    </w:p>
-    <w:p>
-      <w:r>
-        <w:t>- 预设匹配用ILIKE,无法匹配同义表达</w:t>
-      </w:r>
-    </w:p>
-    <w:p>
-      <w:r>
-        <w:t>- 无token预算管理和用户认证</w:t>
-      </w:r>
-    </w:p>
-    <w:p>
-      <w:r>
-        <w:t>- 前端无路由,URL不反映页面状态</w:t>
-      </w:r>
-    </w:p>
-    <w:p>
-      <w:r>
-        <w:t>改进方向:</w:t>
-      </w:r>
-    </w:p>
-    <w:p>
-      <w:r>
-        <w:t>1. 嵌入模型统一: 配置ChromaDB使用text-embedding-v2</w:t>
-      </w:r>
-    </w:p>
-    <w:p>
-      <w:r>
-        <w:t>2. 分块优化: RecursiveCharacterTextSplitter语义分块</w:t>
-      </w:r>
-    </w:p>
-    <w:p>
-      <w:r>
-        <w:t>3. Reranker: Cross-Encoder重排序</w:t>
-      </w:r>
-    </w:p>
-    <w:p>
-      <w:r>
-        <w:t>4. 缓存层: Redis缓存常用回复</w:t>
-      </w:r>
-    </w:p>
-    <w:p>
-      <w:r>
-        <w:t>5. 语义预设匹配: 预设对话向量化</w:t>
-      </w:r>
-    </w:p>
-    <w:p>
-      <w:r>
-        <w:t>6. 动态Token管理</w:t>
-      </w:r>
-    </w:p>
-    <w:p>
-      <w:r>
-        <w:t>7. 用户系统: JWT认证</w:t>
-      </w:r>
-    </w:p>
-    <w:p>
-      <w:r>
-        <w:t>8. 前端路由: React Router</w:t>
-      </w:r>
-    </w:p>
-    <w:p>
-      <w:r>
-        <w:t>9. 文案Checker Agent: 独立合规审批</w:t>
-      </w:r>
-    </w:p>
-    <w:p>
-      <w:r>
-        <w:t>10. 文案Optimizer Agent: 迭代修改闭环</w:t>
-      </w:r>
-    </w:p>
-    <w:p>
-      <w:r>
-        <w:t>11. 合规规则向量化: 规则超过100条时引入语义检索</w:t>
+        <w:t>[TODO] 多模态 RAG -- 支持图片/视频检索增强生成</w:t>
       </w:r>
     </w:p>
     <w:sectPr>
